--- a/06_IRB/hrec_consent_form.docx
+++ b/06_IRB/hrec_consent_form.docx
@@ -1,82 +1,57 @@
 
 <file path=word/document.xml><?xml version="1.0" encoding="utf-8"?>
-<w:document xmlns:o="urn:schemas-microsoft-com:office:office" xmlns:r="http://schemas.openxmlformats.org/officeDocument/2006/relationships" xmlns:v="urn:schemas-microsoft-com:vml" xmlns:w="http://schemas.openxmlformats.org/wordprocessingml/2006/main" xmlns:w10="urn:schemas-microsoft-com:office:word" xmlns:wp="http://schemas.openxmlformats.org/drawingml/2006/wordprocessingDrawing" xmlns:wps="http://schemas.microsoft.com/office/word/2010/wordprocessingShape" xmlns:wpg="http://schemas.microsoft.com/office/word/2010/wordprocessingGroup" xmlns:mc="http://schemas.openxmlformats.org/markup-compatibility/2006" xmlns:wp14="http://schemas.microsoft.com/office/word/2010/wordprocessingDrawing" xmlns:w14="http://schemas.microsoft.com/office/word/2010/wordml" xmlns:w15="http://schemas.microsoft.com/office/word/2012/wordml" mc:Ignorable="w14 wp14 w15">
+<w:document xmlns:wpc="http://schemas.microsoft.com/office/word/2010/wordprocessingCanvas" xmlns:cx="http://schemas.microsoft.com/office/drawing/2014/chartex" xmlns:cx1="http://schemas.microsoft.com/office/drawing/2015/9/8/chartex" xmlns:cx2="http://schemas.microsoft.com/office/drawing/2015/10/21/chartex" xmlns:cx3="http://schemas.microsoft.com/office/drawing/2016/5/9/chartex" xmlns:cx4="http://schemas.microsoft.com/office/drawing/2016/5/10/chartex" xmlns:cx5="http://schemas.microsoft.com/office/drawing/2016/5/11/chartex" xmlns:cx6="http://schemas.microsoft.com/office/drawing/2016/5/12/chartex" xmlns:cx7="http://schemas.microsoft.com/office/drawing/2016/5/13/chartex" xmlns:cx8="http://schemas.microsoft.com/office/drawing/2016/5/14/chartex" xmlns:mc="http://schemas.openxmlformats.org/markup-compatibility/2006" xmlns:aink="http://schemas.microsoft.com/office/drawing/2016/ink" xmlns:am3d="http://schemas.microsoft.com/office/drawing/2017/model3d" xmlns:o="urn:schemas-microsoft-com:office:office" xmlns:oel="http://schemas.microsoft.com/office/2019/extlst" xmlns:r="http://schemas.openxmlformats.org/officeDocument/2006/relationships" xmlns:m="http://schemas.openxmlformats.org/officeDocument/2006/math" xmlns:v="urn:schemas-microsoft-com:vml" xmlns:wp14="http://schemas.microsoft.com/office/word/2010/wordprocessingDrawing" xmlns:wp="http://schemas.openxmlformats.org/drawingml/2006/wordprocessingDrawing" xmlns:w10="urn:schemas-microsoft-com:office:word" xmlns:w="http://schemas.openxmlformats.org/wordprocessingml/2006/main" xmlns:w14="http://schemas.microsoft.com/office/word/2010/wordml" xmlns:w15="http://schemas.microsoft.com/office/word/2012/wordml" xmlns:w16cex="http://schemas.microsoft.com/office/word/2018/wordml/cex" xmlns:w16cid="http://schemas.microsoft.com/office/word/2016/wordml/cid" xmlns:w16="http://schemas.microsoft.com/office/word/2018/wordml" xmlns:w16du="http://schemas.microsoft.com/office/word/2023/wordml/word16du" xmlns:w16sdtdh="http://schemas.microsoft.com/office/word/2020/wordml/sdtdatahash" xmlns:w16sdtfl="http://schemas.microsoft.com/office/word/2024/wordml/sdtformatlock" xmlns:w16se="http://schemas.microsoft.com/office/word/2015/wordml/symex" xmlns:wpg="http://schemas.microsoft.com/office/word/2010/wordprocessingGroup" xmlns:wpi="http://schemas.microsoft.com/office/word/2010/wordprocessingInk" xmlns:wne="http://schemas.microsoft.com/office/word/2006/wordml" xmlns:wps="http://schemas.microsoft.com/office/word/2010/wordprocessingShape" mc:Ignorable="w14 w15 w16se w16cid w16 w16cex w16sdtdh w16sdtfl w16du wp14">
   <w:body>
     <w:p>
       <w:pPr>
-        <w:pStyle w:val="Normal"/>
-        <w:spacing w:lineRule="auto" w:line="240" w:before="0" w:after="0"/>
+        <w:spacing w:after="0" w:line="240" w:lineRule="auto"/>
         <w:rPr>
           <w:b/>
           <w:color w:val="C00000"/>
           <w:lang w:val="en-GB"/>
         </w:rPr>
       </w:pPr>
-      <w:r>
+    </w:p>
+    <w:p>
+      <w:pPr>
+        <w:spacing w:after="0" w:line="240" w:lineRule="auto"/>
         <w:rPr>
           <w:b/>
           <w:color w:val="C00000"/>
           <w:lang w:val="en-GB"/>
         </w:rPr>
-      </w:r>
-      <w:bookmarkStart w:id="0" w:name="_GoBack"/>
-      <w:bookmarkStart w:id="1" w:name="_GoBack"/>
-      <w:bookmarkEnd w:id="1"/>
-    </w:p>
-    <w:p>
-      <w:pPr>
-        <w:pStyle w:val="Normal"/>
-        <w:spacing w:lineRule="auto" w:line="240" w:before="0" w:after="0"/>
+      </w:pPr>
+      <w:r>
         <w:rPr>
           <w:b/>
           <w:color w:val="C00000"/>
           <w:lang w:val="en-GB"/>
         </w:rPr>
-      </w:pPr>
-      <w:r>
-        <w:rPr>
-          <w:b/>
-          <w:color w:val="C00000"/>
-          <w:lang w:val="en-GB"/>
-        </w:rPr>
         <w:t>HREC template for a consent form for research participants</w:t>
       </w:r>
     </w:p>
     <w:p>
       <w:pPr>
-        <w:pStyle w:val="Normal"/>
         <w:pBdr>
           <w:bottom w:val="single" w:sz="6" w:space="1" w:color="000000"/>
         </w:pBdr>
-        <w:spacing w:lineRule="auto" w:line="240" w:before="0" w:after="0"/>
+        <w:spacing w:after="0" w:line="240" w:lineRule="auto"/>
         <w:rPr>
           <w:lang w:val="en-GB"/>
         </w:rPr>
       </w:pPr>
-      <w:r>
-        <w:rPr>
-          <w:lang w:val="en-GB"/>
-        </w:rPr>
-      </w:r>
     </w:p>
     <w:p>
       <w:pPr>
-        <w:pStyle w:val="Normal"/>
-        <w:spacing w:lineRule="auto" w:line="240" w:before="0" w:after="0"/>
+        <w:spacing w:after="0" w:line="240" w:lineRule="auto"/>
         <w:rPr>
           <w:lang w:val="en-GB"/>
         </w:rPr>
       </w:pPr>
-      <w:r>
-        <w:rPr>
-          <w:lang w:val="en-GB"/>
-        </w:rPr>
-      </w:r>
     </w:p>
     <w:p>
       <w:pPr>
-        <w:pStyle w:val="Normal"/>
-        <w:spacing w:lineRule="auto" w:line="240" w:before="0" w:after="0"/>
+        <w:spacing w:after="0" w:line="240" w:lineRule="auto"/>
         <w:rPr>
           <w:b/>
           <w:lang w:val="en-GB"/>
@@ -92,188 +67,133 @@
     </w:p>
     <w:p>
       <w:pPr>
-        <w:pStyle w:val="Normal"/>
-        <w:spacing w:lineRule="auto" w:line="240" w:before="0" w:after="0"/>
-        <w:rPr>
-          <w:b w:val="false"/>
-          <w:bCs w:val="false"/>
-        </w:rPr>
-      </w:pPr>
-      <w:r>
-        <w:rPr>
-          <w:b w:val="false"/>
-          <w:bCs w:val="false"/>
-        </w:rPr>
-      </w:r>
+        <w:spacing w:after="0" w:line="240" w:lineRule="auto"/>
+        <w:rPr>
+          <w:lang w:val="en-GB"/>
+        </w:rPr>
+      </w:pPr>
     </w:p>
     <w:p>
       <w:pPr>
-        <w:pStyle w:val="Normal"/>
-        <w:spacing w:lineRule="auto" w:line="240" w:before="0" w:after="0"/>
+        <w:spacing w:after="0" w:line="240" w:lineRule="auto"/>
         <w:jc w:val="center"/>
         <w:rPr>
-          <w:b w:val="false"/>
-          <w:bCs w:val="false"/>
-        </w:rPr>
-      </w:pPr>
-      <w:r>
-        <w:rPr>
-          <w:rFonts w:eastAsia="MS Gothic" w:cs="Arial" w:ascii="Arial" w:hAnsi="Arial"/>
-          <w:b w:val="false"/>
-          <w:bCs w:val="false"/>
+          <w:lang w:val="en-GB"/>
+        </w:rPr>
+      </w:pPr>
+      <w:r>
+        <w:rPr>
+          <w:rFonts w:ascii="Arial" w:eastAsia="MS Gothic" w:hAnsi="Arial" w:cs="Arial"/>
           <w:i/>
           <w:iCs/>
-          <w:kern w:val="0"/>
-          <w:sz w:val="22"/>
-          <w:szCs w:val="22"/>
-          <w:lang w:val="fr-CH" w:eastAsia="en-US" w:bidi="ar-SA"/>
-        </w:rPr>
-        <w:t xml:space="preserve">The </w:t>
-      </w:r>
-      <w:r>
-        <w:rPr>
-          <w:rFonts w:eastAsia="MS Gothic" w:cs="Arial" w:ascii="Arial" w:hAnsi="Arial"/>
-          <w:b w:val="false"/>
-          <w:bCs w:val="false"/>
-          <w:i/>
-          <w:iCs/>
-          <w:kern w:val="0"/>
-          <w:sz w:val="22"/>
-          <w:szCs w:val="22"/>
-          <w:lang w:val="fr-CH" w:eastAsia="en-US" w:bidi="ar-SA"/>
-        </w:rPr>
-        <w:t>informed consent</w:t>
-      </w:r>
-      <w:r>
-        <w:rPr>
-          <w:rFonts w:eastAsia="MS Gothic" w:cs="Arial" w:ascii="Arial" w:hAnsi="Arial"/>
-          <w:b w:val="false"/>
-          <w:bCs w:val="false"/>
-          <w:i/>
-          <w:iCs/>
-          <w:kern w:val="0"/>
-          <w:sz w:val="22"/>
-          <w:szCs w:val="22"/>
-          <w:lang w:val="fr-CH" w:eastAsia="en-US" w:bidi="ar-SA"/>
-        </w:rPr>
-        <w:t xml:space="preserve"> </w:t>
-      </w:r>
-      <w:r>
-        <w:rPr>
-          <w:rFonts w:eastAsia="MS Gothic" w:cs="Arial" w:ascii="Arial" w:hAnsi="Arial"/>
-          <w:b w:val="false"/>
-          <w:bCs w:val="false"/>
-          <w:i/>
-          <w:iCs/>
-          <w:kern w:val="0"/>
-          <w:sz w:val="22"/>
-          <w:szCs w:val="22"/>
-          <w:lang w:val="fr-CH" w:eastAsia="en-US" w:bidi="ar-SA"/>
-        </w:rPr>
-        <w:t>is</w:t>
-      </w:r>
-      <w:r>
-        <w:rPr>
-          <w:rFonts w:eastAsia="MS Gothic" w:cs="Arial" w:ascii="Arial" w:hAnsi="Arial"/>
-          <w:b w:val="false"/>
-          <w:bCs w:val="false"/>
-          <w:i/>
-          <w:iCs/>
-          <w:kern w:val="0"/>
-          <w:sz w:val="22"/>
-          <w:szCs w:val="22"/>
-          <w:lang w:val="fr-CH" w:eastAsia="en-US" w:bidi="ar-SA"/>
-        </w:rPr>
-        <w:t xml:space="preserve"> embedded in the online survey a</w:t>
-      </w:r>
-      <w:r>
-        <w:rPr>
-          <w:rFonts w:eastAsia="MS Gothic" w:cs="Arial" w:ascii="Arial" w:hAnsi="Arial"/>
-          <w:b w:val="false"/>
-          <w:bCs w:val="false"/>
-          <w:i/>
-          <w:iCs/>
-          <w:kern w:val="0"/>
-          <w:sz w:val="22"/>
-          <w:szCs w:val="22"/>
-          <w:lang w:val="fr-CH" w:eastAsia="en-US" w:bidi="ar-SA"/>
-        </w:rPr>
-        <w:t>fter the information sheet</w:t>
-      </w:r>
-      <w:r>
-        <w:rPr>
-          <w:rFonts w:eastAsia="MS Gothic" w:cs="Arial" w:ascii="Arial" w:hAnsi="Arial"/>
-          <w:b w:val="false"/>
-          <w:bCs w:val="false"/>
-          <w:i/>
-          <w:iCs/>
-          <w:kern w:val="0"/>
-          <w:sz w:val="22"/>
-          <w:szCs w:val="22"/>
-          <w:lang w:val="fr-CH" w:eastAsia="en-US" w:bidi="ar-SA"/>
-        </w:rPr>
-        <w:t>.</w:t>
+          <w:lang w:val="en-GB"/>
+        </w:rPr>
+        <w:t>The informed consent is embedded in the online survey after the information sheet.</w:t>
       </w:r>
     </w:p>
     <w:p>
       <w:pPr>
-        <w:pStyle w:val="Normal"/>
-        <w:spacing w:lineRule="auto" w:line="240" w:before="0" w:after="0"/>
+        <w:spacing w:after="0" w:line="240" w:lineRule="auto"/>
         <w:rPr>
           <w:lang w:val="en-GB"/>
         </w:rPr>
       </w:pPr>
-      <w:r>
-        <w:rPr>
-          <w:lang w:val="en-GB"/>
-        </w:rPr>
-      </w:r>
     </w:p>
     <w:p>
       <w:pPr>
-        <w:pStyle w:val="Normal"/>
-        <w:spacing w:lineRule="auto" w:line="240" w:before="0" w:after="0"/>
+        <w:spacing w:after="0" w:line="240" w:lineRule="auto"/>
+        <w:rPr>
+          <w:rFonts w:ascii="Arial" w:eastAsia="MS Gothic" w:hAnsi="Arial" w:cs="Arial"/>
+          <w:lang w:val="en-GB"/>
+        </w:rPr>
+      </w:pPr>
+      <w:commentRangeStart w:id="0"/>
+      <w:r>
         <w:rPr>
           <w:b/>
           <w:lang w:val="en-GB"/>
         </w:rPr>
-      </w:pPr>
+        <w:t>Name of the project</w:t>
+      </w:r>
+      <w:commentRangeEnd w:id="0"/>
+      <w:r>
+        <w:rPr>
+          <w:rStyle w:val="CommentReference"/>
+        </w:rPr>
+        <w:commentReference w:id="0"/>
+      </w:r>
       <w:r>
         <w:rPr>
           <w:b/>
           <w:lang w:val="en-GB"/>
         </w:rPr>
-        <w:t>Name of the project:</w:t>
-      </w:r>
-      <w:r>
-        <w:rPr>
-          <w:rFonts w:eastAsia="MS Gothic" w:cs="Arial" w:ascii="Arial" w:hAnsi="Arial"/>
-          <w:kern w:val="0"/>
-          <w:sz w:val="22"/>
-          <w:szCs w:val="22"/>
-          <w:lang w:val="fr-CH" w:eastAsia="en-US" w:bidi="ar-SA"/>
-        </w:rPr>
-        <w:t xml:space="preserve"> Realigning climate-forcing players? Power Resources Mobilisation pathways in the Just Transition.</w:t>
-      </w:r>
+        <w:t>:</w:t>
+      </w:r>
+      <w:r>
+        <w:rPr>
+          <w:rFonts w:ascii="Arial" w:eastAsia="MS Gothic" w:hAnsi="Arial" w:cs="Arial"/>
+          <w:lang w:val="en-GB"/>
+        </w:rPr>
+        <w:t xml:space="preserve"> </w:t>
+      </w:r>
+      <w:commentRangeStart w:id="1"/>
+      <w:del w:id="2" w:author="Huguenot-Noel, Robin [2]" w:date="2025-06-24T16:51:00Z" w16du:dateUtc="2025-06-24T14:51:00Z">
+        <w:r>
+          <w:rPr>
+            <w:rFonts w:ascii="Arial" w:eastAsia="MS Gothic" w:hAnsi="Arial" w:cs="Arial"/>
+            <w:lang w:val="en-GB"/>
+          </w:rPr>
+          <w:delText>Realigning climate-forcing players? Power Resources Mobilisation pathways in the Just Transition.</w:delText>
+        </w:r>
+        <w:commentRangeEnd w:id="1"/>
+        <w:r>
+          <w:rPr>
+            <w:rStyle w:val="CommentReference"/>
+          </w:rPr>
+          <w:commentReference w:id="1"/>
+        </w:r>
+      </w:del>
+      <w:ins w:id="3" w:author="Huguenot-Noel, Robin" w:date="2025-06-24T15:32:00Z" w16du:dateUtc="2025-06-24T13:32:00Z">
+        <w:del w:id="4" w:author="Huguenot-Noel, Robin [2]" w:date="2025-06-24T16:51:00Z" w16du:dateUtc="2025-06-24T14:51:00Z">
+          <w:r>
+            <w:rPr>
+              <w:rFonts w:ascii="Arial" w:eastAsia="MS Gothic" w:hAnsi="Arial" w:cs="Arial"/>
+              <w:lang w:val="en-GB"/>
+            </w:rPr>
+            <w:delText xml:space="preserve"> </w:delText>
+          </w:r>
+        </w:del>
+      </w:ins>
+      <w:del w:id="5" w:author="Huguenot-Noel, Robin [2]" w:date="2025-06-24T16:51:00Z" w16du:dateUtc="2025-06-24T14:51:00Z">
+        <w:r>
+          <w:rPr>
+            <w:rFonts w:ascii="Arial" w:eastAsia="MS Gothic" w:hAnsi="Arial" w:cs="Arial"/>
+            <w:lang w:val="en-GB"/>
+          </w:rPr>
+          <w:delText xml:space="preserve"> </w:delText>
+        </w:r>
+      </w:del>
+      <w:ins w:id="6" w:author="Huguenot-Noel, Robin" w:date="2025-06-24T15:32:00Z" w16du:dateUtc="2025-06-24T13:32:00Z">
+        <w:r>
+          <w:rPr>
+            <w:rFonts w:ascii="Arial" w:eastAsia="MS Gothic" w:hAnsi="Arial" w:cs="Arial"/>
+            <w:lang w:val="en-GB"/>
+          </w:rPr>
+          <w:t>Climate Policy and Just Transition: A Comparative Study of Worker Support</w:t>
+        </w:r>
+      </w:ins>
     </w:p>
     <w:p>
       <w:pPr>
-        <w:pStyle w:val="Normal"/>
-        <w:spacing w:lineRule="auto" w:line="240" w:before="0" w:after="0"/>
+        <w:spacing w:after="0" w:line="240" w:lineRule="auto"/>
         <w:rPr>
           <w:lang w:val="en-GB"/>
         </w:rPr>
       </w:pPr>
-      <w:r>
-        <w:rPr>
-          <w:lang w:val="en-GB"/>
-        </w:rPr>
-      </w:r>
     </w:p>
     <w:p>
       <w:pPr>
-        <w:pStyle w:val="Normal"/>
-        <w:spacing w:lineRule="auto" w:line="240" w:before="0" w:after="0"/>
+        <w:spacing w:after="0" w:line="240" w:lineRule="auto"/>
         <w:rPr>
           <w:b/>
           <w:lang w:val="en-GB"/>
@@ -289,158 +209,246 @@
     </w:p>
     <w:p>
       <w:pPr>
-        <w:pStyle w:val="Normal"/>
         <w:numPr>
           <w:ilvl w:val="0"/>
           <w:numId w:val="2"/>
         </w:numPr>
-        <w:suppressAutoHyphens w:val="true"/>
-        <w:spacing w:lineRule="auto" w:line="240" w:before="0" w:after="0"/>
-        <w:rPr/>
-      </w:pPr>
-      <w:r>
-        <w:rPr>
-          <w:rFonts w:eastAsia="MS Gothic" w:cs="Arial" w:ascii="Arial" w:hAnsi="Arial"/>
-          <w:kern w:val="0"/>
-          <w:sz w:val="22"/>
-          <w:szCs w:val="22"/>
-          <w:lang w:val="fr-CH" w:eastAsia="en-US" w:bidi="ar-SA"/>
-        </w:rPr>
-        <w:t xml:space="preserve">Rens Chazottes, Ecole Polytechnique Fédérale de Lausanne, </w:t>
-      </w:r>
-      <w:hyperlink r:id="rId2">
+        <w:spacing w:after="0" w:line="240" w:lineRule="auto"/>
+      </w:pPr>
+      <w:proofErr w:type="spellStart"/>
+      <w:r>
+        <w:rPr>
+          <w:rFonts w:ascii="Arial" w:eastAsia="MS Gothic" w:hAnsi="Arial" w:cs="Arial"/>
+        </w:rPr>
+        <w:t>Rens</w:t>
+      </w:r>
+      <w:proofErr w:type="spellEnd"/>
+      <w:r>
+        <w:rPr>
+          <w:rFonts w:ascii="Arial" w:eastAsia="MS Gothic" w:hAnsi="Arial" w:cs="Arial"/>
+        </w:rPr>
+        <w:t xml:space="preserve"> </w:t>
+      </w:r>
+      <w:proofErr w:type="spellStart"/>
+      <w:r>
+        <w:rPr>
+          <w:rFonts w:ascii="Arial" w:eastAsia="MS Gothic" w:hAnsi="Arial" w:cs="Arial"/>
+        </w:rPr>
+        <w:t>Chazottes</w:t>
+      </w:r>
+      <w:proofErr w:type="spellEnd"/>
+      <w:r>
+        <w:rPr>
+          <w:rFonts w:ascii="Arial" w:eastAsia="MS Gothic" w:hAnsi="Arial" w:cs="Arial"/>
+        </w:rPr>
+        <w:t xml:space="preserve">, </w:t>
+      </w:r>
+      <w:proofErr w:type="spellStart"/>
+      <w:r>
+        <w:rPr>
+          <w:rFonts w:ascii="Arial" w:eastAsia="MS Gothic" w:hAnsi="Arial" w:cs="Arial"/>
+        </w:rPr>
+        <w:t>Ecole</w:t>
+      </w:r>
+      <w:proofErr w:type="spellEnd"/>
+      <w:r>
+        <w:rPr>
+          <w:rFonts w:ascii="Arial" w:eastAsia="MS Gothic" w:hAnsi="Arial" w:cs="Arial"/>
+        </w:rPr>
+        <w:t xml:space="preserve"> Polytechnique Fédérale de Lausanne, </w:t>
+      </w:r>
+      <w:hyperlink r:id="rId11">
         <w:r>
           <w:rPr>
             <w:rStyle w:val="Hyperlink"/>
-            <w:rFonts w:eastAsia="MS Gothic" w:cs="Arial" w:ascii="Arial" w:hAnsi="Arial"/>
-            <w:kern w:val="0"/>
-            <w:sz w:val="22"/>
-            <w:szCs w:val="22"/>
-            <w:lang w:val="fr-CH" w:eastAsia="en-US" w:bidi="ar-SA"/>
+            <w:rFonts w:ascii="Arial" w:eastAsia="MS Gothic" w:hAnsi="Arial" w:cs="Arial"/>
           </w:rPr>
           <w:t>rens.chazottes@epfl.ch</w:t>
         </w:r>
       </w:hyperlink>
       <w:r>
         <w:rPr>
-          <w:rFonts w:eastAsia="MS Gothic" w:cs="Arial" w:ascii="Arial" w:hAnsi="Arial"/>
-          <w:kern w:val="0"/>
-          <w:sz w:val="22"/>
-          <w:szCs w:val="22"/>
-          <w:lang w:val="fr-CH" w:eastAsia="en-US" w:bidi="ar-SA"/>
+          <w:rFonts w:ascii="Arial" w:eastAsia="MS Gothic" w:hAnsi="Arial" w:cs="Arial"/>
         </w:rPr>
         <w:t>, +33 6 95 23 95 53</w:t>
       </w:r>
     </w:p>
     <w:p>
       <w:pPr>
-        <w:pStyle w:val="Normal"/>
         <w:numPr>
           <w:ilvl w:val="0"/>
           <w:numId w:val="2"/>
         </w:numPr>
-        <w:suppressAutoHyphens w:val="true"/>
-        <w:spacing w:lineRule="auto" w:line="240" w:before="0" w:after="0"/>
-        <w:rPr/>
-      </w:pPr>
-      <w:r>
-        <w:rPr>
-          <w:rFonts w:eastAsia="MS Gothic" w:cs="Arial" w:ascii="Arial" w:hAnsi="Arial"/>
-          <w:kern w:val="0"/>
-          <w:sz w:val="22"/>
-          <w:szCs w:val="22"/>
-          <w:lang w:val="fr-CH" w:eastAsia="en-US" w:bidi="ar-SA"/>
-        </w:rPr>
-        <w:t xml:space="preserve">Robin Hueguenot-Noël,  Freie Universität Berlin, </w:t>
-      </w:r>
-      <w:hyperlink r:id="rId3">
+        <w:spacing w:after="0" w:line="240" w:lineRule="auto"/>
+        <w:rPr>
+          <w:lang w:val="de-DE"/>
+        </w:rPr>
+      </w:pPr>
+      <w:r>
+        <w:rPr>
+          <w:rFonts w:ascii="Arial" w:eastAsia="MS Gothic" w:hAnsi="Arial" w:cs="Arial"/>
+          <w:lang w:val="de-DE"/>
+        </w:rPr>
+        <w:t xml:space="preserve">Robin </w:t>
+      </w:r>
+      <w:proofErr w:type="spellStart"/>
+      <w:r>
+        <w:rPr>
+          <w:rFonts w:ascii="Arial" w:eastAsia="MS Gothic" w:hAnsi="Arial" w:cs="Arial"/>
+          <w:lang w:val="de-DE"/>
+        </w:rPr>
+        <w:t>Hu</w:t>
+      </w:r>
+      <w:del w:id="7" w:author="Huguenot-Noel, Robin" w:date="2025-06-24T15:32:00Z" w16du:dateUtc="2025-06-24T13:32:00Z">
+        <w:r>
+          <w:rPr>
+            <w:rFonts w:ascii="Arial" w:eastAsia="MS Gothic" w:hAnsi="Arial" w:cs="Arial"/>
+            <w:lang w:val="de-DE"/>
+          </w:rPr>
+          <w:delText>e</w:delText>
+        </w:r>
+      </w:del>
+      <w:r>
+        <w:rPr>
+          <w:rFonts w:ascii="Arial" w:eastAsia="MS Gothic" w:hAnsi="Arial" w:cs="Arial"/>
+          <w:lang w:val="de-DE"/>
+        </w:rPr>
+        <w:t>guenot</w:t>
+      </w:r>
+      <w:proofErr w:type="spellEnd"/>
+      <w:r>
+        <w:rPr>
+          <w:rFonts w:ascii="Arial" w:eastAsia="MS Gothic" w:hAnsi="Arial" w:cs="Arial"/>
+          <w:lang w:val="de-DE"/>
+        </w:rPr>
+        <w:t xml:space="preserve">-Noël, </w:t>
+      </w:r>
+      <w:del w:id="8" w:author="Huguenot-Noel, Robin [2]" w:date="2025-06-24T16:51:00Z" w16du:dateUtc="2025-06-24T14:51:00Z">
+        <w:r>
+          <w:rPr>
+            <w:rFonts w:ascii="Arial" w:eastAsia="MS Gothic" w:hAnsi="Arial" w:cs="Arial"/>
+            <w:lang w:val="de-DE"/>
+          </w:rPr>
+          <w:delText xml:space="preserve"> </w:delText>
+        </w:r>
+      </w:del>
+      <w:r>
+        <w:rPr>
+          <w:rFonts w:ascii="Arial" w:eastAsia="MS Gothic" w:hAnsi="Arial" w:cs="Arial"/>
+          <w:lang w:val="de-DE"/>
+        </w:rPr>
+        <w:t>Freie Universität Berlin,</w:t>
+      </w:r>
+      <w:ins w:id="9" w:author="Huguenot-Noel, Robin [2]" w:date="2025-06-24T16:51:00Z" w16du:dateUtc="2025-06-24T14:51:00Z">
+        <w:r>
+          <w:rPr>
+            <w:rFonts w:ascii="Arial" w:eastAsia="MS Gothic" w:hAnsi="Arial" w:cs="Arial"/>
+            <w:lang w:val="de-DE"/>
+          </w:rPr>
+          <w:t xml:space="preserve"> </w:t>
+        </w:r>
+      </w:ins>
+      <w:del w:id="10" w:author="Huguenot-Noel, Robin [2]" w:date="2025-06-24T16:51:00Z" w16du:dateUtc="2025-06-24T14:51:00Z">
+        <w:r>
+          <w:rPr>
+            <w:rFonts w:ascii="Arial" w:eastAsia="MS Gothic" w:hAnsi="Arial" w:cs="Arial"/>
+            <w:lang w:val="de-DE"/>
+          </w:rPr>
+          <w:delText xml:space="preserve"> </w:delText>
+        </w:r>
+      </w:del>
+      <w:ins w:id="11" w:author="Huguenot-Noel, Robin [2]" w:date="2025-06-24T16:51:00Z" w16du:dateUtc="2025-06-24T14:51:00Z">
+        <w:r>
+          <w:rPr>
+            <w:rFonts w:ascii="Arial" w:hAnsi="Arial" w:cs="Arial"/>
+            <w:lang w:val="de-DE"/>
+          </w:rPr>
+          <w:t>robin.huguenot-noel@fu-berlin.de</w:t>
+        </w:r>
+      </w:ins>
+      <w:del w:id="12" w:author="Huguenot-Noel, Robin [2]" w:date="2025-06-24T16:51:00Z" w16du:dateUtc="2025-06-24T14:51:00Z">
+        <w:r>
+          <w:fldChar w:fldCharType="begin"/>
+        </w:r>
+        <w:r>
+          <w:rPr>
+            <w:lang w:val="de-DE"/>
+            <w:rPrChange w:id="13" w:author="Huguenot-Noel, Robin [2]" w:date="2025-06-24T16:50:00Z" w16du:dateUtc="2025-06-24T14:50:00Z">
+              <w:rPr/>
+            </w:rPrChange>
+          </w:rPr>
+          <w:delInstrText>HYPERLINK "mailto:robin.huguenot-noel@eui.eu" \h</w:delInstrText>
+        </w:r>
+        <w:r>
+          <w:fldChar w:fldCharType="separate"/>
+        </w:r>
         <w:r>
           <w:rPr>
             <w:rStyle w:val="Hyperlink"/>
-            <w:rFonts w:eastAsia="MS Gothic" w:cs="Arial" w:ascii="Arial" w:hAnsi="Arial"/>
-            <w:kern w:val="0"/>
-            <w:sz w:val="22"/>
-            <w:szCs w:val="22"/>
-            <w:lang w:val="fr-CH" w:eastAsia="en-US" w:bidi="ar-SA"/>
+            <w:rFonts w:ascii="Arial" w:eastAsia="MS Gothic" w:hAnsi="Arial" w:cs="Arial"/>
+            <w:lang w:val="de-DE"/>
           </w:rPr>
-          <w:t>robin.huguenot-noel@eui.eu</w:t>
+          <w:delText>robin.huguenot-noel@eui.eu</w:delText>
         </w:r>
-      </w:hyperlink>
-      <w:r>
-        <w:rPr>
-          <w:rFonts w:eastAsia="MS Gothic" w:cs="Arial" w:ascii="Arial" w:hAnsi="Arial"/>
-          <w:kern w:val="0"/>
-          <w:sz w:val="22"/>
-          <w:szCs w:val="22"/>
-          <w:lang w:val="fr-CH" w:eastAsia="en-US" w:bidi="ar-SA"/>
+        <w:r>
+          <w:fldChar w:fldCharType="end"/>
+        </w:r>
+      </w:del>
+      <w:r>
+        <w:rPr>
+          <w:rFonts w:ascii="Arial" w:eastAsia="MS Gothic" w:hAnsi="Arial" w:cs="Arial"/>
+          <w:lang w:val="de-DE"/>
         </w:rPr>
         <w:t>, +49 176 578 361 70</w:t>
       </w:r>
       <w:r>
         <w:rPr>
-          <w:lang w:val="en-GB"/>
+          <w:lang w:val="de-DE"/>
         </w:rPr>
         <w:t xml:space="preserve">                                                                                                                        </w:t>
       </w:r>
     </w:p>
     <w:p>
       <w:pPr>
-        <w:pStyle w:val="Normal"/>
-        <w:suppressAutoHyphens w:val="true"/>
-        <w:spacing w:lineRule="auto" w:line="240" w:before="0" w:after="0"/>
-        <w:rPr>
-          <w:rFonts w:ascii="Arial" w:hAnsi="Arial" w:eastAsia="MS Gothic" w:cs="Arial"/>
-          <w:kern w:val="0"/>
-          <w:sz w:val="22"/>
-          <w:szCs w:val="22"/>
-          <w:lang w:val="en-GB" w:eastAsia="en-US" w:bidi="ar-SA"/>
-        </w:rPr>
-      </w:pPr>
-      <w:r>
-        <w:rPr/>
-      </w:r>
+        <w:spacing w:after="0" w:line="240" w:lineRule="auto"/>
+        <w:rPr>
+          <w:rFonts w:ascii="Arial" w:eastAsia="MS Gothic" w:hAnsi="Arial" w:cs="Arial"/>
+          <w:lang w:val="de-DE"/>
+        </w:rPr>
+      </w:pPr>
     </w:p>
     <w:p>
       <w:pPr>
-        <w:pStyle w:val="Normal"/>
-        <w:suppressAutoHyphens w:val="true"/>
-        <w:spacing w:lineRule="auto" w:line="240" w:before="0" w:after="0"/>
-        <w:rPr/>
-      </w:pPr>
-      <w:r>
-        <w:rPr>
-          <w:rFonts w:eastAsia="MS Gothic" w:cs="Arial" w:ascii="Arial" w:hAnsi="Arial"/>
-          <w:kern w:val="0"/>
-          <w:sz w:val="22"/>
-          <w:szCs w:val="22"/>
-          <w:lang w:val="fr-CH" w:eastAsia="en-US" w:bidi="ar-SA"/>
+        <w:spacing w:after="0" w:line="240" w:lineRule="auto"/>
+        <w:rPr>
+          <w:lang w:val="en-GB"/>
+        </w:rPr>
+      </w:pPr>
+      <w:r>
+        <w:rPr>
+          <w:rFonts w:ascii="Arial" w:eastAsia="MS Gothic" w:hAnsi="Arial" w:cs="Arial"/>
+          <w:lang w:val="en-GB"/>
         </w:rPr>
         <w:t>Thank you for your interest in this research project.</w:t>
       </w:r>
     </w:p>
     <w:p>
       <w:pPr>
-        <w:pStyle w:val="Normal"/>
-        <w:spacing w:lineRule="auto" w:line="240" w:before="0" w:after="0"/>
+        <w:spacing w:after="0" w:line="240" w:lineRule="auto"/>
         <w:rPr>
           <w:lang w:val="en-GB"/>
         </w:rPr>
       </w:pPr>
-      <w:r>
-        <w:rPr>
-          <w:lang w:val="en-GB"/>
-        </w:rPr>
-      </w:r>
     </w:p>
     <w:p>
       <w:pPr>
-        <w:pStyle w:val="Normal"/>
-        <w:spacing w:lineRule="auto" w:line="240" w:before="0" w:after="0"/>
+        <w:spacing w:after="0" w:line="240" w:lineRule="auto"/>
         <w:rPr>
           <w:b/>
           <w:lang w:val="en-GB"/>
         </w:rPr>
       </w:pPr>
+      <w:commentRangeStart w:id="14"/>
       <w:r>
         <w:rPr>
           <w:b/>
@@ -448,459 +456,611 @@
         </w:rPr>
         <w:t>Participant’s declaration:</w:t>
       </w:r>
+      <w:commentRangeEnd w:id="14"/>
+      <w:r>
+        <w:rPr>
+          <w:rStyle w:val="CommentReference"/>
+        </w:rPr>
+        <w:commentReference w:id="14"/>
+      </w:r>
     </w:p>
     <w:p>
       <w:pPr>
-        <w:pStyle w:val="Normal"/>
         <w:numPr>
           <w:ilvl w:val="0"/>
           <w:numId w:val="1"/>
         </w:numPr>
-        <w:suppressAutoHyphens w:val="true"/>
-        <w:spacing w:lineRule="auto" w:line="240" w:before="0" w:after="0"/>
-        <w:rPr>
-          <w:rFonts w:ascii="Arial" w:hAnsi="Arial" w:eastAsia="MS Gothic" w:cs="Arial"/>
-          <w:kern w:val="0"/>
-          <w:sz w:val="22"/>
-          <w:szCs w:val="22"/>
-          <w:lang w:val="fr-CH" w:eastAsia="en-US" w:bidi="ar-SA"/>
-        </w:rPr>
-      </w:pPr>
-      <w:r>
-        <w:rPr>
-          <w:rFonts w:eastAsia="MS Gothic" w:cs="Arial" w:ascii="Arial" w:hAnsi="Arial"/>
-          <w:kern w:val="0"/>
-          <w:sz w:val="22"/>
-          <w:szCs w:val="22"/>
-          <w:lang w:val="fr-CH" w:eastAsia="en-US" w:bidi="ar-SA"/>
+        <w:spacing w:after="0" w:line="240" w:lineRule="auto"/>
+        <w:rPr>
+          <w:rFonts w:ascii="Arial" w:eastAsia="MS Gothic" w:hAnsi="Arial" w:cs="Arial"/>
+          <w:lang w:val="en-GB"/>
+        </w:rPr>
+      </w:pPr>
+      <w:r>
+        <w:rPr>
+          <w:rFonts w:ascii="Arial" w:eastAsia="MS Gothic" w:hAnsi="Arial" w:cs="Arial"/>
+          <w:lang w:val="en-GB"/>
         </w:rPr>
         <w:t>I declare that I have been informed in writing by the Principal Investigator about the objectives and the course of the project, as well as the presumed effects, advantages, possible disadvantages and possible risks.</w:t>
       </w:r>
     </w:p>
     <w:p>
       <w:pPr>
-        <w:pStyle w:val="Normal"/>
         <w:numPr>
           <w:ilvl w:val="0"/>
           <w:numId w:val="1"/>
         </w:numPr>
-        <w:suppressAutoHyphens w:val="true"/>
-        <w:spacing w:lineRule="auto" w:line="240" w:before="0" w:after="0"/>
-        <w:rPr>
-          <w:rFonts w:ascii="Arial" w:hAnsi="Arial" w:eastAsia="MS Gothic" w:cs="Arial"/>
-          <w:kern w:val="0"/>
-          <w:sz w:val="22"/>
-          <w:szCs w:val="22"/>
-          <w:lang w:val="fr-CH" w:eastAsia="en-US" w:bidi="ar-SA"/>
-        </w:rPr>
-      </w:pPr>
-      <w:r>
-        <w:rPr>
-          <w:rFonts w:eastAsia="MS Gothic" w:cs="Arial" w:ascii="Arial" w:hAnsi="Arial"/>
-          <w:kern w:val="0"/>
-          <w:sz w:val="22"/>
-          <w:szCs w:val="22"/>
-          <w:lang w:val="fr-CH" w:eastAsia="en-US" w:bidi="ar-SA"/>
+        <w:spacing w:after="0" w:line="240" w:lineRule="auto"/>
+        <w:rPr>
+          <w:rFonts w:ascii="Arial" w:eastAsia="MS Gothic" w:hAnsi="Arial" w:cs="Arial"/>
+          <w:lang w:val="en-GB"/>
+        </w:rPr>
+      </w:pPr>
+      <w:r>
+        <w:rPr>
+          <w:rFonts w:ascii="Arial" w:eastAsia="MS Gothic" w:hAnsi="Arial" w:cs="Arial"/>
+          <w:lang w:val="en-GB"/>
         </w:rPr>
         <w:t>I have received sufficient information about this research project and I understand my role in it. The purpose of my participation in this project and the future processing of my personal data have been fully explained to me.</w:t>
       </w:r>
     </w:p>
     <w:p>
       <w:pPr>
-        <w:pStyle w:val="Normal"/>
         <w:numPr>
           <w:ilvl w:val="0"/>
           <w:numId w:val="1"/>
         </w:numPr>
-        <w:suppressAutoHyphens w:val="true"/>
-        <w:spacing w:lineRule="auto" w:line="240" w:before="0" w:after="0"/>
-        <w:rPr>
-          <w:rFonts w:ascii="Arial" w:hAnsi="Arial" w:eastAsia="MS Gothic" w:cs="Arial"/>
-          <w:kern w:val="0"/>
-          <w:sz w:val="22"/>
-          <w:szCs w:val="22"/>
-          <w:lang w:val="fr-CH" w:eastAsia="en-US" w:bidi="ar-SA"/>
-        </w:rPr>
-      </w:pPr>
-      <w:r>
-        <w:rPr>
-          <w:rFonts w:eastAsia="MS Gothic" w:cs="Arial" w:ascii="Arial" w:hAnsi="Arial"/>
-          <w:kern w:val="0"/>
-          <w:sz w:val="22"/>
-          <w:szCs w:val="22"/>
-          <w:lang w:val="fr-CH" w:eastAsia="en-US" w:bidi="ar-SA"/>
-        </w:rPr>
-        <w:t>I am taking part in this study, led by Rens Chazottes and Robin Huguenot-Noël, voluntarily and accept the contents of the information sheet I have been given about the above-mentioned project. I have had sufficient time to make my decision.</w:t>
+        <w:spacing w:after="0" w:line="240" w:lineRule="auto"/>
+        <w:rPr>
+          <w:rFonts w:ascii="Arial" w:eastAsia="MS Gothic" w:hAnsi="Arial" w:cs="Arial"/>
+        </w:rPr>
+      </w:pPr>
+      <w:r>
+        <w:rPr>
+          <w:rFonts w:ascii="Arial" w:eastAsia="MS Gothic" w:hAnsi="Arial" w:cs="Arial"/>
+          <w:lang w:val="en-GB"/>
+        </w:rPr>
+        <w:t xml:space="preserve">I am taking part in this study, led by Rens </w:t>
+      </w:r>
+      <w:proofErr w:type="spellStart"/>
+      <w:r>
+        <w:rPr>
+          <w:rFonts w:ascii="Arial" w:eastAsia="MS Gothic" w:hAnsi="Arial" w:cs="Arial"/>
+          <w:lang w:val="en-GB"/>
+        </w:rPr>
+        <w:t>Chazottes</w:t>
+      </w:r>
+      <w:proofErr w:type="spellEnd"/>
+      <w:r>
+        <w:rPr>
+          <w:rFonts w:ascii="Arial" w:eastAsia="MS Gothic" w:hAnsi="Arial" w:cs="Arial"/>
+          <w:lang w:val="en-GB"/>
+        </w:rPr>
+        <w:t xml:space="preserve"> and Robin Huguenot-Noël, voluntarily and accept the contents of the information sheet I have been given about the above-mentioned project. </w:t>
+      </w:r>
+      <w:r>
+        <w:rPr>
+          <w:rFonts w:ascii="Arial" w:eastAsia="MS Gothic" w:hAnsi="Arial" w:cs="Arial"/>
+        </w:rPr>
+        <w:t xml:space="preserve">I have </w:t>
+      </w:r>
+      <w:proofErr w:type="spellStart"/>
+      <w:r>
+        <w:rPr>
+          <w:rFonts w:ascii="Arial" w:eastAsia="MS Gothic" w:hAnsi="Arial" w:cs="Arial"/>
+        </w:rPr>
+        <w:t>had</w:t>
+      </w:r>
+      <w:proofErr w:type="spellEnd"/>
+      <w:r>
+        <w:rPr>
+          <w:rFonts w:ascii="Arial" w:eastAsia="MS Gothic" w:hAnsi="Arial" w:cs="Arial"/>
+        </w:rPr>
+        <w:t xml:space="preserve"> </w:t>
+      </w:r>
+      <w:proofErr w:type="spellStart"/>
+      <w:r>
+        <w:rPr>
+          <w:rFonts w:ascii="Arial" w:eastAsia="MS Gothic" w:hAnsi="Arial" w:cs="Arial"/>
+        </w:rPr>
+        <w:t>sufficient</w:t>
+      </w:r>
+      <w:proofErr w:type="spellEnd"/>
+      <w:r>
+        <w:rPr>
+          <w:rFonts w:ascii="Arial" w:eastAsia="MS Gothic" w:hAnsi="Arial" w:cs="Arial"/>
+        </w:rPr>
+        <w:t xml:space="preserve"> time to </w:t>
+      </w:r>
+      <w:proofErr w:type="spellStart"/>
+      <w:r>
+        <w:rPr>
+          <w:rFonts w:ascii="Arial" w:eastAsia="MS Gothic" w:hAnsi="Arial" w:cs="Arial"/>
+        </w:rPr>
+        <w:t>make</w:t>
+      </w:r>
+      <w:proofErr w:type="spellEnd"/>
+      <w:r>
+        <w:rPr>
+          <w:rFonts w:ascii="Arial" w:eastAsia="MS Gothic" w:hAnsi="Arial" w:cs="Arial"/>
+        </w:rPr>
+        <w:t xml:space="preserve"> </w:t>
+      </w:r>
+      <w:proofErr w:type="spellStart"/>
+      <w:r>
+        <w:rPr>
+          <w:rFonts w:ascii="Arial" w:eastAsia="MS Gothic" w:hAnsi="Arial" w:cs="Arial"/>
+        </w:rPr>
+        <w:t>my</w:t>
+      </w:r>
+      <w:proofErr w:type="spellEnd"/>
+      <w:r>
+        <w:rPr>
+          <w:rFonts w:ascii="Arial" w:eastAsia="MS Gothic" w:hAnsi="Arial" w:cs="Arial"/>
+        </w:rPr>
+        <w:t xml:space="preserve"> </w:t>
+      </w:r>
+      <w:proofErr w:type="spellStart"/>
+      <w:r>
+        <w:rPr>
+          <w:rFonts w:ascii="Arial" w:eastAsia="MS Gothic" w:hAnsi="Arial" w:cs="Arial"/>
+        </w:rPr>
+        <w:t>decision</w:t>
+      </w:r>
+      <w:proofErr w:type="spellEnd"/>
+      <w:r>
+        <w:rPr>
+          <w:rFonts w:ascii="Arial" w:eastAsia="MS Gothic" w:hAnsi="Arial" w:cs="Arial"/>
+        </w:rPr>
+        <w:t>.</w:t>
       </w:r>
     </w:p>
     <w:p>
       <w:pPr>
-        <w:pStyle w:val="Normal"/>
         <w:numPr>
           <w:ilvl w:val="0"/>
           <w:numId w:val="1"/>
         </w:numPr>
-        <w:suppressAutoHyphens w:val="true"/>
-        <w:spacing w:lineRule="auto" w:line="240" w:before="0" w:after="0"/>
-        <w:rPr>
-          <w:rFonts w:ascii="Arial" w:hAnsi="Arial" w:eastAsia="MS Gothic" w:cs="Arial"/>
-          <w:kern w:val="0"/>
-          <w:sz w:val="22"/>
-          <w:szCs w:val="22"/>
-          <w:lang w:val="fr-CH" w:eastAsia="en-US" w:bidi="ar-SA"/>
-        </w:rPr>
-      </w:pPr>
-      <w:r>
-        <w:rPr>
-          <w:rFonts w:eastAsia="MS Gothic" w:cs="Arial" w:ascii="Arial" w:hAnsi="Arial"/>
-          <w:kern w:val="0"/>
-          <w:sz w:val="22"/>
-          <w:szCs w:val="22"/>
-          <w:lang w:val="fr-CH" w:eastAsia="en-US" w:bidi="ar-SA"/>
+        <w:spacing w:after="0" w:line="240" w:lineRule="auto"/>
+        <w:rPr>
+          <w:rFonts w:ascii="Arial" w:eastAsia="MS Gothic" w:hAnsi="Arial" w:cs="Arial"/>
+          <w:lang w:val="en-GB"/>
+        </w:rPr>
+      </w:pPr>
+      <w:r>
+        <w:rPr>
+          <w:rFonts w:ascii="Arial" w:eastAsia="MS Gothic" w:hAnsi="Arial" w:cs="Arial"/>
+          <w:lang w:val="en-GB"/>
         </w:rPr>
         <w:t>I understand that I have the right to refuse to answer questions. I understand that I have the full right to withdraw my consent and stop the survey at any time.</w:t>
       </w:r>
     </w:p>
     <w:p>
       <w:pPr>
-        <w:pStyle w:val="Normal"/>
         <w:numPr>
           <w:ilvl w:val="0"/>
           <w:numId w:val="1"/>
         </w:numPr>
-        <w:suppressAutoHyphens w:val="true"/>
-        <w:spacing w:lineRule="auto" w:line="240" w:before="0" w:after="0"/>
-        <w:rPr>
-          <w:rFonts w:ascii="Arial" w:hAnsi="Arial" w:eastAsia="MS Gothic" w:cs="Arial"/>
-          <w:kern w:val="0"/>
-          <w:sz w:val="22"/>
-          <w:szCs w:val="22"/>
-          <w:lang w:val="fr-CH" w:eastAsia="en-US" w:bidi="ar-SA"/>
-        </w:rPr>
-      </w:pPr>
-      <w:r>
-        <w:rPr>
-          <w:rFonts w:eastAsia="MS Gothic" w:cs="Arial" w:ascii="Arial" w:hAnsi="Arial"/>
-          <w:kern w:val="0"/>
-          <w:sz w:val="22"/>
-          <w:szCs w:val="22"/>
-          <w:lang w:val="fr-CH" w:eastAsia="en-US" w:bidi="ar-SA"/>
+        <w:spacing w:after="0" w:line="240" w:lineRule="auto"/>
+        <w:rPr>
+          <w:rFonts w:ascii="Arial" w:eastAsia="MS Gothic" w:hAnsi="Arial" w:cs="Arial"/>
+          <w:lang w:val="en-GB"/>
+        </w:rPr>
+      </w:pPr>
+      <w:r>
+        <w:rPr>
+          <w:rFonts w:ascii="Arial" w:eastAsia="MS Gothic" w:hAnsi="Arial" w:cs="Arial"/>
+          <w:lang w:val="en-GB"/>
         </w:rPr>
         <w:t xml:space="preserve">I understand that my personal data or samples are protected and will only be used in an encrypted / anonymized manner. </w:t>
       </w:r>
     </w:p>
     <w:p>
       <w:pPr>
-        <w:pStyle w:val="Normal"/>
         <w:numPr>
           <w:ilvl w:val="0"/>
           <w:numId w:val="1"/>
         </w:numPr>
-        <w:suppressAutoHyphens w:val="true"/>
-        <w:spacing w:lineRule="auto" w:line="240" w:before="0" w:after="0"/>
-        <w:rPr>
-          <w:rFonts w:ascii="Arial" w:hAnsi="Arial" w:eastAsia="MS Gothic" w:cs="Arial"/>
-          <w:kern w:val="0"/>
-          <w:sz w:val="22"/>
-          <w:szCs w:val="22"/>
-          <w:lang w:val="fr-CH" w:eastAsia="en-US" w:bidi="ar-SA"/>
-        </w:rPr>
-      </w:pPr>
-      <w:r>
-        <w:rPr>
-          <w:rFonts w:eastAsia="MS Gothic" w:cs="Arial" w:ascii="Arial" w:hAnsi="Arial"/>
-          <w:kern w:val="0"/>
-          <w:sz w:val="22"/>
-          <w:szCs w:val="22"/>
-          <w:lang w:val="fr-CH" w:eastAsia="en-US" w:bidi="ar-SA"/>
+        <w:spacing w:after="0" w:line="240" w:lineRule="auto"/>
+        <w:rPr>
+          <w:rFonts w:ascii="Arial" w:eastAsia="MS Gothic" w:hAnsi="Arial" w:cs="Arial"/>
+          <w:lang w:val="en-GB"/>
+        </w:rPr>
+      </w:pPr>
+      <w:r>
+        <w:rPr>
+          <w:rFonts w:ascii="Arial" w:eastAsia="MS Gothic" w:hAnsi="Arial" w:cs="Arial"/>
+          <w:lang w:val="en-GB"/>
         </w:rPr>
         <w:t xml:space="preserve">I can revoke my consent to participate in the study at any time and without having to justify myself, without any adverse effects and I have been duly informed of my rights to use my personal data. </w:t>
       </w:r>
     </w:p>
     <w:p>
       <w:pPr>
-        <w:pStyle w:val="Normal"/>
         <w:numPr>
           <w:ilvl w:val="0"/>
           <w:numId w:val="1"/>
         </w:numPr>
-        <w:suppressAutoHyphens w:val="true"/>
-        <w:spacing w:lineRule="auto" w:line="240" w:before="0" w:after="0"/>
-        <w:rPr>
-          <w:rFonts w:ascii="Arial" w:hAnsi="Arial" w:eastAsia="MS Gothic" w:cs="Arial"/>
-          <w:kern w:val="0"/>
-          <w:sz w:val="22"/>
-          <w:szCs w:val="22"/>
-          <w:lang w:val="fr-CH" w:eastAsia="en-US" w:bidi="ar-SA"/>
-        </w:rPr>
-      </w:pPr>
-      <w:r>
-        <w:rPr>
-          <w:rFonts w:eastAsia="MS Gothic" w:cs="Arial" w:ascii="Arial" w:hAnsi="Arial"/>
-          <w:kern w:val="0"/>
-          <w:sz w:val="22"/>
-          <w:szCs w:val="22"/>
-          <w:lang w:val="fr-CH" w:eastAsia="en-US" w:bidi="ar-SA"/>
-        </w:rPr>
-        <w:t xml:space="preserve">I understand that I have the right to request deletion of data collected prior to withdrawal, provided that it is not yet anonymised and that it is technically possible to identify my responses to the survey. </w:t>
+        <w:spacing w:after="0" w:line="240" w:lineRule="auto"/>
+        <w:rPr>
+          <w:rFonts w:ascii="Arial" w:eastAsia="MS Gothic" w:hAnsi="Arial" w:cs="Arial"/>
+          <w:lang w:val="en-GB"/>
+        </w:rPr>
+      </w:pPr>
+      <w:r>
+        <w:rPr>
+          <w:rFonts w:ascii="Arial" w:eastAsia="MS Gothic" w:hAnsi="Arial" w:cs="Arial"/>
+          <w:lang w:val="en-GB"/>
+        </w:rPr>
+        <w:t xml:space="preserve">I understand that I have the right to request deletion of data collected prior to withdrawal, </w:t>
+      </w:r>
+      <w:proofErr w:type="gramStart"/>
+      <w:r>
+        <w:rPr>
+          <w:rFonts w:ascii="Arial" w:eastAsia="MS Gothic" w:hAnsi="Arial" w:cs="Arial"/>
+          <w:lang w:val="en-GB"/>
+        </w:rPr>
+        <w:t>provided that</w:t>
+      </w:r>
+      <w:proofErr w:type="gramEnd"/>
+      <w:r>
+        <w:rPr>
+          <w:rFonts w:ascii="Arial" w:eastAsia="MS Gothic" w:hAnsi="Arial" w:cs="Arial"/>
+          <w:lang w:val="en-GB"/>
+        </w:rPr>
+        <w:t xml:space="preserve"> it is not yet anonymised and that it is technically possible to identify my responses to the survey. </w:t>
       </w:r>
     </w:p>
     <w:p>
       <w:pPr>
-        <w:pStyle w:val="Normal"/>
         <w:numPr>
           <w:ilvl w:val="0"/>
           <w:numId w:val="1"/>
         </w:numPr>
-        <w:suppressAutoHyphens w:val="true"/>
-        <w:spacing w:lineRule="auto" w:line="240" w:before="0" w:after="0"/>
-        <w:rPr>
-          <w:rFonts w:ascii="Arial" w:hAnsi="Arial" w:eastAsia="MS Gothic" w:cs="Arial"/>
-          <w:kern w:val="0"/>
-          <w:sz w:val="22"/>
-          <w:szCs w:val="22"/>
-          <w:lang w:val="fr-CH" w:eastAsia="en-US" w:bidi="ar-SA"/>
-        </w:rPr>
-      </w:pPr>
-      <w:r>
-        <w:rPr>
-          <w:rFonts w:eastAsia="MS Gothic" w:cs="Arial" w:ascii="Arial" w:hAnsi="Arial"/>
-          <w:kern w:val="0"/>
-          <w:sz w:val="22"/>
-          <w:szCs w:val="22"/>
-          <w:lang w:val="fr-CH" w:eastAsia="en-US" w:bidi="ar-SA"/>
+        <w:spacing w:after="0" w:line="240" w:lineRule="auto"/>
+        <w:rPr>
+          <w:rFonts w:ascii="Arial" w:eastAsia="MS Gothic" w:hAnsi="Arial" w:cs="Arial"/>
+          <w:lang w:val="en-GB"/>
+        </w:rPr>
+      </w:pPr>
+      <w:r>
+        <w:rPr>
+          <w:rFonts w:ascii="Arial" w:eastAsia="MS Gothic" w:hAnsi="Arial" w:cs="Arial"/>
+          <w:lang w:val="en-GB"/>
         </w:rPr>
         <w:t>I understand that the researchers will not identify me by name or function in any results using information obtained from this survey and that my identity as a participant in this study remains protected by confidentiality.</w:t>
       </w:r>
     </w:p>
     <w:p>
       <w:pPr>
-        <w:pStyle w:val="Normal"/>
         <w:numPr>
           <w:ilvl w:val="0"/>
           <w:numId w:val="1"/>
         </w:numPr>
-        <w:suppressAutoHyphens w:val="true"/>
-        <w:spacing w:lineRule="auto" w:line="240" w:before="0" w:after="0"/>
-        <w:rPr>
-          <w:rFonts w:ascii="Arial" w:hAnsi="Arial" w:eastAsia="MS Gothic" w:cs="Arial"/>
-          <w:kern w:val="0"/>
-          <w:sz w:val="22"/>
-          <w:szCs w:val="22"/>
-          <w:lang w:val="fr-CH" w:eastAsia="en-US" w:bidi="ar-SA"/>
-        </w:rPr>
-      </w:pPr>
-      <w:r>
-        <w:rPr>
-          <w:rFonts w:eastAsia="MS Gothic" w:cs="Arial" w:ascii="Arial" w:hAnsi="Arial"/>
-          <w:kern w:val="0"/>
-          <w:sz w:val="22"/>
-          <w:szCs w:val="22"/>
-          <w:lang w:val="fr-CH" w:eastAsia="en-US" w:bidi="ar-SA"/>
+        <w:spacing w:after="0" w:line="240" w:lineRule="auto"/>
+        <w:rPr>
+          <w:rFonts w:ascii="Arial" w:eastAsia="MS Gothic" w:hAnsi="Arial" w:cs="Arial"/>
+          <w:lang w:val="en-GB"/>
+        </w:rPr>
+      </w:pPr>
+      <w:r>
+        <w:rPr>
+          <w:rFonts w:ascii="Arial" w:eastAsia="MS Gothic" w:hAnsi="Arial" w:cs="Arial"/>
+          <w:lang w:val="en-GB"/>
         </w:rPr>
         <w:t xml:space="preserve">I consent to my email address being used by the research team and the university to exchange information about the workshop, my participation in the survey and to send the link to participate in the follow-up survey. </w:t>
       </w:r>
     </w:p>
     <w:p>
       <w:pPr>
-        <w:pStyle w:val="Normal"/>
-        <w:suppressAutoHyphens w:val="true"/>
-        <w:spacing w:lineRule="auto" w:line="240" w:before="0" w:after="0"/>
-        <w:rPr>
-          <w:rFonts w:ascii="Arial" w:hAnsi="Arial" w:eastAsia="MS Gothic" w:cs="Arial"/>
-          <w:kern w:val="0"/>
-          <w:sz w:val="22"/>
-          <w:szCs w:val="22"/>
-          <w:lang w:val="fr-CH" w:eastAsia="en-US" w:bidi="ar-SA"/>
-        </w:rPr>
-      </w:pPr>
-      <w:r>
-        <w:rPr>
-          <w:rFonts w:eastAsia="MS Gothic" w:cs="Arial" w:ascii="Arial" w:hAnsi="Arial"/>
-          <w:kern w:val="0"/>
-          <w:sz w:val="22"/>
-          <w:szCs w:val="22"/>
-          <w:lang w:val="fr-CH" w:eastAsia="en-US" w:bidi="ar-SA"/>
+        <w:spacing w:after="0" w:line="240" w:lineRule="auto"/>
+        <w:rPr>
+          <w:rFonts w:ascii="Arial" w:eastAsia="MS Gothic" w:hAnsi="Arial" w:cs="Arial"/>
+          <w:lang w:val="en-GB"/>
+        </w:rPr>
+      </w:pPr>
+      <w:r>
+        <w:rPr>
+          <w:rFonts w:ascii="Arial" w:eastAsia="MS Gothic" w:hAnsi="Arial" w:cs="Arial"/>
+          <w:lang w:val="en-GB"/>
         </w:rPr>
         <w:t xml:space="preserve">      </w:t>
       </w:r>
     </w:p>
     <w:p>
       <w:pPr>
-        <w:pStyle w:val="Normal"/>
-        <w:suppressAutoHyphens w:val="true"/>
-        <w:spacing w:lineRule="auto" w:line="240" w:before="0" w:after="0"/>
-        <w:rPr>
-          <w:rFonts w:ascii="Arial" w:hAnsi="Arial" w:eastAsia="MS Gothic" w:cs="Arial"/>
-          <w:kern w:val="0"/>
-          <w:sz w:val="22"/>
-          <w:szCs w:val="22"/>
-          <w:lang w:val="fr-CH" w:eastAsia="en-US" w:bidi="ar-SA"/>
-        </w:rPr>
-      </w:pPr>
-      <w:r>
-        <w:rPr>
-          <w:rFonts w:eastAsia="MS Gothic" w:cs="Arial" w:ascii="Arial" w:hAnsi="Arial"/>
-          <w:kern w:val="0"/>
-          <w:sz w:val="22"/>
-          <w:szCs w:val="22"/>
-          <w:lang w:val="fr-CH" w:eastAsia="en-US" w:bidi="ar-SA"/>
-        </w:rPr>
-        <w:t>I have carefully read and understood the information in this form, and all my questions have been answered. I voluntarily agree to participate in this study.</w:t>
+        <w:spacing w:after="0" w:line="240" w:lineRule="auto"/>
+        <w:rPr>
+          <w:rFonts w:ascii="Arial" w:eastAsia="MS Gothic" w:hAnsi="Arial" w:cs="Arial"/>
+        </w:rPr>
+      </w:pPr>
+      <w:r>
+        <w:rPr>
+          <w:rFonts w:ascii="Arial" w:eastAsia="MS Gothic" w:hAnsi="Arial" w:cs="Arial"/>
+          <w:lang w:val="en-GB"/>
+        </w:rPr>
+        <w:t xml:space="preserve">I have carefully read and understood the information in this form, and all my questions have been answered. </w:t>
+      </w:r>
+      <w:r>
+        <w:rPr>
+          <w:rFonts w:ascii="Arial" w:eastAsia="MS Gothic" w:hAnsi="Arial" w:cs="Arial"/>
+        </w:rPr>
+        <w:t xml:space="preserve">I </w:t>
+      </w:r>
+      <w:proofErr w:type="spellStart"/>
+      <w:r>
+        <w:rPr>
+          <w:rFonts w:ascii="Arial" w:eastAsia="MS Gothic" w:hAnsi="Arial" w:cs="Arial"/>
+        </w:rPr>
+        <w:t>voluntarily</w:t>
+      </w:r>
+      <w:proofErr w:type="spellEnd"/>
+      <w:r>
+        <w:rPr>
+          <w:rFonts w:ascii="Arial" w:eastAsia="MS Gothic" w:hAnsi="Arial" w:cs="Arial"/>
+        </w:rPr>
+        <w:t xml:space="preserve"> </w:t>
+      </w:r>
+      <w:proofErr w:type="spellStart"/>
+      <w:r>
+        <w:rPr>
+          <w:rFonts w:ascii="Arial" w:eastAsia="MS Gothic" w:hAnsi="Arial" w:cs="Arial"/>
+        </w:rPr>
+        <w:t>agree</w:t>
+      </w:r>
+      <w:proofErr w:type="spellEnd"/>
+      <w:r>
+        <w:rPr>
+          <w:rFonts w:ascii="Arial" w:eastAsia="MS Gothic" w:hAnsi="Arial" w:cs="Arial"/>
+        </w:rPr>
+        <w:t xml:space="preserve"> to </w:t>
+      </w:r>
+      <w:proofErr w:type="spellStart"/>
+      <w:r>
+        <w:rPr>
+          <w:rFonts w:ascii="Arial" w:eastAsia="MS Gothic" w:hAnsi="Arial" w:cs="Arial"/>
+        </w:rPr>
+        <w:t>participate</w:t>
+      </w:r>
+      <w:proofErr w:type="spellEnd"/>
+      <w:r>
+        <w:rPr>
+          <w:rFonts w:ascii="Arial" w:eastAsia="MS Gothic" w:hAnsi="Arial" w:cs="Arial"/>
+        </w:rPr>
+        <w:t xml:space="preserve"> in </w:t>
+      </w:r>
+      <w:proofErr w:type="spellStart"/>
+      <w:r>
+        <w:rPr>
+          <w:rFonts w:ascii="Arial" w:eastAsia="MS Gothic" w:hAnsi="Arial" w:cs="Arial"/>
+        </w:rPr>
+        <w:t>this</w:t>
+      </w:r>
+      <w:proofErr w:type="spellEnd"/>
+      <w:r>
+        <w:rPr>
+          <w:rFonts w:ascii="Arial" w:eastAsia="MS Gothic" w:hAnsi="Arial" w:cs="Arial"/>
+        </w:rPr>
+        <w:t xml:space="preserve"> </w:t>
+      </w:r>
+      <w:proofErr w:type="spellStart"/>
+      <w:r>
+        <w:rPr>
+          <w:rFonts w:ascii="Arial" w:eastAsia="MS Gothic" w:hAnsi="Arial" w:cs="Arial"/>
+        </w:rPr>
+        <w:t>study</w:t>
+      </w:r>
+      <w:proofErr w:type="spellEnd"/>
+      <w:r>
+        <w:rPr>
+          <w:rFonts w:ascii="Arial" w:eastAsia="MS Gothic" w:hAnsi="Arial" w:cs="Arial"/>
+        </w:rPr>
+        <w:t>.</w:t>
       </w:r>
     </w:p>
     <w:p>
       <w:pPr>
-        <w:pStyle w:val="Normal"/>
         <w:numPr>
           <w:ilvl w:val="0"/>
           <w:numId w:val="1"/>
         </w:numPr>
-        <w:suppressAutoHyphens w:val="true"/>
-        <w:spacing w:lineRule="auto" w:line="240" w:before="0" w:after="0"/>
-        <w:rPr>
-          <w:rFonts w:ascii="Arial" w:hAnsi="Arial" w:eastAsia="MS Gothic" w:cs="Arial"/>
-          <w:kern w:val="0"/>
-          <w:sz w:val="22"/>
-          <w:szCs w:val="22"/>
-          <w:lang w:val="fr-CH" w:eastAsia="en-US" w:bidi="ar-SA"/>
-        </w:rPr>
-      </w:pPr>
-      <w:r>
-        <w:rPr>
-          <w:rFonts w:eastAsia="MS Gothic" w:cs="Arial" w:ascii="Arial" w:hAnsi="Arial"/>
-          <w:kern w:val="0"/>
-          <w:sz w:val="22"/>
-          <w:szCs w:val="22"/>
-          <w:lang w:val="fr-CH" w:eastAsia="en-US" w:bidi="ar-SA"/>
+        <w:spacing w:after="0" w:line="240" w:lineRule="auto"/>
+        <w:rPr>
+          <w:rFonts w:ascii="Arial" w:eastAsia="MS Gothic" w:hAnsi="Arial" w:cs="Arial"/>
+        </w:rPr>
+      </w:pPr>
+      <w:r>
+        <w:rPr>
+          <w:rFonts w:ascii="Arial" w:eastAsia="MS Gothic" w:hAnsi="Arial" w:cs="Arial"/>
         </w:rPr>
         <w:t xml:space="preserve">Yes </w:t>
       </w:r>
     </w:p>
     <w:p>
       <w:pPr>
-        <w:pStyle w:val="Normal"/>
         <w:numPr>
           <w:ilvl w:val="0"/>
           <w:numId w:val="1"/>
         </w:numPr>
-        <w:suppressAutoHyphens w:val="true"/>
-        <w:spacing w:lineRule="auto" w:line="240" w:before="0" w:after="0"/>
-        <w:rPr/>
-      </w:pPr>
-      <w:r>
-        <w:rPr>
-          <w:rFonts w:eastAsia="MS Gothic" w:cs="Arial" w:ascii="Arial" w:hAnsi="Arial"/>
-          <w:kern w:val="0"/>
-          <w:sz w:val="22"/>
-          <w:szCs w:val="22"/>
-          <w:lang w:val="fr-CH" w:eastAsia="en-US" w:bidi="ar-SA"/>
+        <w:spacing w:after="0" w:line="240" w:lineRule="auto"/>
+      </w:pPr>
+      <w:r>
+        <w:rPr>
+          <w:rFonts w:ascii="Arial" w:eastAsia="MS Gothic" w:hAnsi="Arial" w:cs="Arial"/>
         </w:rPr>
         <w:t>No</w:t>
       </w:r>
     </w:p>
     <w:sectPr>
-      <w:headerReference w:type="even" r:id="rId4"/>
-      <w:headerReference w:type="default" r:id="rId5"/>
-      <w:headerReference w:type="first" r:id="rId6"/>
-      <w:footerReference w:type="even" r:id="rId7"/>
-      <w:footerReference w:type="default" r:id="rId8"/>
-      <w:footerReference w:type="first" r:id="rId9"/>
-      <w:type w:val="nextPage"/>
+      <w:headerReference w:type="even" r:id="rId12"/>
+      <w:headerReference w:type="default" r:id="rId13"/>
+      <w:footerReference w:type="even" r:id="rId14"/>
+      <w:footerReference w:type="default" r:id="rId15"/>
+      <w:headerReference w:type="first" r:id="rId16"/>
+      <w:footerReference w:type="first" r:id="rId17"/>
       <w:pgSz w:w="11906" w:h="16838"/>
-      <w:pgMar w:left="1417" w:right="1417" w:gutter="0" w:header="708" w:top="1417" w:footer="708" w:bottom="1417"/>
-      <w:pgNumType w:fmt="decimal"/>
-      <w:formProt w:val="false"/>
+      <w:pgMar w:top="1417" w:right="1417" w:bottom="1417" w:left="1417" w:header="708" w:footer="708" w:gutter="0"/>
+      <w:cols w:space="720"/>
+      <w:formProt w:val="0"/>
       <w:titlePg/>
-      <w:textDirection w:val="lrTb"/>
-      <w:docGrid w:type="default" w:linePitch="360" w:charSpace="4096"/>
+      <w:docGrid w:linePitch="360" w:charSpace="4096"/>
     </w:sectPr>
   </w:body>
 </w:document>
 </file>
 
+<file path=word/comments.xml><?xml version="1.0" encoding="utf-8"?>
+<w:comments xmlns:wpc="http://schemas.microsoft.com/office/word/2010/wordprocessingCanvas" xmlns:cx="http://schemas.microsoft.com/office/drawing/2014/chartex" xmlns:cx1="http://schemas.microsoft.com/office/drawing/2015/9/8/chartex" xmlns:cx2="http://schemas.microsoft.com/office/drawing/2015/10/21/chartex" xmlns:cx3="http://schemas.microsoft.com/office/drawing/2016/5/9/chartex" xmlns:cx4="http://schemas.microsoft.com/office/drawing/2016/5/10/chartex" xmlns:cx5="http://schemas.microsoft.com/office/drawing/2016/5/11/chartex" xmlns:cx6="http://schemas.microsoft.com/office/drawing/2016/5/12/chartex" xmlns:cx7="http://schemas.microsoft.com/office/drawing/2016/5/13/chartex" xmlns:cx8="http://schemas.microsoft.com/office/drawing/2016/5/14/chartex" xmlns:mc="http://schemas.openxmlformats.org/markup-compatibility/2006" xmlns:aink="http://schemas.microsoft.com/office/drawing/2016/ink" xmlns:am3d="http://schemas.microsoft.com/office/drawing/2017/model3d" xmlns:o="urn:schemas-microsoft-com:office:office" xmlns:oel="http://schemas.microsoft.com/office/2019/extlst" xmlns:r="http://schemas.openxmlformats.org/officeDocument/2006/relationships" xmlns:m="http://schemas.openxmlformats.org/officeDocument/2006/math" xmlns:v="urn:schemas-microsoft-com:vml" xmlns:wp14="http://schemas.microsoft.com/office/word/2010/wordprocessingDrawing" xmlns:wp="http://schemas.openxmlformats.org/drawingml/2006/wordprocessingDrawing" xmlns:w10="urn:schemas-microsoft-com:office:word" xmlns:w="http://schemas.openxmlformats.org/wordprocessingml/2006/main" xmlns:w14="http://schemas.microsoft.com/office/word/2010/wordml" xmlns:w15="http://schemas.microsoft.com/office/word/2012/wordml" xmlns:w16cex="http://schemas.microsoft.com/office/word/2018/wordml/cex" xmlns:w16cid="http://schemas.microsoft.com/office/word/2016/wordml/cid" xmlns:w16="http://schemas.microsoft.com/office/word/2018/wordml" xmlns:w16du="http://schemas.microsoft.com/office/word/2023/wordml/word16du" xmlns:w16sdtdh="http://schemas.microsoft.com/office/word/2020/wordml/sdtdatahash" xmlns:w16sdtfl="http://schemas.microsoft.com/office/word/2024/wordml/sdtformatlock" xmlns:w16se="http://schemas.microsoft.com/office/word/2015/wordml/symex" xmlns:wpg="http://schemas.microsoft.com/office/word/2010/wordprocessingGroup" xmlns:wpi="http://schemas.microsoft.com/office/word/2010/wordprocessingInk" xmlns:wne="http://schemas.microsoft.com/office/word/2006/wordml" xmlns:wps="http://schemas.microsoft.com/office/word/2010/wordprocessingShape" mc:Ignorable="w14 w15 w16se w16cid w16 w16cex w16sdtdh w16sdtfl w16du wp14">
+  <w:comment w:id="0" w:author="Huguenot-Noel, Robin" w:date="2025-06-24T15:31:00Z" w:initials="RH">
+    <w:p>
+      <w:r>
+        <w:rPr>
+          <w:rStyle w:val="CommentReference"/>
+        </w:rPr>
+        <w:annotationRef/>
+      </w:r>
+      <w:r>
+        <w:rPr>
+          <w:sz w:val="20"/>
+          <w:szCs w:val="20"/>
+        </w:rPr>
+        <w:t>Le suivant est bon pour le titre du papier mais je pense qu’on pourrait utiliser quelque chose de plus neutre pour le projet en soi. A discuter au besoin</w:t>
+      </w:r>
+    </w:p>
+    <w:p/>
+  </w:comment>
+  <w:comment w:id="1" w:author="Huguenot-Noel, Robin" w:date="2025-06-24T15:29:00Z" w:initials="RH">
+    <w:p>
+      <w:r>
+        <w:rPr>
+          <w:rStyle w:val="CommentReference"/>
+        </w:rPr>
+        <w:annotationRef/>
+      </w:r>
+      <w:r>
+        <w:rPr>
+          <w:color w:val="000000"/>
+          <w:sz w:val="20"/>
+          <w:szCs w:val="20"/>
+        </w:rPr>
+        <w:t>Ca pourrait etre le titre du papier mais je pense qu’on pourrait utiliser quelque chose de plus neutre pour les participants. A discuter au besoin</w:t>
+      </w:r>
+    </w:p>
+    <w:p/>
+    <w:p/>
+  </w:comment>
+  <w:comment w:id="14" w:author="Huguenot-Noel, Robin" w:date="2025-06-24T15:33:00Z" w:initials="RH">
+    <w:p>
+      <w:r>
+        <w:rPr>
+          <w:rStyle w:val="CommentReference"/>
+        </w:rPr>
+        <w:annotationRef/>
+      </w:r>
+      <w:r>
+        <w:rPr>
+          <w:color w:val="000000"/>
+          <w:sz w:val="20"/>
+          <w:szCs w:val="20"/>
+        </w:rPr>
+        <w:t>Top, merci</w:t>
+      </w:r>
+    </w:p>
+  </w:comment>
+</w:comments>
+</file>
+
+<file path=word/commentsExtended.xml><?xml version="1.0" encoding="utf-8"?>
+<w15:commentsEx xmlns:wpc="http://schemas.microsoft.com/office/word/2010/wordprocessingCanvas" xmlns:cx="http://schemas.microsoft.com/office/drawing/2014/chartex" xmlns:cx1="http://schemas.microsoft.com/office/drawing/2015/9/8/chartex" xmlns:cx2="http://schemas.microsoft.com/office/drawing/2015/10/21/chartex" xmlns:cx3="http://schemas.microsoft.com/office/drawing/2016/5/9/chartex" xmlns:cx4="http://schemas.microsoft.com/office/drawing/2016/5/10/chartex" xmlns:cx5="http://schemas.microsoft.com/office/drawing/2016/5/11/chartex" xmlns:cx6="http://schemas.microsoft.com/office/drawing/2016/5/12/chartex" xmlns:cx7="http://schemas.microsoft.com/office/drawing/2016/5/13/chartex" xmlns:cx8="http://schemas.microsoft.com/office/drawing/2016/5/14/chartex" xmlns:mc="http://schemas.openxmlformats.org/markup-compatibility/2006" xmlns:aink="http://schemas.microsoft.com/office/drawing/2016/ink" xmlns:am3d="http://schemas.microsoft.com/office/drawing/2017/model3d" xmlns:o="urn:schemas-microsoft-com:office:office" xmlns:oel="http://schemas.microsoft.com/office/2019/extlst" xmlns:r="http://schemas.openxmlformats.org/officeDocument/2006/relationships" xmlns:m="http://schemas.openxmlformats.org/officeDocument/2006/math" xmlns:v="urn:schemas-microsoft-com:vml" xmlns:wp14="http://schemas.microsoft.com/office/word/2010/wordprocessingDrawing" xmlns:wp="http://schemas.openxmlformats.org/drawingml/2006/wordprocessingDrawing" xmlns:w10="urn:schemas-microsoft-com:office:word" xmlns:w="http://schemas.openxmlformats.org/wordprocessingml/2006/main" xmlns:w14="http://schemas.microsoft.com/office/word/2010/wordml" xmlns:w15="http://schemas.microsoft.com/office/word/2012/wordml" xmlns:w16cex="http://schemas.microsoft.com/office/word/2018/wordml/cex" xmlns:w16cid="http://schemas.microsoft.com/office/word/2016/wordml/cid" xmlns:w16="http://schemas.microsoft.com/office/word/2018/wordml" xmlns:w16du="http://schemas.microsoft.com/office/word/2023/wordml/word16du" xmlns:w16sdtdh="http://schemas.microsoft.com/office/word/2020/wordml/sdtdatahash" xmlns:w16sdtfl="http://schemas.microsoft.com/office/word/2024/wordml/sdtformatlock" xmlns:w16se="http://schemas.microsoft.com/office/word/2015/wordml/symex" xmlns:wpg="http://schemas.microsoft.com/office/word/2010/wordprocessingGroup" xmlns:wpi="http://schemas.microsoft.com/office/word/2010/wordprocessingInk" xmlns:wne="http://schemas.microsoft.com/office/word/2006/wordml" xmlns:wps="http://schemas.microsoft.com/office/word/2010/wordprocessingShape" mc:Ignorable="w14 w15 w16se w16cid w16 w16cex w16sdtdh w16sdtfl w16du wp14">
+  <w15:commentEx w15:paraId="486CB67B" w15:done="0"/>
+  <w15:commentEx w15:paraId="2CAEDB5D" w15:done="0"/>
+  <w15:commentEx w15:paraId="7B7A7C78" w15:done="0"/>
+</w15:commentsEx>
+</file>
+
+<file path=word/commentsExtensible.xml><?xml version="1.0" encoding="utf-8"?>
+<w16cex:commentsExtensible xmlns:wpc="http://schemas.microsoft.com/office/word/2010/wordprocessingCanvas" xmlns:cx="http://schemas.microsoft.com/office/drawing/2014/chartex" xmlns:cx1="http://schemas.microsoft.com/office/drawing/2015/9/8/chartex" xmlns:cx2="http://schemas.microsoft.com/office/drawing/2015/10/21/chartex" xmlns:cx3="http://schemas.microsoft.com/office/drawing/2016/5/9/chartex" xmlns:cx4="http://schemas.microsoft.com/office/drawing/2016/5/10/chartex" xmlns:cx5="http://schemas.microsoft.com/office/drawing/2016/5/11/chartex" xmlns:cx6="http://schemas.microsoft.com/office/drawing/2016/5/12/chartex" xmlns:cx7="http://schemas.microsoft.com/office/drawing/2016/5/13/chartex" xmlns:cx8="http://schemas.microsoft.com/office/drawing/2016/5/14/chartex" xmlns:cr="http://schemas.microsoft.com/office/comments/2020/reactions" xmlns:mc="http://schemas.openxmlformats.org/markup-compatibility/2006" xmlns:aink="http://schemas.microsoft.com/office/drawing/2016/ink" xmlns:am3d="http://schemas.microsoft.com/office/drawing/2017/model3d" xmlns:o="urn:schemas-microsoft-com:office:office" xmlns:oel="http://schemas.microsoft.com/office/2019/extlst" xmlns:r="http://schemas.openxmlformats.org/officeDocument/2006/relationships" xmlns:m="http://schemas.openxmlformats.org/officeDocument/2006/math" xmlns:v="urn:schemas-microsoft-com:vml" xmlns:wp14="http://schemas.microsoft.com/office/word/2010/wordprocessingDrawing" xmlns:wp="http://schemas.openxmlformats.org/drawingml/2006/wordprocessingDrawing" xmlns:w10="urn:schemas-microsoft-com:office:word" xmlns:w="http://schemas.openxmlformats.org/wordprocessingml/2006/main" xmlns:w14="http://schemas.microsoft.com/office/word/2010/wordml" xmlns:w15="http://schemas.microsoft.com/office/word/2012/wordml" xmlns:w16cex="http://schemas.microsoft.com/office/word/2018/wordml/cex" xmlns:w16cid="http://schemas.microsoft.com/office/word/2016/wordml/cid" xmlns:w16="http://schemas.microsoft.com/office/word/2018/wordml" xmlns:w16du="http://schemas.microsoft.com/office/word/2023/wordml/word16du" xmlns:w16sdtdh="http://schemas.microsoft.com/office/word/2020/wordml/sdtdatahash" xmlns:w16sdtfl="http://schemas.microsoft.com/office/word/2024/wordml/sdtformatlock" xmlns:w16se="http://schemas.microsoft.com/office/word/2015/wordml/symex" xmlns:wpg="http://schemas.microsoft.com/office/word/2010/wordprocessingGroup" xmlns:wpi="http://schemas.microsoft.com/office/word/2010/wordprocessingInk" xmlns:wne="http://schemas.microsoft.com/office/word/2006/wordml" xmlns:wps="http://schemas.microsoft.com/office/word/2010/wordprocessingShape" mc:Ignorable="w14 w15 w16se w16cid w16 w16cex w16sdtdh w16sdtfl cr w16du wp14">
+  <w16cex:commentExtensible w16cex:durableId="69240EEE" w16cex:dateUtc="2025-06-24T13:31:00Z"/>
+  <w16cex:commentExtensible w16cex:durableId="2ACA9B24" w16cex:dateUtc="2025-06-24T13:29:00Z"/>
+  <w16cex:commentExtensible w16cex:durableId="611167C0" w16cex:dateUtc="2025-06-24T13:33:00Z"/>
+</w16cex:commentsExtensible>
+</file>
+
+<file path=word/commentsIds.xml><?xml version="1.0" encoding="utf-8"?>
+<w16cid:commentsIds xmlns:wpc="http://schemas.microsoft.com/office/word/2010/wordprocessingCanvas" xmlns:cx="http://schemas.microsoft.com/office/drawing/2014/chartex" xmlns:cx1="http://schemas.microsoft.com/office/drawing/2015/9/8/chartex" xmlns:cx2="http://schemas.microsoft.com/office/drawing/2015/10/21/chartex" xmlns:cx3="http://schemas.microsoft.com/office/drawing/2016/5/9/chartex" xmlns:cx4="http://schemas.microsoft.com/office/drawing/2016/5/10/chartex" xmlns:cx5="http://schemas.microsoft.com/office/drawing/2016/5/11/chartex" xmlns:cx6="http://schemas.microsoft.com/office/drawing/2016/5/12/chartex" xmlns:cx7="http://schemas.microsoft.com/office/drawing/2016/5/13/chartex" xmlns:cx8="http://schemas.microsoft.com/office/drawing/2016/5/14/chartex" xmlns:mc="http://schemas.openxmlformats.org/markup-compatibility/2006" xmlns:aink="http://schemas.microsoft.com/office/drawing/2016/ink" xmlns:am3d="http://schemas.microsoft.com/office/drawing/2017/model3d" xmlns:o="urn:schemas-microsoft-com:office:office" xmlns:oel="http://schemas.microsoft.com/office/2019/extlst" xmlns:r="http://schemas.openxmlformats.org/officeDocument/2006/relationships" xmlns:m="http://schemas.openxmlformats.org/officeDocument/2006/math" xmlns:v="urn:schemas-microsoft-com:vml" xmlns:wp14="http://schemas.microsoft.com/office/word/2010/wordprocessingDrawing" xmlns:wp="http://schemas.openxmlformats.org/drawingml/2006/wordprocessingDrawing" xmlns:w10="urn:schemas-microsoft-com:office:word" xmlns:w="http://schemas.openxmlformats.org/wordprocessingml/2006/main" xmlns:w14="http://schemas.microsoft.com/office/word/2010/wordml" xmlns:w15="http://schemas.microsoft.com/office/word/2012/wordml" xmlns:w16cex="http://schemas.microsoft.com/office/word/2018/wordml/cex" xmlns:w16cid="http://schemas.microsoft.com/office/word/2016/wordml/cid" xmlns:w16="http://schemas.microsoft.com/office/word/2018/wordml" xmlns:w16du="http://schemas.microsoft.com/office/word/2023/wordml/word16du" xmlns:w16sdtdh="http://schemas.microsoft.com/office/word/2020/wordml/sdtdatahash" xmlns:w16sdtfl="http://schemas.microsoft.com/office/word/2024/wordml/sdtformatlock" xmlns:w16se="http://schemas.microsoft.com/office/word/2015/wordml/symex" xmlns:wpg="http://schemas.microsoft.com/office/word/2010/wordprocessingGroup" xmlns:wpi="http://schemas.microsoft.com/office/word/2010/wordprocessingInk" xmlns:wne="http://schemas.microsoft.com/office/word/2006/wordml" xmlns:wps="http://schemas.microsoft.com/office/word/2010/wordprocessingShape" mc:Ignorable="w14 w15 w16se w16cid w16 w16cex w16sdtdh w16sdtfl w16du wp14">
+  <w16cid:commentId w16cid:paraId="486CB67B" w16cid:durableId="69240EEE"/>
+  <w16cid:commentId w16cid:paraId="2CAEDB5D" w16cid:durableId="2ACA9B24"/>
+  <w16cid:commentId w16cid:paraId="7B7A7C78" w16cid:durableId="611167C0"/>
+</w16cid:commentsIds>
+</file>
+
+<file path=word/endnotes.xml><?xml version="1.0" encoding="utf-8"?>
+<w:endnotes xmlns:wpc="http://schemas.microsoft.com/office/word/2010/wordprocessingCanvas" xmlns:cx="http://schemas.microsoft.com/office/drawing/2014/chartex" xmlns:cx1="http://schemas.microsoft.com/office/drawing/2015/9/8/chartex" xmlns:cx2="http://schemas.microsoft.com/office/drawing/2015/10/21/chartex" xmlns:cx3="http://schemas.microsoft.com/office/drawing/2016/5/9/chartex" xmlns:cx4="http://schemas.microsoft.com/office/drawing/2016/5/10/chartex" xmlns:cx5="http://schemas.microsoft.com/office/drawing/2016/5/11/chartex" xmlns:cx6="http://schemas.microsoft.com/office/drawing/2016/5/12/chartex" xmlns:cx7="http://schemas.microsoft.com/office/drawing/2016/5/13/chartex" xmlns:cx8="http://schemas.microsoft.com/office/drawing/2016/5/14/chartex" xmlns:mc="http://schemas.openxmlformats.org/markup-compatibility/2006" xmlns:aink="http://schemas.microsoft.com/office/drawing/2016/ink" xmlns:am3d="http://schemas.microsoft.com/office/drawing/2017/model3d" xmlns:o="urn:schemas-microsoft-com:office:office" xmlns:oel="http://schemas.microsoft.com/office/2019/extlst" xmlns:r="http://schemas.openxmlformats.org/officeDocument/2006/relationships" xmlns:m="http://schemas.openxmlformats.org/officeDocument/2006/math" xmlns:v="urn:schemas-microsoft-com:vml" xmlns:wp14="http://schemas.microsoft.com/office/word/2010/wordprocessingDrawing" xmlns:wp="http://schemas.openxmlformats.org/drawingml/2006/wordprocessingDrawing" xmlns:w10="urn:schemas-microsoft-com:office:word" xmlns:w="http://schemas.openxmlformats.org/wordprocessingml/2006/main" xmlns:w14="http://schemas.microsoft.com/office/word/2010/wordml" xmlns:w15="http://schemas.microsoft.com/office/word/2012/wordml" xmlns:w16cex="http://schemas.microsoft.com/office/word/2018/wordml/cex" xmlns:w16cid="http://schemas.microsoft.com/office/word/2016/wordml/cid" xmlns:w16="http://schemas.microsoft.com/office/word/2018/wordml" xmlns:w16du="http://schemas.microsoft.com/office/word/2023/wordml/word16du" xmlns:w16sdtdh="http://schemas.microsoft.com/office/word/2020/wordml/sdtdatahash" xmlns:w16sdtfl="http://schemas.microsoft.com/office/word/2024/wordml/sdtformatlock" xmlns:w16se="http://schemas.microsoft.com/office/word/2015/wordml/symex" xmlns:wpg="http://schemas.microsoft.com/office/word/2010/wordprocessingGroup" xmlns:wpi="http://schemas.microsoft.com/office/word/2010/wordprocessingInk" xmlns:wne="http://schemas.microsoft.com/office/word/2006/wordml" xmlns:wps="http://schemas.microsoft.com/office/word/2010/wordprocessingShape" mc:Ignorable="w14 w15 w16se w16cid w16 w16cex w16sdtdh w16sdtfl w16du wp14">
+  <w:endnote w:type="separator" w:id="-1">
+    <w:p>
+      <w:pPr>
+        <w:spacing w:after="0" w:line="240" w:lineRule="auto"/>
+      </w:pPr>
+      <w:r>
+        <w:separator/>
+      </w:r>
+    </w:p>
+  </w:endnote>
+  <w:endnote w:type="continuationSeparator" w:id="0">
+    <w:p>
+      <w:pPr>
+        <w:spacing w:after="0" w:line="240" w:lineRule="auto"/>
+      </w:pPr>
+      <w:r>
+        <w:continuationSeparator/>
+      </w:r>
+    </w:p>
+  </w:endnote>
+</w:endnotes>
+</file>
+
 <file path=word/footer1.xml><?xml version="1.0" encoding="utf-8"?>
-<w:ftr xmlns:o="urn:schemas-microsoft-com:office:office" xmlns:r="http://schemas.openxmlformats.org/officeDocument/2006/relationships" xmlns:v="urn:schemas-microsoft-com:vml" xmlns:w="http://schemas.openxmlformats.org/wordprocessingml/2006/main" xmlns:w10="urn:schemas-microsoft-com:office:word" xmlns:wp="http://schemas.openxmlformats.org/drawingml/2006/wordprocessingDrawing" xmlns:wps="http://schemas.microsoft.com/office/word/2010/wordprocessingShape" xmlns:wpg="http://schemas.microsoft.com/office/word/2010/wordprocessingGroup" xmlns:mc="http://schemas.openxmlformats.org/markup-compatibility/2006" xmlns:wp14="http://schemas.microsoft.com/office/word/2010/wordprocessingDrawing" xmlns:w14="http://schemas.microsoft.com/office/word/2010/wordml" xmlns:w15="http://schemas.microsoft.com/office/word/2012/wordml" mc:Ignorable="w14 wp14 w15">
+<w:ftr xmlns:wpc="http://schemas.microsoft.com/office/word/2010/wordprocessingCanvas" xmlns:cx="http://schemas.microsoft.com/office/drawing/2014/chartex" xmlns:cx1="http://schemas.microsoft.com/office/drawing/2015/9/8/chartex" xmlns:cx2="http://schemas.microsoft.com/office/drawing/2015/10/21/chartex" xmlns:cx3="http://schemas.microsoft.com/office/drawing/2016/5/9/chartex" xmlns:cx4="http://schemas.microsoft.com/office/drawing/2016/5/10/chartex" xmlns:cx5="http://schemas.microsoft.com/office/drawing/2016/5/11/chartex" xmlns:cx6="http://schemas.microsoft.com/office/drawing/2016/5/12/chartex" xmlns:cx7="http://schemas.microsoft.com/office/drawing/2016/5/13/chartex" xmlns:cx8="http://schemas.microsoft.com/office/drawing/2016/5/14/chartex" xmlns:mc="http://schemas.openxmlformats.org/markup-compatibility/2006" xmlns:aink="http://schemas.microsoft.com/office/drawing/2016/ink" xmlns:am3d="http://schemas.microsoft.com/office/drawing/2017/model3d" xmlns:o="urn:schemas-microsoft-com:office:office" xmlns:oel="http://schemas.microsoft.com/office/2019/extlst" xmlns:r="http://schemas.openxmlformats.org/officeDocument/2006/relationships" xmlns:m="http://schemas.openxmlformats.org/officeDocument/2006/math" xmlns:v="urn:schemas-microsoft-com:vml" xmlns:wp14="http://schemas.microsoft.com/office/word/2010/wordprocessingDrawing" xmlns:wp="http://schemas.openxmlformats.org/drawingml/2006/wordprocessingDrawing" xmlns:w10="urn:schemas-microsoft-com:office:word" xmlns:w="http://schemas.openxmlformats.org/wordprocessingml/2006/main" xmlns:w14="http://schemas.microsoft.com/office/word/2010/wordml" xmlns:w15="http://schemas.microsoft.com/office/word/2012/wordml" xmlns:w16cex="http://schemas.microsoft.com/office/word/2018/wordml/cex" xmlns:w16cid="http://schemas.microsoft.com/office/word/2016/wordml/cid" xmlns:w16="http://schemas.microsoft.com/office/word/2018/wordml" xmlns:w16du="http://schemas.microsoft.com/office/word/2023/wordml/word16du" xmlns:w16sdtdh="http://schemas.microsoft.com/office/word/2020/wordml/sdtdatahash" xmlns:w16sdtfl="http://schemas.microsoft.com/office/word/2024/wordml/sdtformatlock" xmlns:w16se="http://schemas.microsoft.com/office/word/2015/wordml/symex" xmlns:wpg="http://schemas.microsoft.com/office/word/2010/wordprocessingGroup" xmlns:wpi="http://schemas.microsoft.com/office/word/2010/wordprocessingInk" xmlns:wne="http://schemas.microsoft.com/office/word/2006/wordml" xmlns:wps="http://schemas.microsoft.com/office/word/2010/wordprocessingShape" mc:Ignorable="w14 w15 w16se w16cid w16 w16cex w16sdtdh w16sdtfl w16du wp14">
   <w:p>
     <w:pPr>
       <w:pStyle w:val="Footer"/>
-      <w:rPr/>
     </w:pPr>
-    <w:r>
-      <w:rPr/>
-    </w:r>
   </w:p>
 </w:ftr>
 </file>
 
 <file path=word/footer2.xml><?xml version="1.0" encoding="utf-8"?>
-<w:ftr xmlns:o="urn:schemas-microsoft-com:office:office" xmlns:r="http://schemas.openxmlformats.org/officeDocument/2006/relationships" xmlns:v="urn:schemas-microsoft-com:vml" xmlns:w="http://schemas.openxmlformats.org/wordprocessingml/2006/main" xmlns:w10="urn:schemas-microsoft-com:office:word" xmlns:wp="http://schemas.openxmlformats.org/drawingml/2006/wordprocessingDrawing" xmlns:wps="http://schemas.microsoft.com/office/word/2010/wordprocessingShape" xmlns:wpg="http://schemas.microsoft.com/office/word/2010/wordprocessingGroup" xmlns:mc="http://schemas.openxmlformats.org/markup-compatibility/2006" xmlns:wp14="http://schemas.microsoft.com/office/word/2010/wordprocessingDrawing" xmlns:w14="http://schemas.microsoft.com/office/word/2010/wordml" xmlns:w15="http://schemas.microsoft.com/office/word/2012/wordml" mc:Ignorable="w14 wp14 w15">
+<w:ftr xmlns:wpc="http://schemas.microsoft.com/office/word/2010/wordprocessingCanvas" xmlns:cx="http://schemas.microsoft.com/office/drawing/2014/chartex" xmlns:cx1="http://schemas.microsoft.com/office/drawing/2015/9/8/chartex" xmlns:cx2="http://schemas.microsoft.com/office/drawing/2015/10/21/chartex" xmlns:cx3="http://schemas.microsoft.com/office/drawing/2016/5/9/chartex" xmlns:cx4="http://schemas.microsoft.com/office/drawing/2016/5/10/chartex" xmlns:cx5="http://schemas.microsoft.com/office/drawing/2016/5/11/chartex" xmlns:cx6="http://schemas.microsoft.com/office/drawing/2016/5/12/chartex" xmlns:cx7="http://schemas.microsoft.com/office/drawing/2016/5/13/chartex" xmlns:cx8="http://schemas.microsoft.com/office/drawing/2016/5/14/chartex" xmlns:mc="http://schemas.openxmlformats.org/markup-compatibility/2006" xmlns:aink="http://schemas.microsoft.com/office/drawing/2016/ink" xmlns:am3d="http://schemas.microsoft.com/office/drawing/2017/model3d" xmlns:o="urn:schemas-microsoft-com:office:office" xmlns:oel="http://schemas.microsoft.com/office/2019/extlst" xmlns:r="http://schemas.openxmlformats.org/officeDocument/2006/relationships" xmlns:m="http://schemas.openxmlformats.org/officeDocument/2006/math" xmlns:v="urn:schemas-microsoft-com:vml" xmlns:wp14="http://schemas.microsoft.com/office/word/2010/wordprocessingDrawing" xmlns:wp="http://schemas.openxmlformats.org/drawingml/2006/wordprocessingDrawing" xmlns:w10="urn:schemas-microsoft-com:office:word" xmlns:w="http://schemas.openxmlformats.org/wordprocessingml/2006/main" xmlns:w14="http://schemas.microsoft.com/office/word/2010/wordml" xmlns:w15="http://schemas.microsoft.com/office/word/2012/wordml" xmlns:w16cex="http://schemas.microsoft.com/office/word/2018/wordml/cex" xmlns:w16cid="http://schemas.microsoft.com/office/word/2016/wordml/cid" xmlns:w16="http://schemas.microsoft.com/office/word/2018/wordml" xmlns:w16du="http://schemas.microsoft.com/office/word/2023/wordml/word16du" xmlns:w16sdtdh="http://schemas.microsoft.com/office/word/2020/wordml/sdtdatahash" xmlns:w16sdtfl="http://schemas.microsoft.com/office/word/2024/wordml/sdtformatlock" xmlns:w16se="http://schemas.microsoft.com/office/word/2015/wordml/symex" xmlns:wpg="http://schemas.microsoft.com/office/word/2010/wordprocessingGroup" xmlns:wpi="http://schemas.microsoft.com/office/word/2010/wordprocessingInk" xmlns:wne="http://schemas.microsoft.com/office/word/2006/wordml" xmlns:wps="http://schemas.microsoft.com/office/word/2010/wordprocessingShape" mc:Ignorable="w14 w15 w16se w16cid w16 w16cex w16sdtdh w16sdtfl w16du wp14">
   <w:p>
     <w:pPr>
       <w:pStyle w:val="Footer"/>
-      <w:rPr/>
     </w:pPr>
     <w:r>
       <w:fldChar w:fldCharType="begin"/>
     </w:r>
     <w:r>
-      <w:rPr/>
-      <w:instrText xml:space="preserve">ADVANCE</w:instrText>
+      <w:instrText>ADVANCE</w:instrText>
     </w:r>
     <w:r>
-      <w:rPr/>
-    </w:r>
-    <w:r>
-      <w:rPr/>
       <w:fldChar w:fldCharType="separate"/>
     </w:r>
     <w:r>
-      <w:rPr/>
-    </w:r>
-    <w:r>
-      <w:rPr/>
-    </w:r>
-    <w:r>
-      <w:rPr/>
       <w:fldChar w:fldCharType="end"/>
     </w:r>
-    <w:r>
-      <w:fldChar w:fldCharType="begin"/>
-    </w:r>
-    <w:r>
-      <w:rPr/>
-      <w:instrText xml:space="preserve">USERADDRESS  \* MERGEFORMAT</w:instrText>
-    </w:r>
-    <w:r>
-      <w:rPr/>
-    </w:r>
-    <w:r>
-      <w:rPr/>
-      <w:fldChar w:fldCharType="separate"/>
-    </w:r>
-    <w:r>
-      <w:rPr/>
-    </w:r>
-    <w:r/>
-    <w:r>
-      <w:rPr/>
-      <w:fldChar w:fldCharType="end"/>
-    </w:r>
-    <w:r>
-      <w:rPr/>
-    </w:r>
+    <w:fldSimple w:instr="USERADDRESS  \* MERGEFORMAT"/>
   </w:p>
   <w:p>
     <w:pPr>
       <w:pStyle w:val="Footer"/>
-      <w:rPr/>
     </w:pPr>
     <w:r>
-      <w:rPr/>
+      <w:rPr>
+        <w:noProof/>
+      </w:rPr>
       <mc:AlternateContent>
         <mc:Choice Requires="wps">
           <w:drawing>
-            <wp:anchor behindDoc="1" distT="0" distB="2540" distL="0" distR="5080" simplePos="0" locked="0" layoutInCell="1" allowOverlap="1" relativeHeight="8" wp14:anchorId="1D84B832">
+            <wp:anchor distT="0" distB="2540" distL="0" distR="5080" simplePos="0" relativeHeight="8" behindDoc="1" locked="0" layoutInCell="1" allowOverlap="1" wp14:anchorId="6208583D" wp14:editId="752E03C8">
               <wp:simplePos x="0" y="0"/>
               <wp:positionH relativeFrom="column">
                 <wp:posOffset>2798445</wp:posOffset>
@@ -912,6 +1072,7 @@
               <wp:effectExtent l="635" t="635" r="0" b="0"/>
               <wp:wrapNone/>
               <wp:docPr id="3" name="Zone de texte 5"/>
+              <wp:cNvGraphicFramePr/>
               <a:graphic xmlns:a="http://schemas.openxmlformats.org/drawingml/2006/main">
                 <a:graphicData uri="http://schemas.microsoft.com/office/word/2010/wordprocessingShape">
                   <wps:wsp>
@@ -930,9 +1091,15 @@
                       </a:ln>
                     </wps:spPr>
                     <wps:style>
-                      <a:lnRef idx="0"/>
-                      <a:fillRef idx="0"/>
-                      <a:effectRef idx="0"/>
+                      <a:lnRef idx="0">
+                        <a:scrgbClr r="0" g="0" b="0"/>
+                      </a:lnRef>
+                      <a:fillRef idx="0">
+                        <a:scrgbClr r="0" g="0" b="0"/>
+                      </a:fillRef>
+                      <a:effectRef idx="0">
+                        <a:scrgbClr r="0" g="0" b="0"/>
+                      </a:effectRef>
                       <a:fontRef idx="minor"/>
                     </wps:style>
                     <wps:txbx>
@@ -941,23 +1108,31 @@
                           <w:pPr>
                             <w:pStyle w:val="Paragraphestandard"/>
                             <w:tabs>
-                              <w:tab w:val="clear" w:pos="708"/>
-                              <w:tab w:val="left" w:pos="1418" w:leader="none"/>
+                              <w:tab w:val="left" w:pos="1418"/>
                             </w:tabs>
-                            <w:spacing w:lineRule="auto" w:line="240"/>
+                            <w:spacing w:line="240" w:lineRule="auto"/>
                             <w:rPr>
                               <w:rFonts w:ascii="Suisse Int'l Light" w:hAnsi="Suisse Int'l Light" w:cs="Suisse Int'l Light"/>
                               <w:sz w:val="15"/>
                               <w:szCs w:val="15"/>
                             </w:rPr>
                           </w:pPr>
+                          <w:proofErr w:type="gramStart"/>
                           <w:r>
                             <w:rPr>
-                              <w:rFonts w:cs="Suisse Int'l Light" w:ascii="Suisse Int'l Light" w:hAnsi="Suisse Int'l Light"/>
+                              <w:rFonts w:ascii="Suisse Int'l Light" w:hAnsi="Suisse Int'l Light" w:cs="Suisse Int'l Light"/>
                               <w:sz w:val="15"/>
                               <w:szCs w:val="15"/>
                             </w:rPr>
                             <w:t>Phone:</w:t>
+                          </w:r>
+                          <w:proofErr w:type="gramEnd"/>
+                          <w:r>
+                            <w:rPr>
+                              <w:rFonts w:ascii="Suisse Int'l Light" w:hAnsi="Suisse Int'l Light" w:cs="Suisse Int'l Light"/>
+                              <w:sz w:val="15"/>
+                              <w:szCs w:val="15"/>
+                            </w:rPr>
                             <w:tab/>
                             <w:t>+41 21 693 43 61</w:t>
                           </w:r>
@@ -966,10 +1141,54 @@
                           <w:pPr>
                             <w:pStyle w:val="Paragraphestandard"/>
                             <w:tabs>
-                              <w:tab w:val="clear" w:pos="708"/>
-                              <w:tab w:val="left" w:pos="1418" w:leader="none"/>
+                              <w:tab w:val="left" w:pos="1418"/>
                             </w:tabs>
-                            <w:spacing w:lineRule="auto" w:line="240"/>
+                            <w:spacing w:line="240" w:lineRule="auto"/>
+                            <w:rPr>
+                              <w:rFonts w:ascii="Suisse Int'l Light" w:hAnsi="Suisse Int'l Light" w:cs="Suisse Int'l Light"/>
+                              <w:sz w:val="15"/>
+                              <w:szCs w:val="15"/>
+                              <w:lang w:val="de-CH"/>
+                            </w:rPr>
+                          </w:pPr>
+                          <w:proofErr w:type="spellStart"/>
+                          <w:r>
+                            <w:rPr>
+                              <w:rFonts w:ascii="Suisse Int'l Light" w:hAnsi="Suisse Int'l Light" w:cs="Suisse Int'l Light"/>
+                              <w:sz w:val="15"/>
+                              <w:szCs w:val="15"/>
+                              <w:lang w:val="de-CH"/>
+                            </w:rPr>
+                            <w:t>E-mail</w:t>
+                          </w:r>
+                          <w:proofErr w:type="spellEnd"/>
+                          <w:r>
+                            <w:rPr>
+                              <w:rFonts w:ascii="Suisse Int'l Light" w:hAnsi="Suisse Int'l Light" w:cs="Suisse Int'l Light"/>
+                              <w:sz w:val="15"/>
+                              <w:szCs w:val="15"/>
+                              <w:lang w:val="de-CH"/>
+                            </w:rPr>
+                            <w:t>:</w:t>
+                          </w:r>
+                          <w:r>
+                            <w:rPr>
+                              <w:rFonts w:ascii="Suisse Int'l Light" w:hAnsi="Suisse Int'l Light" w:cs="Suisse Int'l Light"/>
+                              <w:sz w:val="15"/>
+                              <w:szCs w:val="15"/>
+                              <w:lang w:val="de-CH"/>
+                            </w:rPr>
+                            <w:tab/>
+                            <w:t>research@epfl.ch</w:t>
+                          </w:r>
+                        </w:p>
+                        <w:p>
+                          <w:pPr>
+                            <w:pStyle w:val="Paragraphestandard"/>
+                            <w:tabs>
+                              <w:tab w:val="left" w:pos="1418"/>
+                            </w:tabs>
+                            <w:spacing w:line="240" w:lineRule="auto"/>
                             <w:rPr>
                               <w:rFonts w:ascii="Suisse Int'l Light" w:hAnsi="Suisse Int'l Light" w:cs="Suisse Int'l Light"/>
                               <w:sz w:val="15"/>
@@ -979,48 +1198,30 @@
                           </w:pPr>
                           <w:r>
                             <w:rPr>
-                              <w:rFonts w:cs="Suisse Int'l Light" w:ascii="Suisse Int'l Light" w:hAnsi="Suisse Int'l Light"/>
+                              <w:rFonts w:ascii="Suisse Int'l Light" w:hAnsi="Suisse Int'l Light" w:cs="Suisse Int'l Light"/>
                               <w:sz w:val="15"/>
                               <w:szCs w:val="15"/>
                               <w:lang w:val="de-CH"/>
                             </w:rPr>
-                            <w:t>E-mail:</w:t>
-                            <w:tab/>
-                            <w:t>research@epfl.ch</w:t>
+                            <w:t>Website:</w:t>
                           </w:r>
-                        </w:p>
-                        <w:p>
-                          <w:pPr>
-                            <w:pStyle w:val="Paragraphestandard"/>
-                            <w:tabs>
-                              <w:tab w:val="clear" w:pos="708"/>
-                              <w:tab w:val="left" w:pos="1418" w:leader="none"/>
-                            </w:tabs>
-                            <w:suppressAutoHyphens w:val="true"/>
-                            <w:spacing w:lineRule="auto" w:line="240"/>
+                          <w:r>
                             <w:rPr>
                               <w:rFonts w:ascii="Suisse Int'l Light" w:hAnsi="Suisse Int'l Light" w:cs="Suisse Int'l Light"/>
                               <w:sz w:val="15"/>
                               <w:szCs w:val="15"/>
                               <w:lang w:val="de-CH"/>
                             </w:rPr>
-                          </w:pPr>
-                          <w:r>
-                            <w:rPr>
-                              <w:rFonts w:cs="Suisse Int'l Light" w:ascii="Suisse Int'l Light" w:hAnsi="Suisse Int'l Light"/>
-                              <w:sz w:val="15"/>
-                              <w:szCs w:val="15"/>
-                              <w:lang w:val="de-CH"/>
-                            </w:rPr>
-                            <w:t>Website:</w:t>
                             <w:tab/>
                             <w:t>www.epfl.ch/research</w:t>
                           </w:r>
                         </w:p>
                       </w:txbxContent>
                     </wps:txbx>
-                    <wps:bodyPr lIns="0" rIns="0" tIns="0" bIns="0" anchor="t">
-                      <a:prstTxWarp prst="textNoShape"/>
+                    <wps:bodyPr lIns="0" tIns="0" rIns="0" bIns="0" anchor="t">
+                      <a:prstTxWarp prst="textNoShape">
+                        <a:avLst/>
+                      </a:prstTxWarp>
                       <a:noAutofit/>
                     </wps:bodyPr>
                   </wps:wsp>
@@ -1031,32 +1232,38 @@
         </mc:Choice>
         <mc:Fallback>
           <w:pict>
-            <v:rect id="shape_0" ID="Zone de texte 5" path="m0,0l-2147483645,0l-2147483645,-2147483646l0,-2147483646xe" stroked="f" o:allowincell="f" style="position:absolute;margin-left:220.35pt;margin-top:30.6pt;width:161.5pt;height:53.7pt;mso-wrap-style:square;v-text-anchor:top" wp14:anchorId="1D84B832">
-              <v:fill o:detectmouseclick="t" on="false"/>
-              <v:stroke color="#3465a4" weight="6480" joinstyle="round" endcap="flat"/>
-              <v:textbox>
+            <v:rect w14:anchorId="6208583D" id="Zone de texte 5" o:spid="_x0000_s1026" style="position:absolute;margin-left:220.35pt;margin-top:30.6pt;width:161.55pt;height:53.75pt;z-index:-503316472;visibility:visible;mso-wrap-style:square;mso-wrap-distance-left:0;mso-wrap-distance-top:0;mso-wrap-distance-right:.4pt;mso-wrap-distance-bottom:.2pt;mso-position-horizontal:absolute;mso-position-horizontal-relative:text;mso-position-vertical:absolute;mso-position-vertical-relative:bottom-margin-area;v-text-anchor:top" o:gfxdata="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" filled="f" stroked="f" strokeweight=".5pt">
+              <v:textbox inset="0,0,0,0">
                 <w:txbxContent>
                   <w:p>
                     <w:pPr>
                       <w:pStyle w:val="Paragraphestandard"/>
                       <w:tabs>
-                        <w:tab w:val="clear" w:pos="708"/>
-                        <w:tab w:val="left" w:pos="1418" w:leader="none"/>
+                        <w:tab w:val="left" w:pos="1418"/>
                       </w:tabs>
-                      <w:spacing w:lineRule="auto" w:line="240"/>
+                      <w:spacing w:line="240" w:lineRule="auto"/>
                       <w:rPr>
                         <w:rFonts w:ascii="Suisse Int'l Light" w:hAnsi="Suisse Int'l Light" w:cs="Suisse Int'l Light"/>
                         <w:sz w:val="15"/>
                         <w:szCs w:val="15"/>
                       </w:rPr>
                     </w:pPr>
+                    <w:proofErr w:type="gramStart"/>
                     <w:r>
                       <w:rPr>
-                        <w:rFonts w:cs="Suisse Int'l Light" w:ascii="Suisse Int'l Light" w:hAnsi="Suisse Int'l Light"/>
+                        <w:rFonts w:ascii="Suisse Int'l Light" w:hAnsi="Suisse Int'l Light" w:cs="Suisse Int'l Light"/>
                         <w:sz w:val="15"/>
                         <w:szCs w:val="15"/>
                       </w:rPr>
                       <w:t>Phone:</w:t>
+                    </w:r>
+                    <w:proofErr w:type="gramEnd"/>
+                    <w:r>
+                      <w:rPr>
+                        <w:rFonts w:ascii="Suisse Int'l Light" w:hAnsi="Suisse Int'l Light" w:cs="Suisse Int'l Light"/>
+                        <w:sz w:val="15"/>
+                        <w:szCs w:val="15"/>
+                      </w:rPr>
                       <w:tab/>
                       <w:t>+41 21 693 43 61</w:t>
                     </w:r>
@@ -1065,10 +1272,54 @@
                     <w:pPr>
                       <w:pStyle w:val="Paragraphestandard"/>
                       <w:tabs>
-                        <w:tab w:val="clear" w:pos="708"/>
-                        <w:tab w:val="left" w:pos="1418" w:leader="none"/>
+                        <w:tab w:val="left" w:pos="1418"/>
                       </w:tabs>
-                      <w:spacing w:lineRule="auto" w:line="240"/>
+                      <w:spacing w:line="240" w:lineRule="auto"/>
+                      <w:rPr>
+                        <w:rFonts w:ascii="Suisse Int'l Light" w:hAnsi="Suisse Int'l Light" w:cs="Suisse Int'l Light"/>
+                        <w:sz w:val="15"/>
+                        <w:szCs w:val="15"/>
+                        <w:lang w:val="de-CH"/>
+                      </w:rPr>
+                    </w:pPr>
+                    <w:proofErr w:type="spellStart"/>
+                    <w:r>
+                      <w:rPr>
+                        <w:rFonts w:ascii="Suisse Int'l Light" w:hAnsi="Suisse Int'l Light" w:cs="Suisse Int'l Light"/>
+                        <w:sz w:val="15"/>
+                        <w:szCs w:val="15"/>
+                        <w:lang w:val="de-CH"/>
+                      </w:rPr>
+                      <w:t>E-mail</w:t>
+                    </w:r>
+                    <w:proofErr w:type="spellEnd"/>
+                    <w:r>
+                      <w:rPr>
+                        <w:rFonts w:ascii="Suisse Int'l Light" w:hAnsi="Suisse Int'l Light" w:cs="Suisse Int'l Light"/>
+                        <w:sz w:val="15"/>
+                        <w:szCs w:val="15"/>
+                        <w:lang w:val="de-CH"/>
+                      </w:rPr>
+                      <w:t>:</w:t>
+                    </w:r>
+                    <w:r>
+                      <w:rPr>
+                        <w:rFonts w:ascii="Suisse Int'l Light" w:hAnsi="Suisse Int'l Light" w:cs="Suisse Int'l Light"/>
+                        <w:sz w:val="15"/>
+                        <w:szCs w:val="15"/>
+                        <w:lang w:val="de-CH"/>
+                      </w:rPr>
+                      <w:tab/>
+                      <w:t>research@epfl.ch</w:t>
+                    </w:r>
+                  </w:p>
+                  <w:p>
+                    <w:pPr>
+                      <w:pStyle w:val="Paragraphestandard"/>
+                      <w:tabs>
+                        <w:tab w:val="left" w:pos="1418"/>
+                      </w:tabs>
+                      <w:spacing w:line="240" w:lineRule="auto"/>
                       <w:rPr>
                         <w:rFonts w:ascii="Suisse Int'l Light" w:hAnsi="Suisse Int'l Light" w:cs="Suisse Int'l Light"/>
                         <w:sz w:val="15"/>
@@ -1078,55 +1329,40 @@
                     </w:pPr>
                     <w:r>
                       <w:rPr>
-                        <w:rFonts w:cs="Suisse Int'l Light" w:ascii="Suisse Int'l Light" w:hAnsi="Suisse Int'l Light"/>
+                        <w:rFonts w:ascii="Suisse Int'l Light" w:hAnsi="Suisse Int'l Light" w:cs="Suisse Int'l Light"/>
                         <w:sz w:val="15"/>
                         <w:szCs w:val="15"/>
                         <w:lang w:val="de-CH"/>
                       </w:rPr>
-                      <w:t>E-mail:</w:t>
-                      <w:tab/>
-                      <w:t>research@epfl.ch</w:t>
+                      <w:t>Website:</w:t>
                     </w:r>
-                  </w:p>
-                  <w:p>
-                    <w:pPr>
-                      <w:pStyle w:val="Paragraphestandard"/>
-                      <w:tabs>
-                        <w:tab w:val="clear" w:pos="708"/>
-                        <w:tab w:val="left" w:pos="1418" w:leader="none"/>
-                      </w:tabs>
-                      <w:suppressAutoHyphens w:val="true"/>
-                      <w:spacing w:lineRule="auto" w:line="240"/>
+                    <w:r>
                       <w:rPr>
                         <w:rFonts w:ascii="Suisse Int'l Light" w:hAnsi="Suisse Int'l Light" w:cs="Suisse Int'l Light"/>
                         <w:sz w:val="15"/>
                         <w:szCs w:val="15"/>
                         <w:lang w:val="de-CH"/>
                       </w:rPr>
-                    </w:pPr>
-                    <w:r>
-                      <w:rPr>
-                        <w:rFonts w:cs="Suisse Int'l Light" w:ascii="Suisse Int'l Light" w:hAnsi="Suisse Int'l Light"/>
-                        <w:sz w:val="15"/>
-                        <w:szCs w:val="15"/>
-                        <w:lang w:val="de-CH"/>
-                      </w:rPr>
-                      <w:t>Website:</w:t>
                       <w:tab/>
                       <w:t>www.epfl.ch/research</w:t>
                     </w:r>
                   </w:p>
                 </w:txbxContent>
               </v:textbox>
-              <w10:wrap type="none"/>
+              <w10:wrap anchory="margin"/>
             </v:rect>
           </w:pict>
         </mc:Fallback>
       </mc:AlternateContent>
+    </w:r>
+    <w:r>
+      <w:rPr>
+        <w:noProof/>
+      </w:rPr>
       <mc:AlternateContent>
         <mc:Choice Requires="wps">
           <w:drawing>
-            <wp:anchor behindDoc="1" distT="0" distB="13970" distL="0" distR="13970" simplePos="0" locked="0" layoutInCell="1" allowOverlap="1" relativeHeight="9" wp14:anchorId="653782EF">
+            <wp:anchor distT="0" distB="13970" distL="0" distR="13970" simplePos="0" relativeHeight="9" behindDoc="1" locked="0" layoutInCell="1" allowOverlap="1" wp14:anchorId="015417E1" wp14:editId="1224CEC2">
               <wp:simplePos x="0" y="0"/>
               <wp:positionH relativeFrom="column">
                 <wp:posOffset>1212850</wp:posOffset>
@@ -1138,6 +1374,7 @@
               <wp:effectExtent l="635" t="635" r="0" b="0"/>
               <wp:wrapNone/>
               <wp:docPr id="4" name="Zone de texte 6"/>
+              <wp:cNvGraphicFramePr/>
               <a:graphic xmlns:a="http://schemas.openxmlformats.org/drawingml/2006/main">
                 <a:graphicData uri="http://schemas.microsoft.com/office/word/2010/wordprocessingShape">
                   <wps:wsp>
@@ -1156,9 +1393,15 @@
                       </a:ln>
                     </wps:spPr>
                     <wps:style>
-                      <a:lnRef idx="0"/>
-                      <a:fillRef idx="0"/>
-                      <a:effectRef idx="0"/>
+                      <a:lnRef idx="0">
+                        <a:scrgbClr r="0" g="0" b="0"/>
+                      </a:lnRef>
+                      <a:fillRef idx="0">
+                        <a:scrgbClr r="0" g="0" b="0"/>
+                      </a:fillRef>
+                      <a:effectRef idx="0">
+                        <a:scrgbClr r="0" g="0" b="0"/>
+                      </a:effectRef>
                       <a:fontRef idx="minor"/>
                     </wps:style>
                     <wps:txbx>
@@ -1166,8 +1409,7 @@
                         <w:p>
                           <w:pPr>
                             <w:pStyle w:val="Footer"/>
-                            <w:suppressAutoHyphens w:val="true"/>
-                            <w:snapToGrid w:val="false"/>
+                            <w:snapToGrid w:val="0"/>
                             <w:rPr>
                               <w:rFonts w:ascii="Suisse Int'l Light" w:hAnsi="Suisse Int'l Light" w:cs="Suisse Int'l Light"/>
                               <w:color w:val="000000"/>
@@ -1178,7 +1420,7 @@
                           </w:pPr>
                           <w:r>
                             <w:rPr>
-                              <w:rFonts w:cs="Suisse Int'l Light" w:ascii="Suisse Int'l Light" w:hAnsi="Suisse Int'l Light"/>
+                              <w:rFonts w:ascii="Suisse Int'l Light" w:hAnsi="Suisse Int'l Light" w:cs="Suisse Int'l Light"/>
                               <w:color w:val="000000"/>
                               <w:sz w:val="16"/>
                               <w:szCs w:val="16"/>
@@ -1190,8 +1432,7 @@
                         <w:p>
                           <w:pPr>
                             <w:pStyle w:val="Footer"/>
-                            <w:suppressAutoHyphens w:val="true"/>
-                            <w:snapToGrid w:val="false"/>
+                            <w:snapToGrid w:val="0"/>
                             <w:rPr>
                               <w:rFonts w:ascii="Suisse Int'l Light" w:hAnsi="Suisse Int'l Light" w:cs="Suisse Int'l Light"/>
                               <w:color w:val="000000"/>
@@ -1202,7 +1443,7 @@
                           </w:pPr>
                           <w:r>
                             <w:rPr>
-                              <w:rFonts w:cs="Suisse Int'l Light" w:ascii="Suisse Int'l Light" w:hAnsi="Suisse Int'l Light"/>
+                              <w:rFonts w:ascii="Suisse Int'l Light" w:hAnsi="Suisse Int'l Light" w:cs="Suisse Int'l Light"/>
                               <w:color w:val="000000"/>
                               <w:sz w:val="16"/>
                               <w:szCs w:val="16"/>
@@ -1214,8 +1455,7 @@
                         <w:p>
                           <w:pPr>
                             <w:pStyle w:val="FrameContents"/>
-                            <w:snapToGrid w:val="false"/>
-                            <w:spacing w:before="0" w:after="160"/>
+                            <w:snapToGrid w:val="0"/>
                             <w:rPr>
                               <w:rFonts w:ascii="Suisse Int'l Light" w:hAnsi="Suisse Int'l Light" w:cs="Suisse Int'l Light"/>
                               <w:color w:val="000000"/>
@@ -1224,7 +1464,7 @@
                           </w:pPr>
                           <w:r>
                             <w:rPr>
-                              <w:rFonts w:cs="Suisse Int'l Light" w:ascii="Suisse Int'l Light" w:hAnsi="Suisse Int'l Light"/>
+                              <w:rFonts w:ascii="Suisse Int'l Light" w:hAnsi="Suisse Int'l Light" w:cs="Suisse Int'l Light"/>
                               <w:color w:val="000000"/>
                               <w:sz w:val="16"/>
                               <w:szCs w:val="16"/>
@@ -1235,8 +1475,10 @@
                         </w:p>
                       </w:txbxContent>
                     </wps:txbx>
-                    <wps:bodyPr lIns="0" rIns="0" tIns="0" bIns="0" anchor="t">
-                      <a:prstTxWarp prst="textNoShape"/>
+                    <wps:bodyPr lIns="0" tIns="0" rIns="0" bIns="0" anchor="t">
+                      <a:prstTxWarp prst="textNoShape">
+                        <a:avLst/>
+                      </a:prstTxWarp>
                       <a:noAutofit/>
                     </wps:bodyPr>
                   </wps:wsp>
@@ -1247,16 +1489,13 @@
         </mc:Choice>
         <mc:Fallback>
           <w:pict>
-            <v:rect id="shape_0" ID="Zone de texte 6" path="m0,0l-2147483645,0l-2147483645,-2147483646l0,-2147483646xe" stroked="f" o:allowincell="f" style="position:absolute;margin-left:95.5pt;margin-top:30.85pt;width:96.3pt;height:52.8pt;mso-wrap-style:square;v-text-anchor:top" wp14:anchorId="653782EF">
-              <v:fill o:detectmouseclick="t" on="false"/>
-              <v:stroke color="#3465a4" weight="6480" joinstyle="round" endcap="flat"/>
-              <v:textbox>
+            <v:rect w14:anchorId="015417E1" id="Zone de texte 6" o:spid="_x0000_s1027" style="position:absolute;margin-left:95.5pt;margin-top:30.85pt;width:96.35pt;height:52.85pt;z-index:-503316471;visibility:visible;mso-wrap-style:square;mso-wrap-distance-left:0;mso-wrap-distance-top:0;mso-wrap-distance-right:1.1pt;mso-wrap-distance-bottom:1.1pt;mso-position-horizontal:absolute;mso-position-horizontal-relative:text;mso-position-vertical:absolute;mso-position-vertical-relative:bottom-margin-area;v-text-anchor:top" o:gfxdata="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" filled="f" stroked="f" strokeweight=".5pt">
+              <v:textbox inset="0,0,0,0">
                 <w:txbxContent>
                   <w:p>
                     <w:pPr>
                       <w:pStyle w:val="Footer"/>
-                      <w:suppressAutoHyphens w:val="true"/>
-                      <w:snapToGrid w:val="false"/>
+                      <w:snapToGrid w:val="0"/>
                       <w:rPr>
                         <w:rFonts w:ascii="Suisse Int'l Light" w:hAnsi="Suisse Int'l Light" w:cs="Suisse Int'l Light"/>
                         <w:color w:val="000000"/>
@@ -1267,7 +1506,7 @@
                     </w:pPr>
                     <w:r>
                       <w:rPr>
-                        <w:rFonts w:cs="Suisse Int'l Light" w:ascii="Suisse Int'l Light" w:hAnsi="Suisse Int'l Light"/>
+                        <w:rFonts w:ascii="Suisse Int'l Light" w:hAnsi="Suisse Int'l Light" w:cs="Suisse Int'l Light"/>
                         <w:color w:val="000000"/>
                         <w:sz w:val="16"/>
                         <w:szCs w:val="16"/>
@@ -1279,8 +1518,7 @@
                   <w:p>
                     <w:pPr>
                       <w:pStyle w:val="Footer"/>
-                      <w:suppressAutoHyphens w:val="true"/>
-                      <w:snapToGrid w:val="false"/>
+                      <w:snapToGrid w:val="0"/>
                       <w:rPr>
                         <w:rFonts w:ascii="Suisse Int'l Light" w:hAnsi="Suisse Int'l Light" w:cs="Suisse Int'l Light"/>
                         <w:color w:val="000000"/>
@@ -1291,7 +1529,7 @@
                     </w:pPr>
                     <w:r>
                       <w:rPr>
-                        <w:rFonts w:cs="Suisse Int'l Light" w:ascii="Suisse Int'l Light" w:hAnsi="Suisse Int'l Light"/>
+                        <w:rFonts w:ascii="Suisse Int'l Light" w:hAnsi="Suisse Int'l Light" w:cs="Suisse Int'l Light"/>
                         <w:color w:val="000000"/>
                         <w:sz w:val="16"/>
                         <w:szCs w:val="16"/>
@@ -1303,8 +1541,7 @@
                   <w:p>
                     <w:pPr>
                       <w:pStyle w:val="FrameContents"/>
-                      <w:snapToGrid w:val="false"/>
-                      <w:spacing w:before="0" w:after="160"/>
+                      <w:snapToGrid w:val="0"/>
                       <w:rPr>
                         <w:rFonts w:ascii="Suisse Int'l Light" w:hAnsi="Suisse Int'l Light" w:cs="Suisse Int'l Light"/>
                         <w:color w:val="000000"/>
@@ -1313,7 +1550,7 @@
                     </w:pPr>
                     <w:r>
                       <w:rPr>
-                        <w:rFonts w:cs="Suisse Int'l Light" w:ascii="Suisse Int'l Light" w:hAnsi="Suisse Int'l Light"/>
+                        <w:rFonts w:ascii="Suisse Int'l Light" w:hAnsi="Suisse Int'l Light" w:cs="Suisse Int'l Light"/>
                         <w:color w:val="000000"/>
                         <w:sz w:val="16"/>
                         <w:szCs w:val="16"/>
@@ -1324,15 +1561,20 @@
                   </w:p>
                 </w:txbxContent>
               </v:textbox>
-              <w10:wrap type="none"/>
+              <w10:wrap anchory="margin"/>
             </v:rect>
           </w:pict>
         </mc:Fallback>
       </mc:AlternateContent>
+    </w:r>
+    <w:r>
+      <w:rPr>
+        <w:noProof/>
+      </w:rPr>
       <mc:AlternateContent>
         <mc:Choice Requires="wps">
           <w:drawing>
-            <wp:anchor behindDoc="1" distT="0" distB="7620" distL="0" distR="13970" simplePos="0" locked="0" layoutInCell="0" allowOverlap="1" relativeHeight="10" wp14:anchorId="6DDFC563">
+            <wp:anchor distT="0" distB="7620" distL="0" distR="13970" simplePos="0" relativeHeight="10" behindDoc="1" locked="0" layoutInCell="0" allowOverlap="1" wp14:anchorId="291CAEE9" wp14:editId="4C6EFC18">
               <wp:simplePos x="0" y="0"/>
               <wp:positionH relativeFrom="page">
                 <wp:posOffset>709295</wp:posOffset>
@@ -1344,6 +1586,7 @@
               <wp:effectExtent l="635" t="635" r="0" b="0"/>
               <wp:wrapNone/>
               <wp:docPr id="5" name="Zone de texte 7"/>
+              <wp:cNvGraphicFramePr/>
               <a:graphic xmlns:a="http://schemas.openxmlformats.org/drawingml/2006/main">
                 <a:graphicData uri="http://schemas.microsoft.com/office/word/2010/wordprocessingShape">
                   <wps:wsp>
@@ -1362,9 +1605,15 @@
                       </a:ln>
                     </wps:spPr>
                     <wps:style>
-                      <a:lnRef idx="0"/>
-                      <a:fillRef idx="0"/>
-                      <a:effectRef idx="0"/>
+                      <a:lnRef idx="0">
+                        <a:scrgbClr r="0" g="0" b="0"/>
+                      </a:lnRef>
+                      <a:fillRef idx="0">
+                        <a:scrgbClr r="0" g="0" b="0"/>
+                      </a:fillRef>
+                      <a:effectRef idx="0">
+                        <a:scrgbClr r="0" g="0" b="0"/>
+                      </a:effectRef>
                       <a:fontRef idx="minor"/>
                     </wps:style>
                     <wps:txbx>
@@ -1372,10 +1621,9 @@
                         <w:p>
                           <w:pPr>
                             <w:pStyle w:val="FrameContents"/>
-                            <w:snapToGrid w:val="false"/>
-                            <w:spacing w:before="0" w:after="160"/>
+                            <w:snapToGrid w:val="0"/>
                             <w:rPr>
-                              <w:rFonts w:ascii="Suisse Int'l Medium" w:hAnsi="Suisse Int'l Medium" w:eastAsia="MS Mincho" w:cs="Suisse Int'l Medium"/>
+                              <w:rFonts w:ascii="Suisse Int'l Medium" w:eastAsia="MS Mincho" w:hAnsi="Suisse Int'l Medium" w:cs="Suisse Int'l Medium"/>
                               <w:b/>
                               <w:color w:val="000000"/>
                               <w:sz w:val="16"/>
@@ -1385,7 +1633,7 @@
                           </w:pPr>
                           <w:r>
                             <w:rPr>
-                              <w:rFonts w:eastAsia="MS Mincho" w:cs="Suisse Int'l Medium" w:ascii="Suisse Int'l Medium" w:hAnsi="Suisse Int'l Medium"/>
+                              <w:rFonts w:ascii="Suisse Int'l Medium" w:eastAsia="MS Mincho" w:hAnsi="Suisse Int'l Medium" w:cs="Suisse Int'l Medium"/>
                               <w:b/>
                               <w:color w:val="000000"/>
                               <w:sz w:val="16"/>
@@ -1397,8 +1645,10 @@
                         </w:p>
                       </w:txbxContent>
                     </wps:txbx>
-                    <wps:bodyPr lIns="0" rIns="0" tIns="0" bIns="0" anchor="t">
-                      <a:prstTxWarp prst="textNoShape"/>
+                    <wps:bodyPr lIns="0" tIns="0" rIns="0" bIns="0" anchor="t">
+                      <a:prstTxWarp prst="textNoShape">
+                        <a:avLst/>
+                      </a:prstTxWarp>
                       <a:noAutofit/>
                     </wps:bodyPr>
                   </wps:wsp>
@@ -1409,18 +1659,15 @@
         </mc:Choice>
         <mc:Fallback>
           <w:pict>
-            <v:rect id="shape_0" ID="Zone de texte 7" path="m0,0l-2147483645,0l-2147483645,-2147483646l0,-2147483646xe" stroked="f" o:allowincell="f" style="position:absolute;margin-left:55.85pt;margin-top:32.95pt;width:96.3pt;height:36.8pt;mso-wrap-style:square;v-text-anchor:top;mso-position-horizontal-relative:page" wp14:anchorId="6DDFC563">
-              <v:fill o:detectmouseclick="t" on="false"/>
-              <v:stroke color="#3465a4" weight="6480" joinstyle="round" endcap="flat"/>
-              <v:textbox>
+            <v:rect w14:anchorId="291CAEE9" id="Zone de texte 7" o:spid="_x0000_s1028" style="position:absolute;margin-left:55.85pt;margin-top:32.95pt;width:96.35pt;height:36.85pt;z-index:-503316470;visibility:visible;mso-wrap-style:square;mso-wrap-distance-left:0;mso-wrap-distance-top:0;mso-wrap-distance-right:1.1pt;mso-wrap-distance-bottom:.6pt;mso-position-horizontal:absolute;mso-position-horizontal-relative:page;mso-position-vertical:absolute;mso-position-vertical-relative:bottom-margin-area;v-text-anchor:top" o:gfxdata="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" o:allowincell="f" filled="f" stroked="f" strokeweight=".5pt">
+              <v:textbox inset="0,0,0,0">
                 <w:txbxContent>
                   <w:p>
                     <w:pPr>
                       <w:pStyle w:val="FrameContents"/>
-                      <w:snapToGrid w:val="false"/>
-                      <w:spacing w:before="0" w:after="160"/>
+                      <w:snapToGrid w:val="0"/>
                       <w:rPr>
-                        <w:rFonts w:ascii="Suisse Int'l Medium" w:hAnsi="Suisse Int'l Medium" w:eastAsia="MS Mincho" w:cs="Suisse Int'l Medium"/>
+                        <w:rFonts w:ascii="Suisse Int'l Medium" w:eastAsia="MS Mincho" w:hAnsi="Suisse Int'l Medium" w:cs="Suisse Int'l Medium"/>
                         <w:b/>
                         <w:color w:val="000000"/>
                         <w:sz w:val="16"/>
@@ -1430,7 +1677,7 @@
                     </w:pPr>
                     <w:r>
                       <w:rPr>
-                        <w:rFonts w:eastAsia="MS Mincho" w:cs="Suisse Int'l Medium" w:ascii="Suisse Int'l Medium" w:hAnsi="Suisse Int'l Medium"/>
+                        <w:rFonts w:ascii="Suisse Int'l Medium" w:eastAsia="MS Mincho" w:hAnsi="Suisse Int'l Medium" w:cs="Suisse Int'l Medium"/>
                         <w:b/>
                         <w:color w:val="000000"/>
                         <w:sz w:val="16"/>
@@ -1442,15 +1689,20 @@
                   </w:p>
                 </w:txbxContent>
               </v:textbox>
-              <w10:wrap type="none"/>
+              <w10:wrap anchorx="page" anchory="margin"/>
             </v:rect>
           </w:pict>
         </mc:Fallback>
       </mc:AlternateContent>
+    </w:r>
+    <w:r>
+      <w:rPr>
+        <w:noProof/>
+      </w:rPr>
       <mc:AlternateContent>
         <mc:Choice Requires="wps">
           <w:drawing>
-            <wp:anchor behindDoc="1" distT="0" distB="635" distL="113030" distR="114300" simplePos="0" locked="0" layoutInCell="0" allowOverlap="0" relativeHeight="16" wp14:anchorId="61EBC847">
+            <wp:anchor distT="0" distB="635" distL="113030" distR="114300" simplePos="0" relativeHeight="16" behindDoc="1" locked="0" layoutInCell="0" allowOverlap="0" wp14:anchorId="58CA05F0" wp14:editId="5952A8EB">
               <wp:simplePos x="0" y="0"/>
               <wp:positionH relativeFrom="page">
                 <wp:posOffset>6741795</wp:posOffset>
@@ -1462,6 +1714,7 @@
               <wp:effectExtent l="0" t="0" r="0" b="0"/>
               <wp:wrapSquare wrapText="bothSides"/>
               <wp:docPr id="6" name="Zone de texte 4"/>
+              <wp:cNvGraphicFramePr/>
               <a:graphic xmlns:a="http://schemas.openxmlformats.org/drawingml/2006/main">
                 <a:graphicData uri="http://schemas.microsoft.com/office/word/2010/wordprocessingShape">
                   <wps:wsp>
@@ -1480,9 +1733,15 @@
                       </a:ln>
                     </wps:spPr>
                     <wps:style>
-                      <a:lnRef idx="0"/>
-                      <a:fillRef idx="0"/>
-                      <a:effectRef idx="0"/>
+                      <a:lnRef idx="0">
+                        <a:scrgbClr r="0" g="0" b="0"/>
+                      </a:lnRef>
+                      <a:fillRef idx="0">
+                        <a:scrgbClr r="0" g="0" b="0"/>
+                      </a:fillRef>
+                      <a:effectRef idx="0">
+                        <a:scrgbClr r="0" g="0" b="0"/>
+                      </a:effectRef>
                       <a:fontRef idx="minor"/>
                     </wps:style>
                     <wps:txbx>
@@ -1498,7 +1757,7 @@
                           </w:pPr>
                           <w:r>
                             <w:rPr>
-                              <w:rFonts w:cs="Arial" w:ascii="Arial" w:hAnsi="Arial"/>
+                              <w:rFonts w:ascii="Arial" w:hAnsi="Arial" w:cs="Arial"/>
                               <w:sz w:val="14"/>
                               <w:szCs w:val="14"/>
                             </w:rPr>
@@ -1506,33 +1765,33 @@
                           </w:r>
                           <w:r>
                             <w:rPr>
+                              <w:rFonts w:ascii="Arial" w:hAnsi="Arial" w:cs="Arial"/>
                               <w:sz w:val="14"/>
                               <w:szCs w:val="14"/>
-                              <w:rFonts w:cs="Arial" w:ascii="Arial" w:hAnsi="Arial"/>
                             </w:rPr>
                             <w:instrText xml:space="preserve"> PAGE </w:instrText>
                           </w:r>
                           <w:r>
                             <w:rPr>
+                              <w:rFonts w:ascii="Arial" w:hAnsi="Arial" w:cs="Arial"/>
                               <w:sz w:val="14"/>
                               <w:szCs w:val="14"/>
-                              <w:rFonts w:cs="Arial" w:ascii="Arial" w:hAnsi="Arial"/>
                             </w:rPr>
                             <w:fldChar w:fldCharType="separate"/>
                           </w:r>
                           <w:r>
                             <w:rPr>
+                              <w:rFonts w:ascii="Arial" w:hAnsi="Arial" w:cs="Arial"/>
                               <w:sz w:val="14"/>
                               <w:szCs w:val="14"/>
-                              <w:rFonts w:cs="Arial" w:ascii="Arial" w:hAnsi="Arial"/>
                             </w:rPr>
                             <w:t>2</w:t>
                           </w:r>
                           <w:r>
                             <w:rPr>
+                              <w:rFonts w:ascii="Arial" w:hAnsi="Arial" w:cs="Arial"/>
                               <w:sz w:val="14"/>
                               <w:szCs w:val="14"/>
-                              <w:rFonts w:cs="Arial" w:ascii="Arial" w:hAnsi="Arial"/>
                             </w:rPr>
                             <w:fldChar w:fldCharType="end"/>
                           </w:r>
@@ -1540,7 +1799,9 @@
                       </w:txbxContent>
                     </wps:txbx>
                     <wps:bodyPr anchor="b">
-                      <a:prstTxWarp prst="textNoShape"/>
+                      <a:prstTxWarp prst="textNoShape">
+                        <a:avLst/>
+                      </a:prstTxWarp>
                       <a:noAutofit/>
                     </wps:bodyPr>
                   </wps:wsp>
@@ -1551,9 +1812,7 @@
         </mc:Choice>
         <mc:Fallback>
           <w:pict>
-            <v:rect id="shape_0" ID="Zone de texte 4" path="m0,0l-2147483645,0l-2147483645,-2147483646l0,-2147483646xe" stroked="f" o:allowincell="f" style="position:absolute;margin-left:530.85pt;margin-top:24pt;width:28.3pt;height:33.95pt;mso-wrap-style:square;v-text-anchor:bottom;mso-position-horizontal-relative:page" wp14:anchorId="61EBC847">
-              <v:fill o:detectmouseclick="t" on="false"/>
-              <v:stroke color="#3465a4" weight="3240" joinstyle="round" endcap="flat"/>
+            <v:rect w14:anchorId="58CA05F0" id="Zone de texte 4" o:spid="_x0000_s1029" style="position:absolute;margin-left:530.85pt;margin-top:24pt;width:28.35pt;height:34pt;z-index:-503316464;visibility:visible;mso-wrap-style:square;mso-wrap-distance-left:8.9pt;mso-wrap-distance-top:0;mso-wrap-distance-right:9pt;mso-wrap-distance-bottom:.05pt;mso-position-horizontal:absolute;mso-position-horizontal-relative:page;mso-position-vertical:absolute;mso-position-vertical-relative:bottom-margin-area;v-text-anchor:bottom" o:gfxdata="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" o:allowincell="f" o:allowoverlap="f" filled="f" stroked="f" strokeweight=".25pt">
               <v:textbox>
                 <w:txbxContent>
                   <w:p>
@@ -1567,7 +1826,7 @@
                     </w:pPr>
                     <w:r>
                       <w:rPr>
-                        <w:rFonts w:cs="Arial" w:ascii="Arial" w:hAnsi="Arial"/>
+                        <w:rFonts w:ascii="Arial" w:hAnsi="Arial" w:cs="Arial"/>
                         <w:sz w:val="14"/>
                         <w:szCs w:val="14"/>
                       </w:rPr>
@@ -1575,48 +1834,53 @@
                     </w:r>
                     <w:r>
                       <w:rPr>
+                        <w:rFonts w:ascii="Arial" w:hAnsi="Arial" w:cs="Arial"/>
                         <w:sz w:val="14"/>
                         <w:szCs w:val="14"/>
-                        <w:rFonts w:cs="Arial" w:ascii="Arial" w:hAnsi="Arial"/>
                       </w:rPr>
                       <w:instrText xml:space="preserve"> PAGE </w:instrText>
                     </w:r>
                     <w:r>
                       <w:rPr>
+                        <w:rFonts w:ascii="Arial" w:hAnsi="Arial" w:cs="Arial"/>
                         <w:sz w:val="14"/>
                         <w:szCs w:val="14"/>
-                        <w:rFonts w:cs="Arial" w:ascii="Arial" w:hAnsi="Arial"/>
                       </w:rPr>
                       <w:fldChar w:fldCharType="separate"/>
                     </w:r>
                     <w:r>
                       <w:rPr>
+                        <w:rFonts w:ascii="Arial" w:hAnsi="Arial" w:cs="Arial"/>
                         <w:sz w:val="14"/>
                         <w:szCs w:val="14"/>
-                        <w:rFonts w:cs="Arial" w:ascii="Arial" w:hAnsi="Arial"/>
                       </w:rPr>
                       <w:t>2</w:t>
                     </w:r>
                     <w:r>
                       <w:rPr>
+                        <w:rFonts w:ascii="Arial" w:hAnsi="Arial" w:cs="Arial"/>
                         <w:sz w:val="14"/>
                         <w:szCs w:val="14"/>
-                        <w:rFonts w:cs="Arial" w:ascii="Arial" w:hAnsi="Arial"/>
                       </w:rPr>
                       <w:fldChar w:fldCharType="end"/>
                     </w:r>
                   </w:p>
                 </w:txbxContent>
               </v:textbox>
-              <w10:wrap type="square"/>
+              <w10:wrap type="square" anchorx="page" anchory="margin"/>
             </v:rect>
           </w:pict>
         </mc:Fallback>
       </mc:AlternateContent>
+    </w:r>
+    <w:r>
+      <w:rPr>
+        <w:noProof/>
+      </w:rPr>
       <mc:AlternateContent>
         <mc:Choice Requires="wps">
           <w:drawing>
-            <wp:anchor behindDoc="1" distT="0" distB="25400" distL="0" distR="19050" simplePos="0" locked="0" layoutInCell="1" allowOverlap="1" relativeHeight="17" wp14:anchorId="4396BA29">
+            <wp:anchor distT="0" distB="25400" distL="0" distR="19050" simplePos="0" relativeHeight="17" behindDoc="1" locked="0" layoutInCell="1" allowOverlap="1" wp14:anchorId="53272C51" wp14:editId="20DBFD50">
               <wp:simplePos x="0" y="0"/>
               <wp:positionH relativeFrom="column">
                 <wp:posOffset>5901055</wp:posOffset>
@@ -1628,10 +1892,11 @@
               <wp:effectExtent l="1905" t="635" r="1905" b="0"/>
               <wp:wrapNone/>
               <wp:docPr id="7" name="Connecteur droit 3"/>
+              <wp:cNvGraphicFramePr/>
               <a:graphic xmlns:a="http://schemas.openxmlformats.org/drawingml/2006/main">
                 <a:graphicData uri="http://schemas.microsoft.com/office/word/2010/wordprocessingShape">
                   <wps:wsp>
-                    <wps:cNvSpPr/>
+                    <wps:cNvCnPr/>
                     <wps:spPr>
                       <a:xfrm>
                         <a:off x="0" y="0"/>
@@ -1675,8 +1940,13 @@
           </w:pict>
         </mc:Fallback>
       </mc:AlternateContent>
+    </w:r>
+    <w:r>
+      <w:rPr>
+        <w:noProof/>
+      </w:rPr>
       <w:drawing>
-        <wp:anchor behindDoc="1" distT="0" distB="0" distL="0" distR="0" simplePos="0" locked="0" layoutInCell="1" allowOverlap="0" relativeHeight="0">
+        <wp:anchor distT="0" distB="0" distL="0" distR="0" simplePos="0" relativeHeight="251659264" behindDoc="1" locked="0" layoutInCell="1" allowOverlap="0" wp14:anchorId="3291B064" wp14:editId="1A28CD5D">
           <wp:simplePos x="0" y="0"/>
           <wp:positionH relativeFrom="page">
             <wp:posOffset>540385</wp:posOffset>
@@ -1687,7 +1957,7 @@
           <wp:extent cx="75565" cy="64770"/>
           <wp:effectExtent l="0" t="0" r="0" b="0"/>
           <wp:wrapNone/>
-          <wp:docPr id="8" name="Image 28" descr=""/>
+          <wp:docPr id="8" name="Image 28"/>
           <wp:cNvGraphicFramePr>
             <a:graphicFrameLocks xmlns:a="http://schemas.openxmlformats.org/drawingml/2006/main" noChangeAspect="1"/>
           </wp:cNvGraphicFramePr>
@@ -1695,7 +1965,7 @@
             <a:graphicData uri="http://schemas.openxmlformats.org/drawingml/2006/picture">
               <pic:pic xmlns:pic="http://schemas.openxmlformats.org/drawingml/2006/picture">
                 <pic:nvPicPr>
-                  <pic:cNvPr id="8" name="Image 28" descr=""/>
+                  <pic:cNvPr id="8" name="Image 28"/>
                   <pic:cNvPicPr>
                     <a:picLocks noChangeAspect="1" noChangeArrowheads="1"/>
                   </pic:cNvPicPr>
@@ -1725,83 +1995,43 @@
   <w:p>
     <w:pPr>
       <w:pStyle w:val="Footer"/>
-      <w:rPr/>
     </w:pPr>
-    <w:r>
-      <w:rPr/>
-    </w:r>
   </w:p>
 </w:ftr>
 </file>
 
 <file path=word/footer3.xml><?xml version="1.0" encoding="utf-8"?>
-<w:ftr xmlns:o="urn:schemas-microsoft-com:office:office" xmlns:r="http://schemas.openxmlformats.org/officeDocument/2006/relationships" xmlns:v="urn:schemas-microsoft-com:vml" xmlns:w="http://schemas.openxmlformats.org/wordprocessingml/2006/main" xmlns:w10="urn:schemas-microsoft-com:office:word" xmlns:wp="http://schemas.openxmlformats.org/drawingml/2006/wordprocessingDrawing" xmlns:wps="http://schemas.microsoft.com/office/word/2010/wordprocessingShape" xmlns:wpg="http://schemas.microsoft.com/office/word/2010/wordprocessingGroup" xmlns:mc="http://schemas.openxmlformats.org/markup-compatibility/2006" xmlns:wp14="http://schemas.microsoft.com/office/word/2010/wordprocessingDrawing" xmlns:w14="http://schemas.microsoft.com/office/word/2010/wordml" xmlns:w15="http://schemas.microsoft.com/office/word/2012/wordml" mc:Ignorable="w14 wp14 w15">
+<w:ftr xmlns:wpc="http://schemas.microsoft.com/office/word/2010/wordprocessingCanvas" xmlns:cx="http://schemas.microsoft.com/office/drawing/2014/chartex" xmlns:cx1="http://schemas.microsoft.com/office/drawing/2015/9/8/chartex" xmlns:cx2="http://schemas.microsoft.com/office/drawing/2015/10/21/chartex" xmlns:cx3="http://schemas.microsoft.com/office/drawing/2016/5/9/chartex" xmlns:cx4="http://schemas.microsoft.com/office/drawing/2016/5/10/chartex" xmlns:cx5="http://schemas.microsoft.com/office/drawing/2016/5/11/chartex" xmlns:cx6="http://schemas.microsoft.com/office/drawing/2016/5/12/chartex" xmlns:cx7="http://schemas.microsoft.com/office/drawing/2016/5/13/chartex" xmlns:cx8="http://schemas.microsoft.com/office/drawing/2016/5/14/chartex" xmlns:mc="http://schemas.openxmlformats.org/markup-compatibility/2006" xmlns:aink="http://schemas.microsoft.com/office/drawing/2016/ink" xmlns:am3d="http://schemas.microsoft.com/office/drawing/2017/model3d" xmlns:o="urn:schemas-microsoft-com:office:office" xmlns:oel="http://schemas.microsoft.com/office/2019/extlst" xmlns:r="http://schemas.openxmlformats.org/officeDocument/2006/relationships" xmlns:m="http://schemas.openxmlformats.org/officeDocument/2006/math" xmlns:v="urn:schemas-microsoft-com:vml" xmlns:wp14="http://schemas.microsoft.com/office/word/2010/wordprocessingDrawing" xmlns:wp="http://schemas.openxmlformats.org/drawingml/2006/wordprocessingDrawing" xmlns:w10="urn:schemas-microsoft-com:office:word" xmlns:w="http://schemas.openxmlformats.org/wordprocessingml/2006/main" xmlns:w14="http://schemas.microsoft.com/office/word/2010/wordml" xmlns:w15="http://schemas.microsoft.com/office/word/2012/wordml" xmlns:w16cex="http://schemas.microsoft.com/office/word/2018/wordml/cex" xmlns:w16cid="http://schemas.microsoft.com/office/word/2016/wordml/cid" xmlns:w16="http://schemas.microsoft.com/office/word/2018/wordml" xmlns:w16du="http://schemas.microsoft.com/office/word/2023/wordml/word16du" xmlns:w16sdtdh="http://schemas.microsoft.com/office/word/2020/wordml/sdtdatahash" xmlns:w16sdtfl="http://schemas.microsoft.com/office/word/2024/wordml/sdtformatlock" xmlns:w16se="http://schemas.microsoft.com/office/word/2015/wordml/symex" xmlns:wpg="http://schemas.microsoft.com/office/word/2010/wordprocessingGroup" xmlns:wpi="http://schemas.microsoft.com/office/word/2010/wordprocessingInk" xmlns:wne="http://schemas.microsoft.com/office/word/2006/wordml" xmlns:wps="http://schemas.microsoft.com/office/word/2010/wordprocessingShape" mc:Ignorable="w14 w15 w16se w16cid w16 w16cex w16sdtdh w16sdtfl w16du wp14">
   <w:p>
     <w:pPr>
       <w:pStyle w:val="Footer"/>
-      <w:rPr/>
     </w:pPr>
     <w:r>
       <w:fldChar w:fldCharType="begin"/>
     </w:r>
     <w:r>
-      <w:rPr/>
-      <w:instrText xml:space="preserve">ADVANCE</w:instrText>
+      <w:instrText>ADVANCE</w:instrText>
     </w:r>
     <w:r>
-      <w:rPr/>
-    </w:r>
-    <w:r>
-      <w:rPr/>
       <w:fldChar w:fldCharType="separate"/>
     </w:r>
     <w:r>
-      <w:rPr/>
-    </w:r>
-    <w:r>
-      <w:rPr/>
-    </w:r>
-    <w:r>
-      <w:rPr/>
       <w:fldChar w:fldCharType="end"/>
     </w:r>
-    <w:r>
-      <w:fldChar w:fldCharType="begin"/>
-    </w:r>
-    <w:r>
-      <w:rPr/>
-      <w:instrText xml:space="preserve">USERADDRESS  \* MERGEFORMAT</w:instrText>
-    </w:r>
-    <w:r>
-      <w:rPr/>
-    </w:r>
-    <w:r>
-      <w:rPr/>
-      <w:fldChar w:fldCharType="separate"/>
-    </w:r>
-    <w:r>
-      <w:rPr/>
-    </w:r>
-    <w:r/>
-    <w:r>
-      <w:rPr/>
-      <w:fldChar w:fldCharType="end"/>
-    </w:r>
-    <w:r>
-      <w:rPr/>
-    </w:r>
+    <w:fldSimple w:instr="USERADDRESS  \* MERGEFORMAT"/>
   </w:p>
   <w:p>
     <w:pPr>
       <w:pStyle w:val="Footer"/>
-      <w:rPr/>
     </w:pPr>
     <w:r>
-      <w:rPr/>
+      <w:rPr>
+        <w:noProof/>
+      </w:rPr>
       <mc:AlternateContent>
         <mc:Choice Requires="wps">
           <w:drawing>
-            <wp:anchor behindDoc="1" distT="0" distB="2540" distL="0" distR="5080" simplePos="0" locked="0" layoutInCell="1" allowOverlap="1" relativeHeight="2" wp14:anchorId="36A36616">
+            <wp:anchor distT="0" distB="2540" distL="0" distR="5080" simplePos="0" relativeHeight="2" behindDoc="1" locked="0" layoutInCell="1" allowOverlap="1" wp14:anchorId="49D9C5E8" wp14:editId="428A283A">
               <wp:simplePos x="0" y="0"/>
               <wp:positionH relativeFrom="column">
                 <wp:posOffset>2798445</wp:posOffset>
@@ -1813,6 +2043,7 @@
               <wp:effectExtent l="635" t="635" r="0" b="0"/>
               <wp:wrapNone/>
               <wp:docPr id="9" name="Zone de texte 15"/>
+              <wp:cNvGraphicFramePr/>
               <a:graphic xmlns:a="http://schemas.openxmlformats.org/drawingml/2006/main">
                 <a:graphicData uri="http://schemas.microsoft.com/office/word/2010/wordprocessingShape">
                   <wps:wsp>
@@ -1831,9 +2062,15 @@
                       </a:ln>
                     </wps:spPr>
                     <wps:style>
-                      <a:lnRef idx="0"/>
-                      <a:fillRef idx="0"/>
-                      <a:effectRef idx="0"/>
+                      <a:lnRef idx="0">
+                        <a:scrgbClr r="0" g="0" b="0"/>
+                      </a:lnRef>
+                      <a:fillRef idx="0">
+                        <a:scrgbClr r="0" g="0" b="0"/>
+                      </a:fillRef>
+                      <a:effectRef idx="0">
+                        <a:scrgbClr r="0" g="0" b="0"/>
+                      </a:effectRef>
                       <a:fontRef idx="minor"/>
                     </wps:style>
                     <wps:txbx>
@@ -1842,23 +2079,31 @@
                           <w:pPr>
                             <w:pStyle w:val="Paragraphestandard"/>
                             <w:tabs>
-                              <w:tab w:val="clear" w:pos="708"/>
-                              <w:tab w:val="left" w:pos="1418" w:leader="none"/>
+                              <w:tab w:val="left" w:pos="1418"/>
                             </w:tabs>
-                            <w:spacing w:lineRule="auto" w:line="240"/>
+                            <w:spacing w:line="240" w:lineRule="auto"/>
                             <w:rPr>
                               <w:rFonts w:ascii="Suisse Int'l Light" w:hAnsi="Suisse Int'l Light" w:cs="Suisse Int'l Light"/>
                               <w:sz w:val="15"/>
                               <w:szCs w:val="15"/>
                             </w:rPr>
                           </w:pPr>
+                          <w:proofErr w:type="gramStart"/>
                           <w:r>
                             <w:rPr>
-                              <w:rFonts w:cs="Suisse Int'l Light" w:ascii="Suisse Int'l Light" w:hAnsi="Suisse Int'l Light"/>
+                              <w:rFonts w:ascii="Suisse Int'l Light" w:hAnsi="Suisse Int'l Light" w:cs="Suisse Int'l Light"/>
                               <w:sz w:val="15"/>
                               <w:szCs w:val="15"/>
                             </w:rPr>
                             <w:t>Phone:</w:t>
+                          </w:r>
+                          <w:proofErr w:type="gramEnd"/>
+                          <w:r>
+                            <w:rPr>
+                              <w:rFonts w:ascii="Suisse Int'l Light" w:hAnsi="Suisse Int'l Light" w:cs="Suisse Int'l Light"/>
+                              <w:sz w:val="15"/>
+                              <w:szCs w:val="15"/>
+                            </w:rPr>
                             <w:tab/>
                             <w:t>+41 21 693 43 61</w:t>
                           </w:r>
@@ -1867,10 +2112,54 @@
                           <w:pPr>
                             <w:pStyle w:val="Paragraphestandard"/>
                             <w:tabs>
-                              <w:tab w:val="clear" w:pos="708"/>
-                              <w:tab w:val="left" w:pos="1418" w:leader="none"/>
+                              <w:tab w:val="left" w:pos="1418"/>
                             </w:tabs>
-                            <w:spacing w:lineRule="auto" w:line="240"/>
+                            <w:spacing w:line="240" w:lineRule="auto"/>
+                            <w:rPr>
+                              <w:rFonts w:ascii="Suisse Int'l Light" w:hAnsi="Suisse Int'l Light" w:cs="Suisse Int'l Light"/>
+                              <w:sz w:val="15"/>
+                              <w:szCs w:val="15"/>
+                              <w:lang w:val="de-CH"/>
+                            </w:rPr>
+                          </w:pPr>
+                          <w:proofErr w:type="spellStart"/>
+                          <w:r>
+                            <w:rPr>
+                              <w:rFonts w:ascii="Suisse Int'l Light" w:hAnsi="Suisse Int'l Light" w:cs="Suisse Int'l Light"/>
+                              <w:sz w:val="15"/>
+                              <w:szCs w:val="15"/>
+                              <w:lang w:val="de-CH"/>
+                            </w:rPr>
+                            <w:t>E-mail</w:t>
+                          </w:r>
+                          <w:proofErr w:type="spellEnd"/>
+                          <w:r>
+                            <w:rPr>
+                              <w:rFonts w:ascii="Suisse Int'l Light" w:hAnsi="Suisse Int'l Light" w:cs="Suisse Int'l Light"/>
+                              <w:sz w:val="15"/>
+                              <w:szCs w:val="15"/>
+                              <w:lang w:val="de-CH"/>
+                            </w:rPr>
+                            <w:t>:</w:t>
+                          </w:r>
+                          <w:r>
+                            <w:rPr>
+                              <w:rFonts w:ascii="Suisse Int'l Light" w:hAnsi="Suisse Int'l Light" w:cs="Suisse Int'l Light"/>
+                              <w:sz w:val="15"/>
+                              <w:szCs w:val="15"/>
+                              <w:lang w:val="de-CH"/>
+                            </w:rPr>
+                            <w:tab/>
+                            <w:t>research@epfl.ch</w:t>
+                          </w:r>
+                        </w:p>
+                        <w:p>
+                          <w:pPr>
+                            <w:pStyle w:val="Paragraphestandard"/>
+                            <w:tabs>
+                              <w:tab w:val="left" w:pos="1418"/>
+                            </w:tabs>
+                            <w:spacing w:line="240" w:lineRule="auto"/>
                             <w:rPr>
                               <w:rFonts w:ascii="Suisse Int'l Light" w:hAnsi="Suisse Int'l Light" w:cs="Suisse Int'l Light"/>
                               <w:sz w:val="15"/>
@@ -1880,48 +2169,30 @@
                           </w:pPr>
                           <w:r>
                             <w:rPr>
-                              <w:rFonts w:cs="Suisse Int'l Light" w:ascii="Suisse Int'l Light" w:hAnsi="Suisse Int'l Light"/>
+                              <w:rFonts w:ascii="Suisse Int'l Light" w:hAnsi="Suisse Int'l Light" w:cs="Suisse Int'l Light"/>
                               <w:sz w:val="15"/>
                               <w:szCs w:val="15"/>
                               <w:lang w:val="de-CH"/>
                             </w:rPr>
-                            <w:t>E-mail:</w:t>
-                            <w:tab/>
-                            <w:t>research@epfl.ch</w:t>
+                            <w:t>Website:</w:t>
                           </w:r>
-                        </w:p>
-                        <w:p>
-                          <w:pPr>
-                            <w:pStyle w:val="Paragraphestandard"/>
-                            <w:tabs>
-                              <w:tab w:val="clear" w:pos="708"/>
-                              <w:tab w:val="left" w:pos="1418" w:leader="none"/>
-                            </w:tabs>
-                            <w:suppressAutoHyphens w:val="true"/>
-                            <w:spacing w:lineRule="auto" w:line="240"/>
+                          <w:r>
                             <w:rPr>
                               <w:rFonts w:ascii="Suisse Int'l Light" w:hAnsi="Suisse Int'l Light" w:cs="Suisse Int'l Light"/>
                               <w:sz w:val="15"/>
                               <w:szCs w:val="15"/>
                               <w:lang w:val="de-CH"/>
                             </w:rPr>
-                          </w:pPr>
-                          <w:r>
-                            <w:rPr>
-                              <w:rFonts w:cs="Suisse Int'l Light" w:ascii="Suisse Int'l Light" w:hAnsi="Suisse Int'l Light"/>
-                              <w:sz w:val="15"/>
-                              <w:szCs w:val="15"/>
-                              <w:lang w:val="de-CH"/>
-                            </w:rPr>
-                            <w:t>Website:</w:t>
                             <w:tab/>
                             <w:t>www.epfl.ch/research</w:t>
                           </w:r>
                         </w:p>
                       </w:txbxContent>
                     </wps:txbx>
-                    <wps:bodyPr lIns="0" rIns="0" tIns="0" bIns="0" anchor="t">
-                      <a:prstTxWarp prst="textNoShape"/>
+                    <wps:bodyPr lIns="0" tIns="0" rIns="0" bIns="0" anchor="t">
+                      <a:prstTxWarp prst="textNoShape">
+                        <a:avLst/>
+                      </a:prstTxWarp>
                       <a:noAutofit/>
                     </wps:bodyPr>
                   </wps:wsp>
@@ -1932,32 +2203,38 @@
         </mc:Choice>
         <mc:Fallback>
           <w:pict>
-            <v:rect id="shape_0" ID="Zone de texte 15" path="m0,0l-2147483645,0l-2147483645,-2147483646l0,-2147483646xe" stroked="f" o:allowincell="f" style="position:absolute;margin-left:220.35pt;margin-top:30.6pt;width:161.5pt;height:53.7pt;mso-wrap-style:square;v-text-anchor:top" wp14:anchorId="36A36616">
-              <v:fill o:detectmouseclick="t" on="false"/>
-              <v:stroke color="#3465a4" weight="6480" joinstyle="round" endcap="flat"/>
-              <v:textbox>
+            <v:rect w14:anchorId="49D9C5E8" id="Zone de texte 15" o:spid="_x0000_s1030" style="position:absolute;margin-left:220.35pt;margin-top:30.6pt;width:161.55pt;height:53.75pt;z-index:-503316478;visibility:visible;mso-wrap-style:square;mso-wrap-distance-left:0;mso-wrap-distance-top:0;mso-wrap-distance-right:.4pt;mso-wrap-distance-bottom:.2pt;mso-position-horizontal:absolute;mso-position-horizontal-relative:text;mso-position-vertical:absolute;mso-position-vertical-relative:bottom-margin-area;v-text-anchor:top" o:gfxdata="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" filled="f" stroked="f" strokeweight=".5pt">
+              <v:textbox inset="0,0,0,0">
                 <w:txbxContent>
                   <w:p>
                     <w:pPr>
                       <w:pStyle w:val="Paragraphestandard"/>
                       <w:tabs>
-                        <w:tab w:val="clear" w:pos="708"/>
-                        <w:tab w:val="left" w:pos="1418" w:leader="none"/>
+                        <w:tab w:val="left" w:pos="1418"/>
                       </w:tabs>
-                      <w:spacing w:lineRule="auto" w:line="240"/>
+                      <w:spacing w:line="240" w:lineRule="auto"/>
                       <w:rPr>
                         <w:rFonts w:ascii="Suisse Int'l Light" w:hAnsi="Suisse Int'l Light" w:cs="Suisse Int'l Light"/>
                         <w:sz w:val="15"/>
                         <w:szCs w:val="15"/>
                       </w:rPr>
                     </w:pPr>
+                    <w:proofErr w:type="gramStart"/>
                     <w:r>
                       <w:rPr>
-                        <w:rFonts w:cs="Suisse Int'l Light" w:ascii="Suisse Int'l Light" w:hAnsi="Suisse Int'l Light"/>
+                        <w:rFonts w:ascii="Suisse Int'l Light" w:hAnsi="Suisse Int'l Light" w:cs="Suisse Int'l Light"/>
                         <w:sz w:val="15"/>
                         <w:szCs w:val="15"/>
                       </w:rPr>
                       <w:t>Phone:</w:t>
+                    </w:r>
+                    <w:proofErr w:type="gramEnd"/>
+                    <w:r>
+                      <w:rPr>
+                        <w:rFonts w:ascii="Suisse Int'l Light" w:hAnsi="Suisse Int'l Light" w:cs="Suisse Int'l Light"/>
+                        <w:sz w:val="15"/>
+                        <w:szCs w:val="15"/>
+                      </w:rPr>
                       <w:tab/>
                       <w:t>+41 21 693 43 61</w:t>
                     </w:r>
@@ -1966,10 +2243,54 @@
                     <w:pPr>
                       <w:pStyle w:val="Paragraphestandard"/>
                       <w:tabs>
-                        <w:tab w:val="clear" w:pos="708"/>
-                        <w:tab w:val="left" w:pos="1418" w:leader="none"/>
+                        <w:tab w:val="left" w:pos="1418"/>
                       </w:tabs>
-                      <w:spacing w:lineRule="auto" w:line="240"/>
+                      <w:spacing w:line="240" w:lineRule="auto"/>
+                      <w:rPr>
+                        <w:rFonts w:ascii="Suisse Int'l Light" w:hAnsi="Suisse Int'l Light" w:cs="Suisse Int'l Light"/>
+                        <w:sz w:val="15"/>
+                        <w:szCs w:val="15"/>
+                        <w:lang w:val="de-CH"/>
+                      </w:rPr>
+                    </w:pPr>
+                    <w:proofErr w:type="spellStart"/>
+                    <w:r>
+                      <w:rPr>
+                        <w:rFonts w:ascii="Suisse Int'l Light" w:hAnsi="Suisse Int'l Light" w:cs="Suisse Int'l Light"/>
+                        <w:sz w:val="15"/>
+                        <w:szCs w:val="15"/>
+                        <w:lang w:val="de-CH"/>
+                      </w:rPr>
+                      <w:t>E-mail</w:t>
+                    </w:r>
+                    <w:proofErr w:type="spellEnd"/>
+                    <w:r>
+                      <w:rPr>
+                        <w:rFonts w:ascii="Suisse Int'l Light" w:hAnsi="Suisse Int'l Light" w:cs="Suisse Int'l Light"/>
+                        <w:sz w:val="15"/>
+                        <w:szCs w:val="15"/>
+                        <w:lang w:val="de-CH"/>
+                      </w:rPr>
+                      <w:t>:</w:t>
+                    </w:r>
+                    <w:r>
+                      <w:rPr>
+                        <w:rFonts w:ascii="Suisse Int'l Light" w:hAnsi="Suisse Int'l Light" w:cs="Suisse Int'l Light"/>
+                        <w:sz w:val="15"/>
+                        <w:szCs w:val="15"/>
+                        <w:lang w:val="de-CH"/>
+                      </w:rPr>
+                      <w:tab/>
+                      <w:t>research@epfl.ch</w:t>
+                    </w:r>
+                  </w:p>
+                  <w:p>
+                    <w:pPr>
+                      <w:pStyle w:val="Paragraphestandard"/>
+                      <w:tabs>
+                        <w:tab w:val="left" w:pos="1418"/>
+                      </w:tabs>
+                      <w:spacing w:line="240" w:lineRule="auto"/>
                       <w:rPr>
                         <w:rFonts w:ascii="Suisse Int'l Light" w:hAnsi="Suisse Int'l Light" w:cs="Suisse Int'l Light"/>
                         <w:sz w:val="15"/>
@@ -1979,55 +2300,40 @@
                     </w:pPr>
                     <w:r>
                       <w:rPr>
-                        <w:rFonts w:cs="Suisse Int'l Light" w:ascii="Suisse Int'l Light" w:hAnsi="Suisse Int'l Light"/>
+                        <w:rFonts w:ascii="Suisse Int'l Light" w:hAnsi="Suisse Int'l Light" w:cs="Suisse Int'l Light"/>
                         <w:sz w:val="15"/>
                         <w:szCs w:val="15"/>
                         <w:lang w:val="de-CH"/>
                       </w:rPr>
-                      <w:t>E-mail:</w:t>
-                      <w:tab/>
-                      <w:t>research@epfl.ch</w:t>
+                      <w:t>Website:</w:t>
                     </w:r>
-                  </w:p>
-                  <w:p>
-                    <w:pPr>
-                      <w:pStyle w:val="Paragraphestandard"/>
-                      <w:tabs>
-                        <w:tab w:val="clear" w:pos="708"/>
-                        <w:tab w:val="left" w:pos="1418" w:leader="none"/>
-                      </w:tabs>
-                      <w:suppressAutoHyphens w:val="true"/>
-                      <w:spacing w:lineRule="auto" w:line="240"/>
+                    <w:r>
                       <w:rPr>
                         <w:rFonts w:ascii="Suisse Int'l Light" w:hAnsi="Suisse Int'l Light" w:cs="Suisse Int'l Light"/>
                         <w:sz w:val="15"/>
                         <w:szCs w:val="15"/>
                         <w:lang w:val="de-CH"/>
                       </w:rPr>
-                    </w:pPr>
-                    <w:r>
-                      <w:rPr>
-                        <w:rFonts w:cs="Suisse Int'l Light" w:ascii="Suisse Int'l Light" w:hAnsi="Suisse Int'l Light"/>
-                        <w:sz w:val="15"/>
-                        <w:szCs w:val="15"/>
-                        <w:lang w:val="de-CH"/>
-                      </w:rPr>
-                      <w:t>Website:</w:t>
                       <w:tab/>
                       <w:t>www.epfl.ch/research</w:t>
                     </w:r>
                   </w:p>
                 </w:txbxContent>
               </v:textbox>
-              <w10:wrap type="none"/>
+              <w10:wrap anchory="margin"/>
             </v:rect>
           </w:pict>
         </mc:Fallback>
       </mc:AlternateContent>
+    </w:r>
+    <w:r>
+      <w:rPr>
+        <w:noProof/>
+      </w:rPr>
       <mc:AlternateContent>
         <mc:Choice Requires="wps">
           <w:drawing>
-            <wp:anchor behindDoc="1" distT="0" distB="13970" distL="0" distR="13970" simplePos="0" locked="0" layoutInCell="1" allowOverlap="1" relativeHeight="4" wp14:anchorId="76D6B2EC">
+            <wp:anchor distT="0" distB="13970" distL="0" distR="13970" simplePos="0" relativeHeight="4" behindDoc="1" locked="0" layoutInCell="1" allowOverlap="1" wp14:anchorId="493615D5" wp14:editId="3AF06146">
               <wp:simplePos x="0" y="0"/>
               <wp:positionH relativeFrom="column">
                 <wp:posOffset>1212850</wp:posOffset>
@@ -2039,6 +2345,7 @@
               <wp:effectExtent l="635" t="635" r="0" b="0"/>
               <wp:wrapNone/>
               <wp:docPr id="10" name="Zone de texte 17"/>
+              <wp:cNvGraphicFramePr/>
               <a:graphic xmlns:a="http://schemas.openxmlformats.org/drawingml/2006/main">
                 <a:graphicData uri="http://schemas.microsoft.com/office/word/2010/wordprocessingShape">
                   <wps:wsp>
@@ -2057,9 +2364,15 @@
                       </a:ln>
                     </wps:spPr>
                     <wps:style>
-                      <a:lnRef idx="0"/>
-                      <a:fillRef idx="0"/>
-                      <a:effectRef idx="0"/>
+                      <a:lnRef idx="0">
+                        <a:scrgbClr r="0" g="0" b="0"/>
+                      </a:lnRef>
+                      <a:fillRef idx="0">
+                        <a:scrgbClr r="0" g="0" b="0"/>
+                      </a:fillRef>
+                      <a:effectRef idx="0">
+                        <a:scrgbClr r="0" g="0" b="0"/>
+                      </a:effectRef>
                       <a:fontRef idx="minor"/>
                     </wps:style>
                     <wps:txbx>
@@ -2067,8 +2380,7 @@
                         <w:p>
                           <w:pPr>
                             <w:pStyle w:val="Footer"/>
-                            <w:suppressAutoHyphens w:val="true"/>
-                            <w:snapToGrid w:val="false"/>
+                            <w:snapToGrid w:val="0"/>
                             <w:rPr>
                               <w:rFonts w:ascii="Suisse Int'l Light" w:hAnsi="Suisse Int'l Light" w:cs="Suisse Int'l Light"/>
                               <w:color w:val="000000"/>
@@ -2079,7 +2391,7 @@
                           </w:pPr>
                           <w:r>
                             <w:rPr>
-                              <w:rFonts w:cs="Suisse Int'l Light" w:ascii="Suisse Int'l Light" w:hAnsi="Suisse Int'l Light"/>
+                              <w:rFonts w:ascii="Suisse Int'l Light" w:hAnsi="Suisse Int'l Light" w:cs="Suisse Int'l Light"/>
                               <w:color w:val="000000"/>
                               <w:sz w:val="16"/>
                               <w:szCs w:val="16"/>
@@ -2091,8 +2403,7 @@
                         <w:p>
                           <w:pPr>
                             <w:pStyle w:val="Footer"/>
-                            <w:suppressAutoHyphens w:val="true"/>
-                            <w:snapToGrid w:val="false"/>
+                            <w:snapToGrid w:val="0"/>
                             <w:rPr>
                               <w:rFonts w:ascii="Suisse Int'l Light" w:hAnsi="Suisse Int'l Light" w:cs="Suisse Int'l Light"/>
                               <w:color w:val="000000"/>
@@ -2103,7 +2414,7 @@
                           </w:pPr>
                           <w:r>
                             <w:rPr>
-                              <w:rFonts w:cs="Suisse Int'l Light" w:ascii="Suisse Int'l Light" w:hAnsi="Suisse Int'l Light"/>
+                              <w:rFonts w:ascii="Suisse Int'l Light" w:hAnsi="Suisse Int'l Light" w:cs="Suisse Int'l Light"/>
                               <w:color w:val="000000"/>
                               <w:sz w:val="16"/>
                               <w:szCs w:val="16"/>
@@ -2115,8 +2426,7 @@
                         <w:p>
                           <w:pPr>
                             <w:pStyle w:val="FrameContents"/>
-                            <w:snapToGrid w:val="false"/>
-                            <w:spacing w:before="0" w:after="160"/>
+                            <w:snapToGrid w:val="0"/>
                             <w:rPr>
                               <w:rFonts w:ascii="Suisse Int'l Light" w:hAnsi="Suisse Int'l Light" w:cs="Suisse Int'l Light"/>
                               <w:color w:val="000000"/>
@@ -2125,7 +2435,7 @@
                           </w:pPr>
                           <w:r>
                             <w:rPr>
-                              <w:rFonts w:cs="Suisse Int'l Light" w:ascii="Suisse Int'l Light" w:hAnsi="Suisse Int'l Light"/>
+                              <w:rFonts w:ascii="Suisse Int'l Light" w:hAnsi="Suisse Int'l Light" w:cs="Suisse Int'l Light"/>
                               <w:color w:val="000000"/>
                               <w:sz w:val="16"/>
                               <w:szCs w:val="16"/>
@@ -2136,8 +2446,10 @@
                         </w:p>
                       </w:txbxContent>
                     </wps:txbx>
-                    <wps:bodyPr lIns="0" rIns="0" tIns="0" bIns="0" anchor="t">
-                      <a:prstTxWarp prst="textNoShape"/>
+                    <wps:bodyPr lIns="0" tIns="0" rIns="0" bIns="0" anchor="t">
+                      <a:prstTxWarp prst="textNoShape">
+                        <a:avLst/>
+                      </a:prstTxWarp>
                       <a:noAutofit/>
                     </wps:bodyPr>
                   </wps:wsp>
@@ -2148,16 +2460,13 @@
         </mc:Choice>
         <mc:Fallback>
           <w:pict>
-            <v:rect id="shape_0" ID="Zone de texte 17" path="m0,0l-2147483645,0l-2147483645,-2147483646l0,-2147483646xe" stroked="f" o:allowincell="f" style="position:absolute;margin-left:95.5pt;margin-top:30.85pt;width:96.3pt;height:52.8pt;mso-wrap-style:square;v-text-anchor:top" wp14:anchorId="76D6B2EC">
-              <v:fill o:detectmouseclick="t" on="false"/>
-              <v:stroke color="#3465a4" weight="6480" joinstyle="round" endcap="flat"/>
-              <v:textbox>
+            <v:rect w14:anchorId="493615D5" id="Zone de texte 17" o:spid="_x0000_s1031" style="position:absolute;margin-left:95.5pt;margin-top:30.85pt;width:96.35pt;height:52.85pt;z-index:-503316476;visibility:visible;mso-wrap-style:square;mso-wrap-distance-left:0;mso-wrap-distance-top:0;mso-wrap-distance-right:1.1pt;mso-wrap-distance-bottom:1.1pt;mso-position-horizontal:absolute;mso-position-horizontal-relative:text;mso-position-vertical:absolute;mso-position-vertical-relative:bottom-margin-area;v-text-anchor:top" o:gfxdata="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" filled="f" stroked="f" strokeweight=".5pt">
+              <v:textbox inset="0,0,0,0">
                 <w:txbxContent>
                   <w:p>
                     <w:pPr>
                       <w:pStyle w:val="Footer"/>
-                      <w:suppressAutoHyphens w:val="true"/>
-                      <w:snapToGrid w:val="false"/>
+                      <w:snapToGrid w:val="0"/>
                       <w:rPr>
                         <w:rFonts w:ascii="Suisse Int'l Light" w:hAnsi="Suisse Int'l Light" w:cs="Suisse Int'l Light"/>
                         <w:color w:val="000000"/>
@@ -2168,7 +2477,7 @@
                     </w:pPr>
                     <w:r>
                       <w:rPr>
-                        <w:rFonts w:cs="Suisse Int'l Light" w:ascii="Suisse Int'l Light" w:hAnsi="Suisse Int'l Light"/>
+                        <w:rFonts w:ascii="Suisse Int'l Light" w:hAnsi="Suisse Int'l Light" w:cs="Suisse Int'l Light"/>
                         <w:color w:val="000000"/>
                         <w:sz w:val="16"/>
                         <w:szCs w:val="16"/>
@@ -2180,8 +2489,7 @@
                   <w:p>
                     <w:pPr>
                       <w:pStyle w:val="Footer"/>
-                      <w:suppressAutoHyphens w:val="true"/>
-                      <w:snapToGrid w:val="false"/>
+                      <w:snapToGrid w:val="0"/>
                       <w:rPr>
                         <w:rFonts w:ascii="Suisse Int'l Light" w:hAnsi="Suisse Int'l Light" w:cs="Suisse Int'l Light"/>
                         <w:color w:val="000000"/>
@@ -2192,7 +2500,7 @@
                     </w:pPr>
                     <w:r>
                       <w:rPr>
-                        <w:rFonts w:cs="Suisse Int'l Light" w:ascii="Suisse Int'l Light" w:hAnsi="Suisse Int'l Light"/>
+                        <w:rFonts w:ascii="Suisse Int'l Light" w:hAnsi="Suisse Int'l Light" w:cs="Suisse Int'l Light"/>
                         <w:color w:val="000000"/>
                         <w:sz w:val="16"/>
                         <w:szCs w:val="16"/>
@@ -2204,8 +2512,7 @@
                   <w:p>
                     <w:pPr>
                       <w:pStyle w:val="FrameContents"/>
-                      <w:snapToGrid w:val="false"/>
-                      <w:spacing w:before="0" w:after="160"/>
+                      <w:snapToGrid w:val="0"/>
                       <w:rPr>
                         <w:rFonts w:ascii="Suisse Int'l Light" w:hAnsi="Suisse Int'l Light" w:cs="Suisse Int'l Light"/>
                         <w:color w:val="000000"/>
@@ -2214,7 +2521,7 @@
                     </w:pPr>
                     <w:r>
                       <w:rPr>
-                        <w:rFonts w:cs="Suisse Int'l Light" w:ascii="Suisse Int'l Light" w:hAnsi="Suisse Int'l Light"/>
+                        <w:rFonts w:ascii="Suisse Int'l Light" w:hAnsi="Suisse Int'l Light" w:cs="Suisse Int'l Light"/>
                         <w:color w:val="000000"/>
                         <w:sz w:val="16"/>
                         <w:szCs w:val="16"/>
@@ -2225,15 +2532,20 @@
                   </w:p>
                 </w:txbxContent>
               </v:textbox>
-              <w10:wrap type="none"/>
+              <w10:wrap anchory="margin"/>
             </v:rect>
           </w:pict>
         </mc:Fallback>
       </mc:AlternateContent>
+    </w:r>
+    <w:r>
+      <w:rPr>
+        <w:noProof/>
+      </w:rPr>
       <mc:AlternateContent>
         <mc:Choice Requires="wps">
           <w:drawing>
-            <wp:anchor behindDoc="1" distT="0" distB="7620" distL="0" distR="13970" simplePos="0" locked="0" layoutInCell="0" allowOverlap="1" relativeHeight="6" wp14:anchorId="004F22BE">
+            <wp:anchor distT="0" distB="7620" distL="0" distR="13970" simplePos="0" relativeHeight="6" behindDoc="1" locked="0" layoutInCell="0" allowOverlap="1" wp14:anchorId="32D08C8D" wp14:editId="05ACDA10">
               <wp:simplePos x="0" y="0"/>
               <wp:positionH relativeFrom="page">
                 <wp:posOffset>709295</wp:posOffset>
@@ -2245,6 +2557,7 @@
               <wp:effectExtent l="635" t="635" r="0" b="0"/>
               <wp:wrapNone/>
               <wp:docPr id="11" name="Zone de texte 18"/>
+              <wp:cNvGraphicFramePr/>
               <a:graphic xmlns:a="http://schemas.openxmlformats.org/drawingml/2006/main">
                 <a:graphicData uri="http://schemas.microsoft.com/office/word/2010/wordprocessingShape">
                   <wps:wsp>
@@ -2263,9 +2576,15 @@
                       </a:ln>
                     </wps:spPr>
                     <wps:style>
-                      <a:lnRef idx="0"/>
-                      <a:fillRef idx="0"/>
-                      <a:effectRef idx="0"/>
+                      <a:lnRef idx="0">
+                        <a:scrgbClr r="0" g="0" b="0"/>
+                      </a:lnRef>
+                      <a:fillRef idx="0">
+                        <a:scrgbClr r="0" g="0" b="0"/>
+                      </a:fillRef>
+                      <a:effectRef idx="0">
+                        <a:scrgbClr r="0" g="0" b="0"/>
+                      </a:effectRef>
                       <a:fontRef idx="minor"/>
                     </wps:style>
                     <wps:txbx>
@@ -2273,10 +2592,9 @@
                         <w:p>
                           <w:pPr>
                             <w:pStyle w:val="FrameContents"/>
-                            <w:snapToGrid w:val="false"/>
-                            <w:spacing w:before="0" w:after="160"/>
+                            <w:snapToGrid w:val="0"/>
                             <w:rPr>
-                              <w:rFonts w:ascii="Suisse Int'l Medium" w:hAnsi="Suisse Int'l Medium" w:eastAsia="MS Mincho" w:cs="Suisse Int'l Medium"/>
+                              <w:rFonts w:ascii="Suisse Int'l Medium" w:eastAsia="MS Mincho" w:hAnsi="Suisse Int'l Medium" w:cs="Suisse Int'l Medium"/>
                               <w:b/>
                               <w:color w:val="000000"/>
                               <w:sz w:val="16"/>
@@ -2286,7 +2604,7 @@
                           </w:pPr>
                           <w:r>
                             <w:rPr>
-                              <w:rFonts w:eastAsia="MS Mincho" w:cs="Suisse Int'l Medium" w:ascii="Suisse Int'l Medium" w:hAnsi="Suisse Int'l Medium"/>
+                              <w:rFonts w:ascii="Suisse Int'l Medium" w:eastAsia="MS Mincho" w:hAnsi="Suisse Int'l Medium" w:cs="Suisse Int'l Medium"/>
                               <w:b/>
                               <w:color w:val="000000"/>
                               <w:sz w:val="16"/>
@@ -2298,8 +2616,10 @@
                         </w:p>
                       </w:txbxContent>
                     </wps:txbx>
-                    <wps:bodyPr lIns="0" rIns="0" tIns="0" bIns="0" anchor="t">
-                      <a:prstTxWarp prst="textNoShape"/>
+                    <wps:bodyPr lIns="0" tIns="0" rIns="0" bIns="0" anchor="t">
+                      <a:prstTxWarp prst="textNoShape">
+                        <a:avLst/>
+                      </a:prstTxWarp>
                       <a:noAutofit/>
                     </wps:bodyPr>
                   </wps:wsp>
@@ -2310,18 +2630,15 @@
         </mc:Choice>
         <mc:Fallback>
           <w:pict>
-            <v:rect id="shape_0" ID="Zone de texte 18" path="m0,0l-2147483645,0l-2147483645,-2147483646l0,-2147483646xe" stroked="f" o:allowincell="f" style="position:absolute;margin-left:55.85pt;margin-top:32.95pt;width:96.3pt;height:36.8pt;mso-wrap-style:square;v-text-anchor:top;mso-position-horizontal-relative:page" wp14:anchorId="004F22BE">
-              <v:fill o:detectmouseclick="t" on="false"/>
-              <v:stroke color="#3465a4" weight="6480" joinstyle="round" endcap="flat"/>
-              <v:textbox>
+            <v:rect w14:anchorId="32D08C8D" id="Zone de texte 18" o:spid="_x0000_s1032" style="position:absolute;margin-left:55.85pt;margin-top:32.95pt;width:96.35pt;height:36.85pt;z-index:-503316474;visibility:visible;mso-wrap-style:square;mso-wrap-distance-left:0;mso-wrap-distance-top:0;mso-wrap-distance-right:1.1pt;mso-wrap-distance-bottom:.6pt;mso-position-horizontal:absolute;mso-position-horizontal-relative:page;mso-position-vertical:absolute;mso-position-vertical-relative:bottom-margin-area;v-text-anchor:top" o:gfxdata="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" o:allowincell="f" filled="f" stroked="f" strokeweight=".5pt">
+              <v:textbox inset="0,0,0,0">
                 <w:txbxContent>
                   <w:p>
                     <w:pPr>
                       <w:pStyle w:val="FrameContents"/>
-                      <w:snapToGrid w:val="false"/>
-                      <w:spacing w:before="0" w:after="160"/>
+                      <w:snapToGrid w:val="0"/>
                       <w:rPr>
-                        <w:rFonts w:ascii="Suisse Int'l Medium" w:hAnsi="Suisse Int'l Medium" w:eastAsia="MS Mincho" w:cs="Suisse Int'l Medium"/>
+                        <w:rFonts w:ascii="Suisse Int'l Medium" w:eastAsia="MS Mincho" w:hAnsi="Suisse Int'l Medium" w:cs="Suisse Int'l Medium"/>
                         <w:b/>
                         <w:color w:val="000000"/>
                         <w:sz w:val="16"/>
@@ -2331,7 +2648,7 @@
                     </w:pPr>
                     <w:r>
                       <w:rPr>
-                        <w:rFonts w:eastAsia="MS Mincho" w:cs="Suisse Int'l Medium" w:ascii="Suisse Int'l Medium" w:hAnsi="Suisse Int'l Medium"/>
+                        <w:rFonts w:ascii="Suisse Int'l Medium" w:eastAsia="MS Mincho" w:hAnsi="Suisse Int'l Medium" w:cs="Suisse Int'l Medium"/>
                         <w:b/>
                         <w:color w:val="000000"/>
                         <w:sz w:val="16"/>
@@ -2343,13 +2660,18 @@
                   </w:p>
                 </w:txbxContent>
               </v:textbox>
-              <w10:wrap type="none"/>
+              <w10:wrap anchorx="page" anchory="margin"/>
             </v:rect>
           </w:pict>
         </mc:Fallback>
       </mc:AlternateContent>
+    </w:r>
+    <w:r>
+      <w:rPr>
+        <w:noProof/>
+      </w:rPr>
       <w:drawing>
-        <wp:anchor behindDoc="1" distT="0" distB="0" distL="0" distR="0" simplePos="0" locked="0" layoutInCell="0" allowOverlap="0" relativeHeight="12">
+        <wp:anchor distT="0" distB="0" distL="0" distR="0" simplePos="0" relativeHeight="12" behindDoc="1" locked="0" layoutInCell="0" allowOverlap="0" wp14:anchorId="53364D4F" wp14:editId="6540C410">
           <wp:simplePos x="0" y="0"/>
           <wp:positionH relativeFrom="page">
             <wp:posOffset>540385</wp:posOffset>
@@ -2360,7 +2682,7 @@
           <wp:extent cx="75565" cy="64770"/>
           <wp:effectExtent l="0" t="0" r="0" b="0"/>
           <wp:wrapNone/>
-          <wp:docPr id="12" name="Image 30" descr=""/>
+          <wp:docPr id="12" name="Image 30"/>
           <wp:cNvGraphicFramePr>
             <a:graphicFrameLocks xmlns:a="http://schemas.openxmlformats.org/drawingml/2006/main" noChangeAspect="1"/>
           </wp:cNvGraphicFramePr>
@@ -2368,7 +2690,7 @@
             <a:graphicData uri="http://schemas.openxmlformats.org/drawingml/2006/picture">
               <pic:pic xmlns:pic="http://schemas.openxmlformats.org/drawingml/2006/picture">
                 <pic:nvPicPr>
-                  <pic:cNvPr id="12" name="Image 30" descr=""/>
+                  <pic:cNvPr id="12" name="Image 30"/>
                   <pic:cNvPicPr>
                     <a:picLocks noChangeAspect="1" noChangeArrowheads="1"/>
                   </pic:cNvPicPr>
@@ -2393,10 +2715,15 @@
           </a:graphic>
         </wp:anchor>
       </w:drawing>
+    </w:r>
+    <w:r>
+      <w:rPr>
+        <w:noProof/>
+      </w:rPr>
       <mc:AlternateContent>
         <mc:Choice Requires="wps">
           <w:drawing>
-            <wp:anchor behindDoc="1" distT="0" distB="635" distL="113030" distR="114300" simplePos="0" locked="0" layoutInCell="0" allowOverlap="0" relativeHeight="13" wp14:anchorId="00627453">
+            <wp:anchor distT="0" distB="635" distL="113030" distR="114300" simplePos="0" relativeHeight="13" behindDoc="1" locked="0" layoutInCell="0" allowOverlap="0" wp14:anchorId="00AE7707" wp14:editId="4018F985">
               <wp:simplePos x="0" y="0"/>
               <wp:positionH relativeFrom="page">
                 <wp:posOffset>6741795</wp:posOffset>
@@ -2408,6 +2735,7 @@
               <wp:effectExtent l="0" t="0" r="0" b="0"/>
               <wp:wrapSquare wrapText="bothSides"/>
               <wp:docPr id="13" name="Zone de texte 2"/>
+              <wp:cNvGraphicFramePr/>
               <a:graphic xmlns:a="http://schemas.openxmlformats.org/drawingml/2006/main">
                 <a:graphicData uri="http://schemas.microsoft.com/office/word/2010/wordprocessingShape">
                   <wps:wsp>
@@ -2426,9 +2754,15 @@
                       </a:ln>
                     </wps:spPr>
                     <wps:style>
-                      <a:lnRef idx="0"/>
-                      <a:fillRef idx="0"/>
-                      <a:effectRef idx="0"/>
+                      <a:lnRef idx="0">
+                        <a:scrgbClr r="0" g="0" b="0"/>
+                      </a:lnRef>
+                      <a:fillRef idx="0">
+                        <a:scrgbClr r="0" g="0" b="0"/>
+                      </a:fillRef>
+                      <a:effectRef idx="0">
+                        <a:scrgbClr r="0" g="0" b="0"/>
+                      </a:effectRef>
                       <a:fontRef idx="minor"/>
                     </wps:style>
                     <wps:txbx>
@@ -2444,7 +2778,7 @@
                           </w:pPr>
                           <w:r>
                             <w:rPr>
-                              <w:rFonts w:cs="Arial" w:ascii="Arial" w:hAnsi="Arial"/>
+                              <w:rFonts w:ascii="Arial" w:hAnsi="Arial" w:cs="Arial"/>
                               <w:sz w:val="14"/>
                               <w:szCs w:val="14"/>
                             </w:rPr>
@@ -2452,33 +2786,33 @@
                           </w:r>
                           <w:r>
                             <w:rPr>
+                              <w:rFonts w:ascii="Arial" w:hAnsi="Arial" w:cs="Arial"/>
                               <w:sz w:val="14"/>
                               <w:szCs w:val="14"/>
-                              <w:rFonts w:cs="Arial" w:ascii="Arial" w:hAnsi="Arial"/>
                             </w:rPr>
                             <w:instrText xml:space="preserve"> PAGE </w:instrText>
                           </w:r>
                           <w:r>
                             <w:rPr>
+                              <w:rFonts w:ascii="Arial" w:hAnsi="Arial" w:cs="Arial"/>
                               <w:sz w:val="14"/>
                               <w:szCs w:val="14"/>
-                              <w:rFonts w:cs="Arial" w:ascii="Arial" w:hAnsi="Arial"/>
                             </w:rPr>
                             <w:fldChar w:fldCharType="separate"/>
                           </w:r>
                           <w:r>
                             <w:rPr>
+                              <w:rFonts w:ascii="Arial" w:hAnsi="Arial" w:cs="Arial"/>
                               <w:sz w:val="14"/>
                               <w:szCs w:val="14"/>
-                              <w:rFonts w:cs="Arial" w:ascii="Arial" w:hAnsi="Arial"/>
                             </w:rPr>
                             <w:t>1</w:t>
                           </w:r>
                           <w:r>
                             <w:rPr>
+                              <w:rFonts w:ascii="Arial" w:hAnsi="Arial" w:cs="Arial"/>
                               <w:sz w:val="14"/>
                               <w:szCs w:val="14"/>
-                              <w:rFonts w:cs="Arial" w:ascii="Arial" w:hAnsi="Arial"/>
                             </w:rPr>
                             <w:fldChar w:fldCharType="end"/>
                           </w:r>
@@ -2486,7 +2820,9 @@
                       </w:txbxContent>
                     </wps:txbx>
                     <wps:bodyPr anchor="b">
-                      <a:prstTxWarp prst="textNoShape"/>
+                      <a:prstTxWarp prst="textNoShape">
+                        <a:avLst/>
+                      </a:prstTxWarp>
                       <a:noAutofit/>
                     </wps:bodyPr>
                   </wps:wsp>
@@ -2497,9 +2833,7 @@
         </mc:Choice>
         <mc:Fallback>
           <w:pict>
-            <v:rect id="shape_0" ID="Zone de texte 2" path="m0,0l-2147483645,0l-2147483645,-2147483646l0,-2147483646xe" stroked="f" o:allowincell="f" style="position:absolute;margin-left:530.85pt;margin-top:24pt;width:28.3pt;height:33.95pt;mso-wrap-style:square;v-text-anchor:bottom;mso-position-horizontal-relative:page" wp14:anchorId="00627453">
-              <v:fill o:detectmouseclick="t" on="false"/>
-              <v:stroke color="#3465a4" weight="3240" joinstyle="round" endcap="flat"/>
+            <v:rect w14:anchorId="00AE7707" id="Zone de texte 2" o:spid="_x0000_s1033" style="position:absolute;margin-left:530.85pt;margin-top:24pt;width:28.35pt;height:34pt;z-index:-503316467;visibility:visible;mso-wrap-style:square;mso-wrap-distance-left:8.9pt;mso-wrap-distance-top:0;mso-wrap-distance-right:9pt;mso-wrap-distance-bottom:.05pt;mso-position-horizontal:absolute;mso-position-horizontal-relative:page;mso-position-vertical:absolute;mso-position-vertical-relative:bottom-margin-area;v-text-anchor:bottom" o:gfxdata="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" o:allowincell="f" o:allowoverlap="f" filled="f" stroked="f" strokeweight=".25pt">
               <v:textbox>
                 <w:txbxContent>
                   <w:p>
@@ -2513,7 +2847,7 @@
                     </w:pPr>
                     <w:r>
                       <w:rPr>
-                        <w:rFonts w:cs="Arial" w:ascii="Arial" w:hAnsi="Arial"/>
+                        <w:rFonts w:ascii="Arial" w:hAnsi="Arial" w:cs="Arial"/>
                         <w:sz w:val="14"/>
                         <w:szCs w:val="14"/>
                       </w:rPr>
@@ -2521,48 +2855,53 @@
                     </w:r>
                     <w:r>
                       <w:rPr>
+                        <w:rFonts w:ascii="Arial" w:hAnsi="Arial" w:cs="Arial"/>
                         <w:sz w:val="14"/>
                         <w:szCs w:val="14"/>
-                        <w:rFonts w:cs="Arial" w:ascii="Arial" w:hAnsi="Arial"/>
                       </w:rPr>
                       <w:instrText xml:space="preserve"> PAGE </w:instrText>
                     </w:r>
                     <w:r>
                       <w:rPr>
+                        <w:rFonts w:ascii="Arial" w:hAnsi="Arial" w:cs="Arial"/>
                         <w:sz w:val="14"/>
                         <w:szCs w:val="14"/>
-                        <w:rFonts w:cs="Arial" w:ascii="Arial" w:hAnsi="Arial"/>
                       </w:rPr>
                       <w:fldChar w:fldCharType="separate"/>
                     </w:r>
                     <w:r>
                       <w:rPr>
+                        <w:rFonts w:ascii="Arial" w:hAnsi="Arial" w:cs="Arial"/>
                         <w:sz w:val="14"/>
                         <w:szCs w:val="14"/>
-                        <w:rFonts w:cs="Arial" w:ascii="Arial" w:hAnsi="Arial"/>
                       </w:rPr>
                       <w:t>1</w:t>
                     </w:r>
                     <w:r>
                       <w:rPr>
+                        <w:rFonts w:ascii="Arial" w:hAnsi="Arial" w:cs="Arial"/>
                         <w:sz w:val="14"/>
                         <w:szCs w:val="14"/>
-                        <w:rFonts w:cs="Arial" w:ascii="Arial" w:hAnsi="Arial"/>
                       </w:rPr>
                       <w:fldChar w:fldCharType="end"/>
                     </w:r>
                   </w:p>
                 </w:txbxContent>
               </v:textbox>
-              <w10:wrap type="square"/>
+              <w10:wrap type="square" anchorx="page" anchory="margin"/>
             </v:rect>
           </w:pict>
         </mc:Fallback>
       </mc:AlternateContent>
+    </w:r>
+    <w:r>
+      <w:rPr>
+        <w:noProof/>
+      </w:rPr>
       <mc:AlternateContent>
         <mc:Choice Requires="wps">
           <w:drawing>
-            <wp:anchor behindDoc="1" distT="0" distB="25400" distL="0" distR="19050" simplePos="0" locked="0" layoutInCell="1" allowOverlap="1" relativeHeight="15" wp14:anchorId="3F75029A">
+            <wp:anchor distT="0" distB="25400" distL="0" distR="19050" simplePos="0" relativeHeight="15" behindDoc="1" locked="0" layoutInCell="1" allowOverlap="1" wp14:anchorId="19294314" wp14:editId="5EFF1A73">
               <wp:simplePos x="0" y="0"/>
               <wp:positionH relativeFrom="column">
                 <wp:posOffset>5888990</wp:posOffset>
@@ -2574,10 +2913,11 @@
               <wp:effectExtent l="2540" t="635" r="1905" b="0"/>
               <wp:wrapNone/>
               <wp:docPr id="14" name="Connecteur droit 13"/>
+              <wp:cNvGraphicFramePr/>
               <a:graphic xmlns:a="http://schemas.openxmlformats.org/drawingml/2006/main">
                 <a:graphicData uri="http://schemas.microsoft.com/office/word/2010/wordprocessingShape">
                   <wps:wsp>
-                    <wps:cNvSpPr/>
+                    <wps:cNvCnPr/>
                     <wps:spPr>
                       <a:xfrm>
                         <a:off x="0" y="0"/>
@@ -2626,38 +2966,53 @@
   <w:p>
     <w:pPr>
       <w:pStyle w:val="Footer"/>
-      <w:rPr/>
     </w:pPr>
-    <w:r>
-      <w:rPr/>
-    </w:r>
   </w:p>
 </w:ftr>
 </file>
 
+<file path=word/footnotes.xml><?xml version="1.0" encoding="utf-8"?>
+<w:footnotes xmlns:wpc="http://schemas.microsoft.com/office/word/2010/wordprocessingCanvas" xmlns:cx="http://schemas.microsoft.com/office/drawing/2014/chartex" xmlns:cx1="http://schemas.microsoft.com/office/drawing/2015/9/8/chartex" xmlns:cx2="http://schemas.microsoft.com/office/drawing/2015/10/21/chartex" xmlns:cx3="http://schemas.microsoft.com/office/drawing/2016/5/9/chartex" xmlns:cx4="http://schemas.microsoft.com/office/drawing/2016/5/10/chartex" xmlns:cx5="http://schemas.microsoft.com/office/drawing/2016/5/11/chartex" xmlns:cx6="http://schemas.microsoft.com/office/drawing/2016/5/12/chartex" xmlns:cx7="http://schemas.microsoft.com/office/drawing/2016/5/13/chartex" xmlns:cx8="http://schemas.microsoft.com/office/drawing/2016/5/14/chartex" xmlns:mc="http://schemas.openxmlformats.org/markup-compatibility/2006" xmlns:aink="http://schemas.microsoft.com/office/drawing/2016/ink" xmlns:am3d="http://schemas.microsoft.com/office/drawing/2017/model3d" xmlns:o="urn:schemas-microsoft-com:office:office" xmlns:oel="http://schemas.microsoft.com/office/2019/extlst" xmlns:r="http://schemas.openxmlformats.org/officeDocument/2006/relationships" xmlns:m="http://schemas.openxmlformats.org/officeDocument/2006/math" xmlns:v="urn:schemas-microsoft-com:vml" xmlns:wp14="http://schemas.microsoft.com/office/word/2010/wordprocessingDrawing" xmlns:wp="http://schemas.openxmlformats.org/drawingml/2006/wordprocessingDrawing" xmlns:w10="urn:schemas-microsoft-com:office:word" xmlns:w="http://schemas.openxmlformats.org/wordprocessingml/2006/main" xmlns:w14="http://schemas.microsoft.com/office/word/2010/wordml" xmlns:w15="http://schemas.microsoft.com/office/word/2012/wordml" xmlns:w16cex="http://schemas.microsoft.com/office/word/2018/wordml/cex" xmlns:w16cid="http://schemas.microsoft.com/office/word/2016/wordml/cid" xmlns:w16="http://schemas.microsoft.com/office/word/2018/wordml" xmlns:w16du="http://schemas.microsoft.com/office/word/2023/wordml/word16du" xmlns:w16sdtdh="http://schemas.microsoft.com/office/word/2020/wordml/sdtdatahash" xmlns:w16sdtfl="http://schemas.microsoft.com/office/word/2024/wordml/sdtformatlock" xmlns:w16se="http://schemas.microsoft.com/office/word/2015/wordml/symex" xmlns:wpg="http://schemas.microsoft.com/office/word/2010/wordprocessingGroup" xmlns:wpi="http://schemas.microsoft.com/office/word/2010/wordprocessingInk" xmlns:wne="http://schemas.microsoft.com/office/word/2006/wordml" xmlns:wps="http://schemas.microsoft.com/office/word/2010/wordprocessingShape" mc:Ignorable="w14 w15 w16se w16cid w16 w16cex w16sdtdh w16sdtfl w16du wp14">
+  <w:footnote w:type="separator" w:id="-1">
+    <w:p>
+      <w:pPr>
+        <w:spacing w:after="0" w:line="240" w:lineRule="auto"/>
+      </w:pPr>
+      <w:r>
+        <w:separator/>
+      </w:r>
+    </w:p>
+  </w:footnote>
+  <w:footnote w:type="continuationSeparator" w:id="0">
+    <w:p>
+      <w:pPr>
+        <w:spacing w:after="0" w:line="240" w:lineRule="auto"/>
+      </w:pPr>
+      <w:r>
+        <w:continuationSeparator/>
+      </w:r>
+    </w:p>
+  </w:footnote>
+</w:footnotes>
+</file>
+
 <file path=word/header1.xml><?xml version="1.0" encoding="utf-8"?>
-<w:hdr xmlns:o="urn:schemas-microsoft-com:office:office" xmlns:r="http://schemas.openxmlformats.org/officeDocument/2006/relationships" xmlns:v="urn:schemas-microsoft-com:vml" xmlns:w="http://schemas.openxmlformats.org/wordprocessingml/2006/main" xmlns:w10="urn:schemas-microsoft-com:office:word" xmlns:wp="http://schemas.openxmlformats.org/drawingml/2006/wordprocessingDrawing" xmlns:wps="http://schemas.microsoft.com/office/word/2010/wordprocessingShape" xmlns:wpg="http://schemas.microsoft.com/office/word/2010/wordprocessingGroup" xmlns:mc="http://schemas.openxmlformats.org/markup-compatibility/2006" xmlns:wp14="http://schemas.microsoft.com/office/word/2010/wordprocessingDrawing" xmlns:w14="http://schemas.microsoft.com/office/word/2010/wordml" xmlns:w15="http://schemas.microsoft.com/office/word/2012/wordml" mc:Ignorable="w14 wp14 w15">
+<w:hdr xmlns:wpc="http://schemas.microsoft.com/office/word/2010/wordprocessingCanvas" xmlns:cx="http://schemas.microsoft.com/office/drawing/2014/chartex" xmlns:cx1="http://schemas.microsoft.com/office/drawing/2015/9/8/chartex" xmlns:cx2="http://schemas.microsoft.com/office/drawing/2015/10/21/chartex" xmlns:cx3="http://schemas.microsoft.com/office/drawing/2016/5/9/chartex" xmlns:cx4="http://schemas.microsoft.com/office/drawing/2016/5/10/chartex" xmlns:cx5="http://schemas.microsoft.com/office/drawing/2016/5/11/chartex" xmlns:cx6="http://schemas.microsoft.com/office/drawing/2016/5/12/chartex" xmlns:cx7="http://schemas.microsoft.com/office/drawing/2016/5/13/chartex" xmlns:cx8="http://schemas.microsoft.com/office/drawing/2016/5/14/chartex" xmlns:mc="http://schemas.openxmlformats.org/markup-compatibility/2006" xmlns:aink="http://schemas.microsoft.com/office/drawing/2016/ink" xmlns:am3d="http://schemas.microsoft.com/office/drawing/2017/model3d" xmlns:o="urn:schemas-microsoft-com:office:office" xmlns:oel="http://schemas.microsoft.com/office/2019/extlst" xmlns:r="http://schemas.openxmlformats.org/officeDocument/2006/relationships" xmlns:m="http://schemas.openxmlformats.org/officeDocument/2006/math" xmlns:v="urn:schemas-microsoft-com:vml" xmlns:wp14="http://schemas.microsoft.com/office/word/2010/wordprocessingDrawing" xmlns:wp="http://schemas.openxmlformats.org/drawingml/2006/wordprocessingDrawing" xmlns:w10="urn:schemas-microsoft-com:office:word" xmlns:w="http://schemas.openxmlformats.org/wordprocessingml/2006/main" xmlns:w14="http://schemas.microsoft.com/office/word/2010/wordml" xmlns:w15="http://schemas.microsoft.com/office/word/2012/wordml" xmlns:w16cex="http://schemas.microsoft.com/office/word/2018/wordml/cex" xmlns:w16cid="http://schemas.microsoft.com/office/word/2016/wordml/cid" xmlns:w16="http://schemas.microsoft.com/office/word/2018/wordml" xmlns:w16du="http://schemas.microsoft.com/office/word/2023/wordml/word16du" xmlns:w16sdtdh="http://schemas.microsoft.com/office/word/2020/wordml/sdtdatahash" xmlns:w16sdtfl="http://schemas.microsoft.com/office/word/2024/wordml/sdtformatlock" xmlns:w16se="http://schemas.microsoft.com/office/word/2015/wordml/symex" xmlns:wpg="http://schemas.microsoft.com/office/word/2010/wordprocessingGroup" xmlns:wpi="http://schemas.microsoft.com/office/word/2010/wordprocessingInk" xmlns:wne="http://schemas.microsoft.com/office/word/2006/wordml" xmlns:wps="http://schemas.microsoft.com/office/word/2010/wordprocessingShape" mc:Ignorable="w14 w15 w16se w16cid w16 w16cex w16sdtdh w16sdtfl w16du wp14">
   <w:p>
     <w:pPr>
       <w:pStyle w:val="Header"/>
-      <w:rPr/>
     </w:pPr>
-    <w:r>
-      <w:rPr/>
-    </w:r>
   </w:p>
 </w:hdr>
 </file>
 
 <file path=word/header2.xml><?xml version="1.0" encoding="utf-8"?>
-<w:hdr xmlns:o="urn:schemas-microsoft-com:office:office" xmlns:r="http://schemas.openxmlformats.org/officeDocument/2006/relationships" xmlns:v="urn:schemas-microsoft-com:vml" xmlns:w="http://schemas.openxmlformats.org/wordprocessingml/2006/main" xmlns:w10="urn:schemas-microsoft-com:office:word" xmlns:wp="http://schemas.openxmlformats.org/drawingml/2006/wordprocessingDrawing" xmlns:wps="http://schemas.microsoft.com/office/word/2010/wordprocessingShape" xmlns:wpg="http://schemas.microsoft.com/office/word/2010/wordprocessingGroup" xmlns:mc="http://schemas.openxmlformats.org/markup-compatibility/2006" xmlns:wp14="http://schemas.microsoft.com/office/word/2010/wordprocessingDrawing" xmlns:w14="http://schemas.microsoft.com/office/word/2010/wordml" xmlns:w15="http://schemas.microsoft.com/office/word/2012/wordml" mc:Ignorable="w14 wp14 w15">
+<w:hdr xmlns:wpc="http://schemas.microsoft.com/office/word/2010/wordprocessingCanvas" xmlns:cx="http://schemas.microsoft.com/office/drawing/2014/chartex" xmlns:cx1="http://schemas.microsoft.com/office/drawing/2015/9/8/chartex" xmlns:cx2="http://schemas.microsoft.com/office/drawing/2015/10/21/chartex" xmlns:cx3="http://schemas.microsoft.com/office/drawing/2016/5/9/chartex" xmlns:cx4="http://schemas.microsoft.com/office/drawing/2016/5/10/chartex" xmlns:cx5="http://schemas.microsoft.com/office/drawing/2016/5/11/chartex" xmlns:cx6="http://schemas.microsoft.com/office/drawing/2016/5/12/chartex" xmlns:cx7="http://schemas.microsoft.com/office/drawing/2016/5/13/chartex" xmlns:cx8="http://schemas.microsoft.com/office/drawing/2016/5/14/chartex" xmlns:mc="http://schemas.openxmlformats.org/markup-compatibility/2006" xmlns:aink="http://schemas.microsoft.com/office/drawing/2016/ink" xmlns:am3d="http://schemas.microsoft.com/office/drawing/2017/model3d" xmlns:o="urn:schemas-microsoft-com:office:office" xmlns:oel="http://schemas.microsoft.com/office/2019/extlst" xmlns:r="http://schemas.openxmlformats.org/officeDocument/2006/relationships" xmlns:m="http://schemas.openxmlformats.org/officeDocument/2006/math" xmlns:v="urn:schemas-microsoft-com:vml" xmlns:wp14="http://schemas.microsoft.com/office/word/2010/wordprocessingDrawing" xmlns:wp="http://schemas.openxmlformats.org/drawingml/2006/wordprocessingDrawing" xmlns:w10="urn:schemas-microsoft-com:office:word" xmlns:w="http://schemas.openxmlformats.org/wordprocessingml/2006/main" xmlns:w14="http://schemas.microsoft.com/office/word/2010/wordml" xmlns:w15="http://schemas.microsoft.com/office/word/2012/wordml" xmlns:w16cex="http://schemas.microsoft.com/office/word/2018/wordml/cex" xmlns:w16cid="http://schemas.microsoft.com/office/word/2016/wordml/cid" xmlns:w16="http://schemas.microsoft.com/office/word/2018/wordml" xmlns:w16du="http://schemas.microsoft.com/office/word/2023/wordml/word16du" xmlns:w16sdtdh="http://schemas.microsoft.com/office/word/2020/wordml/sdtdatahash" xmlns:w16sdtfl="http://schemas.microsoft.com/office/word/2024/wordml/sdtformatlock" xmlns:w16se="http://schemas.microsoft.com/office/word/2015/wordml/symex" xmlns:wpg="http://schemas.microsoft.com/office/word/2010/wordprocessingGroup" xmlns:wpi="http://schemas.microsoft.com/office/word/2010/wordprocessingInk" xmlns:wne="http://schemas.microsoft.com/office/word/2006/wordml" xmlns:wps="http://schemas.microsoft.com/office/word/2010/wordprocessingShape" mc:Ignorable="w14 w15 w16se w16cid w16 w16cex w16sdtdh w16sdtfl w16du wp14">
   <w:p>
     <w:pPr>
       <w:pStyle w:val="Footer"/>
       <w:tabs>
-        <w:tab w:val="center" w:pos="4536" w:leader="none"/>
-        <w:tab w:val="left" w:pos="4820" w:leader="none"/>
-        <w:tab w:val="right" w:pos="9072" w:leader="none"/>
+        <w:tab w:val="left" w:pos="4820"/>
       </w:tabs>
       <w:rPr>
         <w:lang w:val="en-GB"/>
@@ -2674,20 +3029,21 @@
     <w:pPr>
       <w:pStyle w:val="Footer"/>
       <w:tabs>
-        <w:tab w:val="center" w:pos="4536" w:leader="none"/>
-        <w:tab w:val="left" w:pos="4820" w:leader="none"/>
-        <w:tab w:val="right" w:pos="9072" w:leader="none"/>
+        <w:tab w:val="left" w:pos="4820"/>
       </w:tabs>
       <w:rPr>
-        <w:rFonts w:cs="Calibri" w:cstheme="minorHAnsi"/>
+        <w:rFonts w:cstheme="minorHAnsi"/>
         <w:sz w:val="18"/>
         <w:szCs w:val="18"/>
         <w:lang w:val="en-GB"/>
       </w:rPr>
     </w:pPr>
     <w:r>
+      <w:rPr>
+        <w:noProof/>
+      </w:rPr>
       <w:drawing>
-        <wp:anchor behindDoc="1" distT="0" distB="0" distL="114300" distR="114300" simplePos="0" locked="0" layoutInCell="1" allowOverlap="1" relativeHeight="0">
+        <wp:anchor distT="0" distB="0" distL="114300" distR="114300" simplePos="0" relativeHeight="251658240" behindDoc="1" locked="0" layoutInCell="1" allowOverlap="1" wp14:anchorId="423B2E87" wp14:editId="7374C722">
           <wp:simplePos x="0" y="0"/>
           <wp:positionH relativeFrom="page">
             <wp:posOffset>899795</wp:posOffset>
@@ -2698,7 +3054,7 @@
           <wp:extent cx="730885" cy="205105"/>
           <wp:effectExtent l="0" t="0" r="0" b="0"/>
           <wp:wrapSquare wrapText="bothSides"/>
-          <wp:docPr id="1" name="Image 27" descr=""/>
+          <wp:docPr id="1" name="Image 27"/>
           <wp:cNvGraphicFramePr>
             <a:graphicFrameLocks xmlns:a="http://schemas.openxmlformats.org/drawingml/2006/main" noChangeAspect="1"/>
           </wp:cNvGraphicFramePr>
@@ -2706,7 +3062,7 @@
             <a:graphicData uri="http://schemas.openxmlformats.org/drawingml/2006/picture">
               <pic:pic xmlns:pic="http://schemas.openxmlformats.org/drawingml/2006/picture">
                 <pic:nvPicPr>
-                  <pic:cNvPr id="1" name="Image 27" descr=""/>
+                  <pic:cNvPr id="1" name="Image 27"/>
                   <pic:cNvPicPr>
                     <a:picLocks noChangeAspect="1" noChangeArrowheads="1"/>
                   </pic:cNvPicPr>
@@ -2737,12 +3093,22 @@
         <w:lang w:val="en-GB"/>
       </w:rPr>
       <w:tab/>
-      <w:tab/>
+    </w:r>
+    <w:r>
+      <w:rPr>
+        <w:lang w:val="en-GB"/>
+      </w:rPr>
       <w:tab/>
     </w:r>
     <w:r>
       <w:rPr>
-        <w:rFonts w:cs="Calibri" w:cstheme="minorHAnsi"/>
+        <w:lang w:val="en-GB"/>
+      </w:rPr>
+      <w:tab/>
+    </w:r>
+    <w:r>
+      <w:rPr>
+        <w:rFonts w:cstheme="minorHAnsi"/>
         <w:sz w:val="18"/>
         <w:szCs w:val="18"/>
         <w:lang w:val="en-GB"/>
@@ -2754,13 +3120,11 @@
     <w:pPr>
       <w:pStyle w:val="Header"/>
       <w:tabs>
-        <w:tab w:val="center" w:pos="4536" w:leader="none"/>
-        <w:tab w:val="left" w:pos="4820" w:leader="none"/>
-        <w:tab w:val="left" w:pos="5865" w:leader="none"/>
-        <w:tab w:val="right" w:pos="9072" w:leader="none"/>
+        <w:tab w:val="left" w:pos="4820"/>
+        <w:tab w:val="left" w:pos="5865"/>
       </w:tabs>
       <w:rPr>
-        <w:rFonts w:cs="Calibri" w:cstheme="minorHAnsi"/>
+        <w:rFonts w:cstheme="minorHAnsi"/>
         <w:sz w:val="18"/>
         <w:szCs w:val="18"/>
         <w:lang w:val="en-GB"/>
@@ -2768,14 +3132,38 @@
     </w:pPr>
     <w:r>
       <w:rPr>
-        <w:rFonts w:cs="Calibri" w:cstheme="minorHAnsi"/>
+        <w:rFonts w:cstheme="minorHAnsi"/>
         <w:sz w:val="18"/>
         <w:szCs w:val="18"/>
         <w:lang w:val="en-GB"/>
       </w:rPr>
       <w:tab/>
+    </w:r>
+    <w:r>
+      <w:rPr>
+        <w:rFonts w:cstheme="minorHAnsi"/>
+        <w:sz w:val="18"/>
+        <w:szCs w:val="18"/>
+        <w:lang w:val="en-GB"/>
+      </w:rPr>
       <w:tab/>
+    </w:r>
+    <w:r>
+      <w:rPr>
+        <w:rFonts w:cstheme="minorHAnsi"/>
+        <w:sz w:val="18"/>
+        <w:szCs w:val="18"/>
+        <w:lang w:val="en-GB"/>
+      </w:rPr>
       <w:tab/>
+    </w:r>
+    <w:r>
+      <w:rPr>
+        <w:rFonts w:cstheme="minorHAnsi"/>
+        <w:sz w:val="18"/>
+        <w:szCs w:val="18"/>
+        <w:lang w:val="en-GB"/>
+      </w:rPr>
       <w:tab/>
       <w:t>Rev. 05.2021</w:t>
     </w:r>
@@ -2787,11 +3175,6 @@
         <w:lang w:val="en-GB"/>
       </w:rPr>
     </w:pPr>
-    <w:r>
-      <w:rPr>
-        <w:lang w:val="en-GB"/>
-      </w:rPr>
-    </w:r>
   </w:p>
   <w:p>
     <w:pPr>
@@ -2800,30 +3183,25 @@
         <w:lang w:val="en-GB"/>
       </w:rPr>
     </w:pPr>
-    <w:r>
-      <w:rPr>
-        <w:lang w:val="en-GB"/>
-      </w:rPr>
-    </w:r>
   </w:p>
 </w:hdr>
 </file>
 
 <file path=word/header3.xml><?xml version="1.0" encoding="utf-8"?>
-<w:hdr xmlns:o="urn:schemas-microsoft-com:office:office" xmlns:r="http://schemas.openxmlformats.org/officeDocument/2006/relationships" xmlns:v="urn:schemas-microsoft-com:vml" xmlns:w="http://schemas.openxmlformats.org/wordprocessingml/2006/main" xmlns:w10="urn:schemas-microsoft-com:office:word" xmlns:wp="http://schemas.openxmlformats.org/drawingml/2006/wordprocessingDrawing" xmlns:wps="http://schemas.microsoft.com/office/word/2010/wordprocessingShape" xmlns:wpg="http://schemas.microsoft.com/office/word/2010/wordprocessingGroup" xmlns:mc="http://schemas.openxmlformats.org/markup-compatibility/2006" xmlns:wp14="http://schemas.microsoft.com/office/word/2010/wordprocessingDrawing" xmlns:w14="http://schemas.microsoft.com/office/word/2010/wordml" xmlns:w15="http://schemas.microsoft.com/office/word/2012/wordml" mc:Ignorable="w14 wp14 w15">
+<w:hdr xmlns:wpc="http://schemas.microsoft.com/office/word/2010/wordprocessingCanvas" xmlns:cx="http://schemas.microsoft.com/office/drawing/2014/chartex" xmlns:cx1="http://schemas.microsoft.com/office/drawing/2015/9/8/chartex" xmlns:cx2="http://schemas.microsoft.com/office/drawing/2015/10/21/chartex" xmlns:cx3="http://schemas.microsoft.com/office/drawing/2016/5/9/chartex" xmlns:cx4="http://schemas.microsoft.com/office/drawing/2016/5/10/chartex" xmlns:cx5="http://schemas.microsoft.com/office/drawing/2016/5/11/chartex" xmlns:cx6="http://schemas.microsoft.com/office/drawing/2016/5/12/chartex" xmlns:cx7="http://schemas.microsoft.com/office/drawing/2016/5/13/chartex" xmlns:cx8="http://schemas.microsoft.com/office/drawing/2016/5/14/chartex" xmlns:mc="http://schemas.openxmlformats.org/markup-compatibility/2006" xmlns:aink="http://schemas.microsoft.com/office/drawing/2016/ink" xmlns:am3d="http://schemas.microsoft.com/office/drawing/2017/model3d" xmlns:o="urn:schemas-microsoft-com:office:office" xmlns:oel="http://schemas.microsoft.com/office/2019/extlst" xmlns:r="http://schemas.openxmlformats.org/officeDocument/2006/relationships" xmlns:m="http://schemas.openxmlformats.org/officeDocument/2006/math" xmlns:v="urn:schemas-microsoft-com:vml" xmlns:wp14="http://schemas.microsoft.com/office/word/2010/wordprocessingDrawing" xmlns:wp="http://schemas.openxmlformats.org/drawingml/2006/wordprocessingDrawing" xmlns:w10="urn:schemas-microsoft-com:office:word" xmlns:w="http://schemas.openxmlformats.org/wordprocessingml/2006/main" xmlns:w14="http://schemas.microsoft.com/office/word/2010/wordml" xmlns:w15="http://schemas.microsoft.com/office/word/2012/wordml" xmlns:w16cex="http://schemas.microsoft.com/office/word/2018/wordml/cex" xmlns:w16cid="http://schemas.microsoft.com/office/word/2016/wordml/cid" xmlns:w16="http://schemas.microsoft.com/office/word/2018/wordml" xmlns:w16du="http://schemas.microsoft.com/office/word/2023/wordml/word16du" xmlns:w16sdtdh="http://schemas.microsoft.com/office/word/2020/wordml/sdtdatahash" xmlns:w16sdtfl="http://schemas.microsoft.com/office/word/2024/wordml/sdtformatlock" xmlns:w16se="http://schemas.microsoft.com/office/word/2015/wordml/symex" xmlns:wpg="http://schemas.microsoft.com/office/word/2010/wordprocessingGroup" xmlns:wpi="http://schemas.microsoft.com/office/word/2010/wordprocessingInk" xmlns:wne="http://schemas.microsoft.com/office/word/2006/wordml" xmlns:wps="http://schemas.microsoft.com/office/word/2010/wordprocessingShape" mc:Ignorable="w14 w15 w16se w16cid w16 w16cex w16sdtdh w16sdtfl w16du wp14">
   <w:p>
     <w:pPr>
       <w:pStyle w:val="Footer"/>
       <w:tabs>
-        <w:tab w:val="center" w:pos="4536" w:leader="none"/>
-        <w:tab w:val="left" w:pos="4820" w:leader="none"/>
-        <w:tab w:val="right" w:pos="9072" w:leader="none"/>
+        <w:tab w:val="left" w:pos="4820"/>
       </w:tabs>
-      <w:rPr/>
     </w:pPr>
     <w:r>
+      <w:rPr>
+        <w:noProof/>
+      </w:rPr>
       <w:drawing>
-        <wp:anchor behindDoc="1" distT="0" distB="0" distL="114300" distR="114300" simplePos="0" locked="0" layoutInCell="0" allowOverlap="1" relativeHeight="11">
+        <wp:anchor distT="0" distB="0" distL="114300" distR="114300" simplePos="0" relativeHeight="11" behindDoc="1" locked="0" layoutInCell="0" allowOverlap="1" wp14:anchorId="2A5B24E1" wp14:editId="05A29925">
           <wp:simplePos x="0" y="0"/>
           <wp:positionH relativeFrom="page">
             <wp:posOffset>899795</wp:posOffset>
@@ -2834,7 +3212,7 @@
           <wp:extent cx="1209675" cy="353060"/>
           <wp:effectExtent l="0" t="0" r="0" b="0"/>
           <wp:wrapSquare wrapText="bothSides"/>
-          <wp:docPr id="2" name="Image 29" descr=""/>
+          <wp:docPr id="2" name="Image 29"/>
           <wp:cNvGraphicFramePr>
             <a:graphicFrameLocks xmlns:a="http://schemas.openxmlformats.org/drawingml/2006/main" noChangeAspect="1"/>
           </wp:cNvGraphicFramePr>
@@ -2842,7 +3220,7 @@
             <a:graphicData uri="http://schemas.openxmlformats.org/drawingml/2006/picture">
               <pic:pic xmlns:pic="http://schemas.openxmlformats.org/drawingml/2006/picture">
                 <pic:nvPicPr>
-                  <pic:cNvPr id="2" name="Image 29" descr=""/>
+                  <pic:cNvPr id="2" name="Image 29"/>
                   <pic:cNvPicPr>
                     <a:picLocks noChangeAspect="1" noChangeArrowheads="1"/>
                   </pic:cNvPicPr>
@@ -2869,7 +3247,6 @@
       </w:drawing>
     </w:r>
     <w:r>
-      <w:rPr/>
       <w:tab/>
     </w:r>
   </w:p>
@@ -2877,26 +3254,27 @@
     <w:pPr>
       <w:pStyle w:val="Footer"/>
       <w:tabs>
-        <w:tab w:val="center" w:pos="4536" w:leader="none"/>
-        <w:tab w:val="left" w:pos="4820" w:leader="none"/>
-        <w:tab w:val="right" w:pos="9072" w:leader="none"/>
+        <w:tab w:val="left" w:pos="4820"/>
       </w:tabs>
       <w:rPr>
-        <w:rFonts w:cs="Calibri" w:cstheme="minorHAnsi"/>
+        <w:rFonts w:cstheme="minorHAnsi"/>
         <w:sz w:val="18"/>
         <w:szCs w:val="18"/>
         <w:lang w:val="en-GB"/>
       </w:rPr>
     </w:pPr>
     <w:r>
-      <w:rPr/>
-      <w:tab/>
-      <w:tab/>
       <w:tab/>
     </w:r>
     <w:r>
-      <w:rPr>
-        <w:rFonts w:cs="Calibri" w:cstheme="minorHAnsi"/>
+      <w:tab/>
+    </w:r>
+    <w:r>
+      <w:tab/>
+    </w:r>
+    <w:r>
+      <w:rPr>
+        <w:rFonts w:cstheme="minorHAnsi"/>
         <w:sz w:val="18"/>
         <w:szCs w:val="18"/>
         <w:lang w:val="en-GB"/>
@@ -2908,12 +3286,10 @@
     <w:pPr>
       <w:pStyle w:val="Footer"/>
       <w:tabs>
-        <w:tab w:val="center" w:pos="4536" w:leader="none"/>
-        <w:tab w:val="left" w:pos="4820" w:leader="none"/>
-        <w:tab w:val="right" w:pos="9072" w:leader="none"/>
+        <w:tab w:val="left" w:pos="4820"/>
       </w:tabs>
       <w:rPr>
-        <w:rFonts w:cs="Calibri" w:cstheme="minorHAnsi"/>
+        <w:rFonts w:cstheme="minorHAnsi"/>
         <w:sz w:val="18"/>
         <w:szCs w:val="18"/>
         <w:lang w:val="en-GB"/>
@@ -2921,13 +3297,29 @@
     </w:pPr>
     <w:r>
       <w:rPr>
-        <w:rFonts w:cs="Calibri" w:cstheme="minorHAnsi"/>
+        <w:rFonts w:cstheme="minorHAnsi"/>
         <w:sz w:val="18"/>
         <w:szCs w:val="18"/>
         <w:lang w:val="en-GB"/>
       </w:rPr>
       <w:tab/>
+    </w:r>
+    <w:r>
+      <w:rPr>
+        <w:rFonts w:cstheme="minorHAnsi"/>
+        <w:sz w:val="18"/>
+        <w:szCs w:val="18"/>
+        <w:lang w:val="en-GB"/>
+      </w:rPr>
       <w:tab/>
+    </w:r>
+    <w:r>
+      <w:rPr>
+        <w:rFonts w:cstheme="minorHAnsi"/>
+        <w:sz w:val="18"/>
+        <w:szCs w:val="18"/>
+        <w:lang w:val="en-GB"/>
+      </w:rPr>
       <w:tab/>
       <w:t xml:space="preserve">template Consent form </w:t>
     </w:r>
@@ -2936,12 +3328,10 @@
     <w:pPr>
       <w:pStyle w:val="Header"/>
       <w:tabs>
-        <w:tab w:val="center" w:pos="4536" w:leader="none"/>
-        <w:tab w:val="left" w:pos="4820" w:leader="none"/>
-        <w:tab w:val="right" w:pos="9072" w:leader="none"/>
+        <w:tab w:val="left" w:pos="4820"/>
       </w:tabs>
       <w:rPr>
-        <w:rFonts w:cs="Calibri" w:cstheme="minorHAnsi"/>
+        <w:rFonts w:cstheme="minorHAnsi"/>
         <w:sz w:val="18"/>
         <w:szCs w:val="18"/>
         <w:lang w:val="en-GB"/>
@@ -2949,13 +3339,29 @@
     </w:pPr>
     <w:r>
       <w:rPr>
-        <w:rFonts w:cs="Calibri" w:cstheme="minorHAnsi"/>
+        <w:rFonts w:cstheme="minorHAnsi"/>
         <w:sz w:val="18"/>
         <w:szCs w:val="18"/>
         <w:lang w:val="en-GB"/>
       </w:rPr>
       <w:tab/>
+    </w:r>
+    <w:r>
+      <w:rPr>
+        <w:rFonts w:cstheme="minorHAnsi"/>
+        <w:sz w:val="18"/>
+        <w:szCs w:val="18"/>
+        <w:lang w:val="en-GB"/>
+      </w:rPr>
       <w:tab/>
+    </w:r>
+    <w:r>
+      <w:rPr>
+        <w:rFonts w:cstheme="minorHAnsi"/>
+        <w:sz w:val="18"/>
+        <w:szCs w:val="18"/>
+        <w:lang w:val="en-GB"/>
+      </w:rPr>
       <w:tab/>
       <w:t>Rev. 05.2021</w:t>
     </w:r>
@@ -2967,18 +3373,16 @@
         <w:lang w:val="en-GB"/>
       </w:rPr>
     </w:pPr>
-    <w:r>
-      <w:rPr>
-        <w:lang w:val="en-GB"/>
-      </w:rPr>
-    </w:r>
   </w:p>
 </w:hdr>
 </file>
 
 <file path=word/numbering.xml><?xml version="1.0" encoding="utf-8"?>
-<w:numbering xmlns:w="http://schemas.openxmlformats.org/wordprocessingml/2006/main" xmlns:o="urn:schemas-microsoft-com:office:office" xmlns:r="http://schemas.openxmlformats.org/officeDocument/2006/relationships" xmlns:v="urn:schemas-microsoft-com:vml" xmlns:mc="http://schemas.openxmlformats.org/markup-compatibility/2006" xmlns:w14="http://schemas.microsoft.com/office/word/2010/wordml" mc:Ignorable="w14">
-  <w:abstractNum w:abstractNumId="1">
+<w:numbering xmlns:wpc="http://schemas.microsoft.com/office/word/2010/wordprocessingCanvas" xmlns:cx="http://schemas.microsoft.com/office/drawing/2014/chartex" xmlns:cx1="http://schemas.microsoft.com/office/drawing/2015/9/8/chartex" xmlns:cx2="http://schemas.microsoft.com/office/drawing/2015/10/21/chartex" xmlns:cx3="http://schemas.microsoft.com/office/drawing/2016/5/9/chartex" xmlns:cx4="http://schemas.microsoft.com/office/drawing/2016/5/10/chartex" xmlns:cx5="http://schemas.microsoft.com/office/drawing/2016/5/11/chartex" xmlns:cx6="http://schemas.microsoft.com/office/drawing/2016/5/12/chartex" xmlns:cx7="http://schemas.microsoft.com/office/drawing/2016/5/13/chartex" xmlns:cx8="http://schemas.microsoft.com/office/drawing/2016/5/14/chartex" xmlns:mc="http://schemas.openxmlformats.org/markup-compatibility/2006" xmlns:aink="http://schemas.microsoft.com/office/drawing/2016/ink" xmlns:am3d="http://schemas.microsoft.com/office/drawing/2017/model3d" xmlns:o="urn:schemas-microsoft-com:office:office" xmlns:oel="http://schemas.microsoft.com/office/2019/extlst" xmlns:r="http://schemas.openxmlformats.org/officeDocument/2006/relationships" xmlns:m="http://schemas.openxmlformats.org/officeDocument/2006/math" xmlns:v="urn:schemas-microsoft-com:vml" xmlns:wp14="http://schemas.microsoft.com/office/word/2010/wordprocessingDrawing" xmlns:wp="http://schemas.openxmlformats.org/drawingml/2006/wordprocessingDrawing" xmlns:w10="urn:schemas-microsoft-com:office:word" xmlns:w="http://schemas.openxmlformats.org/wordprocessingml/2006/main" xmlns:w14="http://schemas.microsoft.com/office/word/2010/wordml" xmlns:w15="http://schemas.microsoft.com/office/word/2012/wordml" xmlns:w16cex="http://schemas.microsoft.com/office/word/2018/wordml/cex" xmlns:w16cid="http://schemas.microsoft.com/office/word/2016/wordml/cid" xmlns:w16="http://schemas.microsoft.com/office/word/2018/wordml" xmlns:w16du="http://schemas.microsoft.com/office/word/2023/wordml/word16du" xmlns:w16sdtdh="http://schemas.microsoft.com/office/word/2020/wordml/sdtdatahash" xmlns:w16sdtfl="http://schemas.microsoft.com/office/word/2024/wordml/sdtformatlock" xmlns:w16se="http://schemas.microsoft.com/office/word/2015/wordml/symex" xmlns:wpg="http://schemas.microsoft.com/office/word/2010/wordprocessingGroup" xmlns:wpi="http://schemas.microsoft.com/office/word/2010/wordprocessingInk" xmlns:wne="http://schemas.microsoft.com/office/word/2006/wordml" xmlns:wps="http://schemas.microsoft.com/office/word/2010/wordprocessingShape" mc:Ignorable="w14 w15 w16se w16cid w16 w16cex w16sdtdh w16sdtfl w16du wp14">
+  <w:abstractNum w:abstractNumId="0" w15:restartNumberingAfterBreak="0">
+    <w:nsid w:val="149A0E5C"/>
+    <w:multiLevelType w:val="multilevel"/>
+    <w:tmpl w:val="13946D82"/>
     <w:lvl w:ilvl="0">
       <w:start w:val="1"/>
       <w:numFmt w:val="bullet"/>
@@ -3115,7 +3519,10 @@
       </w:rPr>
     </w:lvl>
   </w:abstractNum>
-  <w:abstractNum w:abstractNumId="2">
+  <w:abstractNum w:abstractNumId="1" w15:restartNumberingAfterBreak="0">
+    <w:nsid w:val="26FD76A5"/>
+    <w:multiLevelType w:val="multilevel"/>
+    <w:tmpl w:val="D70EDB7E"/>
     <w:lvl w:ilvl="0">
       <w:start w:val="1"/>
       <w:numFmt w:val="bullet"/>
@@ -3252,7 +3659,10 @@
       </w:rPr>
     </w:lvl>
   </w:abstractNum>
-  <w:abstractNum w:abstractNumId="3">
+  <w:abstractNum w:abstractNumId="2" w15:restartNumberingAfterBreak="0">
+    <w:nsid w:val="38EB42BE"/>
+    <w:multiLevelType w:val="multilevel"/>
+    <w:tmpl w:val="4C3E5E88"/>
     <w:lvl w:ilvl="0">
       <w:start w:val="1"/>
       <w:numFmt w:val="none"/>
@@ -3263,7 +3673,7 @@
         <w:tabs>
           <w:tab w:val="num" w:pos="0"/>
         </w:tabs>
-        <w:ind w:left="0" w:hanging="0"/>
+        <w:ind w:left="0" w:firstLine="0"/>
       </w:pPr>
     </w:lvl>
     <w:lvl w:ilvl="1">
@@ -3276,7 +3686,7 @@
         <w:tabs>
           <w:tab w:val="num" w:pos="0"/>
         </w:tabs>
-        <w:ind w:left="0" w:hanging="0"/>
+        <w:ind w:left="0" w:firstLine="0"/>
       </w:pPr>
     </w:lvl>
     <w:lvl w:ilvl="2">
@@ -3289,7 +3699,7 @@
         <w:tabs>
           <w:tab w:val="num" w:pos="0"/>
         </w:tabs>
-        <w:ind w:left="0" w:hanging="0"/>
+        <w:ind w:left="0" w:firstLine="0"/>
       </w:pPr>
     </w:lvl>
     <w:lvl w:ilvl="3">
@@ -3302,7 +3712,7 @@
         <w:tabs>
           <w:tab w:val="num" w:pos="0"/>
         </w:tabs>
-        <w:ind w:left="0" w:hanging="0"/>
+        <w:ind w:left="0" w:firstLine="0"/>
       </w:pPr>
     </w:lvl>
     <w:lvl w:ilvl="4">
@@ -3315,7 +3725,7 @@
         <w:tabs>
           <w:tab w:val="num" w:pos="0"/>
         </w:tabs>
-        <w:ind w:left="0" w:hanging="0"/>
+        <w:ind w:left="0" w:firstLine="0"/>
       </w:pPr>
     </w:lvl>
     <w:lvl w:ilvl="5">
@@ -3328,7 +3738,7 @@
         <w:tabs>
           <w:tab w:val="num" w:pos="0"/>
         </w:tabs>
-        <w:ind w:left="0" w:hanging="0"/>
+        <w:ind w:left="0" w:firstLine="0"/>
       </w:pPr>
     </w:lvl>
     <w:lvl w:ilvl="6">
@@ -3341,7 +3751,7 @@
         <w:tabs>
           <w:tab w:val="num" w:pos="0"/>
         </w:tabs>
-        <w:ind w:left="0" w:hanging="0"/>
+        <w:ind w:left="0" w:firstLine="0"/>
       </w:pPr>
     </w:lvl>
     <w:lvl w:ilvl="7">
@@ -3354,7 +3764,7 @@
         <w:tabs>
           <w:tab w:val="num" w:pos="0"/>
         </w:tabs>
-        <w:ind w:left="0" w:hanging="0"/>
+        <w:ind w:left="0" w:firstLine="0"/>
       </w:pPr>
     </w:lvl>
     <w:lvl w:ilvl="8">
@@ -3367,28 +3777,39 @@
         <w:tabs>
           <w:tab w:val="num" w:pos="0"/>
         </w:tabs>
-        <w:ind w:left="0" w:hanging="0"/>
+        <w:ind w:left="0" w:firstLine="0"/>
       </w:pPr>
     </w:lvl>
   </w:abstractNum>
-  <w:num w:numId="1">
+  <w:num w:numId="1" w16cid:durableId="643125615">
+    <w:abstractNumId w:val="0"/>
+  </w:num>
+  <w:num w:numId="2" w16cid:durableId="124280831">
     <w:abstractNumId w:val="1"/>
   </w:num>
-  <w:num w:numId="2">
+  <w:num w:numId="3" w16cid:durableId="7954795">
     <w:abstractNumId w:val="2"/>
-  </w:num>
-  <w:num w:numId="3">
-    <w:abstractNumId w:val="3"/>
   </w:num>
 </w:numbering>
 </file>
 
+<file path=word/people.xml><?xml version="1.0" encoding="utf-8"?>
+<w15:people xmlns:wpc="http://schemas.microsoft.com/office/word/2010/wordprocessingCanvas" xmlns:cx="http://schemas.microsoft.com/office/drawing/2014/chartex" xmlns:cx1="http://schemas.microsoft.com/office/drawing/2015/9/8/chartex" xmlns:cx2="http://schemas.microsoft.com/office/drawing/2015/10/21/chartex" xmlns:cx3="http://schemas.microsoft.com/office/drawing/2016/5/9/chartex" xmlns:cx4="http://schemas.microsoft.com/office/drawing/2016/5/10/chartex" xmlns:cx5="http://schemas.microsoft.com/office/drawing/2016/5/11/chartex" xmlns:cx6="http://schemas.microsoft.com/office/drawing/2016/5/12/chartex" xmlns:cx7="http://schemas.microsoft.com/office/drawing/2016/5/13/chartex" xmlns:cx8="http://schemas.microsoft.com/office/drawing/2016/5/14/chartex" xmlns:mc="http://schemas.openxmlformats.org/markup-compatibility/2006" xmlns:aink="http://schemas.microsoft.com/office/drawing/2016/ink" xmlns:am3d="http://schemas.microsoft.com/office/drawing/2017/model3d" xmlns:o="urn:schemas-microsoft-com:office:office" xmlns:oel="http://schemas.microsoft.com/office/2019/extlst" xmlns:r="http://schemas.openxmlformats.org/officeDocument/2006/relationships" xmlns:m="http://schemas.openxmlformats.org/officeDocument/2006/math" xmlns:v="urn:schemas-microsoft-com:vml" xmlns:wp14="http://schemas.microsoft.com/office/word/2010/wordprocessingDrawing" xmlns:wp="http://schemas.openxmlformats.org/drawingml/2006/wordprocessingDrawing" xmlns:w10="urn:schemas-microsoft-com:office:word" xmlns:w="http://schemas.openxmlformats.org/wordprocessingml/2006/main" xmlns:w14="http://schemas.microsoft.com/office/word/2010/wordml" xmlns:w15="http://schemas.microsoft.com/office/word/2012/wordml" xmlns:w16cex="http://schemas.microsoft.com/office/word/2018/wordml/cex" xmlns:w16cid="http://schemas.microsoft.com/office/word/2016/wordml/cid" xmlns:w16="http://schemas.microsoft.com/office/word/2018/wordml" xmlns:w16du="http://schemas.microsoft.com/office/word/2023/wordml/word16du" xmlns:w16sdtdh="http://schemas.microsoft.com/office/word/2020/wordml/sdtdatahash" xmlns:w16sdtfl="http://schemas.microsoft.com/office/word/2024/wordml/sdtformatlock" xmlns:w16se="http://schemas.microsoft.com/office/word/2015/wordml/symex" xmlns:wpg="http://schemas.microsoft.com/office/word/2010/wordprocessingGroup" xmlns:wpi="http://schemas.microsoft.com/office/word/2010/wordprocessingInk" xmlns:wne="http://schemas.microsoft.com/office/word/2006/wordml" xmlns:wps="http://schemas.microsoft.com/office/word/2010/wordprocessingShape" mc:Ignorable="w14 w15 w16se w16cid w16 w16cex w16sdtdh w16sdtfl w16du wp14">
+  <w15:person w15:author="Huguenot-Noel, Robin">
+    <w15:presenceInfo w15:providerId="AD" w15:userId="S::Robin.Huguenot-Noel@eui.eu::e695738c-08e8-46f0-b083-0dc0241998d2"/>
+  </w15:person>
+  <w15:person w15:author="Huguenot-Noel, Robin [2]">
+    <w15:presenceInfo w15:providerId="AD" w15:userId="S::robin.huguenot-noel@eui.eu::e695738c-08e8-46f0-b083-0dc0241998d2"/>
+  </w15:person>
+</w15:people>
+</file>
+
 <file path=word/styles.xml><?xml version="1.0" encoding="utf-8"?>
-<w:styles xmlns:w="http://schemas.openxmlformats.org/wordprocessingml/2006/main" xmlns:w14="http://schemas.microsoft.com/office/word/2010/wordml" xmlns:mc="http://schemas.openxmlformats.org/markup-compatibility/2006" mc:Ignorable="w14">
+<w:styles xmlns:mc="http://schemas.openxmlformats.org/markup-compatibility/2006" xmlns:r="http://schemas.openxmlformats.org/officeDocument/2006/relationships" xmlns:w="http://schemas.openxmlformats.org/wordprocessingml/2006/main" xmlns:w14="http://schemas.microsoft.com/office/word/2010/wordml" xmlns:w15="http://schemas.microsoft.com/office/word/2012/wordml" xmlns:w16cex="http://schemas.microsoft.com/office/word/2018/wordml/cex" xmlns:w16cid="http://schemas.microsoft.com/office/word/2016/wordml/cid" xmlns:w16="http://schemas.microsoft.com/office/word/2018/wordml" xmlns:w16du="http://schemas.microsoft.com/office/word/2023/wordml/word16du" xmlns:w16sdtdh="http://schemas.microsoft.com/office/word/2020/wordml/sdtdatahash" xmlns:w16sdtfl="http://schemas.microsoft.com/office/word/2024/wordml/sdtformatlock" xmlns:w16se="http://schemas.microsoft.com/office/word/2015/wordml/symex" mc:Ignorable="w14 w15 w16se w16cid w16 w16cex w16sdtdh w16sdtfl w16du">
   <w:docDefaults>
     <w:rPrDefault>
       <w:rPr>
-        <w:rFonts w:ascii="Calibri" w:hAnsi="Calibri" w:eastAsia="Calibri" w:cs="" w:asciiTheme="minorHAnsi" w:cstheme="minorBidi" w:eastAsiaTheme="minorHAnsi" w:hAnsiTheme="minorHAnsi"/>
+        <w:rFonts w:asciiTheme="minorHAnsi" w:eastAsiaTheme="minorHAnsi" w:hAnsiTheme="minorHAnsi" w:cstheme="minorBidi"/>
         <w:sz w:val="22"/>
         <w:szCs w:val="22"/>
         <w:lang w:val="fr-CH" w:eastAsia="en-US" w:bidi="ar-SA"/>
@@ -3396,21 +3817,21 @@
     </w:rPrDefault>
     <w:pPrDefault>
       <w:pPr>
-        <w:suppressAutoHyphens w:val="true"/>
+        <w:suppressAutoHyphens/>
       </w:pPr>
     </w:pPrDefault>
   </w:docDefaults>
-  <w:latentStyles w:defLockedState="0" w:defUIPriority="99" w:defSemiHidden="0" w:defUnhideWhenUsed="0" w:defQFormat="0" w:count="371">
+  <w:latentStyles w:defLockedState="0" w:defUIPriority="99" w:defSemiHidden="0" w:defUnhideWhenUsed="0" w:defQFormat="0" w:count="376">
     <w:lsdException w:name="Normal" w:uiPriority="0" w:qFormat="1"/>
     <w:lsdException w:name="heading 1" w:uiPriority="9" w:qFormat="1"/>
-    <w:lsdException w:name="heading 2" w:uiPriority="9" w:semiHidden="1" w:unhideWhenUsed="1" w:qFormat="1"/>
-    <w:lsdException w:name="heading 3" w:uiPriority="9" w:semiHidden="1" w:unhideWhenUsed="1" w:qFormat="1"/>
-    <w:lsdException w:name="heading 4" w:uiPriority="9" w:semiHidden="1" w:unhideWhenUsed="1" w:qFormat="1"/>
-    <w:lsdException w:name="heading 5" w:uiPriority="9" w:semiHidden="1" w:unhideWhenUsed="1" w:qFormat="1"/>
-    <w:lsdException w:name="heading 6" w:uiPriority="9" w:semiHidden="1" w:unhideWhenUsed="1" w:qFormat="1"/>
-    <w:lsdException w:name="heading 7" w:uiPriority="9" w:semiHidden="1" w:unhideWhenUsed="1" w:qFormat="1"/>
-    <w:lsdException w:name="heading 8" w:uiPriority="9" w:semiHidden="1" w:unhideWhenUsed="1" w:qFormat="1"/>
-    <w:lsdException w:name="heading 9" w:uiPriority="9" w:semiHidden="1" w:unhideWhenUsed="1" w:qFormat="1"/>
+    <w:lsdException w:name="heading 2" w:semiHidden="1" w:uiPriority="9" w:unhideWhenUsed="1" w:qFormat="1"/>
+    <w:lsdException w:name="heading 3" w:semiHidden="1" w:uiPriority="9" w:unhideWhenUsed="1" w:qFormat="1"/>
+    <w:lsdException w:name="heading 4" w:semiHidden="1" w:uiPriority="9" w:unhideWhenUsed="1" w:qFormat="1"/>
+    <w:lsdException w:name="heading 5" w:semiHidden="1" w:uiPriority="9" w:unhideWhenUsed="1" w:qFormat="1"/>
+    <w:lsdException w:name="heading 6" w:semiHidden="1" w:uiPriority="9" w:unhideWhenUsed="1" w:qFormat="1"/>
+    <w:lsdException w:name="heading 7" w:semiHidden="1" w:uiPriority="9" w:unhideWhenUsed="1" w:qFormat="1"/>
+    <w:lsdException w:name="heading 8" w:semiHidden="1" w:uiPriority="9" w:unhideWhenUsed="1" w:qFormat="1"/>
+    <w:lsdException w:name="heading 9" w:semiHidden="1" w:uiPriority="9" w:unhideWhenUsed="1" w:qFormat="1"/>
     <w:lsdException w:name="index 1" w:semiHidden="1" w:unhideWhenUsed="1"/>
     <w:lsdException w:name="index 2" w:semiHidden="1" w:unhideWhenUsed="1"/>
     <w:lsdException w:name="index 3" w:semiHidden="1" w:unhideWhenUsed="1"/>
@@ -3420,22 +3841,22 @@
     <w:lsdException w:name="index 7" w:semiHidden="1" w:unhideWhenUsed="1"/>
     <w:lsdException w:name="index 8" w:semiHidden="1" w:unhideWhenUsed="1"/>
     <w:lsdException w:name="index 9" w:semiHidden="1" w:unhideWhenUsed="1"/>
-    <w:lsdException w:name="toc 1" w:uiPriority="39" w:semiHidden="1" w:unhideWhenUsed="1"/>
-    <w:lsdException w:name="toc 2" w:uiPriority="39" w:semiHidden="1" w:unhideWhenUsed="1"/>
-    <w:lsdException w:name="toc 3" w:uiPriority="39" w:semiHidden="1" w:unhideWhenUsed="1"/>
-    <w:lsdException w:name="toc 4" w:uiPriority="39" w:semiHidden="1" w:unhideWhenUsed="1"/>
-    <w:lsdException w:name="toc 5" w:uiPriority="39" w:semiHidden="1" w:unhideWhenUsed="1"/>
-    <w:lsdException w:name="toc 6" w:uiPriority="39" w:semiHidden="1" w:unhideWhenUsed="1"/>
-    <w:lsdException w:name="toc 7" w:uiPriority="39" w:semiHidden="1" w:unhideWhenUsed="1"/>
-    <w:lsdException w:name="toc 8" w:uiPriority="39" w:semiHidden="1" w:unhideWhenUsed="1"/>
-    <w:lsdException w:name="toc 9" w:uiPriority="39" w:semiHidden="1" w:unhideWhenUsed="1"/>
+    <w:lsdException w:name="toc 1" w:semiHidden="1" w:uiPriority="39" w:unhideWhenUsed="1"/>
+    <w:lsdException w:name="toc 2" w:semiHidden="1" w:uiPriority="39" w:unhideWhenUsed="1"/>
+    <w:lsdException w:name="toc 3" w:semiHidden="1" w:uiPriority="39" w:unhideWhenUsed="1"/>
+    <w:lsdException w:name="toc 4" w:semiHidden="1" w:uiPriority="39" w:unhideWhenUsed="1"/>
+    <w:lsdException w:name="toc 5" w:semiHidden="1" w:uiPriority="39" w:unhideWhenUsed="1"/>
+    <w:lsdException w:name="toc 6" w:semiHidden="1" w:uiPriority="39" w:unhideWhenUsed="1"/>
+    <w:lsdException w:name="toc 7" w:semiHidden="1" w:uiPriority="39" w:unhideWhenUsed="1"/>
+    <w:lsdException w:name="toc 8" w:semiHidden="1" w:uiPriority="39" w:unhideWhenUsed="1"/>
+    <w:lsdException w:name="toc 9" w:semiHidden="1" w:uiPriority="39" w:unhideWhenUsed="1"/>
     <w:lsdException w:name="Normal Indent" w:semiHidden="1" w:unhideWhenUsed="1"/>
     <w:lsdException w:name="footnote text" w:semiHidden="1" w:unhideWhenUsed="1"/>
     <w:lsdException w:name="annotation text" w:semiHidden="1" w:unhideWhenUsed="1"/>
     <w:lsdException w:name="header" w:semiHidden="1" w:unhideWhenUsed="1"/>
     <w:lsdException w:name="footer" w:semiHidden="1" w:unhideWhenUsed="1"/>
     <w:lsdException w:name="index heading" w:semiHidden="1" w:unhideWhenUsed="1"/>
-    <w:lsdException w:name="caption" w:uiPriority="35" w:semiHidden="1" w:unhideWhenUsed="1" w:qFormat="1"/>
+    <w:lsdException w:name="caption" w:semiHidden="1" w:uiPriority="35" w:unhideWhenUsed="1" w:qFormat="1"/>
     <w:lsdException w:name="table of figures" w:semiHidden="1" w:unhideWhenUsed="1"/>
     <w:lsdException w:name="envelope address" w:semiHidden="1" w:unhideWhenUsed="1"/>
     <w:lsdException w:name="envelope return" w:semiHidden="1" w:unhideWhenUsed="1"/>
@@ -3466,7 +3887,7 @@
     <w:lsdException w:name="Title" w:uiPriority="10" w:qFormat="1"/>
     <w:lsdException w:name="Closing" w:semiHidden="1" w:unhideWhenUsed="1"/>
     <w:lsdException w:name="Signature" w:semiHidden="1" w:unhideWhenUsed="1"/>
-    <w:lsdException w:name="Default Paragraph Font" w:uiPriority="1" w:semiHidden="1" w:unhideWhenUsed="1"/>
+    <w:lsdException w:name="Default Paragraph Font" w:semiHidden="1" w:uiPriority="1" w:unhideWhenUsed="1"/>
     <w:lsdException w:name="Body Text" w:semiHidden="1" w:unhideWhenUsed="1"/>
     <w:lsdException w:name="Body Text Indent" w:semiHidden="1" w:unhideWhenUsed="1"/>
     <w:lsdException w:name="List Continue" w:semiHidden="1" w:unhideWhenUsed="1"/>
@@ -3666,8 +4087,8 @@
     <w:lsdException w:name="Subtle Reference" w:uiPriority="31" w:qFormat="1"/>
     <w:lsdException w:name="Intense Reference" w:uiPriority="32" w:qFormat="1"/>
     <w:lsdException w:name="Book Title" w:uiPriority="33" w:qFormat="1"/>
-    <w:lsdException w:name="Bibliography" w:uiPriority="37" w:semiHidden="1" w:unhideWhenUsed="1"/>
-    <w:lsdException w:name="TOC Heading" w:uiPriority="39" w:semiHidden="1" w:unhideWhenUsed="1" w:qFormat="1"/>
+    <w:lsdException w:name="Bibliography" w:semiHidden="1" w:uiPriority="37" w:unhideWhenUsed="1"/>
+    <w:lsdException w:name="TOC Heading" w:semiHidden="1" w:uiPriority="39" w:unhideWhenUsed="1" w:qFormat="1"/>
     <w:lsdException w:name="Plain Table 1" w:uiPriority="41"/>
     <w:lsdException w:name="Plain Table 2" w:uiPriority="42"/>
     <w:lsdException w:name="Plain Table 3" w:uiPriority="43"/>
@@ -3772,68 +4193,81 @@
     <w:lsdException w:name="List Table 5 Dark Accent 6" w:uiPriority="50"/>
     <w:lsdException w:name="List Table 6 Colorful Accent 6" w:uiPriority="51"/>
     <w:lsdException w:name="List Table 7 Colorful Accent 6" w:uiPriority="52"/>
+    <w:lsdException w:name="Mention" w:semiHidden="1" w:unhideWhenUsed="1"/>
+    <w:lsdException w:name="Smart Hyperlink" w:semiHidden="1" w:unhideWhenUsed="1"/>
+    <w:lsdException w:name="Hashtag" w:semiHidden="1" w:unhideWhenUsed="1"/>
+    <w:lsdException w:name="Unresolved Mention" w:semiHidden="1" w:unhideWhenUsed="1"/>
+    <w:lsdException w:name="Smart Link" w:semiHidden="1" w:unhideWhenUsed="1"/>
   </w:latentStyles>
-  <w:style w:type="paragraph" w:styleId="Normal" w:default="1">
+  <w:style w:type="paragraph" w:default="1" w:styleId="Normal">
     <w:name w:val="Normal"/>
     <w:qFormat/>
-    <w:rsid w:val="00817c1e"/>
+    <w:rsid w:val="00817C1E"/>
     <w:pPr>
-      <w:widowControl/>
-      <w:bidi w:val="0"/>
-      <w:spacing w:lineRule="auto" w:line="259" w:before="0" w:after="160"/>
-      <w:jc w:val="left"/>
+      <w:spacing w:after="160" w:line="259" w:lineRule="auto"/>
     </w:pPr>
-    <w:rPr>
-      <w:rFonts w:ascii="Calibri" w:hAnsi="Calibri" w:eastAsia="Calibri" w:cs="" w:asciiTheme="minorHAnsi" w:cstheme="minorBidi" w:eastAsiaTheme="minorHAnsi" w:hAnsiTheme="minorHAnsi"/>
-      <w:color w:val="auto"/>
-      <w:kern w:val="0"/>
-      <w:sz w:val="22"/>
-      <w:szCs w:val="22"/>
-      <w:lang w:val="fr-CH" w:eastAsia="en-US" w:bidi="ar-SA"/>
-    </w:rPr>
   </w:style>
-  <w:style w:type="character" w:styleId="DefaultParagraphFont" w:default="1">
+  <w:style w:type="character" w:default="1" w:styleId="DefaultParagraphFont">
     <w:name w:val="Default Paragraph Font"/>
     <w:uiPriority w:val="1"/>
     <w:semiHidden/>
     <w:unhideWhenUsed/>
-    <w:qFormat/>
-    <w:rPr/>
   </w:style>
-  <w:style w:type="character" w:styleId="annotationreference">
+  <w:style w:type="table" w:default="1" w:styleId="TableNormal">
+    <w:name w:val="Normal Table"/>
+    <w:uiPriority w:val="99"/>
+    <w:semiHidden/>
+    <w:unhideWhenUsed/>
+    <w:tblPr>
+      <w:tblInd w:w="0" w:type="dxa"/>
+      <w:tblCellMar>
+        <w:top w:w="0" w:type="dxa"/>
+        <w:left w:w="108" w:type="dxa"/>
+        <w:bottom w:w="0" w:type="dxa"/>
+        <w:right w:w="108" w:type="dxa"/>
+      </w:tblCellMar>
+    </w:tblPr>
+  </w:style>
+  <w:style w:type="numbering" w:default="1" w:styleId="NoList">
+    <w:name w:val="No List"/>
+    <w:uiPriority w:val="99"/>
+    <w:semiHidden/>
+    <w:unhideWhenUsed/>
+  </w:style>
+  <w:style w:type="character" w:styleId="CommentReference">
     <w:name w:val="annotation reference"/>
     <w:basedOn w:val="DefaultParagraphFont"/>
     <w:uiPriority w:val="99"/>
     <w:semiHidden/>
     <w:unhideWhenUsed/>
     <w:qFormat/>
-    <w:rsid w:val="009b4d90"/>
+    <w:rsid w:val="009B4D90"/>
     <w:rPr>
       <w:sz w:val="16"/>
       <w:szCs w:val="16"/>
     </w:rPr>
   </w:style>
-  <w:style w:type="character" w:styleId="CommentaireCar" w:customStyle="1">
-    <w:name w:val="Commentaire Car"/>
+  <w:style w:type="character" w:customStyle="1" w:styleId="CommentTextChar">
+    <w:name w:val="Comment Text Char"/>
     <w:basedOn w:val="DefaultParagraphFont"/>
-    <w:link w:val="AnnotationText"/>
+    <w:link w:val="CommentText"/>
     <w:uiPriority w:val="99"/>
     <w:semiHidden/>
     <w:qFormat/>
-    <w:rsid w:val="009b4d90"/>
+    <w:rsid w:val="009B4D90"/>
     <w:rPr>
       <w:sz w:val="20"/>
       <w:szCs w:val="20"/>
     </w:rPr>
   </w:style>
-  <w:style w:type="character" w:styleId="ObjetducommentaireCar" w:customStyle="1">
-    <w:name w:val="Objet du commentaire Car"/>
-    <w:basedOn w:val="CommentaireCar"/>
-    <w:link w:val="annotationsubject"/>
+  <w:style w:type="character" w:customStyle="1" w:styleId="CommentSubjectChar">
+    <w:name w:val="Comment Subject Char"/>
+    <w:basedOn w:val="CommentTextChar"/>
+    <w:link w:val="CommentSubject"/>
     <w:uiPriority w:val="99"/>
     <w:semiHidden/>
     <w:qFormat/>
-    <w:rsid w:val="009b4d90"/>
+    <w:rsid w:val="009B4D90"/>
     <w:rPr>
       <w:b/>
       <w:bCs/>
@@ -3841,37 +4275,35 @@
       <w:szCs w:val="20"/>
     </w:rPr>
   </w:style>
-  <w:style w:type="character" w:styleId="TextedebullesCar" w:customStyle="1">
-    <w:name w:val="Texte de bulles Car"/>
+  <w:style w:type="character" w:customStyle="1" w:styleId="BalloonTextChar">
+    <w:name w:val="Balloon Text Char"/>
     <w:basedOn w:val="DefaultParagraphFont"/>
     <w:link w:val="BalloonText"/>
     <w:uiPriority w:val="99"/>
     <w:semiHidden/>
     <w:qFormat/>
-    <w:rsid w:val="009b4d90"/>
+    <w:rsid w:val="009B4D90"/>
     <w:rPr>
       <w:rFonts w:ascii="Segoe UI" w:hAnsi="Segoe UI" w:cs="Segoe UI"/>
       <w:sz w:val="18"/>
       <w:szCs w:val="18"/>
     </w:rPr>
   </w:style>
-  <w:style w:type="character" w:styleId="En-tteCar" w:customStyle="1">
-    <w:name w:val="En-tête Car"/>
+  <w:style w:type="character" w:customStyle="1" w:styleId="HeaderChar">
+    <w:name w:val="Header Char"/>
     <w:basedOn w:val="DefaultParagraphFont"/>
     <w:link w:val="Header"/>
     <w:uiPriority w:val="99"/>
     <w:qFormat/>
-    <w:rsid w:val="0074416e"/>
-    <w:rPr/>
+    <w:rsid w:val="0074416E"/>
   </w:style>
-  <w:style w:type="character" w:styleId="PieddepageCar" w:customStyle="1">
-    <w:name w:val="Pied de page Car"/>
+  <w:style w:type="character" w:customStyle="1" w:styleId="FooterChar">
+    <w:name w:val="Footer Char"/>
     <w:basedOn w:val="DefaultParagraphFont"/>
     <w:link w:val="Footer"/>
     <w:uiPriority w:val="99"/>
     <w:qFormat/>
-    <w:rsid w:val="0074416e"/>
-    <w:rPr/>
+    <w:rsid w:val="0074416E"/>
   </w:style>
   <w:style w:type="character" w:styleId="Hyperlink">
     <w:name w:val="Hyperlink"/>
@@ -3884,28 +4316,28 @@
     <w:name w:val="FollowedHyperlink"/>
     <w:basedOn w:val="DefaultParagraphFont"/>
     <w:rPr>
-      <w:color w:themeColor="followedHyperlink" w:val="954F72"/>
+      <w:color w:val="954F72" w:themeColor="followedHyperlink"/>
       <w:u w:val="single"/>
     </w:rPr>
   </w:style>
-  <w:style w:type="character" w:styleId="Bullets">
+  <w:style w:type="character" w:customStyle="1" w:styleId="Bullets">
     <w:name w:val="Bullets"/>
     <w:qFormat/>
     <w:rPr>
-      <w:rFonts w:ascii="OpenSymbol" w:hAnsi="OpenSymbol" w:eastAsia="OpenSymbol" w:cs="OpenSymbol"/>
+      <w:rFonts w:ascii="OpenSymbol" w:eastAsia="OpenSymbol" w:hAnsi="OpenSymbol" w:cs="OpenSymbol"/>
     </w:rPr>
   </w:style>
-  <w:style w:type="paragraph" w:styleId="Heading">
+  <w:style w:type="paragraph" w:customStyle="1" w:styleId="Heading">
     <w:name w:val="Heading"/>
     <w:basedOn w:val="Normal"/>
     <w:next w:val="BodyText"/>
     <w:qFormat/>
     <w:pPr>
-      <w:keepNext w:val="true"/>
+      <w:keepNext/>
       <w:spacing w:before="240" w:after="120"/>
     </w:pPr>
     <w:rPr>
-      <w:rFonts w:ascii="Liberation Sans" w:hAnsi="Liberation Sans" w:eastAsia="Noto Sans CJK SC" w:cs="Noto Sans Devanagari"/>
+      <w:rFonts w:ascii="Liberation Sans" w:eastAsia="Noto Sans CJK SC" w:hAnsi="Liberation Sans" w:cs="Noto Sans Devanagari"/>
       <w:sz w:val="28"/>
       <w:szCs w:val="28"/>
     </w:rPr>
@@ -3914,20 +4346,18 @@
     <w:name w:val="Body Text"/>
     <w:basedOn w:val="Normal"/>
     <w:pPr>
-      <w:spacing w:lineRule="auto" w:line="276" w:before="0" w:after="140"/>
+      <w:spacing w:after="140" w:line="276" w:lineRule="auto"/>
     </w:pPr>
-    <w:rPr/>
   </w:style>
   <w:style w:type="paragraph" w:styleId="List">
     <w:name w:val="List"/>
     <w:basedOn w:val="BodyText"/>
-    <w:pPr/>
     <w:rPr>
       <w:rFonts w:cs="Noto Sans Devanagari"/>
     </w:rPr>
   </w:style>
   <w:style w:type="paragraph" w:styleId="Caption">
-    <w:name w:val="Caption"/>
+    <w:name w:val="caption"/>
     <w:basedOn w:val="Normal"/>
     <w:qFormat/>
     <w:pPr>
@@ -3942,7 +4372,7 @@
       <w:szCs w:val="24"/>
     </w:rPr>
   </w:style>
-  <w:style w:type="paragraph" w:styleId="Index">
+  <w:style w:type="paragraph" w:customStyle="1" w:styleId="Index">
     <w:name w:val="Index"/>
     <w:basedOn w:val="Normal"/>
     <w:qFormat/>
@@ -3958,41 +4388,38 @@
     <w:basedOn w:val="Normal"/>
     <w:uiPriority w:val="34"/>
     <w:qFormat/>
-    <w:rsid w:val="00817c1e"/>
+    <w:rsid w:val="00817C1E"/>
     <w:pPr>
-      <w:spacing w:before="0" w:after="160"/>
       <w:ind w:left="720"/>
       <w:contextualSpacing/>
     </w:pPr>
-    <w:rPr/>
   </w:style>
-  <w:style w:type="paragraph" w:styleId="AnnotationText">
-    <w:name w:val="Annotation Text"/>
+  <w:style w:type="paragraph" w:styleId="CommentText">
+    <w:name w:val="annotation text"/>
     <w:basedOn w:val="Normal"/>
-    <w:link w:val="CommentaireCar"/>
+    <w:link w:val="CommentTextChar"/>
     <w:uiPriority w:val="99"/>
     <w:semiHidden/>
     <w:unhideWhenUsed/>
-    <w:rsid w:val="009b4d90"/>
+    <w:rsid w:val="009B4D90"/>
     <w:pPr>
-      <w:spacing w:lineRule="auto" w:line="240"/>
+      <w:spacing w:line="240" w:lineRule="auto"/>
     </w:pPr>
     <w:rPr>
       <w:sz w:val="20"/>
       <w:szCs w:val="20"/>
     </w:rPr>
   </w:style>
-  <w:style w:type="paragraph" w:styleId="annotationsubject">
+  <w:style w:type="paragraph" w:styleId="CommentSubject">
     <w:name w:val="annotation subject"/>
-    <w:basedOn w:val="AnnotationText"/>
-    <w:next w:val="AnnotationText"/>
-    <w:link w:val="ObjetducommentaireCar"/>
+    <w:basedOn w:val="CommentText"/>
+    <w:next w:val="CommentText"/>
+    <w:link w:val="CommentSubjectChar"/>
     <w:uiPriority w:val="99"/>
     <w:semiHidden/>
     <w:unhideWhenUsed/>
     <w:qFormat/>
-    <w:rsid w:val="009b4d90"/>
-    <w:pPr/>
+    <w:rsid w:val="009B4D90"/>
     <w:rPr>
       <w:b/>
       <w:bCs/>
@@ -4001,14 +4428,14 @@
   <w:style w:type="paragraph" w:styleId="BalloonText">
     <w:name w:val="Balloon Text"/>
     <w:basedOn w:val="Normal"/>
-    <w:link w:val="TextedebullesCar"/>
+    <w:link w:val="BalloonTextChar"/>
     <w:uiPriority w:val="99"/>
     <w:semiHidden/>
     <w:unhideWhenUsed/>
     <w:qFormat/>
-    <w:rsid w:val="009b4d90"/>
+    <w:rsid w:val="009B4D90"/>
     <w:pPr>
-      <w:spacing w:lineRule="auto" w:line="240" w:before="0" w:after="0"/>
+      <w:spacing w:after="0" w:line="240" w:lineRule="auto"/>
     </w:pPr>
     <w:rPr>
       <w:rFonts w:ascii="Segoe UI" w:hAnsi="Segoe UI" w:cs="Segoe UI"/>
@@ -4016,55 +4443,49 @@
       <w:szCs w:val="18"/>
     </w:rPr>
   </w:style>
-  <w:style w:type="paragraph" w:styleId="HeaderandFooter">
+  <w:style w:type="paragraph" w:customStyle="1" w:styleId="HeaderandFooter">
     <w:name w:val="Header and Footer"/>
     <w:basedOn w:val="Normal"/>
     <w:qFormat/>
-    <w:pPr/>
-    <w:rPr/>
   </w:style>
   <w:style w:type="paragraph" w:styleId="Header">
-    <w:name w:val="Header"/>
+    <w:name w:val="header"/>
     <w:basedOn w:val="Normal"/>
-    <w:link w:val="En-tteCar"/>
+    <w:link w:val="HeaderChar"/>
     <w:uiPriority w:val="99"/>
     <w:unhideWhenUsed/>
-    <w:rsid w:val="0074416e"/>
+    <w:rsid w:val="0074416E"/>
     <w:pPr>
       <w:tabs>
-        <w:tab w:val="clear" w:pos="708"/>
-        <w:tab w:val="center" w:pos="4536" w:leader="none"/>
-        <w:tab w:val="right" w:pos="9072" w:leader="none"/>
+        <w:tab w:val="center" w:pos="4536"/>
+        <w:tab w:val="right" w:pos="9072"/>
       </w:tabs>
-      <w:spacing w:lineRule="auto" w:line="240" w:before="0" w:after="0"/>
+      <w:spacing w:after="0" w:line="240" w:lineRule="auto"/>
     </w:pPr>
-    <w:rPr/>
   </w:style>
   <w:style w:type="paragraph" w:styleId="Footer">
-    <w:name w:val="Footer"/>
+    <w:name w:val="footer"/>
     <w:basedOn w:val="Normal"/>
-    <w:link w:val="PieddepageCar"/>
+    <w:link w:val="FooterChar"/>
     <w:uiPriority w:val="99"/>
     <w:unhideWhenUsed/>
-    <w:rsid w:val="0074416e"/>
+    <w:rsid w:val="0074416E"/>
     <w:pPr>
       <w:tabs>
-        <w:tab w:val="clear" w:pos="708"/>
-        <w:tab w:val="center" w:pos="4536" w:leader="none"/>
-        <w:tab w:val="right" w:pos="9072" w:leader="none"/>
+        <w:tab w:val="center" w:pos="4536"/>
+        <w:tab w:val="right" w:pos="9072"/>
       </w:tabs>
-      <w:spacing w:lineRule="auto" w:line="240" w:before="0" w:after="0"/>
+      <w:spacing w:after="0" w:line="240" w:lineRule="auto"/>
     </w:pPr>
-    <w:rPr/>
   </w:style>
-  <w:style w:type="paragraph" w:styleId="Paragraphestandard" w:customStyle="1">
+  <w:style w:type="paragraph" w:customStyle="1" w:styleId="Paragraphestandard">
     <w:name w:val="[Paragraphe standard]"/>
     <w:basedOn w:val="Normal"/>
     <w:uiPriority w:val="99"/>
     <w:qFormat/>
-    <w:rsid w:val="00fc661b"/>
+    <w:rsid w:val="00FC661B"/>
     <w:pPr>
-      <w:spacing w:lineRule="auto" w:line="288" w:before="0" w:after="0"/>
+      <w:spacing w:after="0" w:line="288" w:lineRule="auto"/>
       <w:textAlignment w:val="center"/>
     </w:pPr>
     <w:rPr>
@@ -4075,109 +4496,93 @@
       <w:lang w:val="fr-FR"/>
     </w:rPr>
   </w:style>
-  <w:style w:type="paragraph" w:styleId="FrameContents">
+  <w:style w:type="paragraph" w:customStyle="1" w:styleId="FrameContents">
     <w:name w:val="Frame Contents"/>
     <w:basedOn w:val="Normal"/>
     <w:qFormat/>
-    <w:pPr/>
-    <w:rPr/>
   </w:style>
-  <w:style w:type="numbering" w:styleId="NoList" w:default="1">
-    <w:name w:val="No List"/>
-    <w:uiPriority w:val="99"/>
-    <w:semiHidden/>
-    <w:unhideWhenUsed/>
-    <w:qFormat/>
-  </w:style>
-  <w:style w:type="table" w:default="1" w:styleId="TableauNormal">
-    <w:name w:val="Normal Table"/>
-    <w:uiPriority w:val="99"/>
-    <w:semiHidden/>
-    <w:unhideWhenUsed/>
-    <w:tblPr>
-      <w:tblCellMar>
-        <w:top w:w="0" w:type="dxa"/>
-        <w:left w:w="108" w:type="dxa"/>
-        <w:bottom w:w="0" w:type="dxa"/>
-        <w:right w:w="108" w:type="dxa"/>
-      </w:tblCellMar>
-    </w:tblPr>
-  </w:style>
-  <w:style w:type="table" w:styleId="Grilledutableau">
+  <w:style w:type="table" w:styleId="TableGrid">
     <w:name w:val="Table Grid"/>
-    <w:basedOn w:val="TableauNormal"/>
+    <w:basedOn w:val="TableNormal"/>
     <w:uiPriority w:val="59"/>
-    <w:rsid w:val="0074416e"/>
-    <w:pPr>
-      <w:spacing w:after="0" w:line="240" w:lineRule="auto"/>
-    </w:pPr>
+    <w:rsid w:val="0074416E"/>
     <w:rPr>
-      <w:rFonts w:asciiTheme="majorHAnsi" w:hAnsiTheme="majorHAnsi" w:eastAsiaTheme="majorEastAsia" w:cstheme="majorBidi"/>
+      <w:rFonts w:asciiTheme="majorHAnsi" w:eastAsiaTheme="majorEastAsia" w:hAnsiTheme="majorHAnsi" w:cstheme="majorBidi"/>
       <w:lang w:val="en-GB"/>
     </w:rPr>
     <w:tblPr>
       <w:tblBorders>
-        <w:top w:val="single" w:color="auto" w:sz="4" w:space="0"/>
-        <w:left w:val="single" w:color="auto" w:sz="4" w:space="0"/>
-        <w:bottom w:val="single" w:color="auto" w:sz="4" w:space="0"/>
-        <w:right w:val="single" w:color="auto" w:sz="4" w:space="0"/>
-        <w:insideH w:val="single" w:color="auto" w:sz="4" w:space="0"/>
-        <w:insideV w:val="single" w:color="auto" w:sz="4" w:space="0"/>
+        <w:top w:val="single" w:sz="4" w:space="0" w:color="auto"/>
+        <w:left w:val="single" w:sz="4" w:space="0" w:color="auto"/>
+        <w:bottom w:val="single" w:sz="4" w:space="0" w:color="auto"/>
+        <w:right w:val="single" w:sz="4" w:space="0" w:color="auto"/>
+        <w:insideH w:val="single" w:sz="4" w:space="0" w:color="auto"/>
+        <w:insideV w:val="single" w:sz="4" w:space="0" w:color="auto"/>
       </w:tblBorders>
     </w:tblPr>
+  </w:style>
+  <w:style w:type="paragraph" w:styleId="Revision">
+    <w:name w:val="Revision"/>
+    <w:hidden/>
+    <w:uiPriority w:val="99"/>
+    <w:semiHidden/>
+    <w:rsid w:val="00166937"/>
+    <w:pPr>
+      <w:suppressAutoHyphens w:val="0"/>
+    </w:pPr>
   </w:style>
 </w:styles>
 </file>
 
 <file path=word/theme/theme1.xml><?xml version="1.0" encoding="utf-8"?>
-<a:theme xmlns:a="http://schemas.openxmlformats.org/drawingml/2006/main" xmlns:r="http://schemas.openxmlformats.org/officeDocument/2006/relationships" name="Thème Office">
+<a:theme xmlns:a="http://schemas.openxmlformats.org/drawingml/2006/main" name="Thème Office">
   <a:themeElements>
     <a:clrScheme name="Office">
       <a:dk1>
         <a:srgbClr val="000000"/>
       </a:dk1>
       <a:lt1>
-        <a:srgbClr val="ffffff"/>
+        <a:srgbClr val="FFFFFF"/>
       </a:lt1>
       <a:dk2>
-        <a:srgbClr val="44546a"/>
+        <a:srgbClr val="44546A"/>
       </a:dk2>
       <a:lt2>
-        <a:srgbClr val="e7e6e6"/>
+        <a:srgbClr val="E7E6E6"/>
       </a:lt2>
       <a:accent1>
-        <a:srgbClr val="5b9bd5"/>
+        <a:srgbClr val="5B9BD5"/>
       </a:accent1>
       <a:accent2>
-        <a:srgbClr val="ed7d31"/>
+        <a:srgbClr val="ED7D31"/>
       </a:accent2>
       <a:accent3>
-        <a:srgbClr val="a5a5a5"/>
+        <a:srgbClr val="A5A5A5"/>
       </a:accent3>
       <a:accent4>
-        <a:srgbClr val="ffc000"/>
+        <a:srgbClr val="FFC000"/>
       </a:accent4>
       <a:accent5>
-        <a:srgbClr val="4472c4"/>
+        <a:srgbClr val="4472C4"/>
       </a:accent5>
       <a:accent6>
-        <a:srgbClr val="70ad47"/>
+        <a:srgbClr val="70AD47"/>
       </a:accent6>
       <a:hlink>
-        <a:srgbClr val="0563c1"/>
+        <a:srgbClr val="0563C1"/>
       </a:hlink>
       <a:folHlink>
-        <a:srgbClr val="954f72"/>
+        <a:srgbClr val="954F72"/>
       </a:folHlink>
     </a:clrScheme>
     <a:fontScheme name="Office">
       <a:majorFont>
-        <a:latin typeface="Calibri Light" panose="020F0302020204030204" pitchFamily="0" charset="1"/>
+        <a:latin typeface="Calibri Light" panose="020F0302020204030204"/>
         <a:ea typeface=""/>
         <a:cs typeface=""/>
       </a:majorFont>
       <a:minorFont>
-        <a:latin typeface="Calibri" panose="020F0502020204030204" pitchFamily="0" charset="1"/>
+        <a:latin typeface="Calibri" panose="020F0502020204030204"/>
         <a:ea typeface=""/>
         <a:cs typeface=""/>
       </a:minorFont>
@@ -4209,7 +4614,7 @@
             </a:gs>
           </a:gsLst>
           <a:lin ang="5400000" scaled="0"/>
-          <a:tileRect l="0" t="0" r="0" b="0"/>
+          <a:tileRect/>
         </a:gradFill>
         <a:gradFill>
           <a:gsLst>
@@ -4233,7 +4638,7 @@
             </a:gs>
           </a:gsLst>
           <a:lin ang="5400000" scaled="0"/>
-          <a:tileRect l="0" t="0" r="0" b="0"/>
+          <a:tileRect/>
         </a:gradFill>
       </a:fillStyleLst>
       <a:lnStyleLst>
@@ -4293,10 +4698,12 @@
             </a:gs>
           </a:gsLst>
           <a:lin ang="5400000" scaled="0"/>
-          <a:tileRect l="0" t="0" r="0" b="0"/>
+          <a:tileRect/>
         </a:gradFill>
       </a:bgFillStyleLst>
     </a:fmtScheme>
   </a:themeElements>
+  <a:objectDefaults/>
+  <a:extraClrSchemeLst/>
 </a:theme>
 </file>
--- a/06_IRB/hrec_consent_form.docx
+++ b/06_IRB/hrec_consent_form.docx
@@ -1,20 +1,29 @@
 
 <file path=word/document.xml><?xml version="1.0" encoding="utf-8"?>
-<w:document xmlns:wpc="http://schemas.microsoft.com/office/word/2010/wordprocessingCanvas" xmlns:cx="http://schemas.microsoft.com/office/drawing/2014/chartex" xmlns:cx1="http://schemas.microsoft.com/office/drawing/2015/9/8/chartex" xmlns:cx2="http://schemas.microsoft.com/office/drawing/2015/10/21/chartex" xmlns:cx3="http://schemas.microsoft.com/office/drawing/2016/5/9/chartex" xmlns:cx4="http://schemas.microsoft.com/office/drawing/2016/5/10/chartex" xmlns:cx5="http://schemas.microsoft.com/office/drawing/2016/5/11/chartex" xmlns:cx6="http://schemas.microsoft.com/office/drawing/2016/5/12/chartex" xmlns:cx7="http://schemas.microsoft.com/office/drawing/2016/5/13/chartex" xmlns:cx8="http://schemas.microsoft.com/office/drawing/2016/5/14/chartex" xmlns:mc="http://schemas.openxmlformats.org/markup-compatibility/2006" xmlns:aink="http://schemas.microsoft.com/office/drawing/2016/ink" xmlns:am3d="http://schemas.microsoft.com/office/drawing/2017/model3d" xmlns:o="urn:schemas-microsoft-com:office:office" xmlns:oel="http://schemas.microsoft.com/office/2019/extlst" xmlns:r="http://schemas.openxmlformats.org/officeDocument/2006/relationships" xmlns:m="http://schemas.openxmlformats.org/officeDocument/2006/math" xmlns:v="urn:schemas-microsoft-com:vml" xmlns:wp14="http://schemas.microsoft.com/office/word/2010/wordprocessingDrawing" xmlns:wp="http://schemas.openxmlformats.org/drawingml/2006/wordprocessingDrawing" xmlns:w10="urn:schemas-microsoft-com:office:word" xmlns:w="http://schemas.openxmlformats.org/wordprocessingml/2006/main" xmlns:w14="http://schemas.microsoft.com/office/word/2010/wordml" xmlns:w15="http://schemas.microsoft.com/office/word/2012/wordml" xmlns:w16cex="http://schemas.microsoft.com/office/word/2018/wordml/cex" xmlns:w16cid="http://schemas.microsoft.com/office/word/2016/wordml/cid" xmlns:w16="http://schemas.microsoft.com/office/word/2018/wordml" xmlns:w16du="http://schemas.microsoft.com/office/word/2023/wordml/word16du" xmlns:w16sdtdh="http://schemas.microsoft.com/office/word/2020/wordml/sdtdatahash" xmlns:w16sdtfl="http://schemas.microsoft.com/office/word/2024/wordml/sdtformatlock" xmlns:w16se="http://schemas.microsoft.com/office/word/2015/wordml/symex" xmlns:wpg="http://schemas.microsoft.com/office/word/2010/wordprocessingGroup" xmlns:wpi="http://schemas.microsoft.com/office/word/2010/wordprocessingInk" xmlns:wne="http://schemas.microsoft.com/office/word/2006/wordml" xmlns:wps="http://schemas.microsoft.com/office/word/2010/wordprocessingShape" mc:Ignorable="w14 w15 w16se w16cid w16 w16cex w16sdtdh w16sdtfl w16du wp14">
+<w:document xmlns:o="urn:schemas-microsoft-com:office:office" xmlns:r="http://schemas.openxmlformats.org/officeDocument/2006/relationships" xmlns:v="urn:schemas-microsoft-com:vml" xmlns:w="http://schemas.openxmlformats.org/wordprocessingml/2006/main" xmlns:w10="urn:schemas-microsoft-com:office:word" xmlns:wp="http://schemas.openxmlformats.org/drawingml/2006/wordprocessingDrawing" xmlns:wps="http://schemas.microsoft.com/office/word/2010/wordprocessingShape" xmlns:wpg="http://schemas.microsoft.com/office/word/2010/wordprocessingGroup" xmlns:mc="http://schemas.openxmlformats.org/markup-compatibility/2006" xmlns:wp14="http://schemas.microsoft.com/office/word/2010/wordprocessingDrawing" xmlns:w14="http://schemas.microsoft.com/office/word/2010/wordml" xmlns:w15="http://schemas.microsoft.com/office/word/2012/wordml" mc:Ignorable="w14 wp14 w15">
   <w:body>
     <w:p>
       <w:pPr>
-        <w:spacing w:after="0" w:line="240" w:lineRule="auto"/>
+        <w:pStyle w:val="Normal"/>
+        <w:spacing w:lineRule="auto" w:line="240" w:before="0" w:after="0"/>
         <w:rPr>
           <w:b/>
           <w:color w:val="C00000"/>
           <w:lang w:val="en-GB"/>
         </w:rPr>
       </w:pPr>
+      <w:r>
+        <w:rPr>
+          <w:b/>
+          <w:color w:val="C00000"/>
+          <w:lang w:val="en-GB"/>
+        </w:rPr>
+      </w:r>
     </w:p>
     <w:p>
       <w:pPr>
-        <w:spacing w:after="0" w:line="240" w:lineRule="auto"/>
+        <w:pStyle w:val="Normal"/>
+        <w:spacing w:lineRule="auto" w:line="240" w:before="0" w:after="0"/>
         <w:rPr>
           <w:b/>
           <w:color w:val="C00000"/>
@@ -32,26 +41,39 @@
     </w:p>
     <w:p>
       <w:pPr>
+        <w:pStyle w:val="Normal"/>
         <w:pBdr>
           <w:bottom w:val="single" w:sz="6" w:space="1" w:color="000000"/>
         </w:pBdr>
-        <w:spacing w:after="0" w:line="240" w:lineRule="auto"/>
-        <w:rPr>
-          <w:lang w:val="en-GB"/>
-        </w:rPr>
-      </w:pPr>
+        <w:spacing w:lineRule="auto" w:line="240" w:before="0" w:after="0"/>
+        <w:rPr>
+          <w:lang w:val="en-GB"/>
+        </w:rPr>
+      </w:pPr>
+      <w:r>
+        <w:rPr>
+          <w:lang w:val="en-GB"/>
+        </w:rPr>
+      </w:r>
     </w:p>
     <w:p>
       <w:pPr>
-        <w:spacing w:after="0" w:line="240" w:lineRule="auto"/>
-        <w:rPr>
-          <w:lang w:val="en-GB"/>
-        </w:rPr>
-      </w:pPr>
+        <w:pStyle w:val="Normal"/>
+        <w:spacing w:lineRule="auto" w:line="240" w:before="0" w:after="0"/>
+        <w:rPr>
+          <w:lang w:val="en-GB"/>
+        </w:rPr>
+      </w:pPr>
+      <w:r>
+        <w:rPr>
+          <w:lang w:val="en-GB"/>
+        </w:rPr>
+      </w:r>
     </w:p>
     <w:p>
       <w:pPr>
-        <w:spacing w:after="0" w:line="240" w:lineRule="auto"/>
+        <w:pStyle w:val="Normal"/>
+        <w:spacing w:lineRule="auto" w:line="240" w:before="0" w:after="0"/>
         <w:rPr>
           <w:b/>
           <w:lang w:val="en-GB"/>
@@ -67,15 +89,22 @@
     </w:p>
     <w:p>
       <w:pPr>
-        <w:spacing w:after="0" w:line="240" w:lineRule="auto"/>
-        <w:rPr>
-          <w:lang w:val="en-GB"/>
-        </w:rPr>
-      </w:pPr>
+        <w:pStyle w:val="Normal"/>
+        <w:spacing w:lineRule="auto" w:line="240" w:before="0" w:after="0"/>
+        <w:rPr>
+          <w:lang w:val="en-GB"/>
+        </w:rPr>
+      </w:pPr>
+      <w:r>
+        <w:rPr>
+          <w:lang w:val="en-GB"/>
+        </w:rPr>
+      </w:r>
     </w:p>
     <w:p>
       <w:pPr>
-        <w:spacing w:after="0" w:line="240" w:lineRule="auto"/>
+        <w:pStyle w:val="Normal"/>
+        <w:spacing w:lineRule="auto" w:line="240" w:before="0" w:after="0"/>
         <w:jc w:val="center"/>
         <w:rPr>
           <w:lang w:val="en-GB"/>
@@ -83,7 +112,7 @@
       </w:pPr>
       <w:r>
         <w:rPr>
-          <w:rFonts w:ascii="Arial" w:eastAsia="MS Gothic" w:hAnsi="Arial" w:cs="Arial"/>
+          <w:rFonts w:eastAsia="MS Gothic" w:cs="Arial" w:ascii="Arial" w:hAnsi="Arial"/>
           <w:i/>
           <w:iCs/>
           <w:lang w:val="en-GB"/>
@@ -93,17 +122,24 @@
     </w:p>
     <w:p>
       <w:pPr>
-        <w:spacing w:after="0" w:line="240" w:lineRule="auto"/>
-        <w:rPr>
-          <w:lang w:val="en-GB"/>
-        </w:rPr>
-      </w:pPr>
+        <w:pStyle w:val="Normal"/>
+        <w:spacing w:lineRule="auto" w:line="240" w:before="0" w:after="0"/>
+        <w:rPr>
+          <w:lang w:val="en-GB"/>
+        </w:rPr>
+      </w:pPr>
+      <w:r>
+        <w:rPr>
+          <w:lang w:val="en-GB"/>
+        </w:rPr>
+      </w:r>
     </w:p>
     <w:p>
       <w:pPr>
-        <w:spacing w:after="0" w:line="240" w:lineRule="auto"/>
-        <w:rPr>
-          <w:rFonts w:ascii="Arial" w:eastAsia="MS Gothic" w:hAnsi="Arial" w:cs="Arial"/>
+        <w:pStyle w:val="Normal"/>
+        <w:spacing w:lineRule="auto" w:line="240" w:before="0" w:after="0"/>
+        <w:rPr>
+          <w:rFonts w:ascii="Arial" w:hAnsi="Arial" w:eastAsia="MS Gothic" w:cs="Arial"/>
           <w:lang w:val="en-GB"/>
         </w:rPr>
       </w:pPr>
@@ -115,11 +151,14 @@
         </w:rPr>
         <w:t>Name of the project</w:t>
       </w:r>
+      <w:r>
+        <w:rPr>
+          <w:b/>
+          <w:lang w:val="en-GB"/>
+        </w:rPr>
+      </w:r>
       <w:commentRangeEnd w:id="0"/>
       <w:r>
-        <w:rPr>
-          <w:rStyle w:val="CommentReference"/>
-        </w:rPr>
         <w:commentReference w:id="0"/>
       </w:r>
       <w:r>
@@ -131,69 +170,44 @@
       </w:r>
       <w:r>
         <w:rPr>
-          <w:rFonts w:ascii="Arial" w:eastAsia="MS Gothic" w:hAnsi="Arial" w:cs="Arial"/>
+          <w:rFonts w:eastAsia="MS Gothic" w:cs="Arial" w:ascii="Arial" w:hAnsi="Arial"/>
           <w:lang w:val="en-GB"/>
         </w:rPr>
         <w:t xml:space="preserve"> </w:t>
       </w:r>
-      <w:commentRangeStart w:id="1"/>
-      <w:del w:id="2" w:author="Huguenot-Noel, Robin [2]" w:date="2025-06-24T16:51:00Z" w16du:dateUtc="2025-06-24T14:51:00Z">
-        <w:r>
-          <w:rPr>
-            <w:rFonts w:ascii="Arial" w:eastAsia="MS Gothic" w:hAnsi="Arial" w:cs="Arial"/>
-            <w:lang w:val="en-GB"/>
-          </w:rPr>
-          <w:delText>Realigning climate-forcing players? Power Resources Mobilisation pathways in the Just Transition.</w:delText>
-        </w:r>
-        <w:commentRangeEnd w:id="1"/>
-        <w:r>
-          <w:rPr>
-            <w:rStyle w:val="CommentReference"/>
-          </w:rPr>
-          <w:commentReference w:id="1"/>
-        </w:r>
-      </w:del>
-      <w:ins w:id="3" w:author="Huguenot-Noel, Robin" w:date="2025-06-24T15:32:00Z" w16du:dateUtc="2025-06-24T13:32:00Z">
-        <w:del w:id="4" w:author="Huguenot-Noel, Robin [2]" w:date="2025-06-24T16:51:00Z" w16du:dateUtc="2025-06-24T14:51:00Z">
-          <w:r>
-            <w:rPr>
-              <w:rFonts w:ascii="Arial" w:eastAsia="MS Gothic" w:hAnsi="Arial" w:cs="Arial"/>
-              <w:lang w:val="en-GB"/>
-            </w:rPr>
-            <w:delText xml:space="preserve"> </w:delText>
-          </w:r>
-        </w:del>
-      </w:ins>
-      <w:del w:id="5" w:author="Huguenot-Noel, Robin [2]" w:date="2025-06-24T16:51:00Z" w16du:dateUtc="2025-06-24T14:51:00Z">
-        <w:r>
-          <w:rPr>
-            <w:rFonts w:ascii="Arial" w:eastAsia="MS Gothic" w:hAnsi="Arial" w:cs="Arial"/>
-            <w:lang w:val="en-GB"/>
-          </w:rPr>
-          <w:delText xml:space="preserve"> </w:delText>
-        </w:r>
-      </w:del>
-      <w:ins w:id="6" w:author="Huguenot-Noel, Robin" w:date="2025-06-24T15:32:00Z" w16du:dateUtc="2025-06-24T13:32:00Z">
-        <w:r>
-          <w:rPr>
-            <w:rFonts w:ascii="Arial" w:eastAsia="MS Gothic" w:hAnsi="Arial" w:cs="Arial"/>
-            <w:lang w:val="en-GB"/>
-          </w:rPr>
-          <w:t>Climate Policy and Just Transition: A Comparative Study of Worker Support</w:t>
-        </w:r>
-      </w:ins>
+      <w:r>
+        <w:rPr>
+          <w:rFonts w:eastAsia="MS Gothic" w:cs="Arial" w:ascii="Arial" w:hAnsi="Arial"/>
+          <w:lang w:val="en-GB"/>
+        </w:rPr>
+        <w:commentReference w:id="1"/>
+      </w:r>
+      <w:r>
+        <w:rPr>
+          <w:rFonts w:eastAsia="MS Gothic" w:cs="Arial" w:ascii="Arial" w:hAnsi="Arial"/>
+          <w:lang w:val="en-GB"/>
+        </w:rPr>
+        <w:t>Climate Policy and Just Transition: A Comparative Study of Worker Support</w:t>
+      </w:r>
     </w:p>
     <w:p>
       <w:pPr>
-        <w:spacing w:after="0" w:line="240" w:lineRule="auto"/>
-        <w:rPr>
-          <w:lang w:val="en-GB"/>
-        </w:rPr>
-      </w:pPr>
+        <w:pStyle w:val="Normal"/>
+        <w:spacing w:lineRule="auto" w:line="240" w:before="0" w:after="0"/>
+        <w:rPr>
+          <w:lang w:val="en-GB"/>
+        </w:rPr>
+      </w:pPr>
+      <w:r>
+        <w:rPr>
+          <w:lang w:val="en-GB"/>
+        </w:rPr>
+      </w:r>
     </w:p>
     <w:p>
       <w:pPr>
-        <w:spacing w:after="0" w:line="240" w:lineRule="auto"/>
+        <w:pStyle w:val="Normal"/>
+        <w:spacing w:lineRule="auto" w:line="240" w:before="0" w:after="0"/>
         <w:rPr>
           <w:b/>
           <w:lang w:val="en-GB"/>
@@ -209,198 +223,71 @@
     </w:p>
     <w:p>
       <w:pPr>
+        <w:pStyle w:val="Normal"/>
         <w:numPr>
           <w:ilvl w:val="0"/>
           <w:numId w:val="2"/>
         </w:numPr>
-        <w:spacing w:after="0" w:line="240" w:lineRule="auto"/>
-      </w:pPr>
-      <w:proofErr w:type="spellStart"/>
-      <w:r>
-        <w:rPr>
-          <w:rFonts w:ascii="Arial" w:eastAsia="MS Gothic" w:hAnsi="Arial" w:cs="Arial"/>
-        </w:rPr>
-        <w:t>Rens</w:t>
-      </w:r>
-      <w:proofErr w:type="spellEnd"/>
-      <w:r>
-        <w:rPr>
-          <w:rFonts w:ascii="Arial" w:eastAsia="MS Gothic" w:hAnsi="Arial" w:cs="Arial"/>
-        </w:rPr>
-        <w:t xml:space="preserve"> </w:t>
-      </w:r>
-      <w:proofErr w:type="spellStart"/>
-      <w:r>
-        <w:rPr>
-          <w:rFonts w:ascii="Arial" w:eastAsia="MS Gothic" w:hAnsi="Arial" w:cs="Arial"/>
-        </w:rPr>
-        <w:t>Chazottes</w:t>
-      </w:r>
-      <w:proofErr w:type="spellEnd"/>
-      <w:r>
-        <w:rPr>
-          <w:rFonts w:ascii="Arial" w:eastAsia="MS Gothic" w:hAnsi="Arial" w:cs="Arial"/>
-        </w:rPr>
-        <w:t xml:space="preserve">, </w:t>
-      </w:r>
-      <w:proofErr w:type="spellStart"/>
-      <w:r>
-        <w:rPr>
-          <w:rFonts w:ascii="Arial" w:eastAsia="MS Gothic" w:hAnsi="Arial" w:cs="Arial"/>
-        </w:rPr>
-        <w:t>Ecole</w:t>
-      </w:r>
-      <w:proofErr w:type="spellEnd"/>
-      <w:r>
-        <w:rPr>
-          <w:rFonts w:ascii="Arial" w:eastAsia="MS Gothic" w:hAnsi="Arial" w:cs="Arial"/>
-        </w:rPr>
-        <w:t xml:space="preserve"> Polytechnique Fédérale de Lausanne, </w:t>
-      </w:r>
-      <w:hyperlink r:id="rId11">
+        <w:spacing w:lineRule="auto" w:line="240" w:before="0" w:after="0"/>
+        <w:rPr/>
+      </w:pPr>
+      <w:r>
+        <w:rPr>
+          <w:rFonts w:eastAsia="MS Gothic" w:cs="Arial" w:ascii="Arial" w:hAnsi="Arial"/>
+        </w:rPr>
+        <w:t xml:space="preserve">Rens Chazottes, Ecole Polytechnique Fédérale de Lausanne, </w:t>
+      </w:r>
+      <w:hyperlink r:id="rId2">
         <w:r>
           <w:rPr>
             <w:rStyle w:val="Hyperlink"/>
-            <w:rFonts w:ascii="Arial" w:eastAsia="MS Gothic" w:hAnsi="Arial" w:cs="Arial"/>
+            <w:rFonts w:eastAsia="MS Gothic" w:cs="Arial" w:ascii="Arial" w:hAnsi="Arial"/>
           </w:rPr>
           <w:t>rens.chazottes@epfl.ch</w:t>
         </w:r>
       </w:hyperlink>
       <w:r>
         <w:rPr>
-          <w:rFonts w:ascii="Arial" w:eastAsia="MS Gothic" w:hAnsi="Arial" w:cs="Arial"/>
+          <w:rFonts w:eastAsia="MS Gothic" w:cs="Arial" w:ascii="Arial" w:hAnsi="Arial"/>
         </w:rPr>
         <w:t>, +33 6 95 23 95 53</w:t>
       </w:r>
     </w:p>
     <w:p>
       <w:pPr>
+        <w:pStyle w:val="Normal"/>
         <w:numPr>
           <w:ilvl w:val="0"/>
           <w:numId w:val="2"/>
         </w:numPr>
-        <w:spacing w:after="0" w:line="240" w:lineRule="auto"/>
+        <w:spacing w:lineRule="auto" w:line="240" w:before="0" w:after="0"/>
         <w:rPr>
           <w:lang w:val="de-DE"/>
         </w:rPr>
       </w:pPr>
       <w:r>
         <w:rPr>
-          <w:rFonts w:ascii="Arial" w:eastAsia="MS Gothic" w:hAnsi="Arial" w:cs="Arial"/>
+          <w:rFonts w:eastAsia="MS Gothic" w:cs="Arial" w:ascii="Arial" w:hAnsi="Arial"/>
           <w:lang w:val="de-DE"/>
         </w:rPr>
-        <w:t xml:space="preserve">Robin </w:t>
-      </w:r>
-      <w:proofErr w:type="spellStart"/>
-      <w:r>
-        <w:rPr>
-          <w:rFonts w:ascii="Arial" w:eastAsia="MS Gothic" w:hAnsi="Arial" w:cs="Arial"/>
+        <w:t xml:space="preserve">Robin Huguenot-Noël, Freie Universität Berlin, </w:t>
+      </w:r>
+      <w:r>
+        <w:rPr>
+          <w:rFonts w:cs="Arial" w:ascii="Arial" w:hAnsi="Arial"/>
           <w:lang w:val="de-DE"/>
         </w:rPr>
-        <w:t>Hu</w:t>
-      </w:r>
-      <w:del w:id="7" w:author="Huguenot-Noel, Robin" w:date="2025-06-24T15:32:00Z" w16du:dateUtc="2025-06-24T13:32:00Z">
+        <w:t>robin.huguenot-noel@fu-berlin.de</w:t>
+      </w:r>
+      <w:hyperlink r:id="rId3">
         <w:r>
           <w:rPr>
-            <w:rFonts w:ascii="Arial" w:eastAsia="MS Gothic" w:hAnsi="Arial" w:cs="Arial"/>
+            <w:rFonts w:eastAsia="MS Gothic" w:cs="Arial" w:ascii="Arial" w:hAnsi="Arial"/>
             <w:lang w:val="de-DE"/>
           </w:rPr>
-          <w:delText>e</w:delText>
+          <w:t>, +49 176 578 361 70</w:t>
         </w:r>
-      </w:del>
-      <w:r>
-        <w:rPr>
-          <w:rFonts w:ascii="Arial" w:eastAsia="MS Gothic" w:hAnsi="Arial" w:cs="Arial"/>
-          <w:lang w:val="de-DE"/>
-        </w:rPr>
-        <w:t>guenot</w:t>
-      </w:r>
-      <w:proofErr w:type="spellEnd"/>
-      <w:r>
-        <w:rPr>
-          <w:rFonts w:ascii="Arial" w:eastAsia="MS Gothic" w:hAnsi="Arial" w:cs="Arial"/>
-          <w:lang w:val="de-DE"/>
-        </w:rPr>
-        <w:t xml:space="preserve">-Noël, </w:t>
-      </w:r>
-      <w:del w:id="8" w:author="Huguenot-Noel, Robin [2]" w:date="2025-06-24T16:51:00Z" w16du:dateUtc="2025-06-24T14:51:00Z">
-        <w:r>
-          <w:rPr>
-            <w:rFonts w:ascii="Arial" w:eastAsia="MS Gothic" w:hAnsi="Arial" w:cs="Arial"/>
-            <w:lang w:val="de-DE"/>
-          </w:rPr>
-          <w:delText xml:space="preserve"> </w:delText>
-        </w:r>
-      </w:del>
-      <w:r>
-        <w:rPr>
-          <w:rFonts w:ascii="Arial" w:eastAsia="MS Gothic" w:hAnsi="Arial" w:cs="Arial"/>
-          <w:lang w:val="de-DE"/>
-        </w:rPr>
-        <w:t>Freie Universität Berlin,</w:t>
-      </w:r>
-      <w:ins w:id="9" w:author="Huguenot-Noel, Robin [2]" w:date="2025-06-24T16:51:00Z" w16du:dateUtc="2025-06-24T14:51:00Z">
-        <w:r>
-          <w:rPr>
-            <w:rFonts w:ascii="Arial" w:eastAsia="MS Gothic" w:hAnsi="Arial" w:cs="Arial"/>
-            <w:lang w:val="de-DE"/>
-          </w:rPr>
-          <w:t xml:space="preserve"> </w:t>
-        </w:r>
-      </w:ins>
-      <w:del w:id="10" w:author="Huguenot-Noel, Robin [2]" w:date="2025-06-24T16:51:00Z" w16du:dateUtc="2025-06-24T14:51:00Z">
-        <w:r>
-          <w:rPr>
-            <w:rFonts w:ascii="Arial" w:eastAsia="MS Gothic" w:hAnsi="Arial" w:cs="Arial"/>
-            <w:lang w:val="de-DE"/>
-          </w:rPr>
-          <w:delText xml:space="preserve"> </w:delText>
-        </w:r>
-      </w:del>
-      <w:ins w:id="11" w:author="Huguenot-Noel, Robin [2]" w:date="2025-06-24T16:51:00Z" w16du:dateUtc="2025-06-24T14:51:00Z">
-        <w:r>
-          <w:rPr>
-            <w:rFonts w:ascii="Arial" w:hAnsi="Arial" w:cs="Arial"/>
-            <w:lang w:val="de-DE"/>
-          </w:rPr>
-          <w:t>robin.huguenot-noel@fu-berlin.de</w:t>
-        </w:r>
-      </w:ins>
-      <w:del w:id="12" w:author="Huguenot-Noel, Robin [2]" w:date="2025-06-24T16:51:00Z" w16du:dateUtc="2025-06-24T14:51:00Z">
-        <w:r>
-          <w:fldChar w:fldCharType="begin"/>
-        </w:r>
-        <w:r>
-          <w:rPr>
-            <w:lang w:val="de-DE"/>
-            <w:rPrChange w:id="13" w:author="Huguenot-Noel, Robin [2]" w:date="2025-06-24T16:50:00Z" w16du:dateUtc="2025-06-24T14:50:00Z">
-              <w:rPr/>
-            </w:rPrChange>
-          </w:rPr>
-          <w:delInstrText>HYPERLINK "mailto:robin.huguenot-noel@eui.eu" \h</w:delInstrText>
-        </w:r>
-        <w:r>
-          <w:fldChar w:fldCharType="separate"/>
-        </w:r>
-        <w:r>
-          <w:rPr>
-            <w:rStyle w:val="Hyperlink"/>
-            <w:rFonts w:ascii="Arial" w:eastAsia="MS Gothic" w:hAnsi="Arial" w:cs="Arial"/>
-            <w:lang w:val="de-DE"/>
-          </w:rPr>
-          <w:delText>robin.huguenot-noel@eui.eu</w:delText>
-        </w:r>
-        <w:r>
-          <w:fldChar w:fldCharType="end"/>
-        </w:r>
-      </w:del>
-      <w:r>
-        <w:rPr>
-          <w:rFonts w:ascii="Arial" w:eastAsia="MS Gothic" w:hAnsi="Arial" w:cs="Arial"/>
-          <w:lang w:val="de-DE"/>
-        </w:rPr>
-        <w:t>, +49 176 578 361 70</w:t>
-      </w:r>
+      </w:hyperlink>
       <w:r>
         <w:rPr>
           <w:lang w:val="de-DE"/>
@@ -410,23 +297,31 @@
     </w:p>
     <w:p>
       <w:pPr>
-        <w:spacing w:after="0" w:line="240" w:lineRule="auto"/>
-        <w:rPr>
-          <w:rFonts w:ascii="Arial" w:eastAsia="MS Gothic" w:hAnsi="Arial" w:cs="Arial"/>
+        <w:pStyle w:val="Normal"/>
+        <w:spacing w:lineRule="auto" w:line="240" w:before="0" w:after="0"/>
+        <w:rPr>
+          <w:rFonts w:ascii="Arial" w:hAnsi="Arial" w:eastAsia="MS Gothic" w:cs="Arial"/>
           <w:lang w:val="de-DE"/>
         </w:rPr>
       </w:pPr>
+      <w:r>
+        <w:rPr>
+          <w:rFonts w:eastAsia="MS Gothic" w:cs="Arial" w:ascii="Arial" w:hAnsi="Arial"/>
+          <w:lang w:val="de-DE"/>
+        </w:rPr>
+      </w:r>
     </w:p>
     <w:p>
       <w:pPr>
-        <w:spacing w:after="0" w:line="240" w:lineRule="auto"/>
-        <w:rPr>
-          <w:lang w:val="en-GB"/>
-        </w:rPr>
-      </w:pPr>
-      <w:r>
-        <w:rPr>
-          <w:rFonts w:ascii="Arial" w:eastAsia="MS Gothic" w:hAnsi="Arial" w:cs="Arial"/>
+        <w:pStyle w:val="Normal"/>
+        <w:spacing w:lineRule="auto" w:line="240" w:before="0" w:after="0"/>
+        <w:rPr>
+          <w:lang w:val="en-GB"/>
+        </w:rPr>
+      </w:pPr>
+      <w:r>
+        <w:rPr>
+          <w:rFonts w:eastAsia="MS Gothic" w:cs="Arial" w:ascii="Arial" w:hAnsi="Arial"/>
           <w:lang w:val="en-GB"/>
         </w:rPr>
         <w:t>Thank you for your interest in this research project.</w:t>
@@ -434,21 +329,28 @@
     </w:p>
     <w:p>
       <w:pPr>
-        <w:spacing w:after="0" w:line="240" w:lineRule="auto"/>
-        <w:rPr>
-          <w:lang w:val="en-GB"/>
-        </w:rPr>
-      </w:pPr>
+        <w:pStyle w:val="Normal"/>
+        <w:spacing w:lineRule="auto" w:line="240" w:before="0" w:after="0"/>
+        <w:rPr>
+          <w:lang w:val="en-GB"/>
+        </w:rPr>
+      </w:pPr>
+      <w:r>
+        <w:rPr>
+          <w:lang w:val="en-GB"/>
+        </w:rPr>
+      </w:r>
     </w:p>
     <w:p>
       <w:pPr>
-        <w:spacing w:after="0" w:line="240" w:lineRule="auto"/>
+        <w:pStyle w:val="Normal"/>
+        <w:spacing w:lineRule="auto" w:line="240" w:before="0" w:after="0"/>
         <w:rPr>
           <w:b/>
           <w:lang w:val="en-GB"/>
         </w:rPr>
       </w:pPr>
-      <w:commentRangeStart w:id="14"/>
+      <w:commentRangeStart w:id="2"/>
       <w:r>
         <w:rPr>
           <w:b/>
@@ -456,29 +358,33 @@
         </w:rPr>
         <w:t>Participant’s declaration:</w:t>
       </w:r>
-      <w:commentRangeEnd w:id="14"/>
-      <w:r>
-        <w:rPr>
-          <w:rStyle w:val="CommentReference"/>
-        </w:rPr>
-        <w:commentReference w:id="14"/>
+      <w:commentRangeEnd w:id="2"/>
+      <w:r>
+        <w:commentReference w:id="2"/>
+      </w:r>
+      <w:r>
+        <w:rPr>
+          <w:b/>
+          <w:lang w:val="en-GB"/>
+        </w:rPr>
       </w:r>
     </w:p>
     <w:p>
       <w:pPr>
+        <w:pStyle w:val="Normal"/>
         <w:numPr>
           <w:ilvl w:val="0"/>
           <w:numId w:val="1"/>
         </w:numPr>
-        <w:spacing w:after="0" w:line="240" w:lineRule="auto"/>
-        <w:rPr>
-          <w:rFonts w:ascii="Arial" w:eastAsia="MS Gothic" w:hAnsi="Arial" w:cs="Arial"/>
-          <w:lang w:val="en-GB"/>
-        </w:rPr>
-      </w:pPr>
-      <w:r>
-        <w:rPr>
-          <w:rFonts w:ascii="Arial" w:eastAsia="MS Gothic" w:hAnsi="Arial" w:cs="Arial"/>
+        <w:spacing w:lineRule="auto" w:line="240" w:before="0" w:after="0"/>
+        <w:rPr>
+          <w:rFonts w:ascii="Arial" w:hAnsi="Arial" w:eastAsia="MS Gothic" w:cs="Arial"/>
+          <w:lang w:val="en-GB"/>
+        </w:rPr>
+      </w:pPr>
+      <w:r>
+        <w:rPr>
+          <w:rFonts w:eastAsia="MS Gothic" w:cs="Arial" w:ascii="Arial" w:hAnsi="Arial"/>
           <w:lang w:val="en-GB"/>
         </w:rPr>
         <w:t>I declare that I have been informed in writing by the Principal Investigator about the objectives and the course of the project, as well as the presumed effects, advantages, possible disadvantages and possible risks.</w:t>
@@ -486,19 +392,20 @@
     </w:p>
     <w:p>
       <w:pPr>
+        <w:pStyle w:val="Normal"/>
         <w:numPr>
           <w:ilvl w:val="0"/>
           <w:numId w:val="1"/>
         </w:numPr>
-        <w:spacing w:after="0" w:line="240" w:lineRule="auto"/>
-        <w:rPr>
-          <w:rFonts w:ascii="Arial" w:eastAsia="MS Gothic" w:hAnsi="Arial" w:cs="Arial"/>
-          <w:lang w:val="en-GB"/>
-        </w:rPr>
-      </w:pPr>
-      <w:r>
-        <w:rPr>
-          <w:rFonts w:ascii="Arial" w:eastAsia="MS Gothic" w:hAnsi="Arial" w:cs="Arial"/>
+        <w:spacing w:lineRule="auto" w:line="240" w:before="0" w:after="0"/>
+        <w:rPr>
+          <w:rFonts w:ascii="Arial" w:hAnsi="Arial" w:eastAsia="MS Gothic" w:cs="Arial"/>
+          <w:lang w:val="en-GB"/>
+        </w:rPr>
+      </w:pPr>
+      <w:r>
+        <w:rPr>
+          <w:rFonts w:eastAsia="MS Gothic" w:cs="Arial" w:ascii="Arial" w:hAnsi="Arial"/>
           <w:lang w:val="en-GB"/>
         </w:rPr>
         <w:t>I have received sufficient information about this research project and I understand my role in it. The purpose of my participation in this project and the future processing of my personal data have been fully explained to me.</w:t>
@@ -506,130 +413,46 @@
     </w:p>
     <w:p>
       <w:pPr>
+        <w:pStyle w:val="Normal"/>
         <w:numPr>
           <w:ilvl w:val="0"/>
           <w:numId w:val="1"/>
         </w:numPr>
-        <w:spacing w:after="0" w:line="240" w:lineRule="auto"/>
-        <w:rPr>
-          <w:rFonts w:ascii="Arial" w:eastAsia="MS Gothic" w:hAnsi="Arial" w:cs="Arial"/>
-        </w:rPr>
-      </w:pPr>
-      <w:r>
-        <w:rPr>
-          <w:rFonts w:ascii="Arial" w:eastAsia="MS Gothic" w:hAnsi="Arial" w:cs="Arial"/>
-          <w:lang w:val="en-GB"/>
-        </w:rPr>
-        <w:t xml:space="preserve">I am taking part in this study, led by Rens </w:t>
-      </w:r>
-      <w:proofErr w:type="spellStart"/>
-      <w:r>
-        <w:rPr>
-          <w:rFonts w:ascii="Arial" w:eastAsia="MS Gothic" w:hAnsi="Arial" w:cs="Arial"/>
-          <w:lang w:val="en-GB"/>
-        </w:rPr>
-        <w:t>Chazottes</w:t>
-      </w:r>
-      <w:proofErr w:type="spellEnd"/>
-      <w:r>
-        <w:rPr>
-          <w:rFonts w:ascii="Arial" w:eastAsia="MS Gothic" w:hAnsi="Arial" w:cs="Arial"/>
-          <w:lang w:val="en-GB"/>
-        </w:rPr>
-        <w:t xml:space="preserve"> and Robin Huguenot-Noël, voluntarily and accept the contents of the information sheet I have been given about the above-mentioned project. </w:t>
-      </w:r>
-      <w:r>
-        <w:rPr>
-          <w:rFonts w:ascii="Arial" w:eastAsia="MS Gothic" w:hAnsi="Arial" w:cs="Arial"/>
-        </w:rPr>
-        <w:t xml:space="preserve">I have </w:t>
-      </w:r>
-      <w:proofErr w:type="spellStart"/>
-      <w:r>
-        <w:rPr>
-          <w:rFonts w:ascii="Arial" w:eastAsia="MS Gothic" w:hAnsi="Arial" w:cs="Arial"/>
-        </w:rPr>
-        <w:t>had</w:t>
-      </w:r>
-      <w:proofErr w:type="spellEnd"/>
-      <w:r>
-        <w:rPr>
-          <w:rFonts w:ascii="Arial" w:eastAsia="MS Gothic" w:hAnsi="Arial" w:cs="Arial"/>
-        </w:rPr>
-        <w:t xml:space="preserve"> </w:t>
-      </w:r>
-      <w:proofErr w:type="spellStart"/>
-      <w:r>
-        <w:rPr>
-          <w:rFonts w:ascii="Arial" w:eastAsia="MS Gothic" w:hAnsi="Arial" w:cs="Arial"/>
-        </w:rPr>
-        <w:t>sufficient</w:t>
-      </w:r>
-      <w:proofErr w:type="spellEnd"/>
-      <w:r>
-        <w:rPr>
-          <w:rFonts w:ascii="Arial" w:eastAsia="MS Gothic" w:hAnsi="Arial" w:cs="Arial"/>
-        </w:rPr>
-        <w:t xml:space="preserve"> time to </w:t>
-      </w:r>
-      <w:proofErr w:type="spellStart"/>
-      <w:r>
-        <w:rPr>
-          <w:rFonts w:ascii="Arial" w:eastAsia="MS Gothic" w:hAnsi="Arial" w:cs="Arial"/>
-        </w:rPr>
-        <w:t>make</w:t>
-      </w:r>
-      <w:proofErr w:type="spellEnd"/>
-      <w:r>
-        <w:rPr>
-          <w:rFonts w:ascii="Arial" w:eastAsia="MS Gothic" w:hAnsi="Arial" w:cs="Arial"/>
-        </w:rPr>
-        <w:t xml:space="preserve"> </w:t>
-      </w:r>
-      <w:proofErr w:type="spellStart"/>
-      <w:r>
-        <w:rPr>
-          <w:rFonts w:ascii="Arial" w:eastAsia="MS Gothic" w:hAnsi="Arial" w:cs="Arial"/>
-        </w:rPr>
-        <w:t>my</w:t>
-      </w:r>
-      <w:proofErr w:type="spellEnd"/>
-      <w:r>
-        <w:rPr>
-          <w:rFonts w:ascii="Arial" w:eastAsia="MS Gothic" w:hAnsi="Arial" w:cs="Arial"/>
-        </w:rPr>
-        <w:t xml:space="preserve"> </w:t>
-      </w:r>
-      <w:proofErr w:type="spellStart"/>
-      <w:r>
-        <w:rPr>
-          <w:rFonts w:ascii="Arial" w:eastAsia="MS Gothic" w:hAnsi="Arial" w:cs="Arial"/>
-        </w:rPr>
-        <w:t>decision</w:t>
-      </w:r>
-      <w:proofErr w:type="spellEnd"/>
-      <w:r>
-        <w:rPr>
-          <w:rFonts w:ascii="Arial" w:eastAsia="MS Gothic" w:hAnsi="Arial" w:cs="Arial"/>
-        </w:rPr>
-        <w:t>.</w:t>
+        <w:spacing w:lineRule="auto" w:line="240" w:before="0" w:after="0"/>
+        <w:rPr>
+          <w:rFonts w:ascii="Arial" w:hAnsi="Arial" w:eastAsia="MS Gothic" w:cs="Arial"/>
+        </w:rPr>
+      </w:pPr>
+      <w:r>
+        <w:rPr>
+          <w:rFonts w:eastAsia="MS Gothic" w:cs="Arial" w:ascii="Arial" w:hAnsi="Arial"/>
+          <w:lang w:val="en-GB"/>
+        </w:rPr>
+        <w:t xml:space="preserve">I am taking part in this study, led by Rens Chazottes and Robin Huguenot-Noël, voluntarily and accept the contents of the information sheet I have been given about the above-mentioned project. </w:t>
+      </w:r>
+      <w:r>
+        <w:rPr>
+          <w:rFonts w:eastAsia="MS Gothic" w:cs="Arial" w:ascii="Arial" w:hAnsi="Arial"/>
+        </w:rPr>
+        <w:t>I have had sufficient time to make my decision.</w:t>
       </w:r>
     </w:p>
     <w:p>
       <w:pPr>
+        <w:pStyle w:val="Normal"/>
         <w:numPr>
           <w:ilvl w:val="0"/>
           <w:numId w:val="1"/>
         </w:numPr>
-        <w:spacing w:after="0" w:line="240" w:lineRule="auto"/>
-        <w:rPr>
-          <w:rFonts w:ascii="Arial" w:eastAsia="MS Gothic" w:hAnsi="Arial" w:cs="Arial"/>
-          <w:lang w:val="en-GB"/>
-        </w:rPr>
-      </w:pPr>
-      <w:r>
-        <w:rPr>
-          <w:rFonts w:ascii="Arial" w:eastAsia="MS Gothic" w:hAnsi="Arial" w:cs="Arial"/>
+        <w:spacing w:lineRule="auto" w:line="240" w:before="0" w:after="0"/>
+        <w:rPr>
+          <w:rFonts w:ascii="Arial" w:hAnsi="Arial" w:eastAsia="MS Gothic" w:cs="Arial"/>
+          <w:lang w:val="en-GB"/>
+        </w:rPr>
+      </w:pPr>
+      <w:r>
+        <w:rPr>
+          <w:rFonts w:eastAsia="MS Gothic" w:cs="Arial" w:ascii="Arial" w:hAnsi="Arial"/>
           <w:lang w:val="en-GB"/>
         </w:rPr>
         <w:t>I understand that I have the right to refuse to answer questions. I understand that I have the full right to withdraw my consent and stop the survey at any time.</w:t>
@@ -637,19 +460,20 @@
     </w:p>
     <w:p>
       <w:pPr>
+        <w:pStyle w:val="Normal"/>
         <w:numPr>
           <w:ilvl w:val="0"/>
           <w:numId w:val="1"/>
         </w:numPr>
-        <w:spacing w:after="0" w:line="240" w:lineRule="auto"/>
-        <w:rPr>
-          <w:rFonts w:ascii="Arial" w:eastAsia="MS Gothic" w:hAnsi="Arial" w:cs="Arial"/>
-          <w:lang w:val="en-GB"/>
-        </w:rPr>
-      </w:pPr>
-      <w:r>
-        <w:rPr>
-          <w:rFonts w:ascii="Arial" w:eastAsia="MS Gothic" w:hAnsi="Arial" w:cs="Arial"/>
+        <w:spacing w:lineRule="auto" w:line="240" w:before="0" w:after="0"/>
+        <w:rPr>
+          <w:rFonts w:ascii="Arial" w:hAnsi="Arial" w:eastAsia="MS Gothic" w:cs="Arial"/>
+          <w:lang w:val="en-GB"/>
+        </w:rPr>
+      </w:pPr>
+      <w:r>
+        <w:rPr>
+          <w:rFonts w:eastAsia="MS Gothic" w:cs="Arial" w:ascii="Arial" w:hAnsi="Arial"/>
           <w:lang w:val="en-GB"/>
         </w:rPr>
         <w:t xml:space="preserve">I understand that my personal data or samples are protected and will only be used in an encrypted / anonymized manner. </w:t>
@@ -657,19 +481,20 @@
     </w:p>
     <w:p>
       <w:pPr>
+        <w:pStyle w:val="Normal"/>
         <w:numPr>
           <w:ilvl w:val="0"/>
           <w:numId w:val="1"/>
         </w:numPr>
-        <w:spacing w:after="0" w:line="240" w:lineRule="auto"/>
-        <w:rPr>
-          <w:rFonts w:ascii="Arial" w:eastAsia="MS Gothic" w:hAnsi="Arial" w:cs="Arial"/>
-          <w:lang w:val="en-GB"/>
-        </w:rPr>
-      </w:pPr>
-      <w:r>
-        <w:rPr>
-          <w:rFonts w:ascii="Arial" w:eastAsia="MS Gothic" w:hAnsi="Arial" w:cs="Arial"/>
+        <w:spacing w:lineRule="auto" w:line="240" w:before="0" w:after="0"/>
+        <w:rPr>
+          <w:rFonts w:ascii="Arial" w:hAnsi="Arial" w:eastAsia="MS Gothic" w:cs="Arial"/>
+          <w:lang w:val="en-GB"/>
+        </w:rPr>
+      </w:pPr>
+      <w:r>
+        <w:rPr>
+          <w:rFonts w:eastAsia="MS Gothic" w:cs="Arial" w:ascii="Arial" w:hAnsi="Arial"/>
           <w:lang w:val="en-GB"/>
         </w:rPr>
         <w:t xml:space="preserve">I can revoke my consent to participate in the study at any time and without having to justify myself, without any adverse effects and I have been duly informed of my rights to use my personal data. </w:t>
@@ -677,55 +502,41 @@
     </w:p>
     <w:p>
       <w:pPr>
+        <w:pStyle w:val="Normal"/>
         <w:numPr>
           <w:ilvl w:val="0"/>
           <w:numId w:val="1"/>
         </w:numPr>
-        <w:spacing w:after="0" w:line="240" w:lineRule="auto"/>
-        <w:rPr>
-          <w:rFonts w:ascii="Arial" w:eastAsia="MS Gothic" w:hAnsi="Arial" w:cs="Arial"/>
-          <w:lang w:val="en-GB"/>
-        </w:rPr>
-      </w:pPr>
-      <w:r>
-        <w:rPr>
-          <w:rFonts w:ascii="Arial" w:eastAsia="MS Gothic" w:hAnsi="Arial" w:cs="Arial"/>
-          <w:lang w:val="en-GB"/>
-        </w:rPr>
-        <w:t xml:space="preserve">I understand that I have the right to request deletion of data collected prior to withdrawal, </w:t>
-      </w:r>
-      <w:proofErr w:type="gramStart"/>
-      <w:r>
-        <w:rPr>
-          <w:rFonts w:ascii="Arial" w:eastAsia="MS Gothic" w:hAnsi="Arial" w:cs="Arial"/>
-          <w:lang w:val="en-GB"/>
-        </w:rPr>
-        <w:t>provided that</w:t>
-      </w:r>
-      <w:proofErr w:type="gramEnd"/>
-      <w:r>
-        <w:rPr>
-          <w:rFonts w:ascii="Arial" w:eastAsia="MS Gothic" w:hAnsi="Arial" w:cs="Arial"/>
-          <w:lang w:val="en-GB"/>
-        </w:rPr>
-        <w:t xml:space="preserve"> it is not yet anonymised and that it is technically possible to identify my responses to the survey. </w:t>
+        <w:spacing w:lineRule="auto" w:line="240" w:before="0" w:after="0"/>
+        <w:rPr>
+          <w:rFonts w:ascii="Arial" w:hAnsi="Arial" w:eastAsia="MS Gothic" w:cs="Arial"/>
+          <w:lang w:val="en-GB"/>
+        </w:rPr>
+      </w:pPr>
+      <w:r>
+        <w:rPr>
+          <w:rFonts w:eastAsia="MS Gothic" w:cs="Arial" w:ascii="Arial" w:hAnsi="Arial"/>
+          <w:lang w:val="en-GB"/>
+        </w:rPr>
+        <w:t xml:space="preserve">I understand that I have the right to request deletion of data collected prior to withdrawal, provided that it is not yet anonymised and that it is technically possible to identify my responses to the survey. </w:t>
       </w:r>
     </w:p>
     <w:p>
       <w:pPr>
+        <w:pStyle w:val="Normal"/>
         <w:numPr>
           <w:ilvl w:val="0"/>
           <w:numId w:val="1"/>
         </w:numPr>
-        <w:spacing w:after="0" w:line="240" w:lineRule="auto"/>
-        <w:rPr>
-          <w:rFonts w:ascii="Arial" w:eastAsia="MS Gothic" w:hAnsi="Arial" w:cs="Arial"/>
-          <w:lang w:val="en-GB"/>
-        </w:rPr>
-      </w:pPr>
-      <w:r>
-        <w:rPr>
-          <w:rFonts w:ascii="Arial" w:eastAsia="MS Gothic" w:hAnsi="Arial" w:cs="Arial"/>
+        <w:spacing w:lineRule="auto" w:line="240" w:before="0" w:after="0"/>
+        <w:rPr>
+          <w:rFonts w:ascii="Arial" w:hAnsi="Arial" w:eastAsia="MS Gothic" w:cs="Arial"/>
+          <w:lang w:val="en-GB"/>
+        </w:rPr>
+      </w:pPr>
+      <w:r>
+        <w:rPr>
+          <w:rFonts w:eastAsia="MS Gothic" w:cs="Arial" w:ascii="Arial" w:hAnsi="Arial"/>
           <w:lang w:val="en-GB"/>
         </w:rPr>
         <w:t>I understand that the researchers will not identify me by name or function in any results using information obtained from this survey and that my identity as a participant in this study remains protected by confidentiality.</w:t>
@@ -733,19 +544,20 @@
     </w:p>
     <w:p>
       <w:pPr>
+        <w:pStyle w:val="Normal"/>
         <w:numPr>
           <w:ilvl w:val="0"/>
           <w:numId w:val="1"/>
         </w:numPr>
-        <w:spacing w:after="0" w:line="240" w:lineRule="auto"/>
-        <w:rPr>
-          <w:rFonts w:ascii="Arial" w:eastAsia="MS Gothic" w:hAnsi="Arial" w:cs="Arial"/>
-          <w:lang w:val="en-GB"/>
-        </w:rPr>
-      </w:pPr>
-      <w:r>
-        <w:rPr>
-          <w:rFonts w:ascii="Arial" w:eastAsia="MS Gothic" w:hAnsi="Arial" w:cs="Arial"/>
+        <w:spacing w:lineRule="auto" w:line="240" w:before="0" w:after="0"/>
+        <w:rPr>
+          <w:rFonts w:ascii="Arial" w:hAnsi="Arial" w:eastAsia="MS Gothic" w:cs="Arial"/>
+          <w:lang w:val="en-GB"/>
+        </w:rPr>
+      </w:pPr>
+      <w:r>
+        <w:rPr>
+          <w:rFonts w:eastAsia="MS Gothic" w:cs="Arial" w:ascii="Arial" w:hAnsi="Arial"/>
           <w:lang w:val="en-GB"/>
         </w:rPr>
         <w:t xml:space="preserve">I consent to my email address being used by the research team and the university to exchange information about the workshop, my participation in the survey and to send the link to participate in the follow-up survey. </w:t>
@@ -753,15 +565,16 @@
     </w:p>
     <w:p>
       <w:pPr>
-        <w:spacing w:after="0" w:line="240" w:lineRule="auto"/>
-        <w:rPr>
-          <w:rFonts w:ascii="Arial" w:eastAsia="MS Gothic" w:hAnsi="Arial" w:cs="Arial"/>
-          <w:lang w:val="en-GB"/>
-        </w:rPr>
-      </w:pPr>
-      <w:r>
-        <w:rPr>
-          <w:rFonts w:ascii="Arial" w:eastAsia="MS Gothic" w:hAnsi="Arial" w:cs="Arial"/>
+        <w:pStyle w:val="Normal"/>
+        <w:spacing w:lineRule="auto" w:line="240" w:before="0" w:after="0"/>
+        <w:rPr>
+          <w:rFonts w:ascii="Arial" w:hAnsi="Arial" w:eastAsia="MS Gothic" w:cs="Arial"/>
+          <w:lang w:val="en-GB"/>
+        </w:rPr>
+      </w:pPr>
+      <w:r>
+        <w:rPr>
+          <w:rFonts w:eastAsia="MS Gothic" w:cs="Arial" w:ascii="Arial" w:hAnsi="Arial"/>
           <w:lang w:val="en-GB"/>
         </w:rPr>
         <w:t xml:space="preserve">      </w:t>
@@ -769,199 +582,180 @@
     </w:p>
     <w:p>
       <w:pPr>
-        <w:spacing w:after="0" w:line="240" w:lineRule="auto"/>
-        <w:rPr>
-          <w:rFonts w:ascii="Arial" w:eastAsia="MS Gothic" w:hAnsi="Arial" w:cs="Arial"/>
-        </w:rPr>
-      </w:pPr>
-      <w:r>
-        <w:rPr>
-          <w:rFonts w:ascii="Arial" w:eastAsia="MS Gothic" w:hAnsi="Arial" w:cs="Arial"/>
+        <w:pStyle w:val="Normal"/>
+        <w:spacing w:lineRule="auto" w:line="240" w:before="0" w:after="0"/>
+        <w:rPr>
+          <w:rFonts w:ascii="Arial" w:hAnsi="Arial" w:eastAsia="MS Gothic" w:cs="Arial"/>
+        </w:rPr>
+      </w:pPr>
+      <w:r>
+        <w:rPr>
+          <w:rFonts w:eastAsia="MS Gothic" w:cs="Arial" w:ascii="Arial" w:hAnsi="Arial"/>
           <w:lang w:val="en-GB"/>
         </w:rPr>
         <w:t xml:space="preserve">I have carefully read and understood the information in this form, and all my questions have been answered. </w:t>
       </w:r>
       <w:r>
         <w:rPr>
-          <w:rFonts w:ascii="Arial" w:eastAsia="MS Gothic" w:hAnsi="Arial" w:cs="Arial"/>
-        </w:rPr>
-        <w:t xml:space="preserve">I </w:t>
-      </w:r>
-      <w:proofErr w:type="spellStart"/>
-      <w:r>
-        <w:rPr>
-          <w:rFonts w:ascii="Arial" w:eastAsia="MS Gothic" w:hAnsi="Arial" w:cs="Arial"/>
-        </w:rPr>
-        <w:t>voluntarily</w:t>
-      </w:r>
-      <w:proofErr w:type="spellEnd"/>
-      <w:r>
-        <w:rPr>
-          <w:rFonts w:ascii="Arial" w:eastAsia="MS Gothic" w:hAnsi="Arial" w:cs="Arial"/>
-        </w:rPr>
-        <w:t xml:space="preserve"> </w:t>
-      </w:r>
-      <w:proofErr w:type="spellStart"/>
-      <w:r>
-        <w:rPr>
-          <w:rFonts w:ascii="Arial" w:eastAsia="MS Gothic" w:hAnsi="Arial" w:cs="Arial"/>
-        </w:rPr>
-        <w:t>agree</w:t>
-      </w:r>
-      <w:proofErr w:type="spellEnd"/>
-      <w:r>
-        <w:rPr>
-          <w:rFonts w:ascii="Arial" w:eastAsia="MS Gothic" w:hAnsi="Arial" w:cs="Arial"/>
-        </w:rPr>
-        <w:t xml:space="preserve"> to </w:t>
-      </w:r>
-      <w:proofErr w:type="spellStart"/>
-      <w:r>
-        <w:rPr>
-          <w:rFonts w:ascii="Arial" w:eastAsia="MS Gothic" w:hAnsi="Arial" w:cs="Arial"/>
-        </w:rPr>
-        <w:t>participate</w:t>
-      </w:r>
-      <w:proofErr w:type="spellEnd"/>
-      <w:r>
-        <w:rPr>
-          <w:rFonts w:ascii="Arial" w:eastAsia="MS Gothic" w:hAnsi="Arial" w:cs="Arial"/>
-        </w:rPr>
-        <w:t xml:space="preserve"> in </w:t>
-      </w:r>
-      <w:proofErr w:type="spellStart"/>
-      <w:r>
-        <w:rPr>
-          <w:rFonts w:ascii="Arial" w:eastAsia="MS Gothic" w:hAnsi="Arial" w:cs="Arial"/>
-        </w:rPr>
-        <w:t>this</w:t>
-      </w:r>
-      <w:proofErr w:type="spellEnd"/>
-      <w:r>
-        <w:rPr>
-          <w:rFonts w:ascii="Arial" w:eastAsia="MS Gothic" w:hAnsi="Arial" w:cs="Arial"/>
-        </w:rPr>
-        <w:t xml:space="preserve"> </w:t>
-      </w:r>
-      <w:proofErr w:type="spellStart"/>
-      <w:r>
-        <w:rPr>
-          <w:rFonts w:ascii="Arial" w:eastAsia="MS Gothic" w:hAnsi="Arial" w:cs="Arial"/>
-        </w:rPr>
-        <w:t>study</w:t>
-      </w:r>
-      <w:proofErr w:type="spellEnd"/>
-      <w:r>
-        <w:rPr>
-          <w:rFonts w:ascii="Arial" w:eastAsia="MS Gothic" w:hAnsi="Arial" w:cs="Arial"/>
-        </w:rPr>
-        <w:t>.</w:t>
+          <w:rFonts w:eastAsia="MS Gothic" w:cs="Arial" w:ascii="Arial" w:hAnsi="Arial"/>
+        </w:rPr>
+        <w:t>I voluntarily agree to participate in this study.</w:t>
       </w:r>
     </w:p>
     <w:p>
       <w:pPr>
+        <w:pStyle w:val="Normal"/>
         <w:numPr>
           <w:ilvl w:val="0"/>
           <w:numId w:val="1"/>
         </w:numPr>
-        <w:spacing w:after="0" w:line="240" w:lineRule="auto"/>
-        <w:rPr>
-          <w:rFonts w:ascii="Arial" w:eastAsia="MS Gothic" w:hAnsi="Arial" w:cs="Arial"/>
-        </w:rPr>
-      </w:pPr>
-      <w:r>
-        <w:rPr>
-          <w:rFonts w:ascii="Arial" w:eastAsia="MS Gothic" w:hAnsi="Arial" w:cs="Arial"/>
+        <w:spacing w:lineRule="auto" w:line="240" w:before="0" w:after="0"/>
+        <w:rPr>
+          <w:rFonts w:ascii="Arial" w:hAnsi="Arial" w:eastAsia="MS Gothic" w:cs="Arial"/>
+        </w:rPr>
+      </w:pPr>
+      <w:r>
+        <w:rPr>
+          <w:rFonts w:eastAsia="MS Gothic" w:cs="Arial" w:ascii="Arial" w:hAnsi="Arial"/>
         </w:rPr>
         <w:t xml:space="preserve">Yes </w:t>
       </w:r>
     </w:p>
     <w:p>
       <w:pPr>
+        <w:pStyle w:val="Normal"/>
         <w:numPr>
           <w:ilvl w:val="0"/>
           <w:numId w:val="1"/>
         </w:numPr>
-        <w:spacing w:after="0" w:line="240" w:lineRule="auto"/>
-      </w:pPr>
-      <w:r>
-        <w:rPr>
-          <w:rFonts w:ascii="Arial" w:eastAsia="MS Gothic" w:hAnsi="Arial" w:cs="Arial"/>
+        <w:spacing w:lineRule="auto" w:line="240" w:before="0" w:after="0"/>
+        <w:rPr/>
+      </w:pPr>
+      <w:r>
+        <w:rPr>
+          <w:rFonts w:eastAsia="MS Gothic" w:cs="Arial" w:ascii="Arial" w:hAnsi="Arial"/>
         </w:rPr>
         <w:t>No</w:t>
       </w:r>
     </w:p>
     <w:sectPr>
-      <w:headerReference w:type="even" r:id="rId12"/>
-      <w:headerReference w:type="default" r:id="rId13"/>
-      <w:footerReference w:type="even" r:id="rId14"/>
-      <w:footerReference w:type="default" r:id="rId15"/>
-      <w:headerReference w:type="first" r:id="rId16"/>
-      <w:footerReference w:type="first" r:id="rId17"/>
+      <w:headerReference w:type="even" r:id="rId4"/>
+      <w:headerReference w:type="default" r:id="rId5"/>
+      <w:headerReference w:type="first" r:id="rId6"/>
+      <w:footerReference w:type="even" r:id="rId7"/>
+      <w:footerReference w:type="default" r:id="rId8"/>
+      <w:footerReference w:type="first" r:id="rId9"/>
+      <w:type w:val="nextPage"/>
       <w:pgSz w:w="11906" w:h="16838"/>
-      <w:pgMar w:top="1417" w:right="1417" w:bottom="1417" w:left="1417" w:header="708" w:footer="708" w:gutter="0"/>
-      <w:cols w:space="720"/>
-      <w:formProt w:val="0"/>
+      <w:pgMar w:left="1417" w:right="1417" w:gutter="0" w:header="708" w:top="1417" w:footer="708" w:bottom="1417"/>
+      <w:pgNumType w:fmt="decimal"/>
+      <w:formProt w:val="false"/>
       <w:titlePg/>
-      <w:docGrid w:linePitch="360" w:charSpace="4096"/>
+      <w:textDirection w:val="lrTb"/>
+      <w:docGrid w:type="default" w:linePitch="360" w:charSpace="8192"/>
     </w:sectPr>
   </w:body>
 </w:document>
 </file>
 
 <file path=word/comments.xml><?xml version="1.0" encoding="utf-8"?>
-<w:comments xmlns:wpc="http://schemas.microsoft.com/office/word/2010/wordprocessingCanvas" xmlns:cx="http://schemas.microsoft.com/office/drawing/2014/chartex" xmlns:cx1="http://schemas.microsoft.com/office/drawing/2015/9/8/chartex" xmlns:cx2="http://schemas.microsoft.com/office/drawing/2015/10/21/chartex" xmlns:cx3="http://schemas.microsoft.com/office/drawing/2016/5/9/chartex" xmlns:cx4="http://schemas.microsoft.com/office/drawing/2016/5/10/chartex" xmlns:cx5="http://schemas.microsoft.com/office/drawing/2016/5/11/chartex" xmlns:cx6="http://schemas.microsoft.com/office/drawing/2016/5/12/chartex" xmlns:cx7="http://schemas.microsoft.com/office/drawing/2016/5/13/chartex" xmlns:cx8="http://schemas.microsoft.com/office/drawing/2016/5/14/chartex" xmlns:mc="http://schemas.openxmlformats.org/markup-compatibility/2006" xmlns:aink="http://schemas.microsoft.com/office/drawing/2016/ink" xmlns:am3d="http://schemas.microsoft.com/office/drawing/2017/model3d" xmlns:o="urn:schemas-microsoft-com:office:office" xmlns:oel="http://schemas.microsoft.com/office/2019/extlst" xmlns:r="http://schemas.openxmlformats.org/officeDocument/2006/relationships" xmlns:m="http://schemas.openxmlformats.org/officeDocument/2006/math" xmlns:v="urn:schemas-microsoft-com:vml" xmlns:wp14="http://schemas.microsoft.com/office/word/2010/wordprocessingDrawing" xmlns:wp="http://schemas.openxmlformats.org/drawingml/2006/wordprocessingDrawing" xmlns:w10="urn:schemas-microsoft-com:office:word" xmlns:w="http://schemas.openxmlformats.org/wordprocessingml/2006/main" xmlns:w14="http://schemas.microsoft.com/office/word/2010/wordml" xmlns:w15="http://schemas.microsoft.com/office/word/2012/wordml" xmlns:w16cex="http://schemas.microsoft.com/office/word/2018/wordml/cex" xmlns:w16cid="http://schemas.microsoft.com/office/word/2016/wordml/cid" xmlns:w16="http://schemas.microsoft.com/office/word/2018/wordml" xmlns:w16du="http://schemas.microsoft.com/office/word/2023/wordml/word16du" xmlns:w16sdtdh="http://schemas.microsoft.com/office/word/2020/wordml/sdtdatahash" xmlns:w16sdtfl="http://schemas.microsoft.com/office/word/2024/wordml/sdtformatlock" xmlns:w16se="http://schemas.microsoft.com/office/word/2015/wordml/symex" xmlns:wpg="http://schemas.microsoft.com/office/word/2010/wordprocessingGroup" xmlns:wpi="http://schemas.microsoft.com/office/word/2010/wordprocessingInk" xmlns:wne="http://schemas.microsoft.com/office/word/2006/wordml" xmlns:wps="http://schemas.microsoft.com/office/word/2010/wordprocessingShape" mc:Ignorable="w14 w15 w16se w16cid w16 w16cex w16sdtdh w16sdtfl w16du wp14">
+<w:comments xmlns:o="urn:schemas-microsoft-com:office:office" xmlns:r="http://schemas.openxmlformats.org/officeDocument/2006/relationships" xmlns:v="urn:schemas-microsoft-com:vml" xmlns:w="http://schemas.openxmlformats.org/wordprocessingml/2006/main" xmlns:w10="urn:schemas-microsoft-com:office:word" xmlns:wp="http://schemas.openxmlformats.org/drawingml/2006/wordprocessingDrawing" xmlns:wps="http://schemas.microsoft.com/office/word/2010/wordprocessingShape" xmlns:wpg="http://schemas.microsoft.com/office/word/2010/wordprocessingGroup" xmlns:mc="http://schemas.openxmlformats.org/markup-compatibility/2006" xmlns:wp14="http://schemas.microsoft.com/office/word/2010/wordprocessingDrawing" xmlns:w14="http://schemas.microsoft.com/office/word/2010/wordml" xmlns:w15="http://schemas.microsoft.com/office/word/2012/wordml" mc:Ignorable="w14 wp14 w15">
   <w:comment w:id="0" w:author="Huguenot-Noel, Robin" w:date="2025-06-24T15:31:00Z" w:initials="RH">
     <w:p>
-      <w:r>
-        <w:rPr>
-          <w:rStyle w:val="CommentReference"/>
-        </w:rPr>
-        <w:annotationRef/>
-      </w:r>
-      <w:r>
-        <w:rPr>
+      <w:pPr>
+        <w:overflowPunct w:val="false"/>
+        <w:spacing w:before="0" w:after="0" w:lineRule="auto" w:line="240"/>
+        <w:rPr/>
+      </w:pPr>
+      <w:r>
+        <w:rPr>
+          <w:rFonts w:ascii="Liberation Serif" w:hAnsi="Liberation Serif" w:eastAsia="DejaVu Sans" w:cs="DejaVu Sans"/>
           <w:sz w:val="20"/>
           <w:szCs w:val="20"/>
+          <w:lang w:val="en-US" w:eastAsia="en-US" w:bidi="en-US"/>
         </w:rPr>
         <w:t>Le suivant est bon pour le titre du papier mais je pense qu’on pourrait utiliser quelque chose de plus neutre pour le projet en soi. A discuter au besoin</w:t>
       </w:r>
     </w:p>
-    <w:p/>
+    <w:p>
+      <w:pPr>
+        <w:overflowPunct w:val="false"/>
+        <w:spacing w:before="0" w:after="0" w:lineRule="auto" w:line="240"/>
+        <w:rPr/>
+      </w:pPr>
+      <w:r>
+        <w:rPr>
+          <w:rFonts w:ascii="Liberation Serif" w:hAnsi="Liberation Serif" w:eastAsia="DejaVu Sans" w:cs="DejaVu Sans"/>
+          <w:sz w:val="24"/>
+          <w:szCs w:val="24"/>
+          <w:lang w:val="en-US" w:eastAsia="en-US" w:bidi="en-US"/>
+        </w:rPr>
+      </w:r>
+    </w:p>
   </w:comment>
   <w:comment w:id="1" w:author="Huguenot-Noel, Robin" w:date="2025-06-24T15:29:00Z" w:initials="RH">
     <w:p>
-      <w:r>
-        <w:rPr>
-          <w:rStyle w:val="CommentReference"/>
-        </w:rPr>
-        <w:annotationRef/>
-      </w:r>
-      <w:r>
-        <w:rPr>
+      <w:pPr>
+        <w:overflowPunct w:val="false"/>
+        <w:spacing w:before="0" w:after="0" w:lineRule="auto" w:line="240"/>
+        <w:rPr/>
+      </w:pPr>
+      <w:r>
+        <w:rPr>
+          <w:rFonts w:ascii="Liberation Serif" w:hAnsi="Liberation Serif" w:eastAsia="DejaVu Sans" w:cs="DejaVu Sans"/>
           <w:color w:val="000000"/>
           <w:sz w:val="20"/>
           <w:szCs w:val="20"/>
+          <w:lang w:val="en-US" w:eastAsia="en-US" w:bidi="en-US"/>
         </w:rPr>
         <w:t>Ca pourrait etre le titre du papier mais je pense qu’on pourrait utiliser quelque chose de plus neutre pour les participants. A discuter au besoin</w:t>
       </w:r>
     </w:p>
-    <w:p/>
-    <w:p/>
+    <w:p>
+      <w:pPr>
+        <w:overflowPunct w:val="false"/>
+        <w:spacing w:before="0" w:after="0" w:lineRule="auto" w:line="240"/>
+        <w:rPr/>
+      </w:pPr>
+      <w:r>
+        <w:rPr>
+          <w:rFonts w:ascii="Liberation Serif" w:hAnsi="Liberation Serif" w:eastAsia="DejaVu Sans" w:cs="DejaVu Sans"/>
+          <w:sz w:val="24"/>
+          <w:szCs w:val="24"/>
+          <w:lang w:val="en-US" w:eastAsia="en-US" w:bidi="en-US"/>
+        </w:rPr>
+      </w:r>
+    </w:p>
+    <w:p>
+      <w:pPr>
+        <w:overflowPunct w:val="false"/>
+        <w:spacing w:before="0" w:after="0" w:lineRule="auto" w:line="240"/>
+        <w:rPr/>
+      </w:pPr>
+      <w:r>
+        <w:rPr>
+          <w:rFonts w:ascii="Liberation Serif" w:hAnsi="Liberation Serif" w:eastAsia="DejaVu Sans" w:cs="DejaVu Sans"/>
+          <w:sz w:val="24"/>
+          <w:szCs w:val="24"/>
+          <w:lang w:val="en-US" w:eastAsia="en-US" w:bidi="en-US"/>
+        </w:rPr>
+      </w:r>
+    </w:p>
   </w:comment>
-  <w:comment w:id="14" w:author="Huguenot-Noel, Robin" w:date="2025-06-24T15:33:00Z" w:initials="RH">
+  <w:comment w:id="2" w:author="Huguenot-Noel, Robin" w:date="2025-06-24T15:33:00Z" w:initials="RH">
     <w:p>
-      <w:r>
-        <w:rPr>
-          <w:rStyle w:val="CommentReference"/>
-        </w:rPr>
-        <w:annotationRef/>
-      </w:r>
-      <w:r>
-        <w:rPr>
+      <w:pPr>
+        <w:overflowPunct w:val="false"/>
+        <w:spacing w:before="0" w:after="0" w:lineRule="auto" w:line="240"/>
+        <w:rPr/>
+      </w:pPr>
+      <w:r>
+        <w:rPr>
+          <w:rFonts w:ascii="Liberation Serif" w:hAnsi="Liberation Serif" w:eastAsia="DejaVu Sans" w:cs="DejaVu Sans"/>
           <w:color w:val="000000"/>
           <w:sz w:val="20"/>
           <w:szCs w:val="20"/>
+          <w:lang w:val="en-US" w:eastAsia="en-US" w:bidi="en-US"/>
         </w:rPr>
         <w:t>Top, merci</w:t>
       </w:r>
@@ -971,96 +765,95 @@
 </file>
 
 <file path=word/commentsExtended.xml><?xml version="1.0" encoding="utf-8"?>
-<w15:commentsEx xmlns:wpc="http://schemas.microsoft.com/office/word/2010/wordprocessingCanvas" xmlns:cx="http://schemas.microsoft.com/office/drawing/2014/chartex" xmlns:cx1="http://schemas.microsoft.com/office/drawing/2015/9/8/chartex" xmlns:cx2="http://schemas.microsoft.com/office/drawing/2015/10/21/chartex" xmlns:cx3="http://schemas.microsoft.com/office/drawing/2016/5/9/chartex" xmlns:cx4="http://schemas.microsoft.com/office/drawing/2016/5/10/chartex" xmlns:cx5="http://schemas.microsoft.com/office/drawing/2016/5/11/chartex" xmlns:cx6="http://schemas.microsoft.com/office/drawing/2016/5/12/chartex" xmlns:cx7="http://schemas.microsoft.com/office/drawing/2016/5/13/chartex" xmlns:cx8="http://schemas.microsoft.com/office/drawing/2016/5/14/chartex" xmlns:mc="http://schemas.openxmlformats.org/markup-compatibility/2006" xmlns:aink="http://schemas.microsoft.com/office/drawing/2016/ink" xmlns:am3d="http://schemas.microsoft.com/office/drawing/2017/model3d" xmlns:o="urn:schemas-microsoft-com:office:office" xmlns:oel="http://schemas.microsoft.com/office/2019/extlst" xmlns:r="http://schemas.openxmlformats.org/officeDocument/2006/relationships" xmlns:m="http://schemas.openxmlformats.org/officeDocument/2006/math" xmlns:v="urn:schemas-microsoft-com:vml" xmlns:wp14="http://schemas.microsoft.com/office/word/2010/wordprocessingDrawing" xmlns:wp="http://schemas.openxmlformats.org/drawingml/2006/wordprocessingDrawing" xmlns:w10="urn:schemas-microsoft-com:office:word" xmlns:w="http://schemas.openxmlformats.org/wordprocessingml/2006/main" xmlns:w14="http://schemas.microsoft.com/office/word/2010/wordml" xmlns:w15="http://schemas.microsoft.com/office/word/2012/wordml" xmlns:w16cex="http://schemas.microsoft.com/office/word/2018/wordml/cex" xmlns:w16cid="http://schemas.microsoft.com/office/word/2016/wordml/cid" xmlns:w16="http://schemas.microsoft.com/office/word/2018/wordml" xmlns:w16du="http://schemas.microsoft.com/office/word/2023/wordml/word16du" xmlns:w16sdtdh="http://schemas.microsoft.com/office/word/2020/wordml/sdtdatahash" xmlns:w16sdtfl="http://schemas.microsoft.com/office/word/2024/wordml/sdtformatlock" xmlns:w16se="http://schemas.microsoft.com/office/word/2015/wordml/symex" xmlns:wpg="http://schemas.microsoft.com/office/word/2010/wordprocessingGroup" xmlns:wpi="http://schemas.microsoft.com/office/word/2010/wordprocessingInk" xmlns:wne="http://schemas.microsoft.com/office/word/2006/wordml" xmlns:wps="http://schemas.microsoft.com/office/word/2010/wordprocessingShape" mc:Ignorable="w14 w15 w16se w16cid w16 w16cex w16sdtdh w16sdtfl w16du wp14">
-  <w15:commentEx w15:paraId="486CB67B" w15:done="0"/>
-  <w15:commentEx w15:paraId="2CAEDB5D" w15:done="0"/>
-  <w15:commentEx w15:paraId="7B7A7C78" w15:done="0"/>
+<w15:commentsEx xmlns:mc="http://schemas.openxmlformats.org/markup-compatibility/2006" xmlns:w15="http://schemas.microsoft.com/office/word/2012/wordml" mc:Ignorable="w15">
+  <w15:commentEx w15:paraId="01000000" w15:done="1"/>
+  <w15:commentEx w15:paraId="02000000" w15:done="1"/>
+  <w15:commentEx w15:paraId="03000000" w15:done="1"/>
 </w15:commentsEx>
 </file>
 
-<file path=word/commentsExtensible.xml><?xml version="1.0" encoding="utf-8"?>
-<w16cex:commentsExtensible xmlns:wpc="http://schemas.microsoft.com/office/word/2010/wordprocessingCanvas" xmlns:cx="http://schemas.microsoft.com/office/drawing/2014/chartex" xmlns:cx1="http://schemas.microsoft.com/office/drawing/2015/9/8/chartex" xmlns:cx2="http://schemas.microsoft.com/office/drawing/2015/10/21/chartex" xmlns:cx3="http://schemas.microsoft.com/office/drawing/2016/5/9/chartex" xmlns:cx4="http://schemas.microsoft.com/office/drawing/2016/5/10/chartex" xmlns:cx5="http://schemas.microsoft.com/office/drawing/2016/5/11/chartex" xmlns:cx6="http://schemas.microsoft.com/office/drawing/2016/5/12/chartex" xmlns:cx7="http://schemas.microsoft.com/office/drawing/2016/5/13/chartex" xmlns:cx8="http://schemas.microsoft.com/office/drawing/2016/5/14/chartex" xmlns:cr="http://schemas.microsoft.com/office/comments/2020/reactions" xmlns:mc="http://schemas.openxmlformats.org/markup-compatibility/2006" xmlns:aink="http://schemas.microsoft.com/office/drawing/2016/ink" xmlns:am3d="http://schemas.microsoft.com/office/drawing/2017/model3d" xmlns:o="urn:schemas-microsoft-com:office:office" xmlns:oel="http://schemas.microsoft.com/office/2019/extlst" xmlns:r="http://schemas.openxmlformats.org/officeDocument/2006/relationships" xmlns:m="http://schemas.openxmlformats.org/officeDocument/2006/math" xmlns:v="urn:schemas-microsoft-com:vml" xmlns:wp14="http://schemas.microsoft.com/office/word/2010/wordprocessingDrawing" xmlns:wp="http://schemas.openxmlformats.org/drawingml/2006/wordprocessingDrawing" xmlns:w10="urn:schemas-microsoft-com:office:word" xmlns:w="http://schemas.openxmlformats.org/wordprocessingml/2006/main" xmlns:w14="http://schemas.microsoft.com/office/word/2010/wordml" xmlns:w15="http://schemas.microsoft.com/office/word/2012/wordml" xmlns:w16cex="http://schemas.microsoft.com/office/word/2018/wordml/cex" xmlns:w16cid="http://schemas.microsoft.com/office/word/2016/wordml/cid" xmlns:w16="http://schemas.microsoft.com/office/word/2018/wordml" xmlns:w16du="http://schemas.microsoft.com/office/word/2023/wordml/word16du" xmlns:w16sdtdh="http://schemas.microsoft.com/office/word/2020/wordml/sdtdatahash" xmlns:w16sdtfl="http://schemas.microsoft.com/office/word/2024/wordml/sdtformatlock" xmlns:w16se="http://schemas.microsoft.com/office/word/2015/wordml/symex" xmlns:wpg="http://schemas.microsoft.com/office/word/2010/wordprocessingGroup" xmlns:wpi="http://schemas.microsoft.com/office/word/2010/wordprocessingInk" xmlns:wne="http://schemas.microsoft.com/office/word/2006/wordml" xmlns:wps="http://schemas.microsoft.com/office/word/2010/wordprocessingShape" mc:Ignorable="w14 w15 w16se w16cid w16 w16cex w16sdtdh w16sdtfl cr w16du wp14">
-  <w16cex:commentExtensible w16cex:durableId="69240EEE" w16cex:dateUtc="2025-06-24T13:31:00Z"/>
-  <w16cex:commentExtensible w16cex:durableId="2ACA9B24" w16cex:dateUtc="2025-06-24T13:29:00Z"/>
-  <w16cex:commentExtensible w16cex:durableId="611167C0" w16cex:dateUtc="2025-06-24T13:33:00Z"/>
-</w16cex:commentsExtensible>
-</file>
-
-<file path=word/commentsIds.xml><?xml version="1.0" encoding="utf-8"?>
-<w16cid:commentsIds xmlns:wpc="http://schemas.microsoft.com/office/word/2010/wordprocessingCanvas" xmlns:cx="http://schemas.microsoft.com/office/drawing/2014/chartex" xmlns:cx1="http://schemas.microsoft.com/office/drawing/2015/9/8/chartex" xmlns:cx2="http://schemas.microsoft.com/office/drawing/2015/10/21/chartex" xmlns:cx3="http://schemas.microsoft.com/office/drawing/2016/5/9/chartex" xmlns:cx4="http://schemas.microsoft.com/office/drawing/2016/5/10/chartex" xmlns:cx5="http://schemas.microsoft.com/office/drawing/2016/5/11/chartex" xmlns:cx6="http://schemas.microsoft.com/office/drawing/2016/5/12/chartex" xmlns:cx7="http://schemas.microsoft.com/office/drawing/2016/5/13/chartex" xmlns:cx8="http://schemas.microsoft.com/office/drawing/2016/5/14/chartex" xmlns:mc="http://schemas.openxmlformats.org/markup-compatibility/2006" xmlns:aink="http://schemas.microsoft.com/office/drawing/2016/ink" xmlns:am3d="http://schemas.microsoft.com/office/drawing/2017/model3d" xmlns:o="urn:schemas-microsoft-com:office:office" xmlns:oel="http://schemas.microsoft.com/office/2019/extlst" xmlns:r="http://schemas.openxmlformats.org/officeDocument/2006/relationships" xmlns:m="http://schemas.openxmlformats.org/officeDocument/2006/math" xmlns:v="urn:schemas-microsoft-com:vml" xmlns:wp14="http://schemas.microsoft.com/office/word/2010/wordprocessingDrawing" xmlns:wp="http://schemas.openxmlformats.org/drawingml/2006/wordprocessingDrawing" xmlns:w10="urn:schemas-microsoft-com:office:word" xmlns:w="http://schemas.openxmlformats.org/wordprocessingml/2006/main" xmlns:w14="http://schemas.microsoft.com/office/word/2010/wordml" xmlns:w15="http://schemas.microsoft.com/office/word/2012/wordml" xmlns:w16cex="http://schemas.microsoft.com/office/word/2018/wordml/cex" xmlns:w16cid="http://schemas.microsoft.com/office/word/2016/wordml/cid" xmlns:w16="http://schemas.microsoft.com/office/word/2018/wordml" xmlns:w16du="http://schemas.microsoft.com/office/word/2023/wordml/word16du" xmlns:w16sdtdh="http://schemas.microsoft.com/office/word/2020/wordml/sdtdatahash" xmlns:w16sdtfl="http://schemas.microsoft.com/office/word/2024/wordml/sdtformatlock" xmlns:w16se="http://schemas.microsoft.com/office/word/2015/wordml/symex" xmlns:wpg="http://schemas.microsoft.com/office/word/2010/wordprocessingGroup" xmlns:wpi="http://schemas.microsoft.com/office/word/2010/wordprocessingInk" xmlns:wne="http://schemas.microsoft.com/office/word/2006/wordml" xmlns:wps="http://schemas.microsoft.com/office/word/2010/wordprocessingShape" mc:Ignorable="w14 w15 w16se w16cid w16 w16cex w16sdtdh w16sdtfl w16du wp14">
-  <w16cid:commentId w16cid:paraId="486CB67B" w16cid:durableId="69240EEE"/>
-  <w16cid:commentId w16cid:paraId="2CAEDB5D" w16cid:durableId="2ACA9B24"/>
-  <w16cid:commentId w16cid:paraId="7B7A7C78" w16cid:durableId="611167C0"/>
-</w16cid:commentsIds>
-</file>
-
-<file path=word/endnotes.xml><?xml version="1.0" encoding="utf-8"?>
-<w:endnotes xmlns:wpc="http://schemas.microsoft.com/office/word/2010/wordprocessingCanvas" xmlns:cx="http://schemas.microsoft.com/office/drawing/2014/chartex" xmlns:cx1="http://schemas.microsoft.com/office/drawing/2015/9/8/chartex" xmlns:cx2="http://schemas.microsoft.com/office/drawing/2015/10/21/chartex" xmlns:cx3="http://schemas.microsoft.com/office/drawing/2016/5/9/chartex" xmlns:cx4="http://schemas.microsoft.com/office/drawing/2016/5/10/chartex" xmlns:cx5="http://schemas.microsoft.com/office/drawing/2016/5/11/chartex" xmlns:cx6="http://schemas.microsoft.com/office/drawing/2016/5/12/chartex" xmlns:cx7="http://schemas.microsoft.com/office/drawing/2016/5/13/chartex" xmlns:cx8="http://schemas.microsoft.com/office/drawing/2016/5/14/chartex" xmlns:mc="http://schemas.openxmlformats.org/markup-compatibility/2006" xmlns:aink="http://schemas.microsoft.com/office/drawing/2016/ink" xmlns:am3d="http://schemas.microsoft.com/office/drawing/2017/model3d" xmlns:o="urn:schemas-microsoft-com:office:office" xmlns:oel="http://schemas.microsoft.com/office/2019/extlst" xmlns:r="http://schemas.openxmlformats.org/officeDocument/2006/relationships" xmlns:m="http://schemas.openxmlformats.org/officeDocument/2006/math" xmlns:v="urn:schemas-microsoft-com:vml" xmlns:wp14="http://schemas.microsoft.com/office/word/2010/wordprocessingDrawing" xmlns:wp="http://schemas.openxmlformats.org/drawingml/2006/wordprocessingDrawing" xmlns:w10="urn:schemas-microsoft-com:office:word" xmlns:w="http://schemas.openxmlformats.org/wordprocessingml/2006/main" xmlns:w14="http://schemas.microsoft.com/office/word/2010/wordml" xmlns:w15="http://schemas.microsoft.com/office/word/2012/wordml" xmlns:w16cex="http://schemas.microsoft.com/office/word/2018/wordml/cex" xmlns:w16cid="http://schemas.microsoft.com/office/word/2016/wordml/cid" xmlns:w16="http://schemas.microsoft.com/office/word/2018/wordml" xmlns:w16du="http://schemas.microsoft.com/office/word/2023/wordml/word16du" xmlns:w16sdtdh="http://schemas.microsoft.com/office/word/2020/wordml/sdtdatahash" xmlns:w16sdtfl="http://schemas.microsoft.com/office/word/2024/wordml/sdtformatlock" xmlns:w16se="http://schemas.microsoft.com/office/word/2015/wordml/symex" xmlns:wpg="http://schemas.microsoft.com/office/word/2010/wordprocessingGroup" xmlns:wpi="http://schemas.microsoft.com/office/word/2010/wordprocessingInk" xmlns:wne="http://schemas.microsoft.com/office/word/2006/wordml" xmlns:wps="http://schemas.microsoft.com/office/word/2010/wordprocessingShape" mc:Ignorable="w14 w15 w16se w16cid w16 w16cex w16sdtdh w16sdtfl w16du wp14">
-  <w:endnote w:type="separator" w:id="-1">
-    <w:p>
-      <w:pPr>
-        <w:spacing w:after="0" w:line="240" w:lineRule="auto"/>
-      </w:pPr>
-      <w:r>
-        <w:separator/>
-      </w:r>
-    </w:p>
-  </w:endnote>
-  <w:endnote w:type="continuationSeparator" w:id="0">
-    <w:p>
-      <w:pPr>
-        <w:spacing w:after="0" w:line="240" w:lineRule="auto"/>
-      </w:pPr>
-      <w:r>
-        <w:continuationSeparator/>
-      </w:r>
-    </w:p>
-  </w:endnote>
-</w:endnotes>
-</file>
-
 <file path=word/footer1.xml><?xml version="1.0" encoding="utf-8"?>
-<w:ftr xmlns:wpc="http://schemas.microsoft.com/office/word/2010/wordprocessingCanvas" xmlns:cx="http://schemas.microsoft.com/office/drawing/2014/chartex" xmlns:cx1="http://schemas.microsoft.com/office/drawing/2015/9/8/chartex" xmlns:cx2="http://schemas.microsoft.com/office/drawing/2015/10/21/chartex" xmlns:cx3="http://schemas.microsoft.com/office/drawing/2016/5/9/chartex" xmlns:cx4="http://schemas.microsoft.com/office/drawing/2016/5/10/chartex" xmlns:cx5="http://schemas.microsoft.com/office/drawing/2016/5/11/chartex" xmlns:cx6="http://schemas.microsoft.com/office/drawing/2016/5/12/chartex" xmlns:cx7="http://schemas.microsoft.com/office/drawing/2016/5/13/chartex" xmlns:cx8="http://schemas.microsoft.com/office/drawing/2016/5/14/chartex" xmlns:mc="http://schemas.openxmlformats.org/markup-compatibility/2006" xmlns:aink="http://schemas.microsoft.com/office/drawing/2016/ink" xmlns:am3d="http://schemas.microsoft.com/office/drawing/2017/model3d" xmlns:o="urn:schemas-microsoft-com:office:office" xmlns:oel="http://schemas.microsoft.com/office/2019/extlst" xmlns:r="http://schemas.openxmlformats.org/officeDocument/2006/relationships" xmlns:m="http://schemas.openxmlformats.org/officeDocument/2006/math" xmlns:v="urn:schemas-microsoft-com:vml" xmlns:wp14="http://schemas.microsoft.com/office/word/2010/wordprocessingDrawing" xmlns:wp="http://schemas.openxmlformats.org/drawingml/2006/wordprocessingDrawing" xmlns:w10="urn:schemas-microsoft-com:office:word" xmlns:w="http://schemas.openxmlformats.org/wordprocessingml/2006/main" xmlns:w14="http://schemas.microsoft.com/office/word/2010/wordml" xmlns:w15="http://schemas.microsoft.com/office/word/2012/wordml" xmlns:w16cex="http://schemas.microsoft.com/office/word/2018/wordml/cex" xmlns:w16cid="http://schemas.microsoft.com/office/word/2016/wordml/cid" xmlns:w16="http://schemas.microsoft.com/office/word/2018/wordml" xmlns:w16du="http://schemas.microsoft.com/office/word/2023/wordml/word16du" xmlns:w16sdtdh="http://schemas.microsoft.com/office/word/2020/wordml/sdtdatahash" xmlns:w16sdtfl="http://schemas.microsoft.com/office/word/2024/wordml/sdtformatlock" xmlns:w16se="http://schemas.microsoft.com/office/word/2015/wordml/symex" xmlns:wpg="http://schemas.microsoft.com/office/word/2010/wordprocessingGroup" xmlns:wpi="http://schemas.microsoft.com/office/word/2010/wordprocessingInk" xmlns:wne="http://schemas.microsoft.com/office/word/2006/wordml" xmlns:wps="http://schemas.microsoft.com/office/word/2010/wordprocessingShape" mc:Ignorable="w14 w15 w16se w16cid w16 w16cex w16sdtdh w16sdtfl w16du wp14">
+<w:ftr xmlns:o="urn:schemas-microsoft-com:office:office" xmlns:r="http://schemas.openxmlformats.org/officeDocument/2006/relationships" xmlns:v="urn:schemas-microsoft-com:vml" xmlns:w="http://schemas.openxmlformats.org/wordprocessingml/2006/main" xmlns:w10="urn:schemas-microsoft-com:office:word" xmlns:wp="http://schemas.openxmlformats.org/drawingml/2006/wordprocessingDrawing" xmlns:wps="http://schemas.microsoft.com/office/word/2010/wordprocessingShape" xmlns:wpg="http://schemas.microsoft.com/office/word/2010/wordprocessingGroup" xmlns:mc="http://schemas.openxmlformats.org/markup-compatibility/2006" xmlns:wp14="http://schemas.microsoft.com/office/word/2010/wordprocessingDrawing" xmlns:w14="http://schemas.microsoft.com/office/word/2010/wordml" xmlns:w15="http://schemas.microsoft.com/office/word/2012/wordml" mc:Ignorable="w14 wp14 w15">
   <w:p>
     <w:pPr>
       <w:pStyle w:val="Footer"/>
+      <w:rPr/>
     </w:pPr>
+    <w:r>
+      <w:rPr/>
+    </w:r>
   </w:p>
 </w:ftr>
 </file>
 
 <file path=word/footer2.xml><?xml version="1.0" encoding="utf-8"?>
-<w:ftr xmlns:wpc="http://schemas.microsoft.com/office/word/2010/wordprocessingCanvas" xmlns:cx="http://schemas.microsoft.com/office/drawing/2014/chartex" xmlns:cx1="http://schemas.microsoft.com/office/drawing/2015/9/8/chartex" xmlns:cx2="http://schemas.microsoft.com/office/drawing/2015/10/21/chartex" xmlns:cx3="http://schemas.microsoft.com/office/drawing/2016/5/9/chartex" xmlns:cx4="http://schemas.microsoft.com/office/drawing/2016/5/10/chartex" xmlns:cx5="http://schemas.microsoft.com/office/drawing/2016/5/11/chartex" xmlns:cx6="http://schemas.microsoft.com/office/drawing/2016/5/12/chartex" xmlns:cx7="http://schemas.microsoft.com/office/drawing/2016/5/13/chartex" xmlns:cx8="http://schemas.microsoft.com/office/drawing/2016/5/14/chartex" xmlns:mc="http://schemas.openxmlformats.org/markup-compatibility/2006" xmlns:aink="http://schemas.microsoft.com/office/drawing/2016/ink" xmlns:am3d="http://schemas.microsoft.com/office/drawing/2017/model3d" xmlns:o="urn:schemas-microsoft-com:office:office" xmlns:oel="http://schemas.microsoft.com/office/2019/extlst" xmlns:r="http://schemas.openxmlformats.org/officeDocument/2006/relationships" xmlns:m="http://schemas.openxmlformats.org/officeDocument/2006/math" xmlns:v="urn:schemas-microsoft-com:vml" xmlns:wp14="http://schemas.microsoft.com/office/word/2010/wordprocessingDrawing" xmlns:wp="http://schemas.openxmlformats.org/drawingml/2006/wordprocessingDrawing" xmlns:w10="urn:schemas-microsoft-com:office:word" xmlns:w="http://schemas.openxmlformats.org/wordprocessingml/2006/main" xmlns:w14="http://schemas.microsoft.com/office/word/2010/wordml" xmlns:w15="http://schemas.microsoft.com/office/word/2012/wordml" xmlns:w16cex="http://schemas.microsoft.com/office/word/2018/wordml/cex" xmlns:w16cid="http://schemas.microsoft.com/office/word/2016/wordml/cid" xmlns:w16="http://schemas.microsoft.com/office/word/2018/wordml" xmlns:w16du="http://schemas.microsoft.com/office/word/2023/wordml/word16du" xmlns:w16sdtdh="http://schemas.microsoft.com/office/word/2020/wordml/sdtdatahash" xmlns:w16sdtfl="http://schemas.microsoft.com/office/word/2024/wordml/sdtformatlock" xmlns:w16se="http://schemas.microsoft.com/office/word/2015/wordml/symex" xmlns:wpg="http://schemas.microsoft.com/office/word/2010/wordprocessingGroup" xmlns:wpi="http://schemas.microsoft.com/office/word/2010/wordprocessingInk" xmlns:wne="http://schemas.microsoft.com/office/word/2006/wordml" xmlns:wps="http://schemas.microsoft.com/office/word/2010/wordprocessingShape" mc:Ignorable="w14 w15 w16se w16cid w16 w16cex w16sdtdh w16sdtfl w16du wp14">
+<w:ftr xmlns:o="urn:schemas-microsoft-com:office:office" xmlns:r="http://schemas.openxmlformats.org/officeDocument/2006/relationships" xmlns:v="urn:schemas-microsoft-com:vml" xmlns:w="http://schemas.openxmlformats.org/wordprocessingml/2006/main" xmlns:w10="urn:schemas-microsoft-com:office:word" xmlns:wp="http://schemas.openxmlformats.org/drawingml/2006/wordprocessingDrawing" xmlns:wps="http://schemas.microsoft.com/office/word/2010/wordprocessingShape" xmlns:wpg="http://schemas.microsoft.com/office/word/2010/wordprocessingGroup" xmlns:mc="http://schemas.openxmlformats.org/markup-compatibility/2006" xmlns:wp14="http://schemas.microsoft.com/office/word/2010/wordprocessingDrawing" xmlns:w14="http://schemas.microsoft.com/office/word/2010/wordml" xmlns:w15="http://schemas.microsoft.com/office/word/2012/wordml" mc:Ignorable="w14 wp14 w15">
   <w:p>
     <w:pPr>
       <w:pStyle w:val="Footer"/>
+      <w:rPr/>
     </w:pPr>
     <w:r>
       <w:fldChar w:fldCharType="begin"/>
     </w:r>
     <w:r>
-      <w:instrText>ADVANCE</w:instrText>
-    </w:r>
-    <w:r>
+      <w:rPr/>
+      <w:instrText xml:space="preserve">ADVANCE</w:instrText>
+    </w:r>
+    <w:r>
+      <w:rPr/>
+    </w:r>
+    <w:r>
+      <w:rPr/>
       <w:fldChar w:fldCharType="separate"/>
     </w:r>
     <w:r>
+      <w:rPr/>
+    </w:r>
+    <w:r>
+      <w:rPr/>
+    </w:r>
+    <w:r>
+      <w:rPr/>
       <w:fldChar w:fldCharType="end"/>
     </w:r>
-    <w:fldSimple w:instr="USERADDRESS  \* MERGEFORMAT"/>
+    <w:r>
+      <w:fldChar w:fldCharType="begin"/>
+    </w:r>
+    <w:r>
+      <w:rPr/>
+      <w:instrText xml:space="preserve">USERADDRESS  \* MERGEFORMAT</w:instrText>
+    </w:r>
+    <w:r>
+      <w:rPr/>
+    </w:r>
+    <w:r>
+      <w:rPr/>
+      <w:fldChar w:fldCharType="separate"/>
+    </w:r>
+    <w:r>
+      <w:rPr/>
+    </w:r>
+    <w:r/>
+    <w:r>
+      <w:rPr/>
+      <w:fldChar w:fldCharType="end"/>
+    </w:r>
+    <w:r>
+      <w:rPr/>
+    </w:r>
   </w:p>
   <w:p>
     <w:pPr>
       <w:pStyle w:val="Footer"/>
+      <w:rPr/>
     </w:pPr>
     <w:r>
-      <w:rPr>
-        <w:noProof/>
-      </w:rPr>
+      <w:rPr/>
       <mc:AlternateContent>
         <mc:Choice Requires="wps">
           <w:drawing>
-            <wp:anchor distT="0" distB="2540" distL="0" distR="5080" simplePos="0" relativeHeight="8" behindDoc="1" locked="0" layoutInCell="1" allowOverlap="1" wp14:anchorId="6208583D" wp14:editId="752E03C8">
+            <wp:anchor behindDoc="1" distT="635" distB="0" distL="635" distR="0" simplePos="0" locked="0" layoutInCell="1" allowOverlap="1" relativeHeight="8" wp14:anchorId="6208583D">
               <wp:simplePos x="0" y="0"/>
               <wp:positionH relativeFrom="column">
                 <wp:posOffset>2798445</wp:posOffset>
@@ -1072,7 +865,6 @@
               <wp:effectExtent l="635" t="635" r="0" b="0"/>
               <wp:wrapNone/>
               <wp:docPr id="3" name="Zone de texte 5"/>
-              <wp:cNvGraphicFramePr/>
               <a:graphic xmlns:a="http://schemas.openxmlformats.org/drawingml/2006/main">
                 <a:graphicData uri="http://schemas.microsoft.com/office/word/2010/wordprocessingShape">
                   <wps:wsp>
@@ -1091,15 +883,9 @@
                       </a:ln>
                     </wps:spPr>
                     <wps:style>
-                      <a:lnRef idx="0">
-                        <a:scrgbClr r="0" g="0" b="0"/>
-                      </a:lnRef>
-                      <a:fillRef idx="0">
-                        <a:scrgbClr r="0" g="0" b="0"/>
-                      </a:fillRef>
-                      <a:effectRef idx="0">
-                        <a:scrgbClr r="0" g="0" b="0"/>
-                      </a:effectRef>
+                      <a:lnRef idx="0"/>
+                      <a:fillRef idx="0"/>
+                      <a:effectRef idx="0"/>
                       <a:fontRef idx="minor"/>
                     </wps:style>
                     <wps:txbx>
@@ -1108,31 +894,23 @@
                           <w:pPr>
                             <w:pStyle w:val="Paragraphestandard"/>
                             <w:tabs>
-                              <w:tab w:val="left" w:pos="1418"/>
+                              <w:tab w:val="clear" w:pos="708"/>
+                              <w:tab w:val="left" w:pos="1418" w:leader="none"/>
                             </w:tabs>
-                            <w:spacing w:line="240" w:lineRule="auto"/>
+                            <w:spacing w:lineRule="auto" w:line="240"/>
                             <w:rPr>
                               <w:rFonts w:ascii="Suisse Int'l Light" w:hAnsi="Suisse Int'l Light" w:cs="Suisse Int'l Light"/>
                               <w:sz w:val="15"/>
                               <w:szCs w:val="15"/>
                             </w:rPr>
                           </w:pPr>
-                          <w:proofErr w:type="gramStart"/>
                           <w:r>
                             <w:rPr>
-                              <w:rFonts w:ascii="Suisse Int'l Light" w:hAnsi="Suisse Int'l Light" w:cs="Suisse Int'l Light"/>
+                              <w:rFonts w:cs="Suisse Int'l Light" w:ascii="Suisse Int'l Light" w:hAnsi="Suisse Int'l Light"/>
                               <w:sz w:val="15"/>
                               <w:szCs w:val="15"/>
                             </w:rPr>
                             <w:t>Phone:</w:t>
-                          </w:r>
-                          <w:proofErr w:type="gramEnd"/>
-                          <w:r>
-                            <w:rPr>
-                              <w:rFonts w:ascii="Suisse Int'l Light" w:hAnsi="Suisse Int'l Light" w:cs="Suisse Int'l Light"/>
-                              <w:sz w:val="15"/>
-                              <w:szCs w:val="15"/>
-                            </w:rPr>
                             <w:tab/>
                             <w:t>+41 21 693 43 61</w:t>
                           </w:r>
@@ -1141,54 +919,10 @@
                           <w:pPr>
                             <w:pStyle w:val="Paragraphestandard"/>
                             <w:tabs>
-                              <w:tab w:val="left" w:pos="1418"/>
+                              <w:tab w:val="clear" w:pos="708"/>
+                              <w:tab w:val="left" w:pos="1418" w:leader="none"/>
                             </w:tabs>
-                            <w:spacing w:line="240" w:lineRule="auto"/>
-                            <w:rPr>
-                              <w:rFonts w:ascii="Suisse Int'l Light" w:hAnsi="Suisse Int'l Light" w:cs="Suisse Int'l Light"/>
-                              <w:sz w:val="15"/>
-                              <w:szCs w:val="15"/>
-                              <w:lang w:val="de-CH"/>
-                            </w:rPr>
-                          </w:pPr>
-                          <w:proofErr w:type="spellStart"/>
-                          <w:r>
-                            <w:rPr>
-                              <w:rFonts w:ascii="Suisse Int'l Light" w:hAnsi="Suisse Int'l Light" w:cs="Suisse Int'l Light"/>
-                              <w:sz w:val="15"/>
-                              <w:szCs w:val="15"/>
-                              <w:lang w:val="de-CH"/>
-                            </w:rPr>
-                            <w:t>E-mail</w:t>
-                          </w:r>
-                          <w:proofErr w:type="spellEnd"/>
-                          <w:r>
-                            <w:rPr>
-                              <w:rFonts w:ascii="Suisse Int'l Light" w:hAnsi="Suisse Int'l Light" w:cs="Suisse Int'l Light"/>
-                              <w:sz w:val="15"/>
-                              <w:szCs w:val="15"/>
-                              <w:lang w:val="de-CH"/>
-                            </w:rPr>
-                            <w:t>:</w:t>
-                          </w:r>
-                          <w:r>
-                            <w:rPr>
-                              <w:rFonts w:ascii="Suisse Int'l Light" w:hAnsi="Suisse Int'l Light" w:cs="Suisse Int'l Light"/>
-                              <w:sz w:val="15"/>
-                              <w:szCs w:val="15"/>
-                              <w:lang w:val="de-CH"/>
-                            </w:rPr>
-                            <w:tab/>
-                            <w:t>research@epfl.ch</w:t>
-                          </w:r>
-                        </w:p>
-                        <w:p>
-                          <w:pPr>
-                            <w:pStyle w:val="Paragraphestandard"/>
-                            <w:tabs>
-                              <w:tab w:val="left" w:pos="1418"/>
-                            </w:tabs>
-                            <w:spacing w:line="240" w:lineRule="auto"/>
+                            <w:spacing w:lineRule="auto" w:line="240"/>
                             <w:rPr>
                               <w:rFonts w:ascii="Suisse Int'l Light" w:hAnsi="Suisse Int'l Light" w:cs="Suisse Int'l Light"/>
                               <w:sz w:val="15"/>
@@ -1198,30 +932,47 @@
                           </w:pPr>
                           <w:r>
                             <w:rPr>
-                              <w:rFonts w:ascii="Suisse Int'l Light" w:hAnsi="Suisse Int'l Light" w:cs="Suisse Int'l Light"/>
+                              <w:rFonts w:cs="Suisse Int'l Light" w:ascii="Suisse Int'l Light" w:hAnsi="Suisse Int'l Light"/>
                               <w:sz w:val="15"/>
                               <w:szCs w:val="15"/>
                               <w:lang w:val="de-CH"/>
                             </w:rPr>
-                            <w:t>Website:</w:t>
+                            <w:t>E-mail:</w:t>
+                            <w:tab/>
+                            <w:t>research@epfl.ch</w:t>
                           </w:r>
-                          <w:r>
+                        </w:p>
+                        <w:p>
+                          <w:pPr>
+                            <w:pStyle w:val="Paragraphestandard"/>
+                            <w:tabs>
+                              <w:tab w:val="clear" w:pos="708"/>
+                              <w:tab w:val="left" w:pos="1418" w:leader="none"/>
+                            </w:tabs>
+                            <w:spacing w:lineRule="auto" w:line="240"/>
                             <w:rPr>
                               <w:rFonts w:ascii="Suisse Int'l Light" w:hAnsi="Suisse Int'l Light" w:cs="Suisse Int'l Light"/>
                               <w:sz w:val="15"/>
                               <w:szCs w:val="15"/>
                               <w:lang w:val="de-CH"/>
                             </w:rPr>
+                          </w:pPr>
+                          <w:r>
+                            <w:rPr>
+                              <w:rFonts w:cs="Suisse Int'l Light" w:ascii="Suisse Int'l Light" w:hAnsi="Suisse Int'l Light"/>
+                              <w:sz w:val="15"/>
+                              <w:szCs w:val="15"/>
+                              <w:lang w:val="de-CH"/>
+                            </w:rPr>
+                            <w:t>Website:</w:t>
                             <w:tab/>
                             <w:t>www.epfl.ch/research</w:t>
                           </w:r>
                         </w:p>
                       </w:txbxContent>
                     </wps:txbx>
-                    <wps:bodyPr lIns="0" tIns="0" rIns="0" bIns="0" anchor="t">
-                      <a:prstTxWarp prst="textNoShape">
-                        <a:avLst/>
-                      </a:prstTxWarp>
+                    <wps:bodyPr lIns="0" rIns="0" tIns="0" bIns="0" anchor="t">
+                      <a:prstTxWarp prst="textNoShape"/>
                       <a:noAutofit/>
                     </wps:bodyPr>
                   </wps:wsp>
@@ -1232,38 +983,32 @@
         </mc:Choice>
         <mc:Fallback>
           <w:pict>
-            <v:rect w14:anchorId="6208583D" id="Zone de texte 5" o:spid="_x0000_s1026" style="position:absolute;margin-left:220.35pt;margin-top:30.6pt;width:161.55pt;height:53.75pt;z-index:-503316472;visibility:visible;mso-wrap-style:square;mso-wrap-distance-left:0;mso-wrap-distance-top:0;mso-wrap-distance-right:.4pt;mso-wrap-distance-bottom:.2pt;mso-position-horizontal:absolute;mso-position-horizontal-relative:text;mso-position-vertical:absolute;mso-position-vertical-relative:bottom-margin-area;v-text-anchor:top" o:gfxdata="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" filled="f" stroked="f" strokeweight=".5pt">
-              <v:textbox inset="0,0,0,0">
+            <v:rect id="shape_0" ID="Zone de texte 5" path="m0,0l-2147483645,0l-2147483645,-2147483646l0,-2147483646xe" stroked="f" o:allowincell="f" style="position:absolute;margin-left:220.35pt;margin-top:30.6pt;width:161.5pt;height:53.7pt;mso-wrap-style:square;v-text-anchor:top" wp14:anchorId="6208583D">
+              <v:fill o:detectmouseclick="t" on="false"/>
+              <v:stroke color="#3465a4" weight="6480" joinstyle="round" endcap="flat"/>
+              <v:textbox>
                 <w:txbxContent>
                   <w:p>
                     <w:pPr>
                       <w:pStyle w:val="Paragraphestandard"/>
                       <w:tabs>
-                        <w:tab w:val="left" w:pos="1418"/>
+                        <w:tab w:val="clear" w:pos="708"/>
+                        <w:tab w:val="left" w:pos="1418" w:leader="none"/>
                       </w:tabs>
-                      <w:spacing w:line="240" w:lineRule="auto"/>
+                      <w:spacing w:lineRule="auto" w:line="240"/>
                       <w:rPr>
                         <w:rFonts w:ascii="Suisse Int'l Light" w:hAnsi="Suisse Int'l Light" w:cs="Suisse Int'l Light"/>
                         <w:sz w:val="15"/>
                         <w:szCs w:val="15"/>
                       </w:rPr>
                     </w:pPr>
-                    <w:proofErr w:type="gramStart"/>
                     <w:r>
                       <w:rPr>
-                        <w:rFonts w:ascii="Suisse Int'l Light" w:hAnsi="Suisse Int'l Light" w:cs="Suisse Int'l Light"/>
+                        <w:rFonts w:cs="Suisse Int'l Light" w:ascii="Suisse Int'l Light" w:hAnsi="Suisse Int'l Light"/>
                         <w:sz w:val="15"/>
                         <w:szCs w:val="15"/>
                       </w:rPr>
                       <w:t>Phone:</w:t>
-                    </w:r>
-                    <w:proofErr w:type="gramEnd"/>
-                    <w:r>
-                      <w:rPr>
-                        <w:rFonts w:ascii="Suisse Int'l Light" w:hAnsi="Suisse Int'l Light" w:cs="Suisse Int'l Light"/>
-                        <w:sz w:val="15"/>
-                        <w:szCs w:val="15"/>
-                      </w:rPr>
                       <w:tab/>
                       <w:t>+41 21 693 43 61</w:t>
                     </w:r>
@@ -1272,54 +1017,10 @@
                     <w:pPr>
                       <w:pStyle w:val="Paragraphestandard"/>
                       <w:tabs>
-                        <w:tab w:val="left" w:pos="1418"/>
+                        <w:tab w:val="clear" w:pos="708"/>
+                        <w:tab w:val="left" w:pos="1418" w:leader="none"/>
                       </w:tabs>
-                      <w:spacing w:line="240" w:lineRule="auto"/>
-                      <w:rPr>
-                        <w:rFonts w:ascii="Suisse Int'l Light" w:hAnsi="Suisse Int'l Light" w:cs="Suisse Int'l Light"/>
-                        <w:sz w:val="15"/>
-                        <w:szCs w:val="15"/>
-                        <w:lang w:val="de-CH"/>
-                      </w:rPr>
-                    </w:pPr>
-                    <w:proofErr w:type="spellStart"/>
-                    <w:r>
-                      <w:rPr>
-                        <w:rFonts w:ascii="Suisse Int'l Light" w:hAnsi="Suisse Int'l Light" w:cs="Suisse Int'l Light"/>
-                        <w:sz w:val="15"/>
-                        <w:szCs w:val="15"/>
-                        <w:lang w:val="de-CH"/>
-                      </w:rPr>
-                      <w:t>E-mail</w:t>
-                    </w:r>
-                    <w:proofErr w:type="spellEnd"/>
-                    <w:r>
-                      <w:rPr>
-                        <w:rFonts w:ascii="Suisse Int'l Light" w:hAnsi="Suisse Int'l Light" w:cs="Suisse Int'l Light"/>
-                        <w:sz w:val="15"/>
-                        <w:szCs w:val="15"/>
-                        <w:lang w:val="de-CH"/>
-                      </w:rPr>
-                      <w:t>:</w:t>
-                    </w:r>
-                    <w:r>
-                      <w:rPr>
-                        <w:rFonts w:ascii="Suisse Int'l Light" w:hAnsi="Suisse Int'l Light" w:cs="Suisse Int'l Light"/>
-                        <w:sz w:val="15"/>
-                        <w:szCs w:val="15"/>
-                        <w:lang w:val="de-CH"/>
-                      </w:rPr>
-                      <w:tab/>
-                      <w:t>research@epfl.ch</w:t>
-                    </w:r>
-                  </w:p>
-                  <w:p>
-                    <w:pPr>
-                      <w:pStyle w:val="Paragraphestandard"/>
-                      <w:tabs>
-                        <w:tab w:val="left" w:pos="1418"/>
-                      </w:tabs>
-                      <w:spacing w:line="240" w:lineRule="auto"/>
+                      <w:spacing w:lineRule="auto" w:line="240"/>
                       <w:rPr>
                         <w:rFonts w:ascii="Suisse Int'l Light" w:hAnsi="Suisse Int'l Light" w:cs="Suisse Int'l Light"/>
                         <w:sz w:val="15"/>
@@ -1329,40 +1030,54 @@
                     </w:pPr>
                     <w:r>
                       <w:rPr>
-                        <w:rFonts w:ascii="Suisse Int'l Light" w:hAnsi="Suisse Int'l Light" w:cs="Suisse Int'l Light"/>
+                        <w:rFonts w:cs="Suisse Int'l Light" w:ascii="Suisse Int'l Light" w:hAnsi="Suisse Int'l Light"/>
                         <w:sz w:val="15"/>
                         <w:szCs w:val="15"/>
                         <w:lang w:val="de-CH"/>
                       </w:rPr>
-                      <w:t>Website:</w:t>
+                      <w:t>E-mail:</w:t>
+                      <w:tab/>
+                      <w:t>research@epfl.ch</w:t>
                     </w:r>
-                    <w:r>
+                  </w:p>
+                  <w:p>
+                    <w:pPr>
+                      <w:pStyle w:val="Paragraphestandard"/>
+                      <w:tabs>
+                        <w:tab w:val="clear" w:pos="708"/>
+                        <w:tab w:val="left" w:pos="1418" w:leader="none"/>
+                      </w:tabs>
+                      <w:spacing w:lineRule="auto" w:line="240"/>
                       <w:rPr>
                         <w:rFonts w:ascii="Suisse Int'l Light" w:hAnsi="Suisse Int'l Light" w:cs="Suisse Int'l Light"/>
                         <w:sz w:val="15"/>
                         <w:szCs w:val="15"/>
                         <w:lang w:val="de-CH"/>
                       </w:rPr>
+                    </w:pPr>
+                    <w:r>
+                      <w:rPr>
+                        <w:rFonts w:cs="Suisse Int'l Light" w:ascii="Suisse Int'l Light" w:hAnsi="Suisse Int'l Light"/>
+                        <w:sz w:val="15"/>
+                        <w:szCs w:val="15"/>
+                        <w:lang w:val="de-CH"/>
+                      </w:rPr>
+                      <w:t>Website:</w:t>
                       <w:tab/>
                       <w:t>www.epfl.ch/research</w:t>
                     </w:r>
                   </w:p>
                 </w:txbxContent>
               </v:textbox>
-              <w10:wrap anchory="margin"/>
+              <w10:wrap type="none"/>
             </v:rect>
           </w:pict>
         </mc:Fallback>
       </mc:AlternateContent>
-    </w:r>
-    <w:r>
-      <w:rPr>
-        <w:noProof/>
-      </w:rPr>
       <mc:AlternateContent>
         <mc:Choice Requires="wps">
           <w:drawing>
-            <wp:anchor distT="0" distB="13970" distL="0" distR="13970" simplePos="0" relativeHeight="9" behindDoc="1" locked="0" layoutInCell="1" allowOverlap="1" wp14:anchorId="015417E1" wp14:editId="1224CEC2">
+            <wp:anchor behindDoc="1" distT="635" distB="0" distL="635" distR="0" simplePos="0" locked="0" layoutInCell="1" allowOverlap="1" relativeHeight="9" wp14:anchorId="015417E1">
               <wp:simplePos x="0" y="0"/>
               <wp:positionH relativeFrom="column">
                 <wp:posOffset>1212850</wp:posOffset>
@@ -1374,7 +1089,6 @@
               <wp:effectExtent l="635" t="635" r="0" b="0"/>
               <wp:wrapNone/>
               <wp:docPr id="4" name="Zone de texte 6"/>
-              <wp:cNvGraphicFramePr/>
               <a:graphic xmlns:a="http://schemas.openxmlformats.org/drawingml/2006/main">
                 <a:graphicData uri="http://schemas.microsoft.com/office/word/2010/wordprocessingShape">
                   <wps:wsp>
@@ -1393,15 +1107,9 @@
                       </a:ln>
                     </wps:spPr>
                     <wps:style>
-                      <a:lnRef idx="0">
-                        <a:scrgbClr r="0" g="0" b="0"/>
-                      </a:lnRef>
-                      <a:fillRef idx="0">
-                        <a:scrgbClr r="0" g="0" b="0"/>
-                      </a:fillRef>
-                      <a:effectRef idx="0">
-                        <a:scrgbClr r="0" g="0" b="0"/>
-                      </a:effectRef>
+                      <a:lnRef idx="0"/>
+                      <a:fillRef idx="0"/>
+                      <a:effectRef idx="0"/>
                       <a:fontRef idx="minor"/>
                     </wps:style>
                     <wps:txbx>
@@ -1409,7 +1117,7 @@
                         <w:p>
                           <w:pPr>
                             <w:pStyle w:val="Footer"/>
-                            <w:snapToGrid w:val="0"/>
+                            <w:snapToGrid w:val="false"/>
                             <w:rPr>
                               <w:rFonts w:ascii="Suisse Int'l Light" w:hAnsi="Suisse Int'l Light" w:cs="Suisse Int'l Light"/>
                               <w:color w:val="000000"/>
@@ -1420,7 +1128,7 @@
                           </w:pPr>
                           <w:r>
                             <w:rPr>
-                              <w:rFonts w:ascii="Suisse Int'l Light" w:hAnsi="Suisse Int'l Light" w:cs="Suisse Int'l Light"/>
+                              <w:rFonts w:cs="Suisse Int'l Light" w:ascii="Suisse Int'l Light" w:hAnsi="Suisse Int'l Light"/>
                               <w:color w:val="000000"/>
                               <w:sz w:val="16"/>
                               <w:szCs w:val="16"/>
@@ -1432,7 +1140,7 @@
                         <w:p>
                           <w:pPr>
                             <w:pStyle w:val="Footer"/>
-                            <w:snapToGrid w:val="0"/>
+                            <w:snapToGrid w:val="false"/>
                             <w:rPr>
                               <w:rFonts w:ascii="Suisse Int'l Light" w:hAnsi="Suisse Int'l Light" w:cs="Suisse Int'l Light"/>
                               <w:color w:val="000000"/>
@@ -1443,7 +1151,7 @@
                           </w:pPr>
                           <w:r>
                             <w:rPr>
-                              <w:rFonts w:ascii="Suisse Int'l Light" w:hAnsi="Suisse Int'l Light" w:cs="Suisse Int'l Light"/>
+                              <w:rFonts w:cs="Suisse Int'l Light" w:ascii="Suisse Int'l Light" w:hAnsi="Suisse Int'l Light"/>
                               <w:color w:val="000000"/>
                               <w:sz w:val="16"/>
                               <w:szCs w:val="16"/>
@@ -1455,7 +1163,8 @@
                         <w:p>
                           <w:pPr>
                             <w:pStyle w:val="FrameContents"/>
-                            <w:snapToGrid w:val="0"/>
+                            <w:snapToGrid w:val="false"/>
+                            <w:spacing w:before="0" w:after="160"/>
                             <w:rPr>
                               <w:rFonts w:ascii="Suisse Int'l Light" w:hAnsi="Suisse Int'l Light" w:cs="Suisse Int'l Light"/>
                               <w:color w:val="000000"/>
@@ -1464,7 +1173,7 @@
                           </w:pPr>
                           <w:r>
                             <w:rPr>
-                              <w:rFonts w:ascii="Suisse Int'l Light" w:hAnsi="Suisse Int'l Light" w:cs="Suisse Int'l Light"/>
+                              <w:rFonts w:cs="Suisse Int'l Light" w:ascii="Suisse Int'l Light" w:hAnsi="Suisse Int'l Light"/>
                               <w:color w:val="000000"/>
                               <w:sz w:val="16"/>
                               <w:szCs w:val="16"/>
@@ -1475,10 +1184,8 @@
                         </w:p>
                       </w:txbxContent>
                     </wps:txbx>
-                    <wps:bodyPr lIns="0" tIns="0" rIns="0" bIns="0" anchor="t">
-                      <a:prstTxWarp prst="textNoShape">
-                        <a:avLst/>
-                      </a:prstTxWarp>
+                    <wps:bodyPr lIns="0" rIns="0" tIns="0" bIns="0" anchor="t">
+                      <a:prstTxWarp prst="textNoShape"/>
                       <a:noAutofit/>
                     </wps:bodyPr>
                   </wps:wsp>
@@ -1489,13 +1196,15 @@
         </mc:Choice>
         <mc:Fallback>
           <w:pict>
-            <v:rect w14:anchorId="015417E1" id="Zone de texte 6" o:spid="_x0000_s1027" style="position:absolute;margin-left:95.5pt;margin-top:30.85pt;width:96.35pt;height:52.85pt;z-index:-503316471;visibility:visible;mso-wrap-style:square;mso-wrap-distance-left:0;mso-wrap-distance-top:0;mso-wrap-distance-right:1.1pt;mso-wrap-distance-bottom:1.1pt;mso-position-horizontal:absolute;mso-position-horizontal-relative:text;mso-position-vertical:absolute;mso-position-vertical-relative:bottom-margin-area;v-text-anchor:top" o:gfxdata="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" filled="f" stroked="f" strokeweight=".5pt">
-              <v:textbox inset="0,0,0,0">
+            <v:rect id="shape_0" ID="Zone de texte 6" path="m0,0l-2147483645,0l-2147483645,-2147483646l0,-2147483646xe" stroked="f" o:allowincell="f" style="position:absolute;margin-left:95.5pt;margin-top:30.85pt;width:96.3pt;height:52.8pt;mso-wrap-style:square;v-text-anchor:top" wp14:anchorId="015417E1">
+              <v:fill o:detectmouseclick="t" on="false"/>
+              <v:stroke color="#3465a4" weight="6480" joinstyle="round" endcap="flat"/>
+              <v:textbox>
                 <w:txbxContent>
                   <w:p>
                     <w:pPr>
                       <w:pStyle w:val="Footer"/>
-                      <w:snapToGrid w:val="0"/>
+                      <w:snapToGrid w:val="false"/>
                       <w:rPr>
                         <w:rFonts w:ascii="Suisse Int'l Light" w:hAnsi="Suisse Int'l Light" w:cs="Suisse Int'l Light"/>
                         <w:color w:val="000000"/>
@@ -1506,7 +1215,7 @@
                     </w:pPr>
                     <w:r>
                       <w:rPr>
-                        <w:rFonts w:ascii="Suisse Int'l Light" w:hAnsi="Suisse Int'l Light" w:cs="Suisse Int'l Light"/>
+                        <w:rFonts w:cs="Suisse Int'l Light" w:ascii="Suisse Int'l Light" w:hAnsi="Suisse Int'l Light"/>
                         <w:color w:val="000000"/>
                         <w:sz w:val="16"/>
                         <w:szCs w:val="16"/>
@@ -1518,7 +1227,7 @@
                   <w:p>
                     <w:pPr>
                       <w:pStyle w:val="Footer"/>
-                      <w:snapToGrid w:val="0"/>
+                      <w:snapToGrid w:val="false"/>
                       <w:rPr>
                         <w:rFonts w:ascii="Suisse Int'l Light" w:hAnsi="Suisse Int'l Light" w:cs="Suisse Int'l Light"/>
                         <w:color w:val="000000"/>
@@ -1529,7 +1238,7 @@
                     </w:pPr>
                     <w:r>
                       <w:rPr>
-                        <w:rFonts w:ascii="Suisse Int'l Light" w:hAnsi="Suisse Int'l Light" w:cs="Suisse Int'l Light"/>
+                        <w:rFonts w:cs="Suisse Int'l Light" w:ascii="Suisse Int'l Light" w:hAnsi="Suisse Int'l Light"/>
                         <w:color w:val="000000"/>
                         <w:sz w:val="16"/>
                         <w:szCs w:val="16"/>
@@ -1541,7 +1250,8 @@
                   <w:p>
                     <w:pPr>
                       <w:pStyle w:val="FrameContents"/>
-                      <w:snapToGrid w:val="0"/>
+                      <w:snapToGrid w:val="false"/>
+                      <w:spacing w:before="0" w:after="160"/>
                       <w:rPr>
                         <w:rFonts w:ascii="Suisse Int'l Light" w:hAnsi="Suisse Int'l Light" w:cs="Suisse Int'l Light"/>
                         <w:color w:val="000000"/>
@@ -1550,7 +1260,7 @@
                     </w:pPr>
                     <w:r>
                       <w:rPr>
-                        <w:rFonts w:ascii="Suisse Int'l Light" w:hAnsi="Suisse Int'l Light" w:cs="Suisse Int'l Light"/>
+                        <w:rFonts w:cs="Suisse Int'l Light" w:ascii="Suisse Int'l Light" w:hAnsi="Suisse Int'l Light"/>
                         <w:color w:val="000000"/>
                         <w:sz w:val="16"/>
                         <w:szCs w:val="16"/>
@@ -1561,20 +1271,15 @@
                   </w:p>
                 </w:txbxContent>
               </v:textbox>
-              <w10:wrap anchory="margin"/>
+              <w10:wrap type="none"/>
             </v:rect>
           </w:pict>
         </mc:Fallback>
       </mc:AlternateContent>
-    </w:r>
-    <w:r>
-      <w:rPr>
-        <w:noProof/>
-      </w:rPr>
       <mc:AlternateContent>
         <mc:Choice Requires="wps">
           <w:drawing>
-            <wp:anchor distT="0" distB="7620" distL="0" distR="13970" simplePos="0" relativeHeight="10" behindDoc="1" locked="0" layoutInCell="0" allowOverlap="1" wp14:anchorId="291CAEE9" wp14:editId="4C6EFC18">
+            <wp:anchor behindDoc="1" distT="635" distB="0" distL="635" distR="0" simplePos="0" locked="0" layoutInCell="0" allowOverlap="1" relativeHeight="10" wp14:anchorId="291CAEE9">
               <wp:simplePos x="0" y="0"/>
               <wp:positionH relativeFrom="page">
                 <wp:posOffset>709295</wp:posOffset>
@@ -1586,7 +1291,6 @@
               <wp:effectExtent l="635" t="635" r="0" b="0"/>
               <wp:wrapNone/>
               <wp:docPr id="5" name="Zone de texte 7"/>
-              <wp:cNvGraphicFramePr/>
               <a:graphic xmlns:a="http://schemas.openxmlformats.org/drawingml/2006/main">
                 <a:graphicData uri="http://schemas.microsoft.com/office/word/2010/wordprocessingShape">
                   <wps:wsp>
@@ -1605,15 +1309,9 @@
                       </a:ln>
                     </wps:spPr>
                     <wps:style>
-                      <a:lnRef idx="0">
-                        <a:scrgbClr r="0" g="0" b="0"/>
-                      </a:lnRef>
-                      <a:fillRef idx="0">
-                        <a:scrgbClr r="0" g="0" b="0"/>
-                      </a:fillRef>
-                      <a:effectRef idx="0">
-                        <a:scrgbClr r="0" g="0" b="0"/>
-                      </a:effectRef>
+                      <a:lnRef idx="0"/>
+                      <a:fillRef idx="0"/>
+                      <a:effectRef idx="0"/>
                       <a:fontRef idx="minor"/>
                     </wps:style>
                     <wps:txbx>
@@ -1621,9 +1319,10 @@
                         <w:p>
                           <w:pPr>
                             <w:pStyle w:val="FrameContents"/>
-                            <w:snapToGrid w:val="0"/>
+                            <w:snapToGrid w:val="false"/>
+                            <w:spacing w:before="0" w:after="160"/>
                             <w:rPr>
-                              <w:rFonts w:ascii="Suisse Int'l Medium" w:eastAsia="MS Mincho" w:hAnsi="Suisse Int'l Medium" w:cs="Suisse Int'l Medium"/>
+                              <w:rFonts w:ascii="Suisse Int'l Medium" w:hAnsi="Suisse Int'l Medium" w:eastAsia="MS Mincho" w:cs="Suisse Int'l Medium"/>
                               <w:b/>
                               <w:color w:val="000000"/>
                               <w:sz w:val="16"/>
@@ -1633,7 +1332,7 @@
                           </w:pPr>
                           <w:r>
                             <w:rPr>
-                              <w:rFonts w:ascii="Suisse Int'l Medium" w:eastAsia="MS Mincho" w:hAnsi="Suisse Int'l Medium" w:cs="Suisse Int'l Medium"/>
+                              <w:rFonts w:eastAsia="MS Mincho" w:cs="Suisse Int'l Medium" w:ascii="Suisse Int'l Medium" w:hAnsi="Suisse Int'l Medium"/>
                               <w:b/>
                               <w:color w:val="000000"/>
                               <w:sz w:val="16"/>
@@ -1645,10 +1344,8 @@
                         </w:p>
                       </w:txbxContent>
                     </wps:txbx>
-                    <wps:bodyPr lIns="0" tIns="0" rIns="0" bIns="0" anchor="t">
-                      <a:prstTxWarp prst="textNoShape">
-                        <a:avLst/>
-                      </a:prstTxWarp>
+                    <wps:bodyPr lIns="0" rIns="0" tIns="0" bIns="0" anchor="t">
+                      <a:prstTxWarp prst="textNoShape"/>
                       <a:noAutofit/>
                     </wps:bodyPr>
                   </wps:wsp>
@@ -1659,15 +1356,18 @@
         </mc:Choice>
         <mc:Fallback>
           <w:pict>
-            <v:rect w14:anchorId="291CAEE9" id="Zone de texte 7" o:spid="_x0000_s1028" style="position:absolute;margin-left:55.85pt;margin-top:32.95pt;width:96.35pt;height:36.85pt;z-index:-503316470;visibility:visible;mso-wrap-style:square;mso-wrap-distance-left:0;mso-wrap-distance-top:0;mso-wrap-distance-right:1.1pt;mso-wrap-distance-bottom:.6pt;mso-position-horizontal:absolute;mso-position-horizontal-relative:page;mso-position-vertical:absolute;mso-position-vertical-relative:bottom-margin-area;v-text-anchor:top" o:gfxdata="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" o:allowincell="f" filled="f" stroked="f" strokeweight=".5pt">
-              <v:textbox inset="0,0,0,0">
+            <v:rect id="shape_0" ID="Zone de texte 7" path="m0,0l-2147483645,0l-2147483645,-2147483646l0,-2147483646xe" stroked="f" o:allowincell="f" style="position:absolute;margin-left:55.85pt;margin-top:32.95pt;width:96.3pt;height:36.8pt;mso-wrap-style:square;v-text-anchor:top;mso-position-horizontal-relative:page" wp14:anchorId="291CAEE9">
+              <v:fill o:detectmouseclick="t" on="false"/>
+              <v:stroke color="#3465a4" weight="6480" joinstyle="round" endcap="flat"/>
+              <v:textbox>
                 <w:txbxContent>
                   <w:p>
                     <w:pPr>
                       <w:pStyle w:val="FrameContents"/>
-                      <w:snapToGrid w:val="0"/>
+                      <w:snapToGrid w:val="false"/>
+                      <w:spacing w:before="0" w:after="160"/>
                       <w:rPr>
-                        <w:rFonts w:ascii="Suisse Int'l Medium" w:eastAsia="MS Mincho" w:hAnsi="Suisse Int'l Medium" w:cs="Suisse Int'l Medium"/>
+                        <w:rFonts w:ascii="Suisse Int'l Medium" w:hAnsi="Suisse Int'l Medium" w:eastAsia="MS Mincho" w:cs="Suisse Int'l Medium"/>
                         <w:b/>
                         <w:color w:val="000000"/>
                         <w:sz w:val="16"/>
@@ -1677,7 +1377,7 @@
                     </w:pPr>
                     <w:r>
                       <w:rPr>
-                        <w:rFonts w:ascii="Suisse Int'l Medium" w:eastAsia="MS Mincho" w:hAnsi="Suisse Int'l Medium" w:cs="Suisse Int'l Medium"/>
+                        <w:rFonts w:eastAsia="MS Mincho" w:cs="Suisse Int'l Medium" w:ascii="Suisse Int'l Medium" w:hAnsi="Suisse Int'l Medium"/>
                         <w:b/>
                         <w:color w:val="000000"/>
                         <w:sz w:val="16"/>
@@ -1689,20 +1389,15 @@
                   </w:p>
                 </w:txbxContent>
               </v:textbox>
-              <w10:wrap anchorx="page" anchory="margin"/>
+              <w10:wrap type="none"/>
             </v:rect>
           </w:pict>
         </mc:Fallback>
       </mc:AlternateContent>
-    </w:r>
-    <w:r>
-      <w:rPr>
-        <w:noProof/>
-      </w:rPr>
       <mc:AlternateContent>
         <mc:Choice Requires="wps">
           <w:drawing>
-            <wp:anchor distT="0" distB="635" distL="113030" distR="114300" simplePos="0" relativeHeight="16" behindDoc="1" locked="0" layoutInCell="0" allowOverlap="0" wp14:anchorId="58CA05F0" wp14:editId="5952A8EB">
+            <wp:anchor behindDoc="1" distT="0" distB="635" distL="111760" distR="114300" simplePos="0" locked="0" layoutInCell="0" allowOverlap="0" relativeHeight="16" wp14:anchorId="58CA05F0">
               <wp:simplePos x="0" y="0"/>
               <wp:positionH relativeFrom="page">
                 <wp:posOffset>6741795</wp:posOffset>
@@ -1714,7 +1409,6 @@
               <wp:effectExtent l="0" t="0" r="0" b="0"/>
               <wp:wrapSquare wrapText="bothSides"/>
               <wp:docPr id="6" name="Zone de texte 4"/>
-              <wp:cNvGraphicFramePr/>
               <a:graphic xmlns:a="http://schemas.openxmlformats.org/drawingml/2006/main">
                 <a:graphicData uri="http://schemas.microsoft.com/office/word/2010/wordprocessingShape">
                   <wps:wsp>
@@ -1733,15 +1427,9 @@
                       </a:ln>
                     </wps:spPr>
                     <wps:style>
-                      <a:lnRef idx="0">
-                        <a:scrgbClr r="0" g="0" b="0"/>
-                      </a:lnRef>
-                      <a:fillRef idx="0">
-                        <a:scrgbClr r="0" g="0" b="0"/>
-                      </a:fillRef>
-                      <a:effectRef idx="0">
-                        <a:scrgbClr r="0" g="0" b="0"/>
-                      </a:effectRef>
+                      <a:lnRef idx="0"/>
+                      <a:fillRef idx="0"/>
+                      <a:effectRef idx="0"/>
                       <a:fontRef idx="minor"/>
                     </wps:style>
                     <wps:txbx>
@@ -1757,7 +1445,8 @@
                           </w:pPr>
                           <w:r>
                             <w:rPr>
-                              <w:rFonts w:ascii="Arial" w:hAnsi="Arial" w:cs="Arial"/>
+                              <w:rFonts w:cs="Arial" w:ascii="Arial" w:hAnsi="Arial"/>
+                              <w:color w:val="000000"/>
                               <w:sz w:val="14"/>
                               <w:szCs w:val="14"/>
                             </w:rPr>
@@ -1765,33 +1454,37 @@
                           </w:r>
                           <w:r>
                             <w:rPr>
-                              <w:rFonts w:ascii="Arial" w:hAnsi="Arial" w:cs="Arial"/>
                               <w:sz w:val="14"/>
                               <w:szCs w:val="14"/>
+                              <w:rFonts w:cs="Arial" w:ascii="Arial" w:hAnsi="Arial"/>
+                              <w:color w:val="000000"/>
                             </w:rPr>
                             <w:instrText xml:space="preserve"> PAGE </w:instrText>
                           </w:r>
                           <w:r>
                             <w:rPr>
-                              <w:rFonts w:ascii="Arial" w:hAnsi="Arial" w:cs="Arial"/>
                               <w:sz w:val="14"/>
                               <w:szCs w:val="14"/>
+                              <w:rFonts w:cs="Arial" w:ascii="Arial" w:hAnsi="Arial"/>
+                              <w:color w:val="000000"/>
                             </w:rPr>
                             <w:fldChar w:fldCharType="separate"/>
                           </w:r>
                           <w:r>
                             <w:rPr>
-                              <w:rFonts w:ascii="Arial" w:hAnsi="Arial" w:cs="Arial"/>
                               <w:sz w:val="14"/>
                               <w:szCs w:val="14"/>
+                              <w:rFonts w:cs="Arial" w:ascii="Arial" w:hAnsi="Arial"/>
+                              <w:color w:val="000000"/>
                             </w:rPr>
                             <w:t>2</w:t>
                           </w:r>
                           <w:r>
                             <w:rPr>
-                              <w:rFonts w:ascii="Arial" w:hAnsi="Arial" w:cs="Arial"/>
                               <w:sz w:val="14"/>
                               <w:szCs w:val="14"/>
+                              <w:rFonts w:cs="Arial" w:ascii="Arial" w:hAnsi="Arial"/>
+                              <w:color w:val="000000"/>
                             </w:rPr>
                             <w:fldChar w:fldCharType="end"/>
                           </w:r>
@@ -1799,9 +1492,7 @@
                       </w:txbxContent>
                     </wps:txbx>
                     <wps:bodyPr anchor="b">
-                      <a:prstTxWarp prst="textNoShape">
-                        <a:avLst/>
-                      </a:prstTxWarp>
+                      <a:prstTxWarp prst="textNoShape"/>
                       <a:noAutofit/>
                     </wps:bodyPr>
                   </wps:wsp>
@@ -1812,7 +1503,9 @@
         </mc:Choice>
         <mc:Fallback>
           <w:pict>
-            <v:rect w14:anchorId="58CA05F0" id="Zone de texte 4" o:spid="_x0000_s1029" style="position:absolute;margin-left:530.85pt;margin-top:24pt;width:28.35pt;height:34pt;z-index:-503316464;visibility:visible;mso-wrap-style:square;mso-wrap-distance-left:8.9pt;mso-wrap-distance-top:0;mso-wrap-distance-right:9pt;mso-wrap-distance-bottom:.05pt;mso-position-horizontal:absolute;mso-position-horizontal-relative:page;mso-position-vertical:absolute;mso-position-vertical-relative:bottom-margin-area;v-text-anchor:bottom" o:gfxdata="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" o:allowincell="f" o:allowoverlap="f" filled="f" stroked="f" strokeweight=".25pt">
+            <v:rect id="shape_0" ID="Zone de texte 4" path="m0,0l-2147483645,0l-2147483645,-2147483646l0,-2147483646xe" stroked="f" o:allowincell="f" style="position:absolute;margin-left:530.85pt;margin-top:24pt;width:28.3pt;height:33.95pt;mso-wrap-style:square;v-text-anchor:bottom;mso-position-horizontal-relative:page" wp14:anchorId="58CA05F0">
+              <v:fill o:detectmouseclick="t" on="false"/>
+              <v:stroke color="#3465a4" weight="3240" joinstyle="round" endcap="flat"/>
               <v:textbox>
                 <w:txbxContent>
                   <w:p>
@@ -1826,7 +1519,8 @@
                     </w:pPr>
                     <w:r>
                       <w:rPr>
-                        <w:rFonts w:ascii="Arial" w:hAnsi="Arial" w:cs="Arial"/>
+                        <w:rFonts w:cs="Arial" w:ascii="Arial" w:hAnsi="Arial"/>
+                        <w:color w:val="000000"/>
                         <w:sz w:val="14"/>
                         <w:szCs w:val="14"/>
                       </w:rPr>
@@ -1834,53 +1528,52 @@
                     </w:r>
                     <w:r>
                       <w:rPr>
-                        <w:rFonts w:ascii="Arial" w:hAnsi="Arial" w:cs="Arial"/>
                         <w:sz w:val="14"/>
                         <w:szCs w:val="14"/>
+                        <w:rFonts w:cs="Arial" w:ascii="Arial" w:hAnsi="Arial"/>
+                        <w:color w:val="000000"/>
                       </w:rPr>
                       <w:instrText xml:space="preserve"> PAGE </w:instrText>
                     </w:r>
                     <w:r>
                       <w:rPr>
-                        <w:rFonts w:ascii="Arial" w:hAnsi="Arial" w:cs="Arial"/>
                         <w:sz w:val="14"/>
                         <w:szCs w:val="14"/>
+                        <w:rFonts w:cs="Arial" w:ascii="Arial" w:hAnsi="Arial"/>
+                        <w:color w:val="000000"/>
                       </w:rPr>
                       <w:fldChar w:fldCharType="separate"/>
                     </w:r>
                     <w:r>
                       <w:rPr>
-                        <w:rFonts w:ascii="Arial" w:hAnsi="Arial" w:cs="Arial"/>
                         <w:sz w:val="14"/>
                         <w:szCs w:val="14"/>
+                        <w:rFonts w:cs="Arial" w:ascii="Arial" w:hAnsi="Arial"/>
+                        <w:color w:val="000000"/>
                       </w:rPr>
                       <w:t>2</w:t>
                     </w:r>
                     <w:r>
                       <w:rPr>
-                        <w:rFonts w:ascii="Arial" w:hAnsi="Arial" w:cs="Arial"/>
                         <w:sz w:val="14"/>
                         <w:szCs w:val="14"/>
+                        <w:rFonts w:cs="Arial" w:ascii="Arial" w:hAnsi="Arial"/>
+                        <w:color w:val="000000"/>
                       </w:rPr>
                       <w:fldChar w:fldCharType="end"/>
                     </w:r>
                   </w:p>
                 </w:txbxContent>
               </v:textbox>
-              <w10:wrap type="square" anchorx="page" anchory="margin"/>
+              <w10:wrap type="square"/>
             </v:rect>
           </w:pict>
         </mc:Fallback>
       </mc:AlternateContent>
-    </w:r>
-    <w:r>
-      <w:rPr>
-        <w:noProof/>
-      </w:rPr>
       <mc:AlternateContent>
         <mc:Choice Requires="wps">
           <w:drawing>
-            <wp:anchor distT="0" distB="25400" distL="0" distR="19050" simplePos="0" relativeHeight="17" behindDoc="1" locked="0" layoutInCell="1" allowOverlap="1" wp14:anchorId="53272C51" wp14:editId="20DBFD50">
+            <wp:anchor behindDoc="1" distT="635" distB="0" distL="1905" distR="1905" simplePos="0" locked="0" layoutInCell="1" allowOverlap="1" relativeHeight="17" wp14:anchorId="53272C51">
               <wp:simplePos x="0" y="0"/>
               <wp:positionH relativeFrom="column">
                 <wp:posOffset>5901055</wp:posOffset>
@@ -1892,11 +1585,10 @@
               <wp:effectExtent l="1905" t="635" r="1905" b="0"/>
               <wp:wrapNone/>
               <wp:docPr id="7" name="Connecteur droit 3"/>
-              <wp:cNvGraphicFramePr/>
               <a:graphic xmlns:a="http://schemas.openxmlformats.org/drawingml/2006/main">
                 <a:graphicData uri="http://schemas.microsoft.com/office/word/2010/wordprocessingShape">
                   <wps:wsp>
-                    <wps:cNvCnPr/>
+                    <wps:cNvSpPr/>
                     <wps:spPr>
                       <a:xfrm>
                         <a:off x="0" y="0"/>
@@ -1932,7 +1624,7 @@
         </mc:Choice>
         <mc:Fallback>
           <w:pict>
-            <v:line id="shape_0" from="464.65pt,19.9pt" to="464.65pt,53.85pt" ID="Connecteur droit 3" stroked="t" o:allowincell="f" style="position:absolute" wp14:anchorId="4396BA29">
+            <v:line id="shape_0" from="464.65pt,19.9pt" to="464.65pt,53.85pt" ID="Connecteur droit 3" stroked="t" o:allowincell="f" style="position:absolute" wp14:anchorId="53272C51">
               <v:stroke color="black" weight="3960" joinstyle="miter" endcap="flat"/>
               <v:fill o:detectmouseclick="t" on="false"/>
               <w10:wrap type="none"/>
@@ -1940,13 +1632,8 @@
           </w:pict>
         </mc:Fallback>
       </mc:AlternateContent>
-    </w:r>
-    <w:r>
-      <w:rPr>
-        <w:noProof/>
-      </w:rPr>
       <w:drawing>
-        <wp:anchor distT="0" distB="0" distL="0" distR="0" simplePos="0" relativeHeight="251659264" behindDoc="1" locked="0" layoutInCell="1" allowOverlap="0" wp14:anchorId="3291B064" wp14:editId="1A28CD5D">
+        <wp:anchor behindDoc="1" distT="0" distB="0" distL="0" distR="0" simplePos="0" locked="0" layoutInCell="1" allowOverlap="0" relativeHeight="0">
           <wp:simplePos x="0" y="0"/>
           <wp:positionH relativeFrom="page">
             <wp:posOffset>540385</wp:posOffset>
@@ -1957,7 +1644,7 @@
           <wp:extent cx="75565" cy="64770"/>
           <wp:effectExtent l="0" t="0" r="0" b="0"/>
           <wp:wrapNone/>
-          <wp:docPr id="8" name="Image 28"/>
+          <wp:docPr id="8" name="Image 28" descr=""/>
           <wp:cNvGraphicFramePr>
             <a:graphicFrameLocks xmlns:a="http://schemas.openxmlformats.org/drawingml/2006/main" noChangeAspect="1"/>
           </wp:cNvGraphicFramePr>
@@ -1965,7 +1652,7 @@
             <a:graphicData uri="http://schemas.openxmlformats.org/drawingml/2006/picture">
               <pic:pic xmlns:pic="http://schemas.openxmlformats.org/drawingml/2006/picture">
                 <pic:nvPicPr>
-                  <pic:cNvPr id="8" name="Image 28"/>
+                  <pic:cNvPr id="8" name="Image 28" descr=""/>
                   <pic:cNvPicPr>
                     <a:picLocks noChangeAspect="1" noChangeArrowheads="1"/>
                   </pic:cNvPicPr>
@@ -1995,43 +1682,83 @@
   <w:p>
     <w:pPr>
       <w:pStyle w:val="Footer"/>
+      <w:rPr/>
     </w:pPr>
+    <w:r>
+      <w:rPr/>
+    </w:r>
   </w:p>
 </w:ftr>
 </file>
 
 <file path=word/footer3.xml><?xml version="1.0" encoding="utf-8"?>
-<w:ftr xmlns:wpc="http://schemas.microsoft.com/office/word/2010/wordprocessingCanvas" xmlns:cx="http://schemas.microsoft.com/office/drawing/2014/chartex" xmlns:cx1="http://schemas.microsoft.com/office/drawing/2015/9/8/chartex" xmlns:cx2="http://schemas.microsoft.com/office/drawing/2015/10/21/chartex" xmlns:cx3="http://schemas.microsoft.com/office/drawing/2016/5/9/chartex" xmlns:cx4="http://schemas.microsoft.com/office/drawing/2016/5/10/chartex" xmlns:cx5="http://schemas.microsoft.com/office/drawing/2016/5/11/chartex" xmlns:cx6="http://schemas.microsoft.com/office/drawing/2016/5/12/chartex" xmlns:cx7="http://schemas.microsoft.com/office/drawing/2016/5/13/chartex" xmlns:cx8="http://schemas.microsoft.com/office/drawing/2016/5/14/chartex" xmlns:mc="http://schemas.openxmlformats.org/markup-compatibility/2006" xmlns:aink="http://schemas.microsoft.com/office/drawing/2016/ink" xmlns:am3d="http://schemas.microsoft.com/office/drawing/2017/model3d" xmlns:o="urn:schemas-microsoft-com:office:office" xmlns:oel="http://schemas.microsoft.com/office/2019/extlst" xmlns:r="http://schemas.openxmlformats.org/officeDocument/2006/relationships" xmlns:m="http://schemas.openxmlformats.org/officeDocument/2006/math" xmlns:v="urn:schemas-microsoft-com:vml" xmlns:wp14="http://schemas.microsoft.com/office/word/2010/wordprocessingDrawing" xmlns:wp="http://schemas.openxmlformats.org/drawingml/2006/wordprocessingDrawing" xmlns:w10="urn:schemas-microsoft-com:office:word" xmlns:w="http://schemas.openxmlformats.org/wordprocessingml/2006/main" xmlns:w14="http://schemas.microsoft.com/office/word/2010/wordml" xmlns:w15="http://schemas.microsoft.com/office/word/2012/wordml" xmlns:w16cex="http://schemas.microsoft.com/office/word/2018/wordml/cex" xmlns:w16cid="http://schemas.microsoft.com/office/word/2016/wordml/cid" xmlns:w16="http://schemas.microsoft.com/office/word/2018/wordml" xmlns:w16du="http://schemas.microsoft.com/office/word/2023/wordml/word16du" xmlns:w16sdtdh="http://schemas.microsoft.com/office/word/2020/wordml/sdtdatahash" xmlns:w16sdtfl="http://schemas.microsoft.com/office/word/2024/wordml/sdtformatlock" xmlns:w16se="http://schemas.microsoft.com/office/word/2015/wordml/symex" xmlns:wpg="http://schemas.microsoft.com/office/word/2010/wordprocessingGroup" xmlns:wpi="http://schemas.microsoft.com/office/word/2010/wordprocessingInk" xmlns:wne="http://schemas.microsoft.com/office/word/2006/wordml" xmlns:wps="http://schemas.microsoft.com/office/word/2010/wordprocessingShape" mc:Ignorable="w14 w15 w16se w16cid w16 w16cex w16sdtdh w16sdtfl w16du wp14">
+<w:ftr xmlns:o="urn:schemas-microsoft-com:office:office" xmlns:r="http://schemas.openxmlformats.org/officeDocument/2006/relationships" xmlns:v="urn:schemas-microsoft-com:vml" xmlns:w="http://schemas.openxmlformats.org/wordprocessingml/2006/main" xmlns:w10="urn:schemas-microsoft-com:office:word" xmlns:wp="http://schemas.openxmlformats.org/drawingml/2006/wordprocessingDrawing" xmlns:wps="http://schemas.microsoft.com/office/word/2010/wordprocessingShape" xmlns:wpg="http://schemas.microsoft.com/office/word/2010/wordprocessingGroup" xmlns:mc="http://schemas.openxmlformats.org/markup-compatibility/2006" xmlns:wp14="http://schemas.microsoft.com/office/word/2010/wordprocessingDrawing" xmlns:w14="http://schemas.microsoft.com/office/word/2010/wordml" xmlns:w15="http://schemas.microsoft.com/office/word/2012/wordml" mc:Ignorable="w14 wp14 w15">
   <w:p>
     <w:pPr>
       <w:pStyle w:val="Footer"/>
+      <w:rPr/>
     </w:pPr>
     <w:r>
       <w:fldChar w:fldCharType="begin"/>
     </w:r>
     <w:r>
-      <w:instrText>ADVANCE</w:instrText>
-    </w:r>
-    <w:r>
+      <w:rPr/>
+      <w:instrText xml:space="preserve">ADVANCE</w:instrText>
+    </w:r>
+    <w:r>
+      <w:rPr/>
+    </w:r>
+    <w:r>
+      <w:rPr/>
       <w:fldChar w:fldCharType="separate"/>
     </w:r>
     <w:r>
+      <w:rPr/>
+    </w:r>
+    <w:r>
+      <w:rPr/>
+    </w:r>
+    <w:r>
+      <w:rPr/>
       <w:fldChar w:fldCharType="end"/>
     </w:r>
-    <w:fldSimple w:instr="USERADDRESS  \* MERGEFORMAT"/>
+    <w:r>
+      <w:fldChar w:fldCharType="begin"/>
+    </w:r>
+    <w:r>
+      <w:rPr/>
+      <w:instrText xml:space="preserve">USERADDRESS  \* MERGEFORMAT</w:instrText>
+    </w:r>
+    <w:r>
+      <w:rPr/>
+    </w:r>
+    <w:r>
+      <w:rPr/>
+      <w:fldChar w:fldCharType="separate"/>
+    </w:r>
+    <w:r>
+      <w:rPr/>
+    </w:r>
+    <w:r/>
+    <w:r>
+      <w:rPr/>
+      <w:fldChar w:fldCharType="end"/>
+    </w:r>
+    <w:r>
+      <w:rPr/>
+    </w:r>
   </w:p>
   <w:p>
     <w:pPr>
       <w:pStyle w:val="Footer"/>
+      <w:rPr/>
     </w:pPr>
     <w:r>
-      <w:rPr>
-        <w:noProof/>
-      </w:rPr>
+      <w:rPr/>
       <mc:AlternateContent>
         <mc:Choice Requires="wps">
           <w:drawing>
-            <wp:anchor distT="0" distB="2540" distL="0" distR="5080" simplePos="0" relativeHeight="2" behindDoc="1" locked="0" layoutInCell="1" allowOverlap="1" wp14:anchorId="49D9C5E8" wp14:editId="428A283A">
+            <wp:anchor behindDoc="1" distT="635" distB="0" distL="635" distR="0" simplePos="0" locked="0" layoutInCell="1" allowOverlap="1" relativeHeight="2" wp14:anchorId="49D9C5E8">
               <wp:simplePos x="0" y="0"/>
               <wp:positionH relativeFrom="column">
                 <wp:posOffset>2798445</wp:posOffset>
@@ -2043,7 +1770,6 @@
               <wp:effectExtent l="635" t="635" r="0" b="0"/>
               <wp:wrapNone/>
               <wp:docPr id="9" name="Zone de texte 15"/>
-              <wp:cNvGraphicFramePr/>
               <a:graphic xmlns:a="http://schemas.openxmlformats.org/drawingml/2006/main">
                 <a:graphicData uri="http://schemas.microsoft.com/office/word/2010/wordprocessingShape">
                   <wps:wsp>
@@ -2062,15 +1788,9 @@
                       </a:ln>
                     </wps:spPr>
                     <wps:style>
-                      <a:lnRef idx="0">
-                        <a:scrgbClr r="0" g="0" b="0"/>
-                      </a:lnRef>
-                      <a:fillRef idx="0">
-                        <a:scrgbClr r="0" g="0" b="0"/>
-                      </a:fillRef>
-                      <a:effectRef idx="0">
-                        <a:scrgbClr r="0" g="0" b="0"/>
-                      </a:effectRef>
+                      <a:lnRef idx="0"/>
+                      <a:fillRef idx="0"/>
+                      <a:effectRef idx="0"/>
                       <a:fontRef idx="minor"/>
                     </wps:style>
                     <wps:txbx>
@@ -2079,31 +1799,23 @@
                           <w:pPr>
                             <w:pStyle w:val="Paragraphestandard"/>
                             <w:tabs>
-                              <w:tab w:val="left" w:pos="1418"/>
+                              <w:tab w:val="clear" w:pos="708"/>
+                              <w:tab w:val="left" w:pos="1418" w:leader="none"/>
                             </w:tabs>
-                            <w:spacing w:line="240" w:lineRule="auto"/>
+                            <w:spacing w:lineRule="auto" w:line="240"/>
                             <w:rPr>
                               <w:rFonts w:ascii="Suisse Int'l Light" w:hAnsi="Suisse Int'l Light" w:cs="Suisse Int'l Light"/>
                               <w:sz w:val="15"/>
                               <w:szCs w:val="15"/>
                             </w:rPr>
                           </w:pPr>
-                          <w:proofErr w:type="gramStart"/>
                           <w:r>
                             <w:rPr>
-                              <w:rFonts w:ascii="Suisse Int'l Light" w:hAnsi="Suisse Int'l Light" w:cs="Suisse Int'l Light"/>
+                              <w:rFonts w:cs="Suisse Int'l Light" w:ascii="Suisse Int'l Light" w:hAnsi="Suisse Int'l Light"/>
                               <w:sz w:val="15"/>
                               <w:szCs w:val="15"/>
                             </w:rPr>
                             <w:t>Phone:</w:t>
-                          </w:r>
-                          <w:proofErr w:type="gramEnd"/>
-                          <w:r>
-                            <w:rPr>
-                              <w:rFonts w:ascii="Suisse Int'l Light" w:hAnsi="Suisse Int'l Light" w:cs="Suisse Int'l Light"/>
-                              <w:sz w:val="15"/>
-                              <w:szCs w:val="15"/>
-                            </w:rPr>
                             <w:tab/>
                             <w:t>+41 21 693 43 61</w:t>
                           </w:r>
@@ -2112,54 +1824,10 @@
                           <w:pPr>
                             <w:pStyle w:val="Paragraphestandard"/>
                             <w:tabs>
-                              <w:tab w:val="left" w:pos="1418"/>
+                              <w:tab w:val="clear" w:pos="708"/>
+                              <w:tab w:val="left" w:pos="1418" w:leader="none"/>
                             </w:tabs>
-                            <w:spacing w:line="240" w:lineRule="auto"/>
-                            <w:rPr>
-                              <w:rFonts w:ascii="Suisse Int'l Light" w:hAnsi="Suisse Int'l Light" w:cs="Suisse Int'l Light"/>
-                              <w:sz w:val="15"/>
-                              <w:szCs w:val="15"/>
-                              <w:lang w:val="de-CH"/>
-                            </w:rPr>
-                          </w:pPr>
-                          <w:proofErr w:type="spellStart"/>
-                          <w:r>
-                            <w:rPr>
-                              <w:rFonts w:ascii="Suisse Int'l Light" w:hAnsi="Suisse Int'l Light" w:cs="Suisse Int'l Light"/>
-                              <w:sz w:val="15"/>
-                              <w:szCs w:val="15"/>
-                              <w:lang w:val="de-CH"/>
-                            </w:rPr>
-                            <w:t>E-mail</w:t>
-                          </w:r>
-                          <w:proofErr w:type="spellEnd"/>
-                          <w:r>
-                            <w:rPr>
-                              <w:rFonts w:ascii="Suisse Int'l Light" w:hAnsi="Suisse Int'l Light" w:cs="Suisse Int'l Light"/>
-                              <w:sz w:val="15"/>
-                              <w:szCs w:val="15"/>
-                              <w:lang w:val="de-CH"/>
-                            </w:rPr>
-                            <w:t>:</w:t>
-                          </w:r>
-                          <w:r>
-                            <w:rPr>
-                              <w:rFonts w:ascii="Suisse Int'l Light" w:hAnsi="Suisse Int'l Light" w:cs="Suisse Int'l Light"/>
-                              <w:sz w:val="15"/>
-                              <w:szCs w:val="15"/>
-                              <w:lang w:val="de-CH"/>
-                            </w:rPr>
-                            <w:tab/>
-                            <w:t>research@epfl.ch</w:t>
-                          </w:r>
-                        </w:p>
-                        <w:p>
-                          <w:pPr>
-                            <w:pStyle w:val="Paragraphestandard"/>
-                            <w:tabs>
-                              <w:tab w:val="left" w:pos="1418"/>
-                            </w:tabs>
-                            <w:spacing w:line="240" w:lineRule="auto"/>
+                            <w:spacing w:lineRule="auto" w:line="240"/>
                             <w:rPr>
                               <w:rFonts w:ascii="Suisse Int'l Light" w:hAnsi="Suisse Int'l Light" w:cs="Suisse Int'l Light"/>
                               <w:sz w:val="15"/>
@@ -2169,30 +1837,47 @@
                           </w:pPr>
                           <w:r>
                             <w:rPr>
-                              <w:rFonts w:ascii="Suisse Int'l Light" w:hAnsi="Suisse Int'l Light" w:cs="Suisse Int'l Light"/>
+                              <w:rFonts w:cs="Suisse Int'l Light" w:ascii="Suisse Int'l Light" w:hAnsi="Suisse Int'l Light"/>
                               <w:sz w:val="15"/>
                               <w:szCs w:val="15"/>
                               <w:lang w:val="de-CH"/>
                             </w:rPr>
-                            <w:t>Website:</w:t>
+                            <w:t>E-mail:</w:t>
+                            <w:tab/>
+                            <w:t>research@epfl.ch</w:t>
                           </w:r>
-                          <w:r>
+                        </w:p>
+                        <w:p>
+                          <w:pPr>
+                            <w:pStyle w:val="Paragraphestandard"/>
+                            <w:tabs>
+                              <w:tab w:val="clear" w:pos="708"/>
+                              <w:tab w:val="left" w:pos="1418" w:leader="none"/>
+                            </w:tabs>
+                            <w:spacing w:lineRule="auto" w:line="240"/>
                             <w:rPr>
                               <w:rFonts w:ascii="Suisse Int'l Light" w:hAnsi="Suisse Int'l Light" w:cs="Suisse Int'l Light"/>
                               <w:sz w:val="15"/>
                               <w:szCs w:val="15"/>
                               <w:lang w:val="de-CH"/>
                             </w:rPr>
+                          </w:pPr>
+                          <w:r>
+                            <w:rPr>
+                              <w:rFonts w:cs="Suisse Int'l Light" w:ascii="Suisse Int'l Light" w:hAnsi="Suisse Int'l Light"/>
+                              <w:sz w:val="15"/>
+                              <w:szCs w:val="15"/>
+                              <w:lang w:val="de-CH"/>
+                            </w:rPr>
+                            <w:t>Website:</w:t>
                             <w:tab/>
                             <w:t>www.epfl.ch/research</w:t>
                           </w:r>
                         </w:p>
                       </w:txbxContent>
                     </wps:txbx>
-                    <wps:bodyPr lIns="0" tIns="0" rIns="0" bIns="0" anchor="t">
-                      <a:prstTxWarp prst="textNoShape">
-                        <a:avLst/>
-                      </a:prstTxWarp>
+                    <wps:bodyPr lIns="0" rIns="0" tIns="0" bIns="0" anchor="t">
+                      <a:prstTxWarp prst="textNoShape"/>
                       <a:noAutofit/>
                     </wps:bodyPr>
                   </wps:wsp>
@@ -2203,38 +1888,32 @@
         </mc:Choice>
         <mc:Fallback>
           <w:pict>
-            <v:rect w14:anchorId="49D9C5E8" id="Zone de texte 15" o:spid="_x0000_s1030" style="position:absolute;margin-left:220.35pt;margin-top:30.6pt;width:161.55pt;height:53.75pt;z-index:-503316478;visibility:visible;mso-wrap-style:square;mso-wrap-distance-left:0;mso-wrap-distance-top:0;mso-wrap-distance-right:.4pt;mso-wrap-distance-bottom:.2pt;mso-position-horizontal:absolute;mso-position-horizontal-relative:text;mso-position-vertical:absolute;mso-position-vertical-relative:bottom-margin-area;v-text-anchor:top" o:gfxdata="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" filled="f" stroked="f" strokeweight=".5pt">
-              <v:textbox inset="0,0,0,0">
+            <v:rect id="shape_0" ID="Zone de texte 15" path="m0,0l-2147483645,0l-2147483645,-2147483646l0,-2147483646xe" stroked="f" o:allowincell="f" style="position:absolute;margin-left:220.35pt;margin-top:30.6pt;width:161.5pt;height:53.7pt;mso-wrap-style:square;v-text-anchor:top" wp14:anchorId="49D9C5E8">
+              <v:fill o:detectmouseclick="t" on="false"/>
+              <v:stroke color="#3465a4" weight="6480" joinstyle="round" endcap="flat"/>
+              <v:textbox>
                 <w:txbxContent>
                   <w:p>
                     <w:pPr>
                       <w:pStyle w:val="Paragraphestandard"/>
                       <w:tabs>
-                        <w:tab w:val="left" w:pos="1418"/>
+                        <w:tab w:val="clear" w:pos="708"/>
+                        <w:tab w:val="left" w:pos="1418" w:leader="none"/>
                       </w:tabs>
-                      <w:spacing w:line="240" w:lineRule="auto"/>
+                      <w:spacing w:lineRule="auto" w:line="240"/>
                       <w:rPr>
                         <w:rFonts w:ascii="Suisse Int'l Light" w:hAnsi="Suisse Int'l Light" w:cs="Suisse Int'l Light"/>
                         <w:sz w:val="15"/>
                         <w:szCs w:val="15"/>
                       </w:rPr>
                     </w:pPr>
-                    <w:proofErr w:type="gramStart"/>
                     <w:r>
                       <w:rPr>
-                        <w:rFonts w:ascii="Suisse Int'l Light" w:hAnsi="Suisse Int'l Light" w:cs="Suisse Int'l Light"/>
+                        <w:rFonts w:cs="Suisse Int'l Light" w:ascii="Suisse Int'l Light" w:hAnsi="Suisse Int'l Light"/>
                         <w:sz w:val="15"/>
                         <w:szCs w:val="15"/>
                       </w:rPr>
                       <w:t>Phone:</w:t>
-                    </w:r>
-                    <w:proofErr w:type="gramEnd"/>
-                    <w:r>
-                      <w:rPr>
-                        <w:rFonts w:ascii="Suisse Int'l Light" w:hAnsi="Suisse Int'l Light" w:cs="Suisse Int'l Light"/>
-                        <w:sz w:val="15"/>
-                        <w:szCs w:val="15"/>
-                      </w:rPr>
                       <w:tab/>
                       <w:t>+41 21 693 43 61</w:t>
                     </w:r>
@@ -2243,54 +1922,10 @@
                     <w:pPr>
                       <w:pStyle w:val="Paragraphestandard"/>
                       <w:tabs>
-                        <w:tab w:val="left" w:pos="1418"/>
+                        <w:tab w:val="clear" w:pos="708"/>
+                        <w:tab w:val="left" w:pos="1418" w:leader="none"/>
                       </w:tabs>
-                      <w:spacing w:line="240" w:lineRule="auto"/>
-                      <w:rPr>
-                        <w:rFonts w:ascii="Suisse Int'l Light" w:hAnsi="Suisse Int'l Light" w:cs="Suisse Int'l Light"/>
-                        <w:sz w:val="15"/>
-                        <w:szCs w:val="15"/>
-                        <w:lang w:val="de-CH"/>
-                      </w:rPr>
-                    </w:pPr>
-                    <w:proofErr w:type="spellStart"/>
-                    <w:r>
-                      <w:rPr>
-                        <w:rFonts w:ascii="Suisse Int'l Light" w:hAnsi="Suisse Int'l Light" w:cs="Suisse Int'l Light"/>
-                        <w:sz w:val="15"/>
-                        <w:szCs w:val="15"/>
-                        <w:lang w:val="de-CH"/>
-                      </w:rPr>
-                      <w:t>E-mail</w:t>
-                    </w:r>
-                    <w:proofErr w:type="spellEnd"/>
-                    <w:r>
-                      <w:rPr>
-                        <w:rFonts w:ascii="Suisse Int'l Light" w:hAnsi="Suisse Int'l Light" w:cs="Suisse Int'l Light"/>
-                        <w:sz w:val="15"/>
-                        <w:szCs w:val="15"/>
-                        <w:lang w:val="de-CH"/>
-                      </w:rPr>
-                      <w:t>:</w:t>
-                    </w:r>
-                    <w:r>
-                      <w:rPr>
-                        <w:rFonts w:ascii="Suisse Int'l Light" w:hAnsi="Suisse Int'l Light" w:cs="Suisse Int'l Light"/>
-                        <w:sz w:val="15"/>
-                        <w:szCs w:val="15"/>
-                        <w:lang w:val="de-CH"/>
-                      </w:rPr>
-                      <w:tab/>
-                      <w:t>research@epfl.ch</w:t>
-                    </w:r>
-                  </w:p>
-                  <w:p>
-                    <w:pPr>
-                      <w:pStyle w:val="Paragraphestandard"/>
-                      <w:tabs>
-                        <w:tab w:val="left" w:pos="1418"/>
-                      </w:tabs>
-                      <w:spacing w:line="240" w:lineRule="auto"/>
+                      <w:spacing w:lineRule="auto" w:line="240"/>
                       <w:rPr>
                         <w:rFonts w:ascii="Suisse Int'l Light" w:hAnsi="Suisse Int'l Light" w:cs="Suisse Int'l Light"/>
                         <w:sz w:val="15"/>
@@ -2300,40 +1935,54 @@
                     </w:pPr>
                     <w:r>
                       <w:rPr>
-                        <w:rFonts w:ascii="Suisse Int'l Light" w:hAnsi="Suisse Int'l Light" w:cs="Suisse Int'l Light"/>
+                        <w:rFonts w:cs="Suisse Int'l Light" w:ascii="Suisse Int'l Light" w:hAnsi="Suisse Int'l Light"/>
                         <w:sz w:val="15"/>
                         <w:szCs w:val="15"/>
                         <w:lang w:val="de-CH"/>
                       </w:rPr>
-                      <w:t>Website:</w:t>
+                      <w:t>E-mail:</w:t>
+                      <w:tab/>
+                      <w:t>research@epfl.ch</w:t>
                     </w:r>
-                    <w:r>
+                  </w:p>
+                  <w:p>
+                    <w:pPr>
+                      <w:pStyle w:val="Paragraphestandard"/>
+                      <w:tabs>
+                        <w:tab w:val="clear" w:pos="708"/>
+                        <w:tab w:val="left" w:pos="1418" w:leader="none"/>
+                      </w:tabs>
+                      <w:spacing w:lineRule="auto" w:line="240"/>
                       <w:rPr>
                         <w:rFonts w:ascii="Suisse Int'l Light" w:hAnsi="Suisse Int'l Light" w:cs="Suisse Int'l Light"/>
                         <w:sz w:val="15"/>
                         <w:szCs w:val="15"/>
                         <w:lang w:val="de-CH"/>
                       </w:rPr>
+                    </w:pPr>
+                    <w:r>
+                      <w:rPr>
+                        <w:rFonts w:cs="Suisse Int'l Light" w:ascii="Suisse Int'l Light" w:hAnsi="Suisse Int'l Light"/>
+                        <w:sz w:val="15"/>
+                        <w:szCs w:val="15"/>
+                        <w:lang w:val="de-CH"/>
+                      </w:rPr>
+                      <w:t>Website:</w:t>
                       <w:tab/>
                       <w:t>www.epfl.ch/research</w:t>
                     </w:r>
                   </w:p>
                 </w:txbxContent>
               </v:textbox>
-              <w10:wrap anchory="margin"/>
+              <w10:wrap type="none"/>
             </v:rect>
           </w:pict>
         </mc:Fallback>
       </mc:AlternateContent>
-    </w:r>
-    <w:r>
-      <w:rPr>
-        <w:noProof/>
-      </w:rPr>
       <mc:AlternateContent>
         <mc:Choice Requires="wps">
           <w:drawing>
-            <wp:anchor distT="0" distB="13970" distL="0" distR="13970" simplePos="0" relativeHeight="4" behindDoc="1" locked="0" layoutInCell="1" allowOverlap="1" wp14:anchorId="493615D5" wp14:editId="3AF06146">
+            <wp:anchor behindDoc="1" distT="635" distB="0" distL="635" distR="0" simplePos="0" locked="0" layoutInCell="1" allowOverlap="1" relativeHeight="4" wp14:anchorId="493615D5">
               <wp:simplePos x="0" y="0"/>
               <wp:positionH relativeFrom="column">
                 <wp:posOffset>1212850</wp:posOffset>
@@ -2345,7 +1994,6 @@
               <wp:effectExtent l="635" t="635" r="0" b="0"/>
               <wp:wrapNone/>
               <wp:docPr id="10" name="Zone de texte 17"/>
-              <wp:cNvGraphicFramePr/>
               <a:graphic xmlns:a="http://schemas.openxmlformats.org/drawingml/2006/main">
                 <a:graphicData uri="http://schemas.microsoft.com/office/word/2010/wordprocessingShape">
                   <wps:wsp>
@@ -2364,15 +2012,9 @@
                       </a:ln>
                     </wps:spPr>
                     <wps:style>
-                      <a:lnRef idx="0">
-                        <a:scrgbClr r="0" g="0" b="0"/>
-                      </a:lnRef>
-                      <a:fillRef idx="0">
-                        <a:scrgbClr r="0" g="0" b="0"/>
-                      </a:fillRef>
-                      <a:effectRef idx="0">
-                        <a:scrgbClr r="0" g="0" b="0"/>
-                      </a:effectRef>
+                      <a:lnRef idx="0"/>
+                      <a:fillRef idx="0"/>
+                      <a:effectRef idx="0"/>
                       <a:fontRef idx="minor"/>
                     </wps:style>
                     <wps:txbx>
@@ -2380,7 +2022,7 @@
                         <w:p>
                           <w:pPr>
                             <w:pStyle w:val="Footer"/>
-                            <w:snapToGrid w:val="0"/>
+                            <w:snapToGrid w:val="false"/>
                             <w:rPr>
                               <w:rFonts w:ascii="Suisse Int'l Light" w:hAnsi="Suisse Int'l Light" w:cs="Suisse Int'l Light"/>
                               <w:color w:val="000000"/>
@@ -2391,7 +2033,7 @@
                           </w:pPr>
                           <w:r>
                             <w:rPr>
-                              <w:rFonts w:ascii="Suisse Int'l Light" w:hAnsi="Suisse Int'l Light" w:cs="Suisse Int'l Light"/>
+                              <w:rFonts w:cs="Suisse Int'l Light" w:ascii="Suisse Int'l Light" w:hAnsi="Suisse Int'l Light"/>
                               <w:color w:val="000000"/>
                               <w:sz w:val="16"/>
                               <w:szCs w:val="16"/>
@@ -2403,7 +2045,7 @@
                         <w:p>
                           <w:pPr>
                             <w:pStyle w:val="Footer"/>
-                            <w:snapToGrid w:val="0"/>
+                            <w:snapToGrid w:val="false"/>
                             <w:rPr>
                               <w:rFonts w:ascii="Suisse Int'l Light" w:hAnsi="Suisse Int'l Light" w:cs="Suisse Int'l Light"/>
                               <w:color w:val="000000"/>
@@ -2414,7 +2056,7 @@
                           </w:pPr>
                           <w:r>
                             <w:rPr>
-                              <w:rFonts w:ascii="Suisse Int'l Light" w:hAnsi="Suisse Int'l Light" w:cs="Suisse Int'l Light"/>
+                              <w:rFonts w:cs="Suisse Int'l Light" w:ascii="Suisse Int'l Light" w:hAnsi="Suisse Int'l Light"/>
                               <w:color w:val="000000"/>
                               <w:sz w:val="16"/>
                               <w:szCs w:val="16"/>
@@ -2426,7 +2068,8 @@
                         <w:p>
                           <w:pPr>
                             <w:pStyle w:val="FrameContents"/>
-                            <w:snapToGrid w:val="0"/>
+                            <w:snapToGrid w:val="false"/>
+                            <w:spacing w:before="0" w:after="160"/>
                             <w:rPr>
                               <w:rFonts w:ascii="Suisse Int'l Light" w:hAnsi="Suisse Int'l Light" w:cs="Suisse Int'l Light"/>
                               <w:color w:val="000000"/>
@@ -2435,7 +2078,7 @@
                           </w:pPr>
                           <w:r>
                             <w:rPr>
-                              <w:rFonts w:ascii="Suisse Int'l Light" w:hAnsi="Suisse Int'l Light" w:cs="Suisse Int'l Light"/>
+                              <w:rFonts w:cs="Suisse Int'l Light" w:ascii="Suisse Int'l Light" w:hAnsi="Suisse Int'l Light"/>
                               <w:color w:val="000000"/>
                               <w:sz w:val="16"/>
                               <w:szCs w:val="16"/>
@@ -2446,10 +2089,8 @@
                         </w:p>
                       </w:txbxContent>
                     </wps:txbx>
-                    <wps:bodyPr lIns="0" tIns="0" rIns="0" bIns="0" anchor="t">
-                      <a:prstTxWarp prst="textNoShape">
-                        <a:avLst/>
-                      </a:prstTxWarp>
+                    <wps:bodyPr lIns="0" rIns="0" tIns="0" bIns="0" anchor="t">
+                      <a:prstTxWarp prst="textNoShape"/>
                       <a:noAutofit/>
                     </wps:bodyPr>
                   </wps:wsp>
@@ -2460,13 +2101,15 @@
         </mc:Choice>
         <mc:Fallback>
           <w:pict>
-            <v:rect w14:anchorId="493615D5" id="Zone de texte 17" o:spid="_x0000_s1031" style="position:absolute;margin-left:95.5pt;margin-top:30.85pt;width:96.35pt;height:52.85pt;z-index:-503316476;visibility:visible;mso-wrap-style:square;mso-wrap-distance-left:0;mso-wrap-distance-top:0;mso-wrap-distance-right:1.1pt;mso-wrap-distance-bottom:1.1pt;mso-position-horizontal:absolute;mso-position-horizontal-relative:text;mso-position-vertical:absolute;mso-position-vertical-relative:bottom-margin-area;v-text-anchor:top" o:gfxdata="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" filled="f" stroked="f" strokeweight=".5pt">
-              <v:textbox inset="0,0,0,0">
+            <v:rect id="shape_0" ID="Zone de texte 17" path="m0,0l-2147483645,0l-2147483645,-2147483646l0,-2147483646xe" stroked="f" o:allowincell="f" style="position:absolute;margin-left:95.5pt;margin-top:30.85pt;width:96.3pt;height:52.8pt;mso-wrap-style:square;v-text-anchor:top" wp14:anchorId="493615D5">
+              <v:fill o:detectmouseclick="t" on="false"/>
+              <v:stroke color="#3465a4" weight="6480" joinstyle="round" endcap="flat"/>
+              <v:textbox>
                 <w:txbxContent>
                   <w:p>
                     <w:pPr>
                       <w:pStyle w:val="Footer"/>
-                      <w:snapToGrid w:val="0"/>
+                      <w:snapToGrid w:val="false"/>
                       <w:rPr>
                         <w:rFonts w:ascii="Suisse Int'l Light" w:hAnsi="Suisse Int'l Light" w:cs="Suisse Int'l Light"/>
                         <w:color w:val="000000"/>
@@ -2477,7 +2120,7 @@
                     </w:pPr>
                     <w:r>
                       <w:rPr>
-                        <w:rFonts w:ascii="Suisse Int'l Light" w:hAnsi="Suisse Int'l Light" w:cs="Suisse Int'l Light"/>
+                        <w:rFonts w:cs="Suisse Int'l Light" w:ascii="Suisse Int'l Light" w:hAnsi="Suisse Int'l Light"/>
                         <w:color w:val="000000"/>
                         <w:sz w:val="16"/>
                         <w:szCs w:val="16"/>
@@ -2489,7 +2132,7 @@
                   <w:p>
                     <w:pPr>
                       <w:pStyle w:val="Footer"/>
-                      <w:snapToGrid w:val="0"/>
+                      <w:snapToGrid w:val="false"/>
                       <w:rPr>
                         <w:rFonts w:ascii="Suisse Int'l Light" w:hAnsi="Suisse Int'l Light" w:cs="Suisse Int'l Light"/>
                         <w:color w:val="000000"/>
@@ -2500,7 +2143,7 @@
                     </w:pPr>
                     <w:r>
                       <w:rPr>
-                        <w:rFonts w:ascii="Suisse Int'l Light" w:hAnsi="Suisse Int'l Light" w:cs="Suisse Int'l Light"/>
+                        <w:rFonts w:cs="Suisse Int'l Light" w:ascii="Suisse Int'l Light" w:hAnsi="Suisse Int'l Light"/>
                         <w:color w:val="000000"/>
                         <w:sz w:val="16"/>
                         <w:szCs w:val="16"/>
@@ -2512,7 +2155,8 @@
                   <w:p>
                     <w:pPr>
                       <w:pStyle w:val="FrameContents"/>
-                      <w:snapToGrid w:val="0"/>
+                      <w:snapToGrid w:val="false"/>
+                      <w:spacing w:before="0" w:after="160"/>
                       <w:rPr>
                         <w:rFonts w:ascii="Suisse Int'l Light" w:hAnsi="Suisse Int'l Light" w:cs="Suisse Int'l Light"/>
                         <w:color w:val="000000"/>
@@ -2521,7 +2165,7 @@
                     </w:pPr>
                     <w:r>
                       <w:rPr>
-                        <w:rFonts w:ascii="Suisse Int'l Light" w:hAnsi="Suisse Int'l Light" w:cs="Suisse Int'l Light"/>
+                        <w:rFonts w:cs="Suisse Int'l Light" w:ascii="Suisse Int'l Light" w:hAnsi="Suisse Int'l Light"/>
                         <w:color w:val="000000"/>
                         <w:sz w:val="16"/>
                         <w:szCs w:val="16"/>
@@ -2532,20 +2176,15 @@
                   </w:p>
                 </w:txbxContent>
               </v:textbox>
-              <w10:wrap anchory="margin"/>
+              <w10:wrap type="none"/>
             </v:rect>
           </w:pict>
         </mc:Fallback>
       </mc:AlternateContent>
-    </w:r>
-    <w:r>
-      <w:rPr>
-        <w:noProof/>
-      </w:rPr>
       <mc:AlternateContent>
         <mc:Choice Requires="wps">
           <w:drawing>
-            <wp:anchor distT="0" distB="7620" distL="0" distR="13970" simplePos="0" relativeHeight="6" behindDoc="1" locked="0" layoutInCell="0" allowOverlap="1" wp14:anchorId="32D08C8D" wp14:editId="05ACDA10">
+            <wp:anchor behindDoc="1" distT="635" distB="0" distL="635" distR="0" simplePos="0" locked="0" layoutInCell="0" allowOverlap="1" relativeHeight="6" wp14:anchorId="32D08C8D">
               <wp:simplePos x="0" y="0"/>
               <wp:positionH relativeFrom="page">
                 <wp:posOffset>709295</wp:posOffset>
@@ -2557,7 +2196,6 @@
               <wp:effectExtent l="635" t="635" r="0" b="0"/>
               <wp:wrapNone/>
               <wp:docPr id="11" name="Zone de texte 18"/>
-              <wp:cNvGraphicFramePr/>
               <a:graphic xmlns:a="http://schemas.openxmlformats.org/drawingml/2006/main">
                 <a:graphicData uri="http://schemas.microsoft.com/office/word/2010/wordprocessingShape">
                   <wps:wsp>
@@ -2576,15 +2214,9 @@
                       </a:ln>
                     </wps:spPr>
                     <wps:style>
-                      <a:lnRef idx="0">
-                        <a:scrgbClr r="0" g="0" b="0"/>
-                      </a:lnRef>
-                      <a:fillRef idx="0">
-                        <a:scrgbClr r="0" g="0" b="0"/>
-                      </a:fillRef>
-                      <a:effectRef idx="0">
-                        <a:scrgbClr r="0" g="0" b="0"/>
-                      </a:effectRef>
+                      <a:lnRef idx="0"/>
+                      <a:fillRef idx="0"/>
+                      <a:effectRef idx="0"/>
                       <a:fontRef idx="minor"/>
                     </wps:style>
                     <wps:txbx>
@@ -2592,9 +2224,10 @@
                         <w:p>
                           <w:pPr>
                             <w:pStyle w:val="FrameContents"/>
-                            <w:snapToGrid w:val="0"/>
+                            <w:snapToGrid w:val="false"/>
+                            <w:spacing w:before="0" w:after="160"/>
                             <w:rPr>
-                              <w:rFonts w:ascii="Suisse Int'l Medium" w:eastAsia="MS Mincho" w:hAnsi="Suisse Int'l Medium" w:cs="Suisse Int'l Medium"/>
+                              <w:rFonts w:ascii="Suisse Int'l Medium" w:hAnsi="Suisse Int'l Medium" w:eastAsia="MS Mincho" w:cs="Suisse Int'l Medium"/>
                               <w:b/>
                               <w:color w:val="000000"/>
                               <w:sz w:val="16"/>
@@ -2604,7 +2237,7 @@
                           </w:pPr>
                           <w:r>
                             <w:rPr>
-                              <w:rFonts w:ascii="Suisse Int'l Medium" w:eastAsia="MS Mincho" w:hAnsi="Suisse Int'l Medium" w:cs="Suisse Int'l Medium"/>
+                              <w:rFonts w:eastAsia="MS Mincho" w:cs="Suisse Int'l Medium" w:ascii="Suisse Int'l Medium" w:hAnsi="Suisse Int'l Medium"/>
                               <w:b/>
                               <w:color w:val="000000"/>
                               <w:sz w:val="16"/>
@@ -2616,10 +2249,8 @@
                         </w:p>
                       </w:txbxContent>
                     </wps:txbx>
-                    <wps:bodyPr lIns="0" tIns="0" rIns="0" bIns="0" anchor="t">
-                      <a:prstTxWarp prst="textNoShape">
-                        <a:avLst/>
-                      </a:prstTxWarp>
+                    <wps:bodyPr lIns="0" rIns="0" tIns="0" bIns="0" anchor="t">
+                      <a:prstTxWarp prst="textNoShape"/>
                       <a:noAutofit/>
                     </wps:bodyPr>
                   </wps:wsp>
@@ -2630,15 +2261,18 @@
         </mc:Choice>
         <mc:Fallback>
           <w:pict>
-            <v:rect w14:anchorId="32D08C8D" id="Zone de texte 18" o:spid="_x0000_s1032" style="position:absolute;margin-left:55.85pt;margin-top:32.95pt;width:96.35pt;height:36.85pt;z-index:-503316474;visibility:visible;mso-wrap-style:square;mso-wrap-distance-left:0;mso-wrap-distance-top:0;mso-wrap-distance-right:1.1pt;mso-wrap-distance-bottom:.6pt;mso-position-horizontal:absolute;mso-position-horizontal-relative:page;mso-position-vertical:absolute;mso-position-vertical-relative:bottom-margin-area;v-text-anchor:top" o:gfxdata="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" o:allowincell="f" filled="f" stroked="f" strokeweight=".5pt">
-              <v:textbox inset="0,0,0,0">
+            <v:rect id="shape_0" ID="Zone de texte 18" path="m0,0l-2147483645,0l-2147483645,-2147483646l0,-2147483646xe" stroked="f" o:allowincell="f" style="position:absolute;margin-left:55.85pt;margin-top:32.95pt;width:96.3pt;height:36.8pt;mso-wrap-style:square;v-text-anchor:top;mso-position-horizontal-relative:page" wp14:anchorId="32D08C8D">
+              <v:fill o:detectmouseclick="t" on="false"/>
+              <v:stroke color="#3465a4" weight="6480" joinstyle="round" endcap="flat"/>
+              <v:textbox>
                 <w:txbxContent>
                   <w:p>
                     <w:pPr>
                       <w:pStyle w:val="FrameContents"/>
-                      <w:snapToGrid w:val="0"/>
+                      <w:snapToGrid w:val="false"/>
+                      <w:spacing w:before="0" w:after="160"/>
                       <w:rPr>
-                        <w:rFonts w:ascii="Suisse Int'l Medium" w:eastAsia="MS Mincho" w:hAnsi="Suisse Int'l Medium" w:cs="Suisse Int'l Medium"/>
+                        <w:rFonts w:ascii="Suisse Int'l Medium" w:hAnsi="Suisse Int'l Medium" w:eastAsia="MS Mincho" w:cs="Suisse Int'l Medium"/>
                         <w:b/>
                         <w:color w:val="000000"/>
                         <w:sz w:val="16"/>
@@ -2648,7 +2282,7 @@
                     </w:pPr>
                     <w:r>
                       <w:rPr>
-                        <w:rFonts w:ascii="Suisse Int'l Medium" w:eastAsia="MS Mincho" w:hAnsi="Suisse Int'l Medium" w:cs="Suisse Int'l Medium"/>
+                        <w:rFonts w:eastAsia="MS Mincho" w:cs="Suisse Int'l Medium" w:ascii="Suisse Int'l Medium" w:hAnsi="Suisse Int'l Medium"/>
                         <w:b/>
                         <w:color w:val="000000"/>
                         <w:sz w:val="16"/>
@@ -2660,18 +2294,13 @@
                   </w:p>
                 </w:txbxContent>
               </v:textbox>
-              <w10:wrap anchorx="page" anchory="margin"/>
+              <w10:wrap type="none"/>
             </v:rect>
           </w:pict>
         </mc:Fallback>
       </mc:AlternateContent>
-    </w:r>
-    <w:r>
-      <w:rPr>
-        <w:noProof/>
-      </w:rPr>
       <w:drawing>
-        <wp:anchor distT="0" distB="0" distL="0" distR="0" simplePos="0" relativeHeight="12" behindDoc="1" locked="0" layoutInCell="0" allowOverlap="0" wp14:anchorId="53364D4F" wp14:editId="6540C410">
+        <wp:anchor behindDoc="1" distT="0" distB="0" distL="0" distR="0" simplePos="0" locked="0" layoutInCell="0" allowOverlap="0" relativeHeight="12">
           <wp:simplePos x="0" y="0"/>
           <wp:positionH relativeFrom="page">
             <wp:posOffset>540385</wp:posOffset>
@@ -2682,7 +2311,7 @@
           <wp:extent cx="75565" cy="64770"/>
           <wp:effectExtent l="0" t="0" r="0" b="0"/>
           <wp:wrapNone/>
-          <wp:docPr id="12" name="Image 30"/>
+          <wp:docPr id="12" name="Image 30" descr=""/>
           <wp:cNvGraphicFramePr>
             <a:graphicFrameLocks xmlns:a="http://schemas.openxmlformats.org/drawingml/2006/main" noChangeAspect="1"/>
           </wp:cNvGraphicFramePr>
@@ -2690,7 +2319,7 @@
             <a:graphicData uri="http://schemas.openxmlformats.org/drawingml/2006/picture">
               <pic:pic xmlns:pic="http://schemas.openxmlformats.org/drawingml/2006/picture">
                 <pic:nvPicPr>
-                  <pic:cNvPr id="12" name="Image 30"/>
+                  <pic:cNvPr id="12" name="Image 30" descr=""/>
                   <pic:cNvPicPr>
                     <a:picLocks noChangeAspect="1" noChangeArrowheads="1"/>
                   </pic:cNvPicPr>
@@ -2715,15 +2344,10 @@
           </a:graphic>
         </wp:anchor>
       </w:drawing>
-    </w:r>
-    <w:r>
-      <w:rPr>
-        <w:noProof/>
-      </w:rPr>
       <mc:AlternateContent>
         <mc:Choice Requires="wps">
           <w:drawing>
-            <wp:anchor distT="0" distB="635" distL="113030" distR="114300" simplePos="0" relativeHeight="13" behindDoc="1" locked="0" layoutInCell="0" allowOverlap="0" wp14:anchorId="00AE7707" wp14:editId="4018F985">
+            <wp:anchor behindDoc="1" distT="0" distB="635" distL="111760" distR="114300" simplePos="0" locked="0" layoutInCell="0" allowOverlap="0" relativeHeight="13" wp14:anchorId="00AE7707">
               <wp:simplePos x="0" y="0"/>
               <wp:positionH relativeFrom="page">
                 <wp:posOffset>6741795</wp:posOffset>
@@ -2735,7 +2359,6 @@
               <wp:effectExtent l="0" t="0" r="0" b="0"/>
               <wp:wrapSquare wrapText="bothSides"/>
               <wp:docPr id="13" name="Zone de texte 2"/>
-              <wp:cNvGraphicFramePr/>
               <a:graphic xmlns:a="http://schemas.openxmlformats.org/drawingml/2006/main">
                 <a:graphicData uri="http://schemas.microsoft.com/office/word/2010/wordprocessingShape">
                   <wps:wsp>
@@ -2754,15 +2377,9 @@
                       </a:ln>
                     </wps:spPr>
                     <wps:style>
-                      <a:lnRef idx="0">
-                        <a:scrgbClr r="0" g="0" b="0"/>
-                      </a:lnRef>
-                      <a:fillRef idx="0">
-                        <a:scrgbClr r="0" g="0" b="0"/>
-                      </a:fillRef>
-                      <a:effectRef idx="0">
-                        <a:scrgbClr r="0" g="0" b="0"/>
-                      </a:effectRef>
+                      <a:lnRef idx="0"/>
+                      <a:fillRef idx="0"/>
+                      <a:effectRef idx="0"/>
                       <a:fontRef idx="minor"/>
                     </wps:style>
                     <wps:txbx>
@@ -2778,7 +2395,8 @@
                           </w:pPr>
                           <w:r>
                             <w:rPr>
-                              <w:rFonts w:ascii="Arial" w:hAnsi="Arial" w:cs="Arial"/>
+                              <w:rFonts w:cs="Arial" w:ascii="Arial" w:hAnsi="Arial"/>
+                              <w:color w:val="000000"/>
                               <w:sz w:val="14"/>
                               <w:szCs w:val="14"/>
                             </w:rPr>
@@ -2786,33 +2404,37 @@
                           </w:r>
                           <w:r>
                             <w:rPr>
-                              <w:rFonts w:ascii="Arial" w:hAnsi="Arial" w:cs="Arial"/>
                               <w:sz w:val="14"/>
                               <w:szCs w:val="14"/>
+                              <w:rFonts w:cs="Arial" w:ascii="Arial" w:hAnsi="Arial"/>
+                              <w:color w:val="000000"/>
                             </w:rPr>
                             <w:instrText xml:space="preserve"> PAGE </w:instrText>
                           </w:r>
                           <w:r>
                             <w:rPr>
-                              <w:rFonts w:ascii="Arial" w:hAnsi="Arial" w:cs="Arial"/>
                               <w:sz w:val="14"/>
                               <w:szCs w:val="14"/>
+                              <w:rFonts w:cs="Arial" w:ascii="Arial" w:hAnsi="Arial"/>
+                              <w:color w:val="000000"/>
                             </w:rPr>
                             <w:fldChar w:fldCharType="separate"/>
                           </w:r>
                           <w:r>
                             <w:rPr>
-                              <w:rFonts w:ascii="Arial" w:hAnsi="Arial" w:cs="Arial"/>
                               <w:sz w:val="14"/>
                               <w:szCs w:val="14"/>
+                              <w:rFonts w:cs="Arial" w:ascii="Arial" w:hAnsi="Arial"/>
+                              <w:color w:val="000000"/>
                             </w:rPr>
                             <w:t>1</w:t>
                           </w:r>
                           <w:r>
                             <w:rPr>
-                              <w:rFonts w:ascii="Arial" w:hAnsi="Arial" w:cs="Arial"/>
                               <w:sz w:val="14"/>
                               <w:szCs w:val="14"/>
+                              <w:rFonts w:cs="Arial" w:ascii="Arial" w:hAnsi="Arial"/>
+                              <w:color w:val="000000"/>
                             </w:rPr>
                             <w:fldChar w:fldCharType="end"/>
                           </w:r>
@@ -2820,9 +2442,7 @@
                       </w:txbxContent>
                     </wps:txbx>
                     <wps:bodyPr anchor="b">
-                      <a:prstTxWarp prst="textNoShape">
-                        <a:avLst/>
-                      </a:prstTxWarp>
+                      <a:prstTxWarp prst="textNoShape"/>
                       <a:noAutofit/>
                     </wps:bodyPr>
                   </wps:wsp>
@@ -2833,7 +2453,9 @@
         </mc:Choice>
         <mc:Fallback>
           <w:pict>
-            <v:rect w14:anchorId="00AE7707" id="Zone de texte 2" o:spid="_x0000_s1033" style="position:absolute;margin-left:530.85pt;margin-top:24pt;width:28.35pt;height:34pt;z-index:-503316467;visibility:visible;mso-wrap-style:square;mso-wrap-distance-left:8.9pt;mso-wrap-distance-top:0;mso-wrap-distance-right:9pt;mso-wrap-distance-bottom:.05pt;mso-position-horizontal:absolute;mso-position-horizontal-relative:page;mso-position-vertical:absolute;mso-position-vertical-relative:bottom-margin-area;v-text-anchor:bottom" o:gfxdata="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" o:allowincell="f" o:allowoverlap="f" filled="f" stroked="f" strokeweight=".25pt">
+            <v:rect id="shape_0" ID="Zone de texte 2" path="m0,0l-2147483645,0l-2147483645,-2147483646l0,-2147483646xe" stroked="f" o:allowincell="f" style="position:absolute;margin-left:530.85pt;margin-top:24pt;width:28.3pt;height:33.95pt;mso-wrap-style:square;v-text-anchor:bottom;mso-position-horizontal-relative:page" wp14:anchorId="00AE7707">
+              <v:fill o:detectmouseclick="t" on="false"/>
+              <v:stroke color="#3465a4" weight="3240" joinstyle="round" endcap="flat"/>
               <v:textbox>
                 <w:txbxContent>
                   <w:p>
@@ -2847,7 +2469,8 @@
                     </w:pPr>
                     <w:r>
                       <w:rPr>
-                        <w:rFonts w:ascii="Arial" w:hAnsi="Arial" w:cs="Arial"/>
+                        <w:rFonts w:cs="Arial" w:ascii="Arial" w:hAnsi="Arial"/>
+                        <w:color w:val="000000"/>
                         <w:sz w:val="14"/>
                         <w:szCs w:val="14"/>
                       </w:rPr>
@@ -2855,53 +2478,52 @@
                     </w:r>
                     <w:r>
                       <w:rPr>
-                        <w:rFonts w:ascii="Arial" w:hAnsi="Arial" w:cs="Arial"/>
                         <w:sz w:val="14"/>
                         <w:szCs w:val="14"/>
+                        <w:rFonts w:cs="Arial" w:ascii="Arial" w:hAnsi="Arial"/>
+                        <w:color w:val="000000"/>
                       </w:rPr>
                       <w:instrText xml:space="preserve"> PAGE </w:instrText>
                     </w:r>
                     <w:r>
                       <w:rPr>
-                        <w:rFonts w:ascii="Arial" w:hAnsi="Arial" w:cs="Arial"/>
                         <w:sz w:val="14"/>
                         <w:szCs w:val="14"/>
+                        <w:rFonts w:cs="Arial" w:ascii="Arial" w:hAnsi="Arial"/>
+                        <w:color w:val="000000"/>
                       </w:rPr>
                       <w:fldChar w:fldCharType="separate"/>
                     </w:r>
                     <w:r>
                       <w:rPr>
-                        <w:rFonts w:ascii="Arial" w:hAnsi="Arial" w:cs="Arial"/>
                         <w:sz w:val="14"/>
                         <w:szCs w:val="14"/>
+                        <w:rFonts w:cs="Arial" w:ascii="Arial" w:hAnsi="Arial"/>
+                        <w:color w:val="000000"/>
                       </w:rPr>
                       <w:t>1</w:t>
                     </w:r>
                     <w:r>
                       <w:rPr>
-                        <w:rFonts w:ascii="Arial" w:hAnsi="Arial" w:cs="Arial"/>
                         <w:sz w:val="14"/>
                         <w:szCs w:val="14"/>
+                        <w:rFonts w:cs="Arial" w:ascii="Arial" w:hAnsi="Arial"/>
+                        <w:color w:val="000000"/>
                       </w:rPr>
                       <w:fldChar w:fldCharType="end"/>
                     </w:r>
                   </w:p>
                 </w:txbxContent>
               </v:textbox>
-              <w10:wrap type="square" anchorx="page" anchory="margin"/>
+              <w10:wrap type="square"/>
             </v:rect>
           </w:pict>
         </mc:Fallback>
       </mc:AlternateContent>
-    </w:r>
-    <w:r>
-      <w:rPr>
-        <w:noProof/>
-      </w:rPr>
       <mc:AlternateContent>
         <mc:Choice Requires="wps">
           <w:drawing>
-            <wp:anchor distT="0" distB="25400" distL="0" distR="19050" simplePos="0" relativeHeight="15" behindDoc="1" locked="0" layoutInCell="1" allowOverlap="1" wp14:anchorId="19294314" wp14:editId="5EFF1A73">
+            <wp:anchor behindDoc="1" distT="635" distB="0" distL="2540" distR="1905" simplePos="0" locked="0" layoutInCell="1" allowOverlap="1" relativeHeight="15" wp14:anchorId="19294314">
               <wp:simplePos x="0" y="0"/>
               <wp:positionH relativeFrom="column">
                 <wp:posOffset>5888990</wp:posOffset>
@@ -2913,11 +2535,10 @@
               <wp:effectExtent l="2540" t="635" r="1905" b="0"/>
               <wp:wrapNone/>
               <wp:docPr id="14" name="Connecteur droit 13"/>
-              <wp:cNvGraphicFramePr/>
               <a:graphic xmlns:a="http://schemas.openxmlformats.org/drawingml/2006/main">
                 <a:graphicData uri="http://schemas.microsoft.com/office/word/2010/wordprocessingShape">
                   <wps:wsp>
-                    <wps:cNvCnPr/>
+                    <wps:cNvSpPr/>
                     <wps:spPr>
                       <a:xfrm>
                         <a:off x="0" y="0"/>
@@ -2953,7 +2574,7 @@
         </mc:Choice>
         <mc:Fallback>
           <w:pict>
-            <v:line id="shape_0" from="463.7pt,19.85pt" to="463.7pt,53.8pt" ID="Connecteur droit 13" stroked="t" o:allowincell="f" style="position:absolute" wp14:anchorId="3F75029A">
+            <v:line id="shape_0" from="463.7pt,19.85pt" to="463.7pt,53.8pt" ID="Connecteur droit 13" stroked="t" o:allowincell="f" style="position:absolute" wp14:anchorId="19294314">
               <v:stroke color="black" weight="3960" joinstyle="miter" endcap="flat"/>
               <v:fill o:detectmouseclick="t" on="false"/>
               <w10:wrap type="none"/>
@@ -2966,53 +2587,38 @@
   <w:p>
     <w:pPr>
       <w:pStyle w:val="Footer"/>
+      <w:rPr/>
     </w:pPr>
+    <w:r>
+      <w:rPr/>
+    </w:r>
   </w:p>
 </w:ftr>
 </file>
 
-<file path=word/footnotes.xml><?xml version="1.0" encoding="utf-8"?>
-<w:footnotes xmlns:wpc="http://schemas.microsoft.com/office/word/2010/wordprocessingCanvas" xmlns:cx="http://schemas.microsoft.com/office/drawing/2014/chartex" xmlns:cx1="http://schemas.microsoft.com/office/drawing/2015/9/8/chartex" xmlns:cx2="http://schemas.microsoft.com/office/drawing/2015/10/21/chartex" xmlns:cx3="http://schemas.microsoft.com/office/drawing/2016/5/9/chartex" xmlns:cx4="http://schemas.microsoft.com/office/drawing/2016/5/10/chartex" xmlns:cx5="http://schemas.microsoft.com/office/drawing/2016/5/11/chartex" xmlns:cx6="http://schemas.microsoft.com/office/drawing/2016/5/12/chartex" xmlns:cx7="http://schemas.microsoft.com/office/drawing/2016/5/13/chartex" xmlns:cx8="http://schemas.microsoft.com/office/drawing/2016/5/14/chartex" xmlns:mc="http://schemas.openxmlformats.org/markup-compatibility/2006" xmlns:aink="http://schemas.microsoft.com/office/drawing/2016/ink" xmlns:am3d="http://schemas.microsoft.com/office/drawing/2017/model3d" xmlns:o="urn:schemas-microsoft-com:office:office" xmlns:oel="http://schemas.microsoft.com/office/2019/extlst" xmlns:r="http://schemas.openxmlformats.org/officeDocument/2006/relationships" xmlns:m="http://schemas.openxmlformats.org/officeDocument/2006/math" xmlns:v="urn:schemas-microsoft-com:vml" xmlns:wp14="http://schemas.microsoft.com/office/word/2010/wordprocessingDrawing" xmlns:wp="http://schemas.openxmlformats.org/drawingml/2006/wordprocessingDrawing" xmlns:w10="urn:schemas-microsoft-com:office:word" xmlns:w="http://schemas.openxmlformats.org/wordprocessingml/2006/main" xmlns:w14="http://schemas.microsoft.com/office/word/2010/wordml" xmlns:w15="http://schemas.microsoft.com/office/word/2012/wordml" xmlns:w16cex="http://schemas.microsoft.com/office/word/2018/wordml/cex" xmlns:w16cid="http://schemas.microsoft.com/office/word/2016/wordml/cid" xmlns:w16="http://schemas.microsoft.com/office/word/2018/wordml" xmlns:w16du="http://schemas.microsoft.com/office/word/2023/wordml/word16du" xmlns:w16sdtdh="http://schemas.microsoft.com/office/word/2020/wordml/sdtdatahash" xmlns:w16sdtfl="http://schemas.microsoft.com/office/word/2024/wordml/sdtformatlock" xmlns:w16se="http://schemas.microsoft.com/office/word/2015/wordml/symex" xmlns:wpg="http://schemas.microsoft.com/office/word/2010/wordprocessingGroup" xmlns:wpi="http://schemas.microsoft.com/office/word/2010/wordprocessingInk" xmlns:wne="http://schemas.microsoft.com/office/word/2006/wordml" xmlns:wps="http://schemas.microsoft.com/office/word/2010/wordprocessingShape" mc:Ignorable="w14 w15 w16se w16cid w16 w16cex w16sdtdh w16sdtfl w16du wp14">
-  <w:footnote w:type="separator" w:id="-1">
-    <w:p>
-      <w:pPr>
-        <w:spacing w:after="0" w:line="240" w:lineRule="auto"/>
-      </w:pPr>
-      <w:r>
-        <w:separator/>
-      </w:r>
-    </w:p>
-  </w:footnote>
-  <w:footnote w:type="continuationSeparator" w:id="0">
-    <w:p>
-      <w:pPr>
-        <w:spacing w:after="0" w:line="240" w:lineRule="auto"/>
-      </w:pPr>
-      <w:r>
-        <w:continuationSeparator/>
-      </w:r>
-    </w:p>
-  </w:footnote>
-</w:footnotes>
-</file>
-
 <file path=word/header1.xml><?xml version="1.0" encoding="utf-8"?>
-<w:hdr xmlns:wpc="http://schemas.microsoft.com/office/word/2010/wordprocessingCanvas" xmlns:cx="http://schemas.microsoft.com/office/drawing/2014/chartex" xmlns:cx1="http://schemas.microsoft.com/office/drawing/2015/9/8/chartex" xmlns:cx2="http://schemas.microsoft.com/office/drawing/2015/10/21/chartex" xmlns:cx3="http://schemas.microsoft.com/office/drawing/2016/5/9/chartex" xmlns:cx4="http://schemas.microsoft.com/office/drawing/2016/5/10/chartex" xmlns:cx5="http://schemas.microsoft.com/office/drawing/2016/5/11/chartex" xmlns:cx6="http://schemas.microsoft.com/office/drawing/2016/5/12/chartex" xmlns:cx7="http://schemas.microsoft.com/office/drawing/2016/5/13/chartex" xmlns:cx8="http://schemas.microsoft.com/office/drawing/2016/5/14/chartex" xmlns:mc="http://schemas.openxmlformats.org/markup-compatibility/2006" xmlns:aink="http://schemas.microsoft.com/office/drawing/2016/ink" xmlns:am3d="http://schemas.microsoft.com/office/drawing/2017/model3d" xmlns:o="urn:schemas-microsoft-com:office:office" xmlns:oel="http://schemas.microsoft.com/office/2019/extlst" xmlns:r="http://schemas.openxmlformats.org/officeDocument/2006/relationships" xmlns:m="http://schemas.openxmlformats.org/officeDocument/2006/math" xmlns:v="urn:schemas-microsoft-com:vml" xmlns:wp14="http://schemas.microsoft.com/office/word/2010/wordprocessingDrawing" xmlns:wp="http://schemas.openxmlformats.org/drawingml/2006/wordprocessingDrawing" xmlns:w10="urn:schemas-microsoft-com:office:word" xmlns:w="http://schemas.openxmlformats.org/wordprocessingml/2006/main" xmlns:w14="http://schemas.microsoft.com/office/word/2010/wordml" xmlns:w15="http://schemas.microsoft.com/office/word/2012/wordml" xmlns:w16cex="http://schemas.microsoft.com/office/word/2018/wordml/cex" xmlns:w16cid="http://schemas.microsoft.com/office/word/2016/wordml/cid" xmlns:w16="http://schemas.microsoft.com/office/word/2018/wordml" xmlns:w16du="http://schemas.microsoft.com/office/word/2023/wordml/word16du" xmlns:w16sdtdh="http://schemas.microsoft.com/office/word/2020/wordml/sdtdatahash" xmlns:w16sdtfl="http://schemas.microsoft.com/office/word/2024/wordml/sdtformatlock" xmlns:w16se="http://schemas.microsoft.com/office/word/2015/wordml/symex" xmlns:wpg="http://schemas.microsoft.com/office/word/2010/wordprocessingGroup" xmlns:wpi="http://schemas.microsoft.com/office/word/2010/wordprocessingInk" xmlns:wne="http://schemas.microsoft.com/office/word/2006/wordml" xmlns:wps="http://schemas.microsoft.com/office/word/2010/wordprocessingShape" mc:Ignorable="w14 w15 w16se w16cid w16 w16cex w16sdtdh w16sdtfl w16du wp14">
+<w:hdr xmlns:o="urn:schemas-microsoft-com:office:office" xmlns:r="http://schemas.openxmlformats.org/officeDocument/2006/relationships" xmlns:v="urn:schemas-microsoft-com:vml" xmlns:w="http://schemas.openxmlformats.org/wordprocessingml/2006/main" xmlns:w10="urn:schemas-microsoft-com:office:word" xmlns:wp="http://schemas.openxmlformats.org/drawingml/2006/wordprocessingDrawing" xmlns:wps="http://schemas.microsoft.com/office/word/2010/wordprocessingShape" xmlns:wpg="http://schemas.microsoft.com/office/word/2010/wordprocessingGroup" xmlns:mc="http://schemas.openxmlformats.org/markup-compatibility/2006" xmlns:wp14="http://schemas.microsoft.com/office/word/2010/wordprocessingDrawing" xmlns:w14="http://schemas.microsoft.com/office/word/2010/wordml" xmlns:w15="http://schemas.microsoft.com/office/word/2012/wordml" mc:Ignorable="w14 wp14 w15">
   <w:p>
     <w:pPr>
       <w:pStyle w:val="Header"/>
+      <w:rPr/>
     </w:pPr>
+    <w:r>
+      <w:rPr/>
+    </w:r>
   </w:p>
 </w:hdr>
 </file>
 
 <file path=word/header2.xml><?xml version="1.0" encoding="utf-8"?>
-<w:hdr xmlns:wpc="http://schemas.microsoft.com/office/word/2010/wordprocessingCanvas" xmlns:cx="http://schemas.microsoft.com/office/drawing/2014/chartex" xmlns:cx1="http://schemas.microsoft.com/office/drawing/2015/9/8/chartex" xmlns:cx2="http://schemas.microsoft.com/office/drawing/2015/10/21/chartex" xmlns:cx3="http://schemas.microsoft.com/office/drawing/2016/5/9/chartex" xmlns:cx4="http://schemas.microsoft.com/office/drawing/2016/5/10/chartex" xmlns:cx5="http://schemas.microsoft.com/office/drawing/2016/5/11/chartex" xmlns:cx6="http://schemas.microsoft.com/office/drawing/2016/5/12/chartex" xmlns:cx7="http://schemas.microsoft.com/office/drawing/2016/5/13/chartex" xmlns:cx8="http://schemas.microsoft.com/office/drawing/2016/5/14/chartex" xmlns:mc="http://schemas.openxmlformats.org/markup-compatibility/2006" xmlns:aink="http://schemas.microsoft.com/office/drawing/2016/ink" xmlns:am3d="http://schemas.microsoft.com/office/drawing/2017/model3d" xmlns:o="urn:schemas-microsoft-com:office:office" xmlns:oel="http://schemas.microsoft.com/office/2019/extlst" xmlns:r="http://schemas.openxmlformats.org/officeDocument/2006/relationships" xmlns:m="http://schemas.openxmlformats.org/officeDocument/2006/math" xmlns:v="urn:schemas-microsoft-com:vml" xmlns:wp14="http://schemas.microsoft.com/office/word/2010/wordprocessingDrawing" xmlns:wp="http://schemas.openxmlformats.org/drawingml/2006/wordprocessingDrawing" xmlns:w10="urn:schemas-microsoft-com:office:word" xmlns:w="http://schemas.openxmlformats.org/wordprocessingml/2006/main" xmlns:w14="http://schemas.microsoft.com/office/word/2010/wordml" xmlns:w15="http://schemas.microsoft.com/office/word/2012/wordml" xmlns:w16cex="http://schemas.microsoft.com/office/word/2018/wordml/cex" xmlns:w16cid="http://schemas.microsoft.com/office/word/2016/wordml/cid" xmlns:w16="http://schemas.microsoft.com/office/word/2018/wordml" xmlns:w16du="http://schemas.microsoft.com/office/word/2023/wordml/word16du" xmlns:w16sdtdh="http://schemas.microsoft.com/office/word/2020/wordml/sdtdatahash" xmlns:w16sdtfl="http://schemas.microsoft.com/office/word/2024/wordml/sdtformatlock" xmlns:w16se="http://schemas.microsoft.com/office/word/2015/wordml/symex" xmlns:wpg="http://schemas.microsoft.com/office/word/2010/wordprocessingGroup" xmlns:wpi="http://schemas.microsoft.com/office/word/2010/wordprocessingInk" xmlns:wne="http://schemas.microsoft.com/office/word/2006/wordml" xmlns:wps="http://schemas.microsoft.com/office/word/2010/wordprocessingShape" mc:Ignorable="w14 w15 w16se w16cid w16 w16cex w16sdtdh w16sdtfl w16du wp14">
+<w:hdr xmlns:o="urn:schemas-microsoft-com:office:office" xmlns:r="http://schemas.openxmlformats.org/officeDocument/2006/relationships" xmlns:v="urn:schemas-microsoft-com:vml" xmlns:w="http://schemas.openxmlformats.org/wordprocessingml/2006/main" xmlns:w10="urn:schemas-microsoft-com:office:word" xmlns:wp="http://schemas.openxmlformats.org/drawingml/2006/wordprocessingDrawing" xmlns:wps="http://schemas.microsoft.com/office/word/2010/wordprocessingShape" xmlns:wpg="http://schemas.microsoft.com/office/word/2010/wordprocessingGroup" xmlns:mc="http://schemas.openxmlformats.org/markup-compatibility/2006" xmlns:wp14="http://schemas.microsoft.com/office/word/2010/wordprocessingDrawing" xmlns:w14="http://schemas.microsoft.com/office/word/2010/wordml" xmlns:w15="http://schemas.microsoft.com/office/word/2012/wordml" mc:Ignorable="w14 wp14 w15">
   <w:p>
     <w:pPr>
       <w:pStyle w:val="Footer"/>
       <w:tabs>
-        <w:tab w:val="left" w:pos="4820"/>
+        <w:tab w:val="center" w:pos="4536" w:leader="none"/>
+        <w:tab w:val="left" w:pos="4820" w:leader="none"/>
+        <w:tab w:val="right" w:pos="9072" w:leader="none"/>
       </w:tabs>
       <w:rPr>
         <w:lang w:val="en-GB"/>
@@ -3029,21 +2635,20 @@
     <w:pPr>
       <w:pStyle w:val="Footer"/>
       <w:tabs>
-        <w:tab w:val="left" w:pos="4820"/>
+        <w:tab w:val="center" w:pos="4536" w:leader="none"/>
+        <w:tab w:val="left" w:pos="4820" w:leader="none"/>
+        <w:tab w:val="right" w:pos="9072" w:leader="none"/>
       </w:tabs>
       <w:rPr>
-        <w:rFonts w:cstheme="minorHAnsi"/>
+        <w:rFonts w:cs="Calibri" w:cstheme="minorHAnsi"/>
         <w:sz w:val="18"/>
         <w:szCs w:val="18"/>
         <w:lang w:val="en-GB"/>
       </w:rPr>
     </w:pPr>
     <w:r>
-      <w:rPr>
-        <w:noProof/>
-      </w:rPr>
       <w:drawing>
-        <wp:anchor distT="0" distB="0" distL="114300" distR="114300" simplePos="0" relativeHeight="251658240" behindDoc="1" locked="0" layoutInCell="1" allowOverlap="1" wp14:anchorId="423B2E87" wp14:editId="7374C722">
+        <wp:anchor behindDoc="1" distT="0" distB="0" distL="114300" distR="114300" simplePos="0" locked="0" layoutInCell="1" allowOverlap="1" relativeHeight="0">
           <wp:simplePos x="0" y="0"/>
           <wp:positionH relativeFrom="page">
             <wp:posOffset>899795</wp:posOffset>
@@ -3054,7 +2659,7 @@
           <wp:extent cx="730885" cy="205105"/>
           <wp:effectExtent l="0" t="0" r="0" b="0"/>
           <wp:wrapSquare wrapText="bothSides"/>
-          <wp:docPr id="1" name="Image 27"/>
+          <wp:docPr id="1" name="Image 27" descr=""/>
           <wp:cNvGraphicFramePr>
             <a:graphicFrameLocks xmlns:a="http://schemas.openxmlformats.org/drawingml/2006/main" noChangeAspect="1"/>
           </wp:cNvGraphicFramePr>
@@ -3062,7 +2667,7 @@
             <a:graphicData uri="http://schemas.openxmlformats.org/drawingml/2006/picture">
               <pic:pic xmlns:pic="http://schemas.openxmlformats.org/drawingml/2006/picture">
                 <pic:nvPicPr>
-                  <pic:cNvPr id="1" name="Image 27"/>
+                  <pic:cNvPr id="1" name="Image 27" descr=""/>
                   <pic:cNvPicPr>
                     <a:picLocks noChangeAspect="1" noChangeArrowheads="1"/>
                   </pic:cNvPicPr>
@@ -3093,22 +2698,12 @@
         <w:lang w:val="en-GB"/>
       </w:rPr>
       <w:tab/>
+      <w:tab/>
+      <w:tab/>
     </w:r>
     <w:r>
       <w:rPr>
-        <w:lang w:val="en-GB"/>
-      </w:rPr>
-      <w:tab/>
-    </w:r>
-    <w:r>
-      <w:rPr>
-        <w:lang w:val="en-GB"/>
-      </w:rPr>
-      <w:tab/>
-    </w:r>
-    <w:r>
-      <w:rPr>
-        <w:rFonts w:cstheme="minorHAnsi"/>
+        <w:rFonts w:cs="Calibri" w:cstheme="minorHAnsi"/>
         <w:sz w:val="18"/>
         <w:szCs w:val="18"/>
         <w:lang w:val="en-GB"/>
@@ -3120,11 +2715,13 @@
     <w:pPr>
       <w:pStyle w:val="Header"/>
       <w:tabs>
-        <w:tab w:val="left" w:pos="4820"/>
-        <w:tab w:val="left" w:pos="5865"/>
+        <w:tab w:val="center" w:pos="4536" w:leader="none"/>
+        <w:tab w:val="left" w:pos="4820" w:leader="none"/>
+        <w:tab w:val="left" w:pos="5865" w:leader="none"/>
+        <w:tab w:val="right" w:pos="9072" w:leader="none"/>
       </w:tabs>
       <w:rPr>
-        <w:rFonts w:cstheme="minorHAnsi"/>
+        <w:rFonts w:cs="Calibri" w:cstheme="minorHAnsi"/>
         <w:sz w:val="18"/>
         <w:szCs w:val="18"/>
         <w:lang w:val="en-GB"/>
@@ -3132,38 +2729,14 @@
     </w:pPr>
     <w:r>
       <w:rPr>
-        <w:rFonts w:cstheme="minorHAnsi"/>
+        <w:rFonts w:cs="Calibri" w:cstheme="minorHAnsi"/>
         <w:sz w:val="18"/>
         <w:szCs w:val="18"/>
         <w:lang w:val="en-GB"/>
       </w:rPr>
       <w:tab/>
-    </w:r>
-    <w:r>
-      <w:rPr>
-        <w:rFonts w:cstheme="minorHAnsi"/>
-        <w:sz w:val="18"/>
-        <w:szCs w:val="18"/>
-        <w:lang w:val="en-GB"/>
-      </w:rPr>
       <w:tab/>
-    </w:r>
-    <w:r>
-      <w:rPr>
-        <w:rFonts w:cstheme="minorHAnsi"/>
-        <w:sz w:val="18"/>
-        <w:szCs w:val="18"/>
-        <w:lang w:val="en-GB"/>
-      </w:rPr>
       <w:tab/>
-    </w:r>
-    <w:r>
-      <w:rPr>
-        <w:rFonts w:cstheme="minorHAnsi"/>
-        <w:sz w:val="18"/>
-        <w:szCs w:val="18"/>
-        <w:lang w:val="en-GB"/>
-      </w:rPr>
       <w:tab/>
       <w:t>Rev. 05.2021</w:t>
     </w:r>
@@ -3175,6 +2748,11 @@
         <w:lang w:val="en-GB"/>
       </w:rPr>
     </w:pPr>
+    <w:r>
+      <w:rPr>
+        <w:lang w:val="en-GB"/>
+      </w:rPr>
+    </w:r>
   </w:p>
   <w:p>
     <w:pPr>
@@ -3183,25 +2761,30 @@
         <w:lang w:val="en-GB"/>
       </w:rPr>
     </w:pPr>
+    <w:r>
+      <w:rPr>
+        <w:lang w:val="en-GB"/>
+      </w:rPr>
+    </w:r>
   </w:p>
 </w:hdr>
 </file>
 
 <file path=word/header3.xml><?xml version="1.0" encoding="utf-8"?>
-<w:hdr xmlns:wpc="http://schemas.microsoft.com/office/word/2010/wordprocessingCanvas" xmlns:cx="http://schemas.microsoft.com/office/drawing/2014/chartex" xmlns:cx1="http://schemas.microsoft.com/office/drawing/2015/9/8/chartex" xmlns:cx2="http://schemas.microsoft.com/office/drawing/2015/10/21/chartex" xmlns:cx3="http://schemas.microsoft.com/office/drawing/2016/5/9/chartex" xmlns:cx4="http://schemas.microsoft.com/office/drawing/2016/5/10/chartex" xmlns:cx5="http://schemas.microsoft.com/office/drawing/2016/5/11/chartex" xmlns:cx6="http://schemas.microsoft.com/office/drawing/2016/5/12/chartex" xmlns:cx7="http://schemas.microsoft.com/office/drawing/2016/5/13/chartex" xmlns:cx8="http://schemas.microsoft.com/office/drawing/2016/5/14/chartex" xmlns:mc="http://schemas.openxmlformats.org/markup-compatibility/2006" xmlns:aink="http://schemas.microsoft.com/office/drawing/2016/ink" xmlns:am3d="http://schemas.microsoft.com/office/drawing/2017/model3d" xmlns:o="urn:schemas-microsoft-com:office:office" xmlns:oel="http://schemas.microsoft.com/office/2019/extlst" xmlns:r="http://schemas.openxmlformats.org/officeDocument/2006/relationships" xmlns:m="http://schemas.openxmlformats.org/officeDocument/2006/math" xmlns:v="urn:schemas-microsoft-com:vml" xmlns:wp14="http://schemas.microsoft.com/office/word/2010/wordprocessingDrawing" xmlns:wp="http://schemas.openxmlformats.org/drawingml/2006/wordprocessingDrawing" xmlns:w10="urn:schemas-microsoft-com:office:word" xmlns:w="http://schemas.openxmlformats.org/wordprocessingml/2006/main" xmlns:w14="http://schemas.microsoft.com/office/word/2010/wordml" xmlns:w15="http://schemas.microsoft.com/office/word/2012/wordml" xmlns:w16cex="http://schemas.microsoft.com/office/word/2018/wordml/cex" xmlns:w16cid="http://schemas.microsoft.com/office/word/2016/wordml/cid" xmlns:w16="http://schemas.microsoft.com/office/word/2018/wordml" xmlns:w16du="http://schemas.microsoft.com/office/word/2023/wordml/word16du" xmlns:w16sdtdh="http://schemas.microsoft.com/office/word/2020/wordml/sdtdatahash" xmlns:w16sdtfl="http://schemas.microsoft.com/office/word/2024/wordml/sdtformatlock" xmlns:w16se="http://schemas.microsoft.com/office/word/2015/wordml/symex" xmlns:wpg="http://schemas.microsoft.com/office/word/2010/wordprocessingGroup" xmlns:wpi="http://schemas.microsoft.com/office/word/2010/wordprocessingInk" xmlns:wne="http://schemas.microsoft.com/office/word/2006/wordml" xmlns:wps="http://schemas.microsoft.com/office/word/2010/wordprocessingShape" mc:Ignorable="w14 w15 w16se w16cid w16 w16cex w16sdtdh w16sdtfl w16du wp14">
+<w:hdr xmlns:o="urn:schemas-microsoft-com:office:office" xmlns:r="http://schemas.openxmlformats.org/officeDocument/2006/relationships" xmlns:v="urn:schemas-microsoft-com:vml" xmlns:w="http://schemas.openxmlformats.org/wordprocessingml/2006/main" xmlns:w10="urn:schemas-microsoft-com:office:word" xmlns:wp="http://schemas.openxmlformats.org/drawingml/2006/wordprocessingDrawing" xmlns:wps="http://schemas.microsoft.com/office/word/2010/wordprocessingShape" xmlns:wpg="http://schemas.microsoft.com/office/word/2010/wordprocessingGroup" xmlns:mc="http://schemas.openxmlformats.org/markup-compatibility/2006" xmlns:wp14="http://schemas.microsoft.com/office/word/2010/wordprocessingDrawing" xmlns:w14="http://schemas.microsoft.com/office/word/2010/wordml" xmlns:w15="http://schemas.microsoft.com/office/word/2012/wordml" mc:Ignorable="w14 wp14 w15">
   <w:p>
     <w:pPr>
       <w:pStyle w:val="Footer"/>
       <w:tabs>
-        <w:tab w:val="left" w:pos="4820"/>
+        <w:tab w:val="center" w:pos="4536" w:leader="none"/>
+        <w:tab w:val="left" w:pos="4820" w:leader="none"/>
+        <w:tab w:val="right" w:pos="9072" w:leader="none"/>
       </w:tabs>
+      <w:rPr/>
     </w:pPr>
     <w:r>
-      <w:rPr>
-        <w:noProof/>
-      </w:rPr>
       <w:drawing>
-        <wp:anchor distT="0" distB="0" distL="114300" distR="114300" simplePos="0" relativeHeight="11" behindDoc="1" locked="0" layoutInCell="0" allowOverlap="1" wp14:anchorId="2A5B24E1" wp14:editId="05A29925">
+        <wp:anchor behindDoc="1" distT="0" distB="0" distL="114300" distR="114300" simplePos="0" locked="0" layoutInCell="0" allowOverlap="1" relativeHeight="11">
           <wp:simplePos x="0" y="0"/>
           <wp:positionH relativeFrom="page">
             <wp:posOffset>899795</wp:posOffset>
@@ -3212,7 +2795,7 @@
           <wp:extent cx="1209675" cy="353060"/>
           <wp:effectExtent l="0" t="0" r="0" b="0"/>
           <wp:wrapSquare wrapText="bothSides"/>
-          <wp:docPr id="2" name="Image 29"/>
+          <wp:docPr id="2" name="Image 29" descr=""/>
           <wp:cNvGraphicFramePr>
             <a:graphicFrameLocks xmlns:a="http://schemas.openxmlformats.org/drawingml/2006/main" noChangeAspect="1"/>
           </wp:cNvGraphicFramePr>
@@ -3220,7 +2803,7 @@
             <a:graphicData uri="http://schemas.openxmlformats.org/drawingml/2006/picture">
               <pic:pic xmlns:pic="http://schemas.openxmlformats.org/drawingml/2006/picture">
                 <pic:nvPicPr>
-                  <pic:cNvPr id="2" name="Image 29"/>
+                  <pic:cNvPr id="2" name="Image 29" descr=""/>
                   <pic:cNvPicPr>
                     <a:picLocks noChangeAspect="1" noChangeArrowheads="1"/>
                   </pic:cNvPicPr>
@@ -3247,6 +2830,7 @@
       </w:drawing>
     </w:r>
     <w:r>
+      <w:rPr/>
       <w:tab/>
     </w:r>
   </w:p>
@@ -3254,27 +2838,26 @@
     <w:pPr>
       <w:pStyle w:val="Footer"/>
       <w:tabs>
-        <w:tab w:val="left" w:pos="4820"/>
+        <w:tab w:val="center" w:pos="4536" w:leader="none"/>
+        <w:tab w:val="left" w:pos="4820" w:leader="none"/>
+        <w:tab w:val="right" w:pos="9072" w:leader="none"/>
       </w:tabs>
       <w:rPr>
-        <w:rFonts w:cstheme="minorHAnsi"/>
+        <w:rFonts w:cs="Calibri" w:cstheme="minorHAnsi"/>
         <w:sz w:val="18"/>
         <w:szCs w:val="18"/>
         <w:lang w:val="en-GB"/>
       </w:rPr>
     </w:pPr>
     <w:r>
+      <w:rPr/>
       <w:tab/>
-    </w:r>
-    <w:r>
       <w:tab/>
-    </w:r>
-    <w:r>
       <w:tab/>
     </w:r>
     <w:r>
       <w:rPr>
-        <w:rFonts w:cstheme="minorHAnsi"/>
+        <w:rFonts w:cs="Calibri" w:cstheme="minorHAnsi"/>
         <w:sz w:val="18"/>
         <w:szCs w:val="18"/>
         <w:lang w:val="en-GB"/>
@@ -3286,10 +2869,12 @@
     <w:pPr>
       <w:pStyle w:val="Footer"/>
       <w:tabs>
-        <w:tab w:val="left" w:pos="4820"/>
+        <w:tab w:val="center" w:pos="4536" w:leader="none"/>
+        <w:tab w:val="left" w:pos="4820" w:leader="none"/>
+        <w:tab w:val="right" w:pos="9072" w:leader="none"/>
       </w:tabs>
       <w:rPr>
-        <w:rFonts w:cstheme="minorHAnsi"/>
+        <w:rFonts w:cs="Calibri" w:cstheme="minorHAnsi"/>
         <w:sz w:val="18"/>
         <w:szCs w:val="18"/>
         <w:lang w:val="en-GB"/>
@@ -3297,71 +2882,41 @@
     </w:pPr>
     <w:r>
       <w:rPr>
-        <w:rFonts w:cstheme="minorHAnsi"/>
+        <w:rFonts w:cs="Calibri" w:cstheme="minorHAnsi"/>
         <w:sz w:val="18"/>
         <w:szCs w:val="18"/>
         <w:lang w:val="en-GB"/>
       </w:rPr>
       <w:tab/>
-    </w:r>
-    <w:r>
+      <w:tab/>
+      <w:tab/>
+      <w:t xml:space="preserve">template Consent form </w:t>
+    </w:r>
+  </w:p>
+  <w:p>
+    <w:pPr>
+      <w:pStyle w:val="Header"/>
+      <w:tabs>
+        <w:tab w:val="center" w:pos="4536" w:leader="none"/>
+        <w:tab w:val="left" w:pos="4820" w:leader="none"/>
+        <w:tab w:val="right" w:pos="9072" w:leader="none"/>
+      </w:tabs>
       <w:rPr>
-        <w:rFonts w:cstheme="minorHAnsi"/>
+        <w:rFonts w:cs="Calibri" w:cstheme="minorHAnsi"/>
+        <w:sz w:val="18"/>
+        <w:szCs w:val="18"/>
+        <w:lang w:val="en-GB"/>
+      </w:rPr>
+    </w:pPr>
+    <w:r>
+      <w:rPr>
+        <w:rFonts w:cs="Calibri" w:cstheme="minorHAnsi"/>
         <w:sz w:val="18"/>
         <w:szCs w:val="18"/>
         <w:lang w:val="en-GB"/>
       </w:rPr>
       <w:tab/>
-    </w:r>
-    <w:r>
-      <w:rPr>
-        <w:rFonts w:cstheme="minorHAnsi"/>
-        <w:sz w:val="18"/>
-        <w:szCs w:val="18"/>
-        <w:lang w:val="en-GB"/>
-      </w:rPr>
       <w:tab/>
-      <w:t xml:space="preserve">template Consent form </w:t>
-    </w:r>
-  </w:p>
-  <w:p>
-    <w:pPr>
-      <w:pStyle w:val="Header"/>
-      <w:tabs>
-        <w:tab w:val="left" w:pos="4820"/>
-      </w:tabs>
-      <w:rPr>
-        <w:rFonts w:cstheme="minorHAnsi"/>
-        <w:sz w:val="18"/>
-        <w:szCs w:val="18"/>
-        <w:lang w:val="en-GB"/>
-      </w:rPr>
-    </w:pPr>
-    <w:r>
-      <w:rPr>
-        <w:rFonts w:cstheme="minorHAnsi"/>
-        <w:sz w:val="18"/>
-        <w:szCs w:val="18"/>
-        <w:lang w:val="en-GB"/>
-      </w:rPr>
-      <w:tab/>
-    </w:r>
-    <w:r>
-      <w:rPr>
-        <w:rFonts w:cstheme="minorHAnsi"/>
-        <w:sz w:val="18"/>
-        <w:szCs w:val="18"/>
-        <w:lang w:val="en-GB"/>
-      </w:rPr>
-      <w:tab/>
-    </w:r>
-    <w:r>
-      <w:rPr>
-        <w:rFonts w:cstheme="minorHAnsi"/>
-        <w:sz w:val="18"/>
-        <w:szCs w:val="18"/>
-        <w:lang w:val="en-GB"/>
-      </w:rPr>
       <w:tab/>
       <w:t>Rev. 05.2021</w:t>
     </w:r>
@@ -3373,16 +2928,18 @@
         <w:lang w:val="en-GB"/>
       </w:rPr>
     </w:pPr>
+    <w:r>
+      <w:rPr>
+        <w:lang w:val="en-GB"/>
+      </w:rPr>
+    </w:r>
   </w:p>
 </w:hdr>
 </file>
 
 <file path=word/numbering.xml><?xml version="1.0" encoding="utf-8"?>
-<w:numbering xmlns:wpc="http://schemas.microsoft.com/office/word/2010/wordprocessingCanvas" xmlns:cx="http://schemas.microsoft.com/office/drawing/2014/chartex" xmlns:cx1="http://schemas.microsoft.com/office/drawing/2015/9/8/chartex" xmlns:cx2="http://schemas.microsoft.com/office/drawing/2015/10/21/chartex" xmlns:cx3="http://schemas.microsoft.com/office/drawing/2016/5/9/chartex" xmlns:cx4="http://schemas.microsoft.com/office/drawing/2016/5/10/chartex" xmlns:cx5="http://schemas.microsoft.com/office/drawing/2016/5/11/chartex" xmlns:cx6="http://schemas.microsoft.com/office/drawing/2016/5/12/chartex" xmlns:cx7="http://schemas.microsoft.com/office/drawing/2016/5/13/chartex" xmlns:cx8="http://schemas.microsoft.com/office/drawing/2016/5/14/chartex" xmlns:mc="http://schemas.openxmlformats.org/markup-compatibility/2006" xmlns:aink="http://schemas.microsoft.com/office/drawing/2016/ink" xmlns:am3d="http://schemas.microsoft.com/office/drawing/2017/model3d" xmlns:o="urn:schemas-microsoft-com:office:office" xmlns:oel="http://schemas.microsoft.com/office/2019/extlst" xmlns:r="http://schemas.openxmlformats.org/officeDocument/2006/relationships" xmlns:m="http://schemas.openxmlformats.org/officeDocument/2006/math" xmlns:v="urn:schemas-microsoft-com:vml" xmlns:wp14="http://schemas.microsoft.com/office/word/2010/wordprocessingDrawing" xmlns:wp="http://schemas.openxmlformats.org/drawingml/2006/wordprocessingDrawing" xmlns:w10="urn:schemas-microsoft-com:office:word" xmlns:w="http://schemas.openxmlformats.org/wordprocessingml/2006/main" xmlns:w14="http://schemas.microsoft.com/office/word/2010/wordml" xmlns:w15="http://schemas.microsoft.com/office/word/2012/wordml" xmlns:w16cex="http://schemas.microsoft.com/office/word/2018/wordml/cex" xmlns:w16cid="http://schemas.microsoft.com/office/word/2016/wordml/cid" xmlns:w16="http://schemas.microsoft.com/office/word/2018/wordml" xmlns:w16du="http://schemas.microsoft.com/office/word/2023/wordml/word16du" xmlns:w16sdtdh="http://schemas.microsoft.com/office/word/2020/wordml/sdtdatahash" xmlns:w16sdtfl="http://schemas.microsoft.com/office/word/2024/wordml/sdtformatlock" xmlns:w16se="http://schemas.microsoft.com/office/word/2015/wordml/symex" xmlns:wpg="http://schemas.microsoft.com/office/word/2010/wordprocessingGroup" xmlns:wpi="http://schemas.microsoft.com/office/word/2010/wordprocessingInk" xmlns:wne="http://schemas.microsoft.com/office/word/2006/wordml" xmlns:wps="http://schemas.microsoft.com/office/word/2010/wordprocessingShape" mc:Ignorable="w14 w15 w16se w16cid w16 w16cex w16sdtdh w16sdtfl w16du wp14">
-  <w:abstractNum w:abstractNumId="0" w15:restartNumberingAfterBreak="0">
-    <w:nsid w:val="149A0E5C"/>
-    <w:multiLevelType w:val="multilevel"/>
-    <w:tmpl w:val="13946D82"/>
+<w:numbering xmlns:w="http://schemas.openxmlformats.org/wordprocessingml/2006/main" xmlns:o="urn:schemas-microsoft-com:office:office" xmlns:r="http://schemas.openxmlformats.org/officeDocument/2006/relationships" xmlns:v="urn:schemas-microsoft-com:vml" xmlns:mc="http://schemas.openxmlformats.org/markup-compatibility/2006" xmlns:w14="http://schemas.microsoft.com/office/word/2010/wordml" mc:Ignorable="w14">
+  <w:abstractNum w:abstractNumId="1">
     <w:lvl w:ilvl="0">
       <w:start w:val="1"/>
       <w:numFmt w:val="bullet"/>
@@ -3519,10 +3076,7 @@
       </w:rPr>
     </w:lvl>
   </w:abstractNum>
-  <w:abstractNum w:abstractNumId="1" w15:restartNumberingAfterBreak="0">
-    <w:nsid w:val="26FD76A5"/>
-    <w:multiLevelType w:val="multilevel"/>
-    <w:tmpl w:val="D70EDB7E"/>
+  <w:abstractNum w:abstractNumId="2">
     <w:lvl w:ilvl="0">
       <w:start w:val="1"/>
       <w:numFmt w:val="bullet"/>
@@ -3659,10 +3213,7 @@
       </w:rPr>
     </w:lvl>
   </w:abstractNum>
-  <w:abstractNum w:abstractNumId="2" w15:restartNumberingAfterBreak="0">
-    <w:nsid w:val="38EB42BE"/>
-    <w:multiLevelType w:val="multilevel"/>
-    <w:tmpl w:val="4C3E5E88"/>
+  <w:abstractNum w:abstractNumId="3">
     <w:lvl w:ilvl="0">
       <w:start w:val="1"/>
       <w:numFmt w:val="none"/>
@@ -3673,7 +3224,7 @@
         <w:tabs>
           <w:tab w:val="num" w:pos="0"/>
         </w:tabs>
-        <w:ind w:left="0" w:firstLine="0"/>
+        <w:ind w:left="0" w:hanging="0"/>
       </w:pPr>
     </w:lvl>
     <w:lvl w:ilvl="1">
@@ -3686,7 +3237,7 @@
         <w:tabs>
           <w:tab w:val="num" w:pos="0"/>
         </w:tabs>
-        <w:ind w:left="0" w:firstLine="0"/>
+        <w:ind w:left="0" w:hanging="0"/>
       </w:pPr>
     </w:lvl>
     <w:lvl w:ilvl="2">
@@ -3699,7 +3250,7 @@
         <w:tabs>
           <w:tab w:val="num" w:pos="0"/>
         </w:tabs>
-        <w:ind w:left="0" w:firstLine="0"/>
+        <w:ind w:left="0" w:hanging="0"/>
       </w:pPr>
     </w:lvl>
     <w:lvl w:ilvl="3">
@@ -3712,7 +3263,7 @@
         <w:tabs>
           <w:tab w:val="num" w:pos="0"/>
         </w:tabs>
-        <w:ind w:left="0" w:firstLine="0"/>
+        <w:ind w:left="0" w:hanging="0"/>
       </w:pPr>
     </w:lvl>
     <w:lvl w:ilvl="4">
@@ -3725,7 +3276,7 @@
         <w:tabs>
           <w:tab w:val="num" w:pos="0"/>
         </w:tabs>
-        <w:ind w:left="0" w:firstLine="0"/>
+        <w:ind w:left="0" w:hanging="0"/>
       </w:pPr>
     </w:lvl>
     <w:lvl w:ilvl="5">
@@ -3738,7 +3289,7 @@
         <w:tabs>
           <w:tab w:val="num" w:pos="0"/>
         </w:tabs>
-        <w:ind w:left="0" w:firstLine="0"/>
+        <w:ind w:left="0" w:hanging="0"/>
       </w:pPr>
     </w:lvl>
     <w:lvl w:ilvl="6">
@@ -3751,7 +3302,7 @@
         <w:tabs>
           <w:tab w:val="num" w:pos="0"/>
         </w:tabs>
-        <w:ind w:left="0" w:firstLine="0"/>
+        <w:ind w:left="0" w:hanging="0"/>
       </w:pPr>
     </w:lvl>
     <w:lvl w:ilvl="7">
@@ -3764,7 +3315,7 @@
         <w:tabs>
           <w:tab w:val="num" w:pos="0"/>
         </w:tabs>
-        <w:ind w:left="0" w:firstLine="0"/>
+        <w:ind w:left="0" w:hanging="0"/>
       </w:pPr>
     </w:lvl>
     <w:lvl w:ilvl="8">
@@ -3777,39 +3328,28 @@
         <w:tabs>
           <w:tab w:val="num" w:pos="0"/>
         </w:tabs>
-        <w:ind w:left="0" w:firstLine="0"/>
+        <w:ind w:left="0" w:hanging="0"/>
       </w:pPr>
     </w:lvl>
   </w:abstractNum>
-  <w:num w:numId="1" w16cid:durableId="643125615">
-    <w:abstractNumId w:val="0"/>
-  </w:num>
-  <w:num w:numId="2" w16cid:durableId="124280831">
+  <w:num w:numId="1">
     <w:abstractNumId w:val="1"/>
   </w:num>
-  <w:num w:numId="3" w16cid:durableId="7954795">
+  <w:num w:numId="2">
     <w:abstractNumId w:val="2"/>
+  </w:num>
+  <w:num w:numId="3">
+    <w:abstractNumId w:val="3"/>
   </w:num>
 </w:numbering>
 </file>
 
-<file path=word/people.xml><?xml version="1.0" encoding="utf-8"?>
-<w15:people xmlns:wpc="http://schemas.microsoft.com/office/word/2010/wordprocessingCanvas" xmlns:cx="http://schemas.microsoft.com/office/drawing/2014/chartex" xmlns:cx1="http://schemas.microsoft.com/office/drawing/2015/9/8/chartex" xmlns:cx2="http://schemas.microsoft.com/office/drawing/2015/10/21/chartex" xmlns:cx3="http://schemas.microsoft.com/office/drawing/2016/5/9/chartex" xmlns:cx4="http://schemas.microsoft.com/office/drawing/2016/5/10/chartex" xmlns:cx5="http://schemas.microsoft.com/office/drawing/2016/5/11/chartex" xmlns:cx6="http://schemas.microsoft.com/office/drawing/2016/5/12/chartex" xmlns:cx7="http://schemas.microsoft.com/office/drawing/2016/5/13/chartex" xmlns:cx8="http://schemas.microsoft.com/office/drawing/2016/5/14/chartex" xmlns:mc="http://schemas.openxmlformats.org/markup-compatibility/2006" xmlns:aink="http://schemas.microsoft.com/office/drawing/2016/ink" xmlns:am3d="http://schemas.microsoft.com/office/drawing/2017/model3d" xmlns:o="urn:schemas-microsoft-com:office:office" xmlns:oel="http://schemas.microsoft.com/office/2019/extlst" xmlns:r="http://schemas.openxmlformats.org/officeDocument/2006/relationships" xmlns:m="http://schemas.openxmlformats.org/officeDocument/2006/math" xmlns:v="urn:schemas-microsoft-com:vml" xmlns:wp14="http://schemas.microsoft.com/office/word/2010/wordprocessingDrawing" xmlns:wp="http://schemas.openxmlformats.org/drawingml/2006/wordprocessingDrawing" xmlns:w10="urn:schemas-microsoft-com:office:word" xmlns:w="http://schemas.openxmlformats.org/wordprocessingml/2006/main" xmlns:w14="http://schemas.microsoft.com/office/word/2010/wordml" xmlns:w15="http://schemas.microsoft.com/office/word/2012/wordml" xmlns:w16cex="http://schemas.microsoft.com/office/word/2018/wordml/cex" xmlns:w16cid="http://schemas.microsoft.com/office/word/2016/wordml/cid" xmlns:w16="http://schemas.microsoft.com/office/word/2018/wordml" xmlns:w16du="http://schemas.microsoft.com/office/word/2023/wordml/word16du" xmlns:w16sdtdh="http://schemas.microsoft.com/office/word/2020/wordml/sdtdatahash" xmlns:w16sdtfl="http://schemas.microsoft.com/office/word/2024/wordml/sdtformatlock" xmlns:w16se="http://schemas.microsoft.com/office/word/2015/wordml/symex" xmlns:wpg="http://schemas.microsoft.com/office/word/2010/wordprocessingGroup" xmlns:wpi="http://schemas.microsoft.com/office/word/2010/wordprocessingInk" xmlns:wne="http://schemas.microsoft.com/office/word/2006/wordml" xmlns:wps="http://schemas.microsoft.com/office/word/2010/wordprocessingShape" mc:Ignorable="w14 w15 w16se w16cid w16 w16cex w16sdtdh w16sdtfl w16du wp14">
-  <w15:person w15:author="Huguenot-Noel, Robin">
-    <w15:presenceInfo w15:providerId="AD" w15:userId="S::Robin.Huguenot-Noel@eui.eu::e695738c-08e8-46f0-b083-0dc0241998d2"/>
-  </w15:person>
-  <w15:person w15:author="Huguenot-Noel, Robin [2]">
-    <w15:presenceInfo w15:providerId="AD" w15:userId="S::robin.huguenot-noel@eui.eu::e695738c-08e8-46f0-b083-0dc0241998d2"/>
-  </w15:person>
-</w15:people>
-</file>
-
 <file path=word/styles.xml><?xml version="1.0" encoding="utf-8"?>
-<w:styles xmlns:mc="http://schemas.openxmlformats.org/markup-compatibility/2006" xmlns:r="http://schemas.openxmlformats.org/officeDocument/2006/relationships" xmlns:w="http://schemas.openxmlformats.org/wordprocessingml/2006/main" xmlns:w14="http://schemas.microsoft.com/office/word/2010/wordml" xmlns:w15="http://schemas.microsoft.com/office/word/2012/wordml" xmlns:w16cex="http://schemas.microsoft.com/office/word/2018/wordml/cex" xmlns:w16cid="http://schemas.microsoft.com/office/word/2016/wordml/cid" xmlns:w16="http://schemas.microsoft.com/office/word/2018/wordml" xmlns:w16du="http://schemas.microsoft.com/office/word/2023/wordml/word16du" xmlns:w16sdtdh="http://schemas.microsoft.com/office/word/2020/wordml/sdtdatahash" xmlns:w16sdtfl="http://schemas.microsoft.com/office/word/2024/wordml/sdtformatlock" xmlns:w16se="http://schemas.microsoft.com/office/word/2015/wordml/symex" mc:Ignorable="w14 w15 w16se w16cid w16 w16cex w16sdtdh w16sdtfl w16du">
+<w:styles xmlns:w="http://schemas.openxmlformats.org/wordprocessingml/2006/main" xmlns:w14="http://schemas.microsoft.com/office/word/2010/wordml" xmlns:mc="http://schemas.openxmlformats.org/markup-compatibility/2006" mc:Ignorable="w14">
   <w:docDefaults>
     <w:rPrDefault>
       <w:rPr>
-        <w:rFonts w:asciiTheme="minorHAnsi" w:eastAsiaTheme="minorHAnsi" w:hAnsiTheme="minorHAnsi" w:cstheme="minorBidi"/>
+        <w:rFonts w:ascii="Calibri" w:hAnsi="Calibri" w:eastAsia="Calibri" w:cs="" w:asciiTheme="minorHAnsi" w:cstheme="minorBidi" w:eastAsiaTheme="minorHAnsi" w:hAnsiTheme="minorHAnsi"/>
         <w:sz w:val="22"/>
         <w:szCs w:val="22"/>
         <w:lang w:val="fr-CH" w:eastAsia="en-US" w:bidi="ar-SA"/>
@@ -3817,21 +3357,21 @@
     </w:rPrDefault>
     <w:pPrDefault>
       <w:pPr>
-        <w:suppressAutoHyphens/>
+        <w:suppressAutoHyphens w:val="true"/>
       </w:pPr>
     </w:pPrDefault>
   </w:docDefaults>
   <w:latentStyles w:defLockedState="0" w:defUIPriority="99" w:defSemiHidden="0" w:defUnhideWhenUsed="0" w:defQFormat="0" w:count="376">
     <w:lsdException w:name="Normal" w:uiPriority="0" w:qFormat="1"/>
     <w:lsdException w:name="heading 1" w:uiPriority="9" w:qFormat="1"/>
-    <w:lsdException w:name="heading 2" w:semiHidden="1" w:uiPriority="9" w:unhideWhenUsed="1" w:qFormat="1"/>
-    <w:lsdException w:name="heading 3" w:semiHidden="1" w:uiPriority="9" w:unhideWhenUsed="1" w:qFormat="1"/>
-    <w:lsdException w:name="heading 4" w:semiHidden="1" w:uiPriority="9" w:unhideWhenUsed="1" w:qFormat="1"/>
-    <w:lsdException w:name="heading 5" w:semiHidden="1" w:uiPriority="9" w:unhideWhenUsed="1" w:qFormat="1"/>
-    <w:lsdException w:name="heading 6" w:semiHidden="1" w:uiPriority="9" w:unhideWhenUsed="1" w:qFormat="1"/>
-    <w:lsdException w:name="heading 7" w:semiHidden="1" w:uiPriority="9" w:unhideWhenUsed="1" w:qFormat="1"/>
-    <w:lsdException w:name="heading 8" w:semiHidden="1" w:uiPriority="9" w:unhideWhenUsed="1" w:qFormat="1"/>
-    <w:lsdException w:name="heading 9" w:semiHidden="1" w:uiPriority="9" w:unhideWhenUsed="1" w:qFormat="1"/>
+    <w:lsdException w:name="heading 2" w:uiPriority="9" w:semiHidden="1" w:unhideWhenUsed="1" w:qFormat="1"/>
+    <w:lsdException w:name="heading 3" w:uiPriority="9" w:semiHidden="1" w:unhideWhenUsed="1" w:qFormat="1"/>
+    <w:lsdException w:name="heading 4" w:uiPriority="9" w:semiHidden="1" w:unhideWhenUsed="1" w:qFormat="1"/>
+    <w:lsdException w:name="heading 5" w:uiPriority="9" w:semiHidden="1" w:unhideWhenUsed="1" w:qFormat="1"/>
+    <w:lsdException w:name="heading 6" w:uiPriority="9" w:semiHidden="1" w:unhideWhenUsed="1" w:qFormat="1"/>
+    <w:lsdException w:name="heading 7" w:uiPriority="9" w:semiHidden="1" w:unhideWhenUsed="1" w:qFormat="1"/>
+    <w:lsdException w:name="heading 8" w:uiPriority="9" w:semiHidden="1" w:unhideWhenUsed="1" w:qFormat="1"/>
+    <w:lsdException w:name="heading 9" w:uiPriority="9" w:semiHidden="1" w:unhideWhenUsed="1" w:qFormat="1"/>
     <w:lsdException w:name="index 1" w:semiHidden="1" w:unhideWhenUsed="1"/>
     <w:lsdException w:name="index 2" w:semiHidden="1" w:unhideWhenUsed="1"/>
     <w:lsdException w:name="index 3" w:semiHidden="1" w:unhideWhenUsed="1"/>
@@ -3841,22 +3381,22 @@
     <w:lsdException w:name="index 7" w:semiHidden="1" w:unhideWhenUsed="1"/>
     <w:lsdException w:name="index 8" w:semiHidden="1" w:unhideWhenUsed="1"/>
     <w:lsdException w:name="index 9" w:semiHidden="1" w:unhideWhenUsed="1"/>
-    <w:lsdException w:name="toc 1" w:semiHidden="1" w:uiPriority="39" w:unhideWhenUsed="1"/>
-    <w:lsdException w:name="toc 2" w:semiHidden="1" w:uiPriority="39" w:unhideWhenUsed="1"/>
-    <w:lsdException w:name="toc 3" w:semiHidden="1" w:uiPriority="39" w:unhideWhenUsed="1"/>
-    <w:lsdException w:name="toc 4" w:semiHidden="1" w:uiPriority="39" w:unhideWhenUsed="1"/>
-    <w:lsdException w:name="toc 5" w:semiHidden="1" w:uiPriority="39" w:unhideWhenUsed="1"/>
-    <w:lsdException w:name="toc 6" w:semiHidden="1" w:uiPriority="39" w:unhideWhenUsed="1"/>
-    <w:lsdException w:name="toc 7" w:semiHidden="1" w:uiPriority="39" w:unhideWhenUsed="1"/>
-    <w:lsdException w:name="toc 8" w:semiHidden="1" w:uiPriority="39" w:unhideWhenUsed="1"/>
-    <w:lsdException w:name="toc 9" w:semiHidden="1" w:uiPriority="39" w:unhideWhenUsed="1"/>
+    <w:lsdException w:name="toc 1" w:uiPriority="39" w:semiHidden="1" w:unhideWhenUsed="1"/>
+    <w:lsdException w:name="toc 2" w:uiPriority="39" w:semiHidden="1" w:unhideWhenUsed="1"/>
+    <w:lsdException w:name="toc 3" w:uiPriority="39" w:semiHidden="1" w:unhideWhenUsed="1"/>
+    <w:lsdException w:name="toc 4" w:uiPriority="39" w:semiHidden="1" w:unhideWhenUsed="1"/>
+    <w:lsdException w:name="toc 5" w:uiPriority="39" w:semiHidden="1" w:unhideWhenUsed="1"/>
+    <w:lsdException w:name="toc 6" w:uiPriority="39" w:semiHidden="1" w:unhideWhenUsed="1"/>
+    <w:lsdException w:name="toc 7" w:uiPriority="39" w:semiHidden="1" w:unhideWhenUsed="1"/>
+    <w:lsdException w:name="toc 8" w:uiPriority="39" w:semiHidden="1" w:unhideWhenUsed="1"/>
+    <w:lsdException w:name="toc 9" w:uiPriority="39" w:semiHidden="1" w:unhideWhenUsed="1"/>
     <w:lsdException w:name="Normal Indent" w:semiHidden="1" w:unhideWhenUsed="1"/>
     <w:lsdException w:name="footnote text" w:semiHidden="1" w:unhideWhenUsed="1"/>
     <w:lsdException w:name="annotation text" w:semiHidden="1" w:unhideWhenUsed="1"/>
     <w:lsdException w:name="header" w:semiHidden="1" w:unhideWhenUsed="1"/>
     <w:lsdException w:name="footer" w:semiHidden="1" w:unhideWhenUsed="1"/>
     <w:lsdException w:name="index heading" w:semiHidden="1" w:unhideWhenUsed="1"/>
-    <w:lsdException w:name="caption" w:semiHidden="1" w:uiPriority="35" w:unhideWhenUsed="1" w:qFormat="1"/>
+    <w:lsdException w:name="caption" w:uiPriority="35" w:semiHidden="1" w:unhideWhenUsed="1" w:qFormat="1"/>
     <w:lsdException w:name="table of figures" w:semiHidden="1" w:unhideWhenUsed="1"/>
     <w:lsdException w:name="envelope address" w:semiHidden="1" w:unhideWhenUsed="1"/>
     <w:lsdException w:name="envelope return" w:semiHidden="1" w:unhideWhenUsed="1"/>
@@ -3887,7 +3427,7 @@
     <w:lsdException w:name="Title" w:uiPriority="10" w:qFormat="1"/>
     <w:lsdException w:name="Closing" w:semiHidden="1" w:unhideWhenUsed="1"/>
     <w:lsdException w:name="Signature" w:semiHidden="1" w:unhideWhenUsed="1"/>
-    <w:lsdException w:name="Default Paragraph Font" w:semiHidden="1" w:uiPriority="1" w:unhideWhenUsed="1"/>
+    <w:lsdException w:name="Default Paragraph Font" w:uiPriority="1" w:semiHidden="1" w:unhideWhenUsed="1"/>
     <w:lsdException w:name="Body Text" w:semiHidden="1" w:unhideWhenUsed="1"/>
     <w:lsdException w:name="Body Text Indent" w:semiHidden="1" w:unhideWhenUsed="1"/>
     <w:lsdException w:name="List Continue" w:semiHidden="1" w:unhideWhenUsed="1"/>
@@ -4087,8 +3627,8 @@
     <w:lsdException w:name="Subtle Reference" w:uiPriority="31" w:qFormat="1"/>
     <w:lsdException w:name="Intense Reference" w:uiPriority="32" w:qFormat="1"/>
     <w:lsdException w:name="Book Title" w:uiPriority="33" w:qFormat="1"/>
-    <w:lsdException w:name="Bibliography" w:semiHidden="1" w:uiPriority="37" w:unhideWhenUsed="1"/>
-    <w:lsdException w:name="TOC Heading" w:semiHidden="1" w:uiPriority="39" w:unhideWhenUsed="1" w:qFormat="1"/>
+    <w:lsdException w:name="Bibliography" w:uiPriority="37" w:semiHidden="1" w:unhideWhenUsed="1"/>
+    <w:lsdException w:name="TOC Heading" w:uiPriority="39" w:semiHidden="1" w:unhideWhenUsed="1" w:qFormat="1"/>
     <w:lsdException w:name="Plain Table 1" w:uiPriority="41"/>
     <w:lsdException w:name="Plain Table 2" w:uiPriority="42"/>
     <w:lsdException w:name="Plain Table 3" w:uiPriority="43"/>
@@ -4199,75 +3739,68 @@
     <w:lsdException w:name="Unresolved Mention" w:semiHidden="1" w:unhideWhenUsed="1"/>
     <w:lsdException w:name="Smart Link" w:semiHidden="1" w:unhideWhenUsed="1"/>
   </w:latentStyles>
-  <w:style w:type="paragraph" w:default="1" w:styleId="Normal">
+  <w:style w:type="paragraph" w:styleId="Normal" w:default="1">
     <w:name w:val="Normal"/>
     <w:qFormat/>
-    <w:rsid w:val="00817C1E"/>
+    <w:rsid w:val="00817c1e"/>
     <w:pPr>
-      <w:spacing w:after="160" w:line="259" w:lineRule="auto"/>
+      <w:widowControl/>
+      <w:suppressAutoHyphens w:val="true"/>
+      <w:bidi w:val="0"/>
+      <w:spacing w:lineRule="auto" w:line="259" w:before="0" w:after="160"/>
+      <w:jc w:val="left"/>
     </w:pPr>
+    <w:rPr>
+      <w:rFonts w:ascii="Calibri" w:hAnsi="Calibri" w:eastAsia="Calibri" w:cs="" w:asciiTheme="minorHAnsi" w:cstheme="minorBidi" w:eastAsiaTheme="minorHAnsi" w:hAnsiTheme="minorHAnsi"/>
+      <w:color w:val="auto"/>
+      <w:kern w:val="0"/>
+      <w:sz w:val="22"/>
+      <w:szCs w:val="22"/>
+      <w:lang w:val="fr-CH" w:eastAsia="en-US" w:bidi="ar-SA"/>
+    </w:rPr>
   </w:style>
-  <w:style w:type="character" w:default="1" w:styleId="DefaultParagraphFont">
+  <w:style w:type="character" w:styleId="DefaultParagraphFont" w:default="1">
     <w:name w:val="Default Paragraph Font"/>
     <w:uiPriority w:val="1"/>
     <w:semiHidden/>
     <w:unhideWhenUsed/>
+    <w:qFormat/>
+    <w:rPr/>
   </w:style>
-  <w:style w:type="table" w:default="1" w:styleId="TableNormal">
-    <w:name w:val="Normal Table"/>
-    <w:uiPriority w:val="99"/>
-    <w:semiHidden/>
-    <w:unhideWhenUsed/>
-    <w:tblPr>
-      <w:tblInd w:w="0" w:type="dxa"/>
-      <w:tblCellMar>
-        <w:top w:w="0" w:type="dxa"/>
-        <w:left w:w="108" w:type="dxa"/>
-        <w:bottom w:w="0" w:type="dxa"/>
-        <w:right w:w="108" w:type="dxa"/>
-      </w:tblCellMar>
-    </w:tblPr>
-  </w:style>
-  <w:style w:type="numbering" w:default="1" w:styleId="NoList">
-    <w:name w:val="No List"/>
-    <w:uiPriority w:val="99"/>
-    <w:semiHidden/>
-    <w:unhideWhenUsed/>
-  </w:style>
-  <w:style w:type="character" w:styleId="CommentReference">
+  <w:style w:type="character" w:styleId="annotationreference">
     <w:name w:val="annotation reference"/>
     <w:basedOn w:val="DefaultParagraphFont"/>
     <w:uiPriority w:val="99"/>
     <w:semiHidden/>
     <w:unhideWhenUsed/>
     <w:qFormat/>
-    <w:rsid w:val="009B4D90"/>
+    <w:rsid w:val="009b4d90"/>
     <w:rPr>
       <w:sz w:val="16"/>
       <w:szCs w:val="16"/>
     </w:rPr>
   </w:style>
-  <w:style w:type="character" w:customStyle="1" w:styleId="CommentTextChar">
+  <w:style w:type="character" w:styleId="CommentTextChar" w:customStyle="1">
     <w:name w:val="Comment Text Char"/>
     <w:basedOn w:val="DefaultParagraphFont"/>
-    <w:link w:val="CommentText"/>
+    <w:link w:val="AnnotationText"/>
     <w:uiPriority w:val="99"/>
     <w:semiHidden/>
     <w:qFormat/>
-    <w:rsid w:val="009B4D90"/>
+    <w:rsid w:val="009b4d90"/>
     <w:rPr>
       <w:sz w:val="20"/>
       <w:szCs w:val="20"/>
     </w:rPr>
   </w:style>
-  <w:style w:type="character" w:customStyle="1" w:styleId="CommentSubjectChar">
+  <w:style w:type="character" w:styleId="CommentSubjectChar" w:customStyle="1">
     <w:name w:val="Comment Subject Char"/>
     <w:basedOn w:val="CommentTextChar"/>
-    <w:link w:val="CommentSubject"/>
+    <w:link w:val="annotationsubject"/>
     <w:uiPriority w:val="99"/>
     <w:semiHidden/>
     <w:qFormat/>
-    <w:rsid w:val="009B4D90"/>
+    <w:rsid w:val="009b4d90"/>
     <w:rPr>
       <w:b/>
       <w:bCs/>
@@ -4275,35 +3808,37 @@
       <w:szCs w:val="20"/>
     </w:rPr>
   </w:style>
-  <w:style w:type="character" w:customStyle="1" w:styleId="BalloonTextChar">
+  <w:style w:type="character" w:styleId="BalloonTextChar" w:customStyle="1">
     <w:name w:val="Balloon Text Char"/>
     <w:basedOn w:val="DefaultParagraphFont"/>
     <w:link w:val="BalloonText"/>
     <w:uiPriority w:val="99"/>
     <w:semiHidden/>
     <w:qFormat/>
-    <w:rsid w:val="009B4D90"/>
+    <w:rsid w:val="009b4d90"/>
     <w:rPr>
       <w:rFonts w:ascii="Segoe UI" w:hAnsi="Segoe UI" w:cs="Segoe UI"/>
       <w:sz w:val="18"/>
       <w:szCs w:val="18"/>
     </w:rPr>
   </w:style>
-  <w:style w:type="character" w:customStyle="1" w:styleId="HeaderChar">
+  <w:style w:type="character" w:styleId="HeaderChar" w:customStyle="1">
     <w:name w:val="Header Char"/>
     <w:basedOn w:val="DefaultParagraphFont"/>
     <w:link w:val="Header"/>
     <w:uiPriority w:val="99"/>
     <w:qFormat/>
-    <w:rsid w:val="0074416E"/>
+    <w:rsid w:val="0074416e"/>
+    <w:rPr/>
   </w:style>
-  <w:style w:type="character" w:customStyle="1" w:styleId="FooterChar">
+  <w:style w:type="character" w:styleId="FooterChar" w:customStyle="1">
     <w:name w:val="Footer Char"/>
     <w:basedOn w:val="DefaultParagraphFont"/>
     <w:link w:val="Footer"/>
     <w:uiPriority w:val="99"/>
     <w:qFormat/>
-    <w:rsid w:val="0074416E"/>
+    <w:rsid w:val="0074416e"/>
+    <w:rPr/>
   </w:style>
   <w:style w:type="character" w:styleId="Hyperlink">
     <w:name w:val="Hyperlink"/>
@@ -4316,28 +3851,32 @@
     <w:name w:val="FollowedHyperlink"/>
     <w:basedOn w:val="DefaultParagraphFont"/>
     <w:rPr>
-      <w:color w:val="954F72" w:themeColor="followedHyperlink"/>
+      <w:color w:themeColor="followedHyperlink" w:val="954F72"/>
       <w:u w:val="single"/>
     </w:rPr>
   </w:style>
-  <w:style w:type="character" w:customStyle="1" w:styleId="Bullets">
+  <w:style w:type="character" w:styleId="Bullets" w:customStyle="1">
     <w:name w:val="Bullets"/>
     <w:qFormat/>
     <w:rPr>
-      <w:rFonts w:ascii="OpenSymbol" w:eastAsia="OpenSymbol" w:hAnsi="OpenSymbol" w:cs="OpenSymbol"/>
+      <w:rFonts w:ascii="OpenSymbol" w:hAnsi="OpenSymbol" w:eastAsia="OpenSymbol" w:cs="OpenSymbol"/>
     </w:rPr>
   </w:style>
-  <w:style w:type="paragraph" w:customStyle="1" w:styleId="Heading">
+  <w:style w:type="character" w:styleId="LineNumber">
+    <w:name w:val="Line Number"/>
+    <w:rPr/>
+  </w:style>
+  <w:style w:type="paragraph" w:styleId="Heading" w:customStyle="1">
     <w:name w:val="Heading"/>
     <w:basedOn w:val="Normal"/>
     <w:next w:val="BodyText"/>
     <w:qFormat/>
     <w:pPr>
-      <w:keepNext/>
+      <w:keepNext w:val="true"/>
       <w:spacing w:before="240" w:after="120"/>
     </w:pPr>
     <w:rPr>
-      <w:rFonts w:ascii="Liberation Sans" w:eastAsia="Noto Sans CJK SC" w:hAnsi="Liberation Sans" w:cs="Noto Sans Devanagari"/>
+      <w:rFonts w:ascii="Liberation Sans" w:hAnsi="Liberation Sans" w:eastAsia="Noto Sans CJK SC" w:cs="Noto Sans Devanagari"/>
       <w:sz w:val="28"/>
       <w:szCs w:val="28"/>
     </w:rPr>
@@ -4346,18 +3885,20 @@
     <w:name w:val="Body Text"/>
     <w:basedOn w:val="Normal"/>
     <w:pPr>
-      <w:spacing w:after="140" w:line="276" w:lineRule="auto"/>
+      <w:spacing w:lineRule="auto" w:line="276" w:before="0" w:after="140"/>
     </w:pPr>
+    <w:rPr/>
   </w:style>
   <w:style w:type="paragraph" w:styleId="List">
     <w:name w:val="List"/>
     <w:basedOn w:val="BodyText"/>
+    <w:pPr/>
     <w:rPr>
       <w:rFonts w:cs="Noto Sans Devanagari"/>
     </w:rPr>
   </w:style>
   <w:style w:type="paragraph" w:styleId="Caption">
-    <w:name w:val="caption"/>
+    <w:name w:val="Caption"/>
     <w:basedOn w:val="Normal"/>
     <w:qFormat/>
     <w:pPr>
@@ -4372,7 +3913,7 @@
       <w:szCs w:val="24"/>
     </w:rPr>
   </w:style>
-  <w:style w:type="paragraph" w:customStyle="1" w:styleId="Index">
+  <w:style w:type="paragraph" w:styleId="Index" w:customStyle="1">
     <w:name w:val="Index"/>
     <w:basedOn w:val="Normal"/>
     <w:qFormat/>
@@ -4388,38 +3929,41 @@
     <w:basedOn w:val="Normal"/>
     <w:uiPriority w:val="34"/>
     <w:qFormat/>
-    <w:rsid w:val="00817C1E"/>
+    <w:rsid w:val="00817c1e"/>
     <w:pPr>
+      <w:spacing w:before="0" w:after="160"/>
       <w:ind w:left="720"/>
       <w:contextualSpacing/>
     </w:pPr>
+    <w:rPr/>
   </w:style>
-  <w:style w:type="paragraph" w:styleId="CommentText">
-    <w:name w:val="annotation text"/>
+  <w:style w:type="paragraph" w:styleId="AnnotationText">
+    <w:name w:val="Annotation Text"/>
     <w:basedOn w:val="Normal"/>
     <w:link w:val="CommentTextChar"/>
     <w:uiPriority w:val="99"/>
     <w:semiHidden/>
     <w:unhideWhenUsed/>
-    <w:rsid w:val="009B4D90"/>
+    <w:rsid w:val="009b4d90"/>
     <w:pPr>
-      <w:spacing w:line="240" w:lineRule="auto"/>
+      <w:spacing w:lineRule="auto" w:line="240"/>
     </w:pPr>
     <w:rPr>
       <w:sz w:val="20"/>
       <w:szCs w:val="20"/>
     </w:rPr>
   </w:style>
-  <w:style w:type="paragraph" w:styleId="CommentSubject">
+  <w:style w:type="paragraph" w:styleId="annotationsubject">
     <w:name w:val="annotation subject"/>
-    <w:basedOn w:val="CommentText"/>
-    <w:next w:val="CommentText"/>
+    <w:basedOn w:val="AnnotationText"/>
+    <w:next w:val="AnnotationText"/>
     <w:link w:val="CommentSubjectChar"/>
     <w:uiPriority w:val="99"/>
     <w:semiHidden/>
     <w:unhideWhenUsed/>
     <w:qFormat/>
-    <w:rsid w:val="009B4D90"/>
+    <w:rsid w:val="009b4d90"/>
+    <w:pPr/>
     <w:rPr>
       <w:b/>
       <w:bCs/>
@@ -4433,9 +3977,9 @@
     <w:semiHidden/>
     <w:unhideWhenUsed/>
     <w:qFormat/>
-    <w:rsid w:val="009B4D90"/>
+    <w:rsid w:val="009b4d90"/>
     <w:pPr>
-      <w:spacing w:after="0" w:line="240" w:lineRule="auto"/>
+      <w:spacing w:lineRule="auto" w:line="240" w:before="0" w:after="0"/>
     </w:pPr>
     <w:rPr>
       <w:rFonts w:ascii="Segoe UI" w:hAnsi="Segoe UI" w:cs="Segoe UI"/>
@@ -4443,49 +3987,55 @@
       <w:szCs w:val="18"/>
     </w:rPr>
   </w:style>
-  <w:style w:type="paragraph" w:customStyle="1" w:styleId="HeaderandFooter">
+  <w:style w:type="paragraph" w:styleId="HeaderandFooter" w:customStyle="1">
     <w:name w:val="Header and Footer"/>
     <w:basedOn w:val="Normal"/>
     <w:qFormat/>
+    <w:pPr/>
+    <w:rPr/>
   </w:style>
   <w:style w:type="paragraph" w:styleId="Header">
-    <w:name w:val="header"/>
+    <w:name w:val="Header"/>
     <w:basedOn w:val="Normal"/>
     <w:link w:val="HeaderChar"/>
     <w:uiPriority w:val="99"/>
     <w:unhideWhenUsed/>
-    <w:rsid w:val="0074416E"/>
+    <w:rsid w:val="0074416e"/>
     <w:pPr>
       <w:tabs>
-        <w:tab w:val="center" w:pos="4536"/>
-        <w:tab w:val="right" w:pos="9072"/>
+        <w:tab w:val="clear" w:pos="708"/>
+        <w:tab w:val="center" w:pos="4536" w:leader="none"/>
+        <w:tab w:val="right" w:pos="9072" w:leader="none"/>
       </w:tabs>
-      <w:spacing w:after="0" w:line="240" w:lineRule="auto"/>
+      <w:spacing w:lineRule="auto" w:line="240" w:before="0" w:after="0"/>
     </w:pPr>
+    <w:rPr/>
   </w:style>
   <w:style w:type="paragraph" w:styleId="Footer">
-    <w:name w:val="footer"/>
+    <w:name w:val="Footer"/>
     <w:basedOn w:val="Normal"/>
     <w:link w:val="FooterChar"/>
     <w:uiPriority w:val="99"/>
     <w:unhideWhenUsed/>
-    <w:rsid w:val="0074416E"/>
+    <w:rsid w:val="0074416e"/>
     <w:pPr>
       <w:tabs>
-        <w:tab w:val="center" w:pos="4536"/>
-        <w:tab w:val="right" w:pos="9072"/>
+        <w:tab w:val="clear" w:pos="708"/>
+        <w:tab w:val="center" w:pos="4536" w:leader="none"/>
+        <w:tab w:val="right" w:pos="9072" w:leader="none"/>
       </w:tabs>
-      <w:spacing w:after="0" w:line="240" w:lineRule="auto"/>
+      <w:spacing w:lineRule="auto" w:line="240" w:before="0" w:after="0"/>
     </w:pPr>
+    <w:rPr/>
   </w:style>
-  <w:style w:type="paragraph" w:customStyle="1" w:styleId="Paragraphestandard">
+  <w:style w:type="paragraph" w:styleId="Paragraphestandard" w:customStyle="1">
     <w:name w:val="[Paragraphe standard]"/>
     <w:basedOn w:val="Normal"/>
     <w:uiPriority w:val="99"/>
     <w:qFormat/>
-    <w:rsid w:val="00FC661B"/>
+    <w:rsid w:val="00fc661b"/>
     <w:pPr>
-      <w:spacing w:after="0" w:line="288" w:lineRule="auto"/>
+      <w:spacing w:lineRule="auto" w:line="288" w:before="0" w:after="0"/>
       <w:textAlignment w:val="center"/>
     </w:pPr>
     <w:rPr>
@@ -4496,93 +4046,128 @@
       <w:lang w:val="fr-FR"/>
     </w:rPr>
   </w:style>
-  <w:style w:type="paragraph" w:customStyle="1" w:styleId="FrameContents">
+  <w:style w:type="paragraph" w:styleId="FrameContents" w:customStyle="1">
     <w:name w:val="Frame Contents"/>
     <w:basedOn w:val="Normal"/>
     <w:qFormat/>
+    <w:pPr/>
+    <w:rPr/>
+  </w:style>
+  <w:style w:type="paragraph" w:styleId="Revision">
+    <w:name w:val="Revision"/>
+    <w:uiPriority w:val="99"/>
+    <w:semiHidden/>
+    <w:qFormat/>
+    <w:rsid w:val="00166937"/>
+    <w:pPr>
+      <w:widowControl/>
+      <w:suppressAutoHyphens w:val="false"/>
+      <w:bidi w:val="0"/>
+      <w:spacing w:before="0" w:after="0"/>
+      <w:jc w:val="left"/>
+    </w:pPr>
+    <w:rPr>
+      <w:rFonts w:ascii="Calibri" w:hAnsi="Calibri" w:eastAsia="Calibri" w:cs="" w:asciiTheme="minorHAnsi" w:cstheme="minorBidi" w:eastAsiaTheme="minorHAnsi" w:hAnsiTheme="minorHAnsi"/>
+      <w:color w:val="auto"/>
+      <w:kern w:val="0"/>
+      <w:sz w:val="22"/>
+      <w:szCs w:val="22"/>
+      <w:lang w:val="fr-CH" w:eastAsia="en-US" w:bidi="ar-SA"/>
+    </w:rPr>
+  </w:style>
+  <w:style w:type="numbering" w:styleId="NoList" w:default="1">
+    <w:name w:val="No List"/>
+    <w:uiPriority w:val="99"/>
+    <w:semiHidden/>
+    <w:unhideWhenUsed/>
+    <w:qFormat/>
+  </w:style>
+  <w:style w:type="table" w:default="1" w:styleId="TableNormal">
+    <w:name w:val="Normal Table"/>
+    <w:uiPriority w:val="99"/>
+    <w:semiHidden/>
+    <w:unhideWhenUsed/>
+    <w:tblPr>
+      <w:tblCellMar>
+        <w:top w:w="0" w:type="dxa"/>
+        <w:left w:w="108" w:type="dxa"/>
+        <w:bottom w:w="0" w:type="dxa"/>
+        <w:right w:w="108" w:type="dxa"/>
+      </w:tblCellMar>
+    </w:tblPr>
   </w:style>
   <w:style w:type="table" w:styleId="TableGrid">
     <w:name w:val="Table Grid"/>
     <w:basedOn w:val="TableNormal"/>
     <w:uiPriority w:val="59"/>
-    <w:rsid w:val="0074416E"/>
+    <w:rsid w:val="0074416e"/>
     <w:rPr>
-      <w:rFonts w:asciiTheme="majorHAnsi" w:eastAsiaTheme="majorEastAsia" w:hAnsiTheme="majorHAnsi" w:cstheme="majorBidi"/>
+      <w:rFonts w:asciiTheme="majorHAnsi" w:hAnsiTheme="majorHAnsi" w:eastAsiaTheme="majorEastAsia" w:cstheme="majorBidi"/>
       <w:lang w:val="en-GB"/>
     </w:rPr>
     <w:tblPr>
       <w:tblBorders>
-        <w:top w:val="single" w:sz="4" w:space="0" w:color="auto"/>
-        <w:left w:val="single" w:sz="4" w:space="0" w:color="auto"/>
-        <w:bottom w:val="single" w:sz="4" w:space="0" w:color="auto"/>
-        <w:right w:val="single" w:sz="4" w:space="0" w:color="auto"/>
-        <w:insideH w:val="single" w:sz="4" w:space="0" w:color="auto"/>
-        <w:insideV w:val="single" w:sz="4" w:space="0" w:color="auto"/>
+        <w:top w:val="single" w:color="auto" w:sz="4" w:space="0"/>
+        <w:left w:val="single" w:color="auto" w:sz="4" w:space="0"/>
+        <w:bottom w:val="single" w:color="auto" w:sz="4" w:space="0"/>
+        <w:right w:val="single" w:color="auto" w:sz="4" w:space="0"/>
+        <w:insideH w:val="single" w:color="auto" w:sz="4" w:space="0"/>
+        <w:insideV w:val="single" w:color="auto" w:sz="4" w:space="0"/>
       </w:tblBorders>
     </w:tblPr>
-  </w:style>
-  <w:style w:type="paragraph" w:styleId="Revision">
-    <w:name w:val="Revision"/>
-    <w:hidden/>
-    <w:uiPriority w:val="99"/>
-    <w:semiHidden/>
-    <w:rsid w:val="00166937"/>
-    <w:pPr>
-      <w:suppressAutoHyphens w:val="0"/>
-    </w:pPr>
   </w:style>
 </w:styles>
 </file>
 
 <file path=word/theme/theme1.xml><?xml version="1.0" encoding="utf-8"?>
-<a:theme xmlns:a="http://schemas.openxmlformats.org/drawingml/2006/main" name="Thème Office">
+<a:theme xmlns:a="http://schemas.openxmlformats.org/drawingml/2006/main" xmlns:r="http://schemas.openxmlformats.org/officeDocument/2006/relationships" name="Thème Office">
   <a:themeElements>
     <a:clrScheme name="Office">
       <a:dk1>
         <a:srgbClr val="000000"/>
       </a:dk1>
       <a:lt1>
-        <a:srgbClr val="FFFFFF"/>
+        <a:srgbClr val="ffffff"/>
       </a:lt1>
       <a:dk2>
-        <a:srgbClr val="44546A"/>
+        <a:srgbClr val="44546a"/>
       </a:dk2>
       <a:lt2>
-        <a:srgbClr val="E7E6E6"/>
+        <a:srgbClr val="e7e6e6"/>
       </a:lt2>
       <a:accent1>
-        <a:srgbClr val="5B9BD5"/>
+        <a:srgbClr val="5b9bd5"/>
       </a:accent1>
       <a:accent2>
-        <a:srgbClr val="ED7D31"/>
+        <a:srgbClr val="ed7d31"/>
       </a:accent2>
       <a:accent3>
-        <a:srgbClr val="A5A5A5"/>
+        <a:srgbClr val="a5a5a5"/>
       </a:accent3>
       <a:accent4>
-        <a:srgbClr val="FFC000"/>
+        <a:srgbClr val="ffc000"/>
       </a:accent4>
       <a:accent5>
-        <a:srgbClr val="4472C4"/>
+        <a:srgbClr val="4472c4"/>
       </a:accent5>
       <a:accent6>
-        <a:srgbClr val="70AD47"/>
+        <a:srgbClr val="70ad47"/>
       </a:accent6>
       <a:hlink>
-        <a:srgbClr val="0563C1"/>
+        <a:srgbClr val="0563c1"/>
       </a:hlink>
       <a:folHlink>
-        <a:srgbClr val="954F72"/>
+        <a:srgbClr val="954f72"/>
       </a:folHlink>
     </a:clrScheme>
     <a:fontScheme name="Office">
       <a:majorFont>
-        <a:latin typeface="Calibri Light" panose="020F0302020204030204"/>
+        <a:latin typeface="Calibri Light" panose="020F0302020204030204" pitchFamily="0" charset="1"/>
         <a:ea typeface=""/>
         <a:cs typeface=""/>
       </a:majorFont>
       <a:minorFont>
-        <a:latin typeface="Calibri" panose="020F0502020204030204"/>
+        <a:latin typeface="Calibri" panose="020F0502020204030204" pitchFamily="0" charset="1"/>
         <a:ea typeface=""/>
         <a:cs typeface=""/>
       </a:minorFont>
@@ -4614,7 +4199,7 @@
             </a:gs>
           </a:gsLst>
           <a:lin ang="5400000" scaled="0"/>
-          <a:tileRect/>
+          <a:tileRect l="0" t="0" r="0" b="0"/>
         </a:gradFill>
         <a:gradFill>
           <a:gsLst>
@@ -4638,7 +4223,7 @@
             </a:gs>
           </a:gsLst>
           <a:lin ang="5400000" scaled="0"/>
-          <a:tileRect/>
+          <a:tileRect l="0" t="0" r="0" b="0"/>
         </a:gradFill>
       </a:fillStyleLst>
       <a:lnStyleLst>
@@ -4698,12 +4283,10 @@
             </a:gs>
           </a:gsLst>
           <a:lin ang="5400000" scaled="0"/>
-          <a:tileRect/>
+          <a:tileRect l="0" t="0" r="0" b="0"/>
         </a:gradFill>
       </a:bgFillStyleLst>
     </a:fmtScheme>
   </a:themeElements>
-  <a:objectDefaults/>
-  <a:extraClrSchemeLst/>
 </a:theme>
 </file>
--- a/06_IRB/hrec_consent_form.docx
+++ b/06_IRB/hrec_consent_form.docx
@@ -176,18 +176,29 @@
         <w:t xml:space="preserve"> </w:t>
       </w:r>
       <w:r>
+        <w:rPr/>
+        <w:commentReference w:id="1"/>
+      </w:r>
+      <w:r>
         <w:rPr>
           <w:rFonts w:eastAsia="MS Gothic" w:cs="Arial" w:ascii="Arial" w:hAnsi="Arial"/>
           <w:lang w:val="en-GB"/>
         </w:rPr>
-        <w:commentReference w:id="1"/>
+        <w:t xml:space="preserve">Climate Policy and Just Transition: A Comparative Study of Worker Support </w:t>
       </w:r>
       <w:r>
         <w:rPr>
           <w:rFonts w:eastAsia="MS Gothic" w:cs="Arial" w:ascii="Arial" w:hAnsi="Arial"/>
           <w:lang w:val="en-GB"/>
         </w:rPr>
-        <w:t>Climate Policy and Just Transition: A Comparative Study of Worker Support</w:t>
+        <w:t>(JUST-CLIP)</w:t>
+      </w:r>
+      <w:r>
+        <w:rPr>
+          <w:rFonts w:eastAsia="MS Gothic" w:cs="Arial" w:ascii="Arial" w:hAnsi="Arial"/>
+          <w:lang w:val="en-GB"/>
+        </w:rPr>
+        <w:t xml:space="preserve">                                                             </w:t>
       </w:r>
     </w:p>
     <w:p>
@@ -282,6 +293,7 @@
       <w:hyperlink r:id="rId3">
         <w:r>
           <w:rPr>
+            <w:rStyle w:val="ListLabel29"/>
             <w:rFonts w:eastAsia="MS Gothic" w:cs="Arial" w:ascii="Arial" w:hAnsi="Arial"/>
             <w:lang w:val="de-DE"/>
           </w:rPr>
@@ -663,7 +675,7 @@
   <w:comment w:id="0" w:author="Huguenot-Noel, Robin" w:date="2025-06-24T15:31:00Z" w:initials="RH">
     <w:p>
       <w:pPr>
-        <w:overflowPunct w:val="false"/>
+        <w:overflowPunct w:val="true"/>
         <w:spacing w:before="0" w:after="0" w:lineRule="auto" w:line="240"/>
         <w:rPr/>
       </w:pPr>
@@ -679,7 +691,7 @@
     </w:p>
     <w:p>
       <w:pPr>
-        <w:overflowPunct w:val="false"/>
+        <w:overflowPunct w:val="true"/>
         <w:spacing w:before="0" w:after="0" w:lineRule="auto" w:line="240"/>
         <w:rPr/>
       </w:pPr>
@@ -696,7 +708,7 @@
   <w:comment w:id="1" w:author="Huguenot-Noel, Robin" w:date="2025-06-24T15:29:00Z" w:initials="RH">
     <w:p>
       <w:pPr>
-        <w:overflowPunct w:val="false"/>
+        <w:overflowPunct w:val="true"/>
         <w:spacing w:before="0" w:after="0" w:lineRule="auto" w:line="240"/>
         <w:rPr/>
       </w:pPr>
@@ -713,7 +725,7 @@
     </w:p>
     <w:p>
       <w:pPr>
-        <w:overflowPunct w:val="false"/>
+        <w:overflowPunct w:val="true"/>
         <w:spacing w:before="0" w:after="0" w:lineRule="auto" w:line="240"/>
         <w:rPr/>
       </w:pPr>
@@ -728,7 +740,7 @@
     </w:p>
     <w:p>
       <w:pPr>
-        <w:overflowPunct w:val="false"/>
+        <w:overflowPunct w:val="true"/>
         <w:spacing w:before="0" w:after="0" w:lineRule="auto" w:line="240"/>
         <w:rPr/>
       </w:pPr>
@@ -745,7 +757,7 @@
   <w:comment w:id="2" w:author="Huguenot-Noel, Robin" w:date="2025-06-24T15:33:00Z" w:initials="RH">
     <w:p>
       <w:pPr>
-        <w:overflowPunct w:val="false"/>
+        <w:overflowPunct w:val="true"/>
         <w:spacing w:before="0" w:after="0" w:lineRule="auto" w:line="240"/>
         <w:rPr/>
       </w:pPr>
@@ -1397,7 +1409,7 @@
       <mc:AlternateContent>
         <mc:Choice Requires="wps">
           <w:drawing>
-            <wp:anchor behindDoc="1" distT="0" distB="635" distL="111760" distR="114300" simplePos="0" locked="0" layoutInCell="0" allowOverlap="0" relativeHeight="16" wp14:anchorId="58CA05F0">
+            <wp:anchor behindDoc="1" distT="0" distB="635" distL="111125" distR="114300" simplePos="0" locked="0" layoutInCell="0" allowOverlap="0" relativeHeight="16" wp14:anchorId="58CA05F0">
               <wp:simplePos x="0" y="0"/>
               <wp:positionH relativeFrom="page">
                 <wp:posOffset>6741795</wp:posOffset>
@@ -2347,7 +2359,7 @@
       <mc:AlternateContent>
         <mc:Choice Requires="wps">
           <w:drawing>
-            <wp:anchor behindDoc="1" distT="0" distB="635" distL="111760" distR="114300" simplePos="0" locked="0" layoutInCell="0" allowOverlap="0" relativeHeight="13" wp14:anchorId="00AE7707">
+            <wp:anchor behindDoc="1" distT="0" distB="635" distL="111125" distR="114300" simplePos="0" locked="0" layoutInCell="0" allowOverlap="0" relativeHeight="13" wp14:anchorId="00AE7707">
               <wp:simplePos x="0" y="0"/>
               <wp:positionH relativeFrom="page">
                 <wp:posOffset>6741795</wp:posOffset>
